--- a/task 17/Tak 17.docx
+++ b/task 17/Tak 17.docx
@@ -170,15 +170,7 @@
           <w:sz w:val="72"/>
           <w:szCs w:val="72"/>
         </w:rPr>
-        <w:t>1</w:t>
-      </w:r>
-      <w:r>
-        <w:rPr>
-          <w:rFonts w:cstheme="minorHAnsi"/>
-          <w:sz w:val="72"/>
-          <w:szCs w:val="72"/>
-        </w:rPr>
-        <w:t>7</w:t>
+        <w:t>22</w:t>
       </w:r>
     </w:p>
     <w:p>
@@ -249,7 +241,7 @@
           <w:sz w:val="72"/>
           <w:szCs w:val="72"/>
         </w:rPr>
-        <w:t xml:space="preserve"> React</w:t>
+        <w:t xml:space="preserve"> </w:t>
       </w:r>
       <w:r>
         <w:rPr>
@@ -257,42 +249,42 @@
           <w:sz w:val="72"/>
           <w:szCs w:val="72"/>
         </w:rPr>
-        <w:t xml:space="preserve"> </w:t>
-      </w:r>
-      <w:proofErr w:type="spellStart"/>
-      <w:r>
+        <w:t>APIs Data Handling</w:t>
+      </w:r>
+    </w:p>
+    <w:p>
+      <w:pPr>
         <w:rPr>
           <w:rFonts w:cstheme="minorHAnsi"/>
           <w:sz w:val="72"/>
           <w:szCs w:val="72"/>
         </w:rPr>
-        <w:t>Todo</w:t>
-      </w:r>
-      <w:proofErr w:type="spellEnd"/>
+      </w:pPr>
       <w:r>
         <w:rPr>
           <w:rFonts w:cstheme="minorHAnsi"/>
           <w:sz w:val="72"/>
           <w:szCs w:val="72"/>
         </w:rPr>
-        <w:t xml:space="preserve"> App</w:t>
-      </w:r>
-    </w:p>
-    <w:p>
-      <w:pPr>
+        <w:t xml:space="preserve">        REST &amp; </w:t>
+      </w:r>
+      <w:proofErr w:type="spellStart"/>
+      <w:r>
         <w:rPr>
           <w:rFonts w:cstheme="minorHAnsi"/>
           <w:sz w:val="72"/>
           <w:szCs w:val="72"/>
         </w:rPr>
-      </w:pPr>
+        <w:t>GraphQL</w:t>
+      </w:r>
+      <w:proofErr w:type="spellEnd"/>
       <w:r>
         <w:rPr>
           <w:rFonts w:cstheme="minorHAnsi"/>
           <w:sz w:val="72"/>
           <w:szCs w:val="72"/>
         </w:rPr>
-        <w:t xml:space="preserve">  using reusable components</w:t>
+        <w:t xml:space="preserve"> basics</w:t>
       </w:r>
     </w:p>
     <w:p>
@@ -357,7 +349,7 @@
           <w:sz w:val="72"/>
           <w:szCs w:val="72"/>
         </w:rPr>
-        <w:t>2</w:t>
+        <w:t>13</w:t>
       </w:r>
       <w:r>
         <w:rPr>
@@ -465,37 +457,35 @@
     </w:p>
     <w:p>
       <w:pPr>
-        <w:rPr>
-          <w:rFonts w:ascii="Segoe UI Emoji" w:hAnsi="Segoe UI Emoji" w:cs="Segoe UI Emoji"/>
-          <w:sz w:val="32"/>
-          <w:szCs w:val="32"/>
-        </w:rPr>
-      </w:pPr>
-    </w:p>
-    <w:p>
-      <w:pPr>
-        <w:rPr>
-          <w:rFonts w:ascii="Algerian" w:hAnsi="Algerian"/>
-          <w:b/>
-          <w:sz w:val="72"/>
-          <w:szCs w:val="72"/>
-        </w:rPr>
-      </w:pPr>
-      <w:r>
-        <w:rPr>
-          <w:rFonts w:ascii="Segoe UI Emoji" w:hAnsi="Segoe UI Emoji" w:cs="Segoe UI Emoji"/>
-          <w:sz w:val="32"/>
-          <w:szCs w:val="32"/>
-        </w:rPr>
+        <w:pStyle w:val="Heading1"/>
+      </w:pPr>
+      <w:r>
         <w:lastRenderedPageBreak/>
-        <w:t>📘</w:t>
-      </w:r>
-      <w:r>
-        <w:rPr>
-          <w:sz w:val="32"/>
-          <w:szCs w:val="32"/>
-        </w:rPr>
-        <w:t xml:space="preserve"> Learning Report: State Management with React Context API</w:t>
+        <w:t xml:space="preserve">Learning Report: APIs Data Handling - REST and </w:t>
+      </w:r>
+      <w:proofErr w:type="spellStart"/>
+      <w:r>
+        <w:t>GraphQL</w:t>
+      </w:r>
+      <w:proofErr w:type="spellEnd"/>
+      <w:r>
+        <w:t xml:space="preserve"> Basics</w:t>
+      </w:r>
+    </w:p>
+    <w:p>
+      <w:pPr>
+        <w:pStyle w:val="Heading2"/>
+        <w:rPr>
+          <w:sz w:val="32"/>
+          <w:szCs w:val="32"/>
+        </w:rPr>
+      </w:pPr>
+      <w:r>
+        <w:rPr>
+          <w:sz w:val="32"/>
+          <w:szCs w:val="32"/>
+        </w:rPr>
+        <w:t>Introduction to APIs and Data Handling</w:t>
       </w:r>
     </w:p>
     <w:p>
@@ -508,45 +498,45 @@
       </w:pPr>
       <w:r>
         <w:rPr>
-          <w:rFonts w:ascii="Segoe UI Emoji" w:hAnsi="Segoe UI Emoji" w:cs="Segoe UI Emoji"/>
-          <w:sz w:val="32"/>
-          <w:szCs w:val="32"/>
-        </w:rPr>
-        <w:t>📚</w:t>
-      </w:r>
-      <w:r>
-        <w:rPr>
-          <w:sz w:val="32"/>
-          <w:szCs w:val="32"/>
-        </w:rPr>
-        <w:t xml:space="preserve"> </w:t>
-      </w:r>
-      <w:r>
-        <w:rPr>
-          <w:rStyle w:val="Emphasis"/>
-          <w:sz w:val="32"/>
-          <w:szCs w:val="32"/>
-        </w:rPr>
-        <w:t>Styling &amp; Components Architecture Module</w:t>
-      </w:r>
-    </w:p>
-    <w:p>
-      <w:pPr>
-        <w:pStyle w:val="Heading3"/>
-        <w:rPr>
-          <w:sz w:val="32"/>
-          <w:szCs w:val="32"/>
-        </w:rPr>
-      </w:pPr>
-      <w:r>
-        <w:rPr>
-          <w:rStyle w:val="Strong"/>
-          <w:b/>
-          <w:bCs/>
-          <w:sz w:val="32"/>
-          <w:szCs w:val="32"/>
-        </w:rPr>
-        <w:t>1. Introduction</w:t>
+          <w:sz w:val="32"/>
+          <w:szCs w:val="32"/>
+        </w:rPr>
+        <w:t>APIs (Application Programming Interfaces) are essential tools that enable communication between different software applications. They allow developers to access data and functionalities from external services without needing to understand their internal workings. In modern web development, APIs facilitate data exchange over the internet, often using protocols such as HTTP.</w:t>
+      </w:r>
+    </w:p>
+    <w:p>
+      <w:pPr>
+        <w:rPr>
+          <w:sz w:val="32"/>
+          <w:szCs w:val="32"/>
+        </w:rPr>
+      </w:pPr>
+      <w:bookmarkStart w:id="0" w:name="_GoBack"/>
+      <w:bookmarkEnd w:id="0"/>
+      <w:r>
+        <w:rPr>
+          <w:sz w:val="32"/>
+          <w:szCs w:val="32"/>
+        </w:rPr>
+        <w:pict w14:anchorId="2AA86EA2">
+          <v:rect id="_x0000_i1036" style="width:0;height:1.5pt" o:hralign="center" o:hrstd="t" o:hr="t" fillcolor="#a0a0a0" stroked="f"/>
+        </w:pict>
+      </w:r>
+    </w:p>
+    <w:p>
+      <w:pPr>
+        <w:pStyle w:val="Heading2"/>
+        <w:rPr>
+          <w:sz w:val="32"/>
+          <w:szCs w:val="32"/>
+        </w:rPr>
+      </w:pPr>
+      <w:r>
+        <w:rPr>
+          <w:sz w:val="32"/>
+          <w:szCs w:val="32"/>
+        </w:rPr>
+        <w:t>REST API Basics</w:t>
       </w:r>
     </w:p>
     <w:p>
@@ -562,1781 +552,7 @@
           <w:sz w:val="32"/>
           <w:szCs w:val="32"/>
         </w:rPr>
-        <w:t xml:space="preserve">React provides a powerful way to build interactive user interfaces using components. However, as applications grow, managing shared state across multiple components becomes challenging—especially when passing props through deeply nested components. This is where the </w:t>
-      </w:r>
-      <w:r>
-        <w:rPr>
-          <w:rStyle w:val="Strong"/>
-          <w:sz w:val="32"/>
-          <w:szCs w:val="32"/>
-        </w:rPr>
-        <w:t>Context API</w:t>
-      </w:r>
-      <w:r>
-        <w:rPr>
-          <w:sz w:val="32"/>
-          <w:szCs w:val="32"/>
-        </w:rPr>
-        <w:t xml:space="preserve"> comes in.</w:t>
-      </w:r>
-    </w:p>
-    <w:p>
-      <w:pPr>
-        <w:pStyle w:val="NormalWeb"/>
-        <w:rPr>
-          <w:sz w:val="32"/>
-          <w:szCs w:val="32"/>
-        </w:rPr>
-      </w:pPr>
-      <w:r>
-        <w:rPr>
-          <w:sz w:val="32"/>
-          <w:szCs w:val="32"/>
-        </w:rPr>
-        <w:t xml:space="preserve">The </w:t>
-      </w:r>
-      <w:r>
-        <w:rPr>
-          <w:rStyle w:val="Strong"/>
-          <w:sz w:val="32"/>
-          <w:szCs w:val="32"/>
-        </w:rPr>
-        <w:t>Context API</w:t>
-      </w:r>
-      <w:r>
-        <w:rPr>
-          <w:sz w:val="32"/>
-          <w:szCs w:val="32"/>
-        </w:rPr>
-        <w:t xml:space="preserve"> is a built-in feature of React that allows data to be shared globally across the component tree without explicitly passing props at every level. It is ideal for managing application-wide state such as authentication, themes, user preferences, or settings.</w:t>
-      </w:r>
-    </w:p>
-    <w:p>
-      <w:pPr>
-        <w:rPr>
-          <w:sz w:val="32"/>
-          <w:szCs w:val="32"/>
-        </w:rPr>
-      </w:pPr>
-      <w:r>
-        <w:rPr>
-          <w:sz w:val="32"/>
-          <w:szCs w:val="32"/>
-        </w:rPr>
-        <w:pict w14:anchorId="3F78F05E">
-          <v:rect id="_x0000_i1030" style="width:0;height:1.5pt" o:hralign="center" o:hrstd="t" o:hr="t" fillcolor="#a0a0a0" stroked="f"/>
-        </w:pict>
-      </w:r>
-    </w:p>
-    <w:p>
-      <w:pPr>
-        <w:pStyle w:val="Heading3"/>
-        <w:rPr>
-          <w:sz w:val="32"/>
-          <w:szCs w:val="32"/>
-        </w:rPr>
-      </w:pPr>
-      <w:r>
-        <w:rPr>
-          <w:rStyle w:val="Strong"/>
-          <w:b/>
-          <w:bCs/>
-          <w:sz w:val="32"/>
-          <w:szCs w:val="32"/>
-        </w:rPr>
-        <w:t>3. Core Concepts</w:t>
-      </w:r>
-    </w:p>
-    <w:tbl>
-      <w:tblPr>
-        <w:tblW w:w="0" w:type="auto"/>
-        <w:tblCellSpacing w:w="15" w:type="dxa"/>
-        <w:tblCellMar>
-          <w:top w:w="15" w:type="dxa"/>
-          <w:left w:w="15" w:type="dxa"/>
-          <w:bottom w:w="15" w:type="dxa"/>
-          <w:right w:w="15" w:type="dxa"/>
-        </w:tblCellMar>
-        <w:tblLook w:val="04A0" w:firstRow="1" w:lastRow="0" w:firstColumn="1" w:lastColumn="0" w:noHBand="0" w:noVBand="1"/>
-      </w:tblPr>
-      <w:tblGrid>
-        <w:gridCol w:w="2956"/>
-        <w:gridCol w:w="6404"/>
-      </w:tblGrid>
-      <w:tr>
-        <w:trPr>
-          <w:tblHeader/>
-          <w:tblCellSpacing w:w="15" w:type="dxa"/>
-        </w:trPr>
-        <w:tc>
-          <w:tcPr>
-            <w:tcW w:w="0" w:type="auto"/>
-            <w:vAlign w:val="center"/>
-            <w:hideMark/>
-          </w:tcPr>
-          <w:p>
-            <w:pPr>
-              <w:jc w:val="center"/>
-              <w:rPr>
-                <w:b/>
-                <w:bCs/>
-                <w:sz w:val="32"/>
-                <w:szCs w:val="32"/>
-              </w:rPr>
-            </w:pPr>
-            <w:r>
-              <w:rPr>
-                <w:b/>
-                <w:bCs/>
-                <w:sz w:val="32"/>
-                <w:szCs w:val="32"/>
-              </w:rPr>
-              <w:t>Term</w:t>
-            </w:r>
-          </w:p>
-        </w:tc>
-        <w:tc>
-          <w:tcPr>
-            <w:tcW w:w="0" w:type="auto"/>
-            <w:vAlign w:val="center"/>
-            <w:hideMark/>
-          </w:tcPr>
-          <w:p>
-            <w:pPr>
-              <w:jc w:val="center"/>
-              <w:rPr>
-                <w:b/>
-                <w:bCs/>
-                <w:sz w:val="32"/>
-                <w:szCs w:val="32"/>
-              </w:rPr>
-            </w:pPr>
-            <w:r>
-              <w:rPr>
-                <w:b/>
-                <w:bCs/>
-                <w:sz w:val="32"/>
-                <w:szCs w:val="32"/>
-              </w:rPr>
-              <w:t>Purpose</w:t>
-            </w:r>
-          </w:p>
-        </w:tc>
-      </w:tr>
-      <w:tr>
-        <w:trPr>
-          <w:tblCellSpacing w:w="15" w:type="dxa"/>
-        </w:trPr>
-        <w:tc>
-          <w:tcPr>
-            <w:tcW w:w="0" w:type="auto"/>
-            <w:vAlign w:val="center"/>
-            <w:hideMark/>
-          </w:tcPr>
-          <w:p>
-            <w:pPr>
-              <w:rPr>
-                <w:sz w:val="32"/>
-                <w:szCs w:val="32"/>
-              </w:rPr>
-            </w:pPr>
-            <w:proofErr w:type="spellStart"/>
-            <w:proofErr w:type="gramStart"/>
-            <w:r>
-              <w:rPr>
-                <w:rStyle w:val="HTMLCode"/>
-                <w:rFonts w:eastAsiaTheme="minorHAnsi"/>
-                <w:sz w:val="32"/>
-                <w:szCs w:val="32"/>
-              </w:rPr>
-              <w:t>createContext</w:t>
-            </w:r>
-            <w:proofErr w:type="spellEnd"/>
-            <w:r>
-              <w:rPr>
-                <w:rStyle w:val="HTMLCode"/>
-                <w:rFonts w:eastAsiaTheme="minorHAnsi"/>
-                <w:sz w:val="32"/>
-                <w:szCs w:val="32"/>
-              </w:rPr>
-              <w:t>(</w:t>
-            </w:r>
-            <w:proofErr w:type="gramEnd"/>
-            <w:r>
-              <w:rPr>
-                <w:rStyle w:val="HTMLCode"/>
-                <w:rFonts w:eastAsiaTheme="minorHAnsi"/>
-                <w:sz w:val="32"/>
-                <w:szCs w:val="32"/>
-              </w:rPr>
-              <w:t>)</w:t>
-            </w:r>
-          </w:p>
-        </w:tc>
-        <w:tc>
-          <w:tcPr>
-            <w:tcW w:w="0" w:type="auto"/>
-            <w:vAlign w:val="center"/>
-            <w:hideMark/>
-          </w:tcPr>
-          <w:p>
-            <w:pPr>
-              <w:rPr>
-                <w:sz w:val="32"/>
-                <w:szCs w:val="32"/>
-              </w:rPr>
-            </w:pPr>
-            <w:r>
-              <w:rPr>
-                <w:sz w:val="32"/>
-                <w:szCs w:val="32"/>
-              </w:rPr>
-              <w:t>Creates a new context object</w:t>
-            </w:r>
-          </w:p>
-        </w:tc>
-      </w:tr>
-      <w:tr>
-        <w:trPr>
-          <w:tblCellSpacing w:w="15" w:type="dxa"/>
-        </w:trPr>
-        <w:tc>
-          <w:tcPr>
-            <w:tcW w:w="0" w:type="auto"/>
-            <w:vAlign w:val="center"/>
-            <w:hideMark/>
-          </w:tcPr>
-          <w:p>
-            <w:pPr>
-              <w:rPr>
-                <w:sz w:val="32"/>
-                <w:szCs w:val="32"/>
-              </w:rPr>
-            </w:pPr>
-            <w:r>
-              <w:rPr>
-                <w:rStyle w:val="HTMLCode"/>
-                <w:rFonts w:eastAsiaTheme="minorHAnsi"/>
-                <w:sz w:val="32"/>
-                <w:szCs w:val="32"/>
-              </w:rPr>
-              <w:t>&lt;Provider&gt;</w:t>
-            </w:r>
-          </w:p>
-        </w:tc>
-        <w:tc>
-          <w:tcPr>
-            <w:tcW w:w="0" w:type="auto"/>
-            <w:vAlign w:val="center"/>
-            <w:hideMark/>
-          </w:tcPr>
-          <w:p>
-            <w:pPr>
-              <w:rPr>
-                <w:sz w:val="32"/>
-                <w:szCs w:val="32"/>
-              </w:rPr>
-            </w:pPr>
-            <w:r>
-              <w:rPr>
-                <w:sz w:val="32"/>
-                <w:szCs w:val="32"/>
-              </w:rPr>
-              <w:t>Makes context value available to children</w:t>
-            </w:r>
-          </w:p>
-        </w:tc>
-      </w:tr>
-      <w:tr>
-        <w:trPr>
-          <w:tblCellSpacing w:w="15" w:type="dxa"/>
-        </w:trPr>
-        <w:tc>
-          <w:tcPr>
-            <w:tcW w:w="0" w:type="auto"/>
-            <w:vAlign w:val="center"/>
-            <w:hideMark/>
-          </w:tcPr>
-          <w:p>
-            <w:pPr>
-              <w:rPr>
-                <w:sz w:val="32"/>
-                <w:szCs w:val="32"/>
-              </w:rPr>
-            </w:pPr>
-            <w:proofErr w:type="spellStart"/>
-            <w:proofErr w:type="gramStart"/>
-            <w:r>
-              <w:rPr>
-                <w:rStyle w:val="HTMLCode"/>
-                <w:rFonts w:eastAsiaTheme="minorHAnsi"/>
-                <w:sz w:val="32"/>
-                <w:szCs w:val="32"/>
-              </w:rPr>
-              <w:t>useContext</w:t>
-            </w:r>
-            <w:proofErr w:type="spellEnd"/>
-            <w:r>
-              <w:rPr>
-                <w:rStyle w:val="HTMLCode"/>
-                <w:rFonts w:eastAsiaTheme="minorHAnsi"/>
-                <w:sz w:val="32"/>
-                <w:szCs w:val="32"/>
-              </w:rPr>
-              <w:t>(</w:t>
-            </w:r>
-            <w:proofErr w:type="gramEnd"/>
-            <w:r>
-              <w:rPr>
-                <w:rStyle w:val="HTMLCode"/>
-                <w:rFonts w:eastAsiaTheme="minorHAnsi"/>
-                <w:sz w:val="32"/>
-                <w:szCs w:val="32"/>
-              </w:rPr>
-              <w:t>)</w:t>
-            </w:r>
-          </w:p>
-        </w:tc>
-        <w:tc>
-          <w:tcPr>
-            <w:tcW w:w="0" w:type="auto"/>
-            <w:vAlign w:val="center"/>
-            <w:hideMark/>
-          </w:tcPr>
-          <w:p>
-            <w:pPr>
-              <w:rPr>
-                <w:sz w:val="32"/>
-                <w:szCs w:val="32"/>
-              </w:rPr>
-            </w:pPr>
-            <w:r>
-              <w:rPr>
-                <w:sz w:val="32"/>
-                <w:szCs w:val="32"/>
-              </w:rPr>
-              <w:t>Accesses context value inside functional components</w:t>
-            </w:r>
-          </w:p>
-        </w:tc>
-      </w:tr>
-    </w:tbl>
-    <w:p>
-      <w:pPr>
-        <w:rPr>
-          <w:sz w:val="32"/>
-          <w:szCs w:val="32"/>
-        </w:rPr>
-      </w:pPr>
-      <w:r>
-        <w:rPr>
-          <w:sz w:val="32"/>
-          <w:szCs w:val="32"/>
-        </w:rPr>
-        <w:pict w14:anchorId="2335379A">
-          <v:rect id="_x0000_i1032" style="width:0;height:1.5pt" o:hralign="center" o:hrstd="t" o:hr="t" fillcolor="#a0a0a0" stroked="f"/>
-        </w:pict>
-      </w:r>
-    </w:p>
-    <w:p>
-      <w:pPr>
-        <w:pStyle w:val="Heading3"/>
-        <w:rPr>
-          <w:sz w:val="32"/>
-          <w:szCs w:val="32"/>
-        </w:rPr>
-      </w:pPr>
-      <w:r>
-        <w:rPr>
-          <w:rStyle w:val="Strong"/>
-          <w:b/>
-          <w:bCs/>
-          <w:sz w:val="32"/>
-          <w:szCs w:val="32"/>
-        </w:rPr>
-        <w:t>4. Context API Workflow Example</w:t>
-      </w:r>
-    </w:p>
-    <w:p>
-      <w:pPr>
-        <w:pStyle w:val="NormalWeb"/>
-        <w:rPr>
-          <w:sz w:val="32"/>
-          <w:szCs w:val="32"/>
-        </w:rPr>
-      </w:pPr>
-      <w:r>
-        <w:rPr>
-          <w:rStyle w:val="Strong"/>
-          <w:sz w:val="32"/>
-          <w:szCs w:val="32"/>
-        </w:rPr>
-        <w:t>Step 1: Create Context</w:t>
-      </w:r>
-    </w:p>
-    <w:p>
-      <w:pPr>
-        <w:pStyle w:val="HTMLPreformatted"/>
-        <w:rPr>
-          <w:sz w:val="32"/>
-          <w:szCs w:val="32"/>
-        </w:rPr>
-      </w:pPr>
-      <w:proofErr w:type="spellStart"/>
-      <w:r>
-        <w:rPr>
-          <w:sz w:val="32"/>
-          <w:szCs w:val="32"/>
-        </w:rPr>
-        <w:t>js</w:t>
-      </w:r>
-      <w:proofErr w:type="spellEnd"/>
-    </w:p>
-    <w:p>
-      <w:pPr>
-        <w:pStyle w:val="HTMLPreformatted"/>
-        <w:rPr>
-          <w:sz w:val="32"/>
-          <w:szCs w:val="32"/>
-        </w:rPr>
-      </w:pPr>
-      <w:proofErr w:type="spellStart"/>
-      <w:r>
-        <w:rPr>
-          <w:sz w:val="32"/>
-          <w:szCs w:val="32"/>
-        </w:rPr>
-        <w:lastRenderedPageBreak/>
-        <w:t>CopyEdit</w:t>
-      </w:r>
-      <w:proofErr w:type="spellEnd"/>
-    </w:p>
-    <w:p>
-      <w:pPr>
-        <w:pStyle w:val="HTMLPreformatted"/>
-        <w:rPr>
-          <w:rStyle w:val="HTMLCode"/>
-          <w:sz w:val="32"/>
-          <w:szCs w:val="32"/>
-        </w:rPr>
-      </w:pPr>
-      <w:r>
-        <w:rPr>
-          <w:rStyle w:val="hljs-keyword"/>
-          <w:sz w:val="32"/>
-          <w:szCs w:val="32"/>
-        </w:rPr>
-        <w:t>import</w:t>
-      </w:r>
-      <w:r>
-        <w:rPr>
-          <w:rStyle w:val="HTMLCode"/>
-          <w:sz w:val="32"/>
-          <w:szCs w:val="32"/>
-        </w:rPr>
-        <w:t xml:space="preserve"> </w:t>
-      </w:r>
-      <w:proofErr w:type="gramStart"/>
-      <w:r>
-        <w:rPr>
-          <w:rStyle w:val="HTMLCode"/>
-          <w:sz w:val="32"/>
-          <w:szCs w:val="32"/>
-        </w:rPr>
-        <w:t xml:space="preserve">{ </w:t>
-      </w:r>
-      <w:proofErr w:type="spellStart"/>
-      <w:r>
-        <w:rPr>
-          <w:rStyle w:val="HTMLCode"/>
-          <w:sz w:val="32"/>
-          <w:szCs w:val="32"/>
-        </w:rPr>
-        <w:t>createContext</w:t>
-      </w:r>
-      <w:proofErr w:type="spellEnd"/>
-      <w:proofErr w:type="gramEnd"/>
-      <w:r>
-        <w:rPr>
-          <w:rStyle w:val="HTMLCode"/>
-          <w:sz w:val="32"/>
-          <w:szCs w:val="32"/>
-        </w:rPr>
-        <w:t xml:space="preserve"> } </w:t>
-      </w:r>
-      <w:r>
-        <w:rPr>
-          <w:rStyle w:val="hljs-keyword"/>
-          <w:sz w:val="32"/>
-          <w:szCs w:val="32"/>
-        </w:rPr>
-        <w:t>from</w:t>
-      </w:r>
-      <w:r>
-        <w:rPr>
-          <w:rStyle w:val="HTMLCode"/>
-          <w:sz w:val="32"/>
-          <w:szCs w:val="32"/>
-        </w:rPr>
-        <w:t xml:space="preserve"> </w:t>
-      </w:r>
-      <w:r>
-        <w:rPr>
-          <w:rStyle w:val="hljs-string"/>
-          <w:sz w:val="32"/>
-          <w:szCs w:val="32"/>
-        </w:rPr>
-        <w:t>'react'</w:t>
-      </w:r>
-      <w:r>
-        <w:rPr>
-          <w:rStyle w:val="HTMLCode"/>
-          <w:sz w:val="32"/>
-          <w:szCs w:val="32"/>
-        </w:rPr>
-        <w:t>;</w:t>
-      </w:r>
-    </w:p>
-    <w:p>
-      <w:pPr>
-        <w:pStyle w:val="HTMLPreformatted"/>
-        <w:rPr>
-          <w:rStyle w:val="HTMLCode"/>
-          <w:sz w:val="32"/>
-          <w:szCs w:val="32"/>
-        </w:rPr>
-      </w:pPr>
-      <w:r>
-        <w:rPr>
-          <w:rStyle w:val="hljs-keyword"/>
-          <w:sz w:val="32"/>
-          <w:szCs w:val="32"/>
-        </w:rPr>
-        <w:t>export</w:t>
-      </w:r>
-      <w:r>
-        <w:rPr>
-          <w:rStyle w:val="HTMLCode"/>
-          <w:sz w:val="32"/>
-          <w:szCs w:val="32"/>
-        </w:rPr>
-        <w:t xml:space="preserve"> </w:t>
-      </w:r>
-      <w:r>
-        <w:rPr>
-          <w:rStyle w:val="hljs-keyword"/>
-          <w:sz w:val="32"/>
-          <w:szCs w:val="32"/>
-        </w:rPr>
-        <w:t>const</w:t>
-      </w:r>
-      <w:r>
-        <w:rPr>
-          <w:rStyle w:val="HTMLCode"/>
-          <w:sz w:val="32"/>
-          <w:szCs w:val="32"/>
-        </w:rPr>
-        <w:t xml:space="preserve"> </w:t>
-      </w:r>
-      <w:proofErr w:type="spellStart"/>
-      <w:r>
-        <w:rPr>
-          <w:rStyle w:val="hljs-title"/>
-          <w:sz w:val="32"/>
-          <w:szCs w:val="32"/>
-        </w:rPr>
-        <w:t>ThemeContext</w:t>
-      </w:r>
-      <w:proofErr w:type="spellEnd"/>
-      <w:r>
-        <w:rPr>
-          <w:rStyle w:val="HTMLCode"/>
-          <w:sz w:val="32"/>
-          <w:szCs w:val="32"/>
-        </w:rPr>
-        <w:t xml:space="preserve"> = </w:t>
-      </w:r>
-      <w:proofErr w:type="spellStart"/>
-      <w:proofErr w:type="gramStart"/>
-      <w:r>
-        <w:rPr>
-          <w:rStyle w:val="hljs-title"/>
-          <w:sz w:val="32"/>
-          <w:szCs w:val="32"/>
-        </w:rPr>
-        <w:t>createContext</w:t>
-      </w:r>
-      <w:proofErr w:type="spellEnd"/>
-      <w:r>
-        <w:rPr>
-          <w:rStyle w:val="HTMLCode"/>
-          <w:sz w:val="32"/>
-          <w:szCs w:val="32"/>
-        </w:rPr>
-        <w:t>(</w:t>
-      </w:r>
-      <w:proofErr w:type="gramEnd"/>
-      <w:r>
-        <w:rPr>
-          <w:rStyle w:val="HTMLCode"/>
-          <w:sz w:val="32"/>
-          <w:szCs w:val="32"/>
-        </w:rPr>
-        <w:t>);</w:t>
-      </w:r>
-    </w:p>
-    <w:p>
-      <w:pPr>
-        <w:pStyle w:val="NormalWeb"/>
-        <w:rPr>
-          <w:sz w:val="32"/>
-          <w:szCs w:val="32"/>
-        </w:rPr>
-      </w:pPr>
-      <w:r>
-        <w:rPr>
-          <w:rStyle w:val="Strong"/>
-          <w:sz w:val="32"/>
-          <w:szCs w:val="32"/>
-        </w:rPr>
-        <w:t>Step 2: Create a Provider</w:t>
-      </w:r>
-    </w:p>
-    <w:p>
-      <w:pPr>
-        <w:pStyle w:val="HTMLPreformatted"/>
-        <w:rPr>
-          <w:sz w:val="32"/>
-          <w:szCs w:val="32"/>
-        </w:rPr>
-      </w:pPr>
-      <w:proofErr w:type="spellStart"/>
-      <w:r>
-        <w:rPr>
-          <w:sz w:val="32"/>
-          <w:szCs w:val="32"/>
-        </w:rPr>
-        <w:t>js</w:t>
-      </w:r>
-      <w:proofErr w:type="spellEnd"/>
-    </w:p>
-    <w:p>
-      <w:pPr>
-        <w:pStyle w:val="HTMLPreformatted"/>
-        <w:rPr>
-          <w:sz w:val="32"/>
-          <w:szCs w:val="32"/>
-        </w:rPr>
-      </w:pPr>
-      <w:proofErr w:type="spellStart"/>
-      <w:r>
-        <w:rPr>
-          <w:sz w:val="32"/>
-          <w:szCs w:val="32"/>
-        </w:rPr>
-        <w:t>CopyEdit</w:t>
-      </w:r>
-      <w:proofErr w:type="spellEnd"/>
-    </w:p>
-    <w:p>
-      <w:pPr>
-        <w:pStyle w:val="HTMLPreformatted"/>
-        <w:rPr>
-          <w:rStyle w:val="HTMLCode"/>
-          <w:sz w:val="32"/>
-          <w:szCs w:val="32"/>
-        </w:rPr>
-      </w:pPr>
-      <w:r>
-        <w:rPr>
-          <w:rStyle w:val="hljs-keyword"/>
-          <w:sz w:val="32"/>
-          <w:szCs w:val="32"/>
-        </w:rPr>
-        <w:t>import</w:t>
-      </w:r>
-      <w:r>
-        <w:rPr>
-          <w:rStyle w:val="HTMLCode"/>
-          <w:sz w:val="32"/>
-          <w:szCs w:val="32"/>
-        </w:rPr>
-        <w:t xml:space="preserve"> </w:t>
-      </w:r>
-      <w:proofErr w:type="gramStart"/>
-      <w:r>
-        <w:rPr>
-          <w:rStyle w:val="HTMLCode"/>
-          <w:sz w:val="32"/>
-          <w:szCs w:val="32"/>
-        </w:rPr>
-        <w:t xml:space="preserve">{ </w:t>
-      </w:r>
-      <w:proofErr w:type="spellStart"/>
-      <w:r>
-        <w:rPr>
-          <w:rStyle w:val="HTMLCode"/>
-          <w:sz w:val="32"/>
-          <w:szCs w:val="32"/>
-        </w:rPr>
-        <w:t>useState</w:t>
-      </w:r>
-      <w:proofErr w:type="spellEnd"/>
-      <w:proofErr w:type="gramEnd"/>
-      <w:r>
-        <w:rPr>
-          <w:rStyle w:val="HTMLCode"/>
-          <w:sz w:val="32"/>
-          <w:szCs w:val="32"/>
-        </w:rPr>
-        <w:t xml:space="preserve"> } </w:t>
-      </w:r>
-      <w:r>
-        <w:rPr>
-          <w:rStyle w:val="hljs-keyword"/>
-          <w:sz w:val="32"/>
-          <w:szCs w:val="32"/>
-        </w:rPr>
-        <w:t>from</w:t>
-      </w:r>
-      <w:r>
-        <w:rPr>
-          <w:rStyle w:val="HTMLCode"/>
-          <w:sz w:val="32"/>
-          <w:szCs w:val="32"/>
-        </w:rPr>
-        <w:t xml:space="preserve"> </w:t>
-      </w:r>
-      <w:r>
-        <w:rPr>
-          <w:rStyle w:val="hljs-string"/>
-          <w:sz w:val="32"/>
-          <w:szCs w:val="32"/>
-        </w:rPr>
-        <w:t>'react'</w:t>
-      </w:r>
-      <w:r>
-        <w:rPr>
-          <w:rStyle w:val="HTMLCode"/>
-          <w:sz w:val="32"/>
-          <w:szCs w:val="32"/>
-        </w:rPr>
-        <w:t>;</w:t>
-      </w:r>
-    </w:p>
-    <w:p>
-      <w:pPr>
-        <w:pStyle w:val="HTMLPreformatted"/>
-        <w:rPr>
-          <w:rStyle w:val="HTMLCode"/>
-          <w:sz w:val="32"/>
-          <w:szCs w:val="32"/>
-        </w:rPr>
-      </w:pPr>
-      <w:r>
-        <w:rPr>
-          <w:rStyle w:val="hljs-keyword"/>
-          <w:sz w:val="32"/>
-          <w:szCs w:val="32"/>
-        </w:rPr>
-        <w:t>import</w:t>
-      </w:r>
-      <w:r>
-        <w:rPr>
-          <w:rStyle w:val="HTMLCode"/>
-          <w:sz w:val="32"/>
-          <w:szCs w:val="32"/>
-        </w:rPr>
-        <w:t xml:space="preserve"> </w:t>
-      </w:r>
-      <w:proofErr w:type="gramStart"/>
-      <w:r>
-        <w:rPr>
-          <w:rStyle w:val="HTMLCode"/>
-          <w:sz w:val="32"/>
-          <w:szCs w:val="32"/>
-        </w:rPr>
-        <w:t xml:space="preserve">{ </w:t>
-      </w:r>
-      <w:proofErr w:type="spellStart"/>
-      <w:r>
-        <w:rPr>
-          <w:rStyle w:val="hljs-title"/>
-          <w:sz w:val="32"/>
-          <w:szCs w:val="32"/>
-        </w:rPr>
-        <w:t>ThemeContext</w:t>
-      </w:r>
-      <w:proofErr w:type="spellEnd"/>
-      <w:proofErr w:type="gramEnd"/>
-      <w:r>
-        <w:rPr>
-          <w:rStyle w:val="HTMLCode"/>
-          <w:sz w:val="32"/>
-          <w:szCs w:val="32"/>
-        </w:rPr>
-        <w:t xml:space="preserve"> } </w:t>
-      </w:r>
-      <w:r>
-        <w:rPr>
-          <w:rStyle w:val="hljs-keyword"/>
-          <w:sz w:val="32"/>
-          <w:szCs w:val="32"/>
-        </w:rPr>
-        <w:t>from</w:t>
-      </w:r>
-      <w:r>
-        <w:rPr>
-          <w:rStyle w:val="HTMLCode"/>
-          <w:sz w:val="32"/>
-          <w:szCs w:val="32"/>
-        </w:rPr>
-        <w:t xml:space="preserve"> </w:t>
-      </w:r>
-      <w:r>
-        <w:rPr>
-          <w:rStyle w:val="hljs-string"/>
-          <w:sz w:val="32"/>
-          <w:szCs w:val="32"/>
-        </w:rPr>
-        <w:t>'./</w:t>
-      </w:r>
-      <w:proofErr w:type="spellStart"/>
-      <w:r>
-        <w:rPr>
-          <w:rStyle w:val="hljs-string"/>
-          <w:sz w:val="32"/>
-          <w:szCs w:val="32"/>
-        </w:rPr>
-        <w:t>ThemeContext</w:t>
-      </w:r>
-      <w:proofErr w:type="spellEnd"/>
-      <w:r>
-        <w:rPr>
-          <w:rStyle w:val="hljs-string"/>
-          <w:sz w:val="32"/>
-          <w:szCs w:val="32"/>
-        </w:rPr>
-        <w:t>'</w:t>
-      </w:r>
-      <w:r>
-        <w:rPr>
-          <w:rStyle w:val="HTMLCode"/>
-          <w:sz w:val="32"/>
-          <w:szCs w:val="32"/>
-        </w:rPr>
-        <w:t>;</w:t>
-      </w:r>
-    </w:p>
-    <w:p>
-      <w:pPr>
-        <w:pStyle w:val="HTMLPreformatted"/>
-        <w:rPr>
-          <w:rStyle w:val="HTMLCode"/>
-          <w:sz w:val="32"/>
-          <w:szCs w:val="32"/>
-        </w:rPr>
-      </w:pPr>
-    </w:p>
-    <w:p>
-      <w:pPr>
-        <w:pStyle w:val="HTMLPreformatted"/>
-        <w:rPr>
-          <w:rStyle w:val="HTMLCode"/>
-          <w:sz w:val="32"/>
-          <w:szCs w:val="32"/>
-        </w:rPr>
-      </w:pPr>
-      <w:r>
-        <w:rPr>
-          <w:rStyle w:val="hljs-keyword"/>
-          <w:sz w:val="32"/>
-          <w:szCs w:val="32"/>
-        </w:rPr>
-        <w:t>export</w:t>
-      </w:r>
-      <w:r>
-        <w:rPr>
-          <w:rStyle w:val="HTMLCode"/>
-          <w:sz w:val="32"/>
-          <w:szCs w:val="32"/>
-        </w:rPr>
-        <w:t xml:space="preserve"> </w:t>
-      </w:r>
-      <w:r>
-        <w:rPr>
-          <w:rStyle w:val="hljs-keyword"/>
-          <w:sz w:val="32"/>
-          <w:szCs w:val="32"/>
-        </w:rPr>
-        <w:t>function</w:t>
-      </w:r>
-      <w:r>
-        <w:rPr>
-          <w:rStyle w:val="HTMLCode"/>
-          <w:sz w:val="32"/>
-          <w:szCs w:val="32"/>
-        </w:rPr>
-        <w:t xml:space="preserve"> </w:t>
-      </w:r>
-      <w:proofErr w:type="spellStart"/>
-      <w:proofErr w:type="gramStart"/>
-      <w:r>
-        <w:rPr>
-          <w:rStyle w:val="hljs-title"/>
-          <w:sz w:val="32"/>
-          <w:szCs w:val="32"/>
-        </w:rPr>
-        <w:t>ThemeProvider</w:t>
-      </w:r>
-      <w:proofErr w:type="spellEnd"/>
-      <w:r>
-        <w:rPr>
-          <w:rStyle w:val="HTMLCode"/>
-          <w:sz w:val="32"/>
-          <w:szCs w:val="32"/>
-        </w:rPr>
-        <w:t>(</w:t>
-      </w:r>
-      <w:proofErr w:type="gramEnd"/>
-      <w:r>
-        <w:rPr>
-          <w:rStyle w:val="hljs-params"/>
-          <w:sz w:val="32"/>
-          <w:szCs w:val="32"/>
-        </w:rPr>
-        <w:t>{ children }</w:t>
-      </w:r>
-      <w:r>
-        <w:rPr>
-          <w:rStyle w:val="HTMLCode"/>
-          <w:sz w:val="32"/>
-          <w:szCs w:val="32"/>
-        </w:rPr>
-        <w:t>) {</w:t>
-      </w:r>
-    </w:p>
-    <w:p>
-      <w:pPr>
-        <w:pStyle w:val="HTMLPreformatted"/>
-        <w:rPr>
-          <w:rStyle w:val="HTMLCode"/>
-          <w:sz w:val="32"/>
-          <w:szCs w:val="32"/>
-        </w:rPr>
-      </w:pPr>
-      <w:r>
-        <w:rPr>
-          <w:rStyle w:val="HTMLCode"/>
-          <w:sz w:val="32"/>
-          <w:szCs w:val="32"/>
-        </w:rPr>
-        <w:t xml:space="preserve">  </w:t>
-      </w:r>
-      <w:r>
-        <w:rPr>
-          <w:rStyle w:val="hljs-keyword"/>
-          <w:sz w:val="32"/>
-          <w:szCs w:val="32"/>
-        </w:rPr>
-        <w:t>const</w:t>
-      </w:r>
-      <w:r>
-        <w:rPr>
-          <w:rStyle w:val="HTMLCode"/>
-          <w:sz w:val="32"/>
-          <w:szCs w:val="32"/>
-        </w:rPr>
-        <w:t xml:space="preserve"> [</w:t>
-      </w:r>
-      <w:proofErr w:type="spellStart"/>
-      <w:r>
-        <w:rPr>
-          <w:rStyle w:val="HTMLCode"/>
-          <w:sz w:val="32"/>
-          <w:szCs w:val="32"/>
-        </w:rPr>
-        <w:t>darkMode</w:t>
-      </w:r>
-      <w:proofErr w:type="spellEnd"/>
-      <w:r>
-        <w:rPr>
-          <w:rStyle w:val="HTMLCode"/>
-          <w:sz w:val="32"/>
-          <w:szCs w:val="32"/>
-        </w:rPr>
-        <w:t xml:space="preserve">, </w:t>
-      </w:r>
-      <w:proofErr w:type="spellStart"/>
-      <w:r>
-        <w:rPr>
-          <w:rStyle w:val="HTMLCode"/>
-          <w:sz w:val="32"/>
-          <w:szCs w:val="32"/>
-        </w:rPr>
-        <w:t>setDarkMode</w:t>
-      </w:r>
-      <w:proofErr w:type="spellEnd"/>
-      <w:r>
-        <w:rPr>
-          <w:rStyle w:val="HTMLCode"/>
-          <w:sz w:val="32"/>
-          <w:szCs w:val="32"/>
-        </w:rPr>
-        <w:t xml:space="preserve">] = </w:t>
-      </w:r>
-      <w:proofErr w:type="spellStart"/>
-      <w:r>
-        <w:rPr>
-          <w:rStyle w:val="hljs-title"/>
-          <w:sz w:val="32"/>
-          <w:szCs w:val="32"/>
-        </w:rPr>
-        <w:t>useState</w:t>
-      </w:r>
-      <w:proofErr w:type="spellEnd"/>
-      <w:r>
-        <w:rPr>
-          <w:rStyle w:val="HTMLCode"/>
-          <w:sz w:val="32"/>
-          <w:szCs w:val="32"/>
-        </w:rPr>
-        <w:t>(</w:t>
-      </w:r>
-      <w:r>
-        <w:rPr>
-          <w:rStyle w:val="hljs-literal"/>
-          <w:sz w:val="32"/>
-          <w:szCs w:val="32"/>
-        </w:rPr>
-        <w:t>false</w:t>
-      </w:r>
-      <w:r>
-        <w:rPr>
-          <w:rStyle w:val="HTMLCode"/>
-          <w:sz w:val="32"/>
-          <w:szCs w:val="32"/>
-        </w:rPr>
-        <w:t>);</w:t>
-      </w:r>
-    </w:p>
-    <w:p>
-      <w:pPr>
-        <w:pStyle w:val="HTMLPreformatted"/>
-        <w:rPr>
-          <w:rStyle w:val="HTMLCode"/>
-          <w:sz w:val="32"/>
-          <w:szCs w:val="32"/>
-        </w:rPr>
-      </w:pPr>
-      <w:r>
-        <w:rPr>
-          <w:rStyle w:val="HTMLCode"/>
-          <w:sz w:val="32"/>
-          <w:szCs w:val="32"/>
-        </w:rPr>
-        <w:t xml:space="preserve">  </w:t>
-      </w:r>
-      <w:r>
-        <w:rPr>
-          <w:rStyle w:val="hljs-keyword"/>
-          <w:sz w:val="32"/>
-          <w:szCs w:val="32"/>
-        </w:rPr>
-        <w:t>const</w:t>
-      </w:r>
-      <w:r>
-        <w:rPr>
-          <w:rStyle w:val="HTMLCode"/>
-          <w:sz w:val="32"/>
-          <w:szCs w:val="32"/>
-        </w:rPr>
-        <w:t xml:space="preserve"> </w:t>
-      </w:r>
-      <w:proofErr w:type="spellStart"/>
-      <w:r>
-        <w:rPr>
-          <w:rStyle w:val="hljs-title"/>
-          <w:sz w:val="32"/>
-          <w:szCs w:val="32"/>
-        </w:rPr>
-        <w:t>toggleTheme</w:t>
-      </w:r>
-      <w:proofErr w:type="spellEnd"/>
-      <w:r>
-        <w:rPr>
-          <w:rStyle w:val="HTMLCode"/>
-          <w:sz w:val="32"/>
-          <w:szCs w:val="32"/>
-        </w:rPr>
-        <w:t xml:space="preserve"> = () =&gt; </w:t>
-      </w:r>
-      <w:proofErr w:type="spellStart"/>
-      <w:r>
-        <w:rPr>
-          <w:rStyle w:val="hljs-title"/>
-          <w:sz w:val="32"/>
-          <w:szCs w:val="32"/>
-        </w:rPr>
-        <w:t>setDarkMode</w:t>
-      </w:r>
-      <w:proofErr w:type="spellEnd"/>
-      <w:proofErr w:type="gramStart"/>
-      <w:r>
-        <w:rPr>
-          <w:rStyle w:val="HTMLCode"/>
-          <w:sz w:val="32"/>
-          <w:szCs w:val="32"/>
-        </w:rPr>
-        <w:t>(!</w:t>
-      </w:r>
-      <w:proofErr w:type="spellStart"/>
-      <w:r>
-        <w:rPr>
-          <w:rStyle w:val="HTMLCode"/>
-          <w:sz w:val="32"/>
-          <w:szCs w:val="32"/>
-        </w:rPr>
-        <w:t>darkMode</w:t>
-      </w:r>
-      <w:proofErr w:type="spellEnd"/>
-      <w:proofErr w:type="gramEnd"/>
-      <w:r>
-        <w:rPr>
-          <w:rStyle w:val="HTMLCode"/>
-          <w:sz w:val="32"/>
-          <w:szCs w:val="32"/>
-        </w:rPr>
-        <w:t>);</w:t>
-      </w:r>
-    </w:p>
-    <w:p>
-      <w:pPr>
-        <w:pStyle w:val="HTMLPreformatted"/>
-        <w:rPr>
-          <w:rStyle w:val="HTMLCode"/>
-          <w:sz w:val="32"/>
-          <w:szCs w:val="32"/>
-        </w:rPr>
-      </w:pPr>
-    </w:p>
-    <w:p>
-      <w:pPr>
-        <w:pStyle w:val="HTMLPreformatted"/>
-        <w:rPr>
-          <w:rStyle w:val="HTMLCode"/>
-          <w:sz w:val="32"/>
-          <w:szCs w:val="32"/>
-        </w:rPr>
-      </w:pPr>
-      <w:r>
-        <w:rPr>
-          <w:rStyle w:val="HTMLCode"/>
-          <w:sz w:val="32"/>
-          <w:szCs w:val="32"/>
-        </w:rPr>
-        <w:t xml:space="preserve">  </w:t>
-      </w:r>
-      <w:r>
-        <w:rPr>
-          <w:rStyle w:val="hljs-keyword"/>
-          <w:sz w:val="32"/>
-          <w:szCs w:val="32"/>
-        </w:rPr>
-        <w:t>return</w:t>
-      </w:r>
-      <w:r>
-        <w:rPr>
-          <w:rStyle w:val="HTMLCode"/>
-          <w:sz w:val="32"/>
-          <w:szCs w:val="32"/>
-        </w:rPr>
-        <w:t xml:space="preserve"> (</w:t>
-      </w:r>
-    </w:p>
-    <w:p>
-      <w:pPr>
-        <w:pStyle w:val="HTMLPreformatted"/>
-        <w:rPr>
-          <w:rStyle w:val="HTMLCode"/>
-          <w:sz w:val="32"/>
-          <w:szCs w:val="32"/>
-        </w:rPr>
-      </w:pPr>
-      <w:r>
-        <w:rPr>
-          <w:rStyle w:val="HTMLCode"/>
-          <w:sz w:val="32"/>
-          <w:szCs w:val="32"/>
-        </w:rPr>
-        <w:t xml:space="preserve">    </w:t>
-      </w:r>
-      <w:r>
-        <w:rPr>
-          <w:rStyle w:val="hljs-tag"/>
-          <w:sz w:val="32"/>
-          <w:szCs w:val="32"/>
-        </w:rPr>
-        <w:t>&lt;</w:t>
-      </w:r>
-      <w:proofErr w:type="spellStart"/>
-      <w:r>
-        <w:rPr>
-          <w:rStyle w:val="hljs-name"/>
-          <w:sz w:val="32"/>
-          <w:szCs w:val="32"/>
-        </w:rPr>
-        <w:t>ThemeContext.Provider</w:t>
-      </w:r>
-      <w:proofErr w:type="spellEnd"/>
-      <w:r>
-        <w:rPr>
-          <w:rStyle w:val="HTMLCode"/>
-          <w:sz w:val="32"/>
-          <w:szCs w:val="32"/>
-        </w:rPr>
-        <w:t xml:space="preserve"> </w:t>
-      </w:r>
-      <w:r>
-        <w:rPr>
-          <w:rStyle w:val="hljs-attr"/>
-          <w:sz w:val="32"/>
-          <w:szCs w:val="32"/>
-        </w:rPr>
-        <w:t>value</w:t>
-      </w:r>
-      <w:proofErr w:type="gramStart"/>
-      <w:r>
-        <w:rPr>
-          <w:rStyle w:val="HTMLCode"/>
-          <w:sz w:val="32"/>
-          <w:szCs w:val="32"/>
-        </w:rPr>
-        <w:t>=</w:t>
-      </w:r>
-      <w:r>
-        <w:rPr>
-          <w:rStyle w:val="hljs-string"/>
-          <w:sz w:val="32"/>
-          <w:szCs w:val="32"/>
-        </w:rPr>
-        <w:t>{</w:t>
-      </w:r>
-      <w:proofErr w:type="gramEnd"/>
-      <w:r>
-        <w:rPr>
-          <w:rStyle w:val="hljs-string"/>
-          <w:sz w:val="32"/>
-          <w:szCs w:val="32"/>
-        </w:rPr>
-        <w:t>{</w:t>
-      </w:r>
-      <w:r>
-        <w:rPr>
-          <w:rStyle w:val="HTMLCode"/>
-          <w:sz w:val="32"/>
-          <w:szCs w:val="32"/>
-        </w:rPr>
-        <w:t xml:space="preserve"> </w:t>
-      </w:r>
-      <w:proofErr w:type="spellStart"/>
-      <w:r>
-        <w:rPr>
-          <w:rStyle w:val="hljs-attr"/>
-          <w:sz w:val="32"/>
-          <w:szCs w:val="32"/>
-        </w:rPr>
-        <w:t>darkMode</w:t>
-      </w:r>
-      <w:proofErr w:type="spellEnd"/>
-      <w:r>
-        <w:rPr>
-          <w:rStyle w:val="HTMLCode"/>
-          <w:sz w:val="32"/>
-          <w:szCs w:val="32"/>
-        </w:rPr>
-        <w:t xml:space="preserve">, </w:t>
-      </w:r>
-      <w:proofErr w:type="spellStart"/>
-      <w:r>
-        <w:rPr>
-          <w:rStyle w:val="hljs-attr"/>
-          <w:sz w:val="32"/>
-          <w:szCs w:val="32"/>
-        </w:rPr>
-        <w:t>toggleTheme</w:t>
-      </w:r>
-      <w:proofErr w:type="spellEnd"/>
-      <w:r>
-        <w:rPr>
-          <w:rStyle w:val="HTMLCode"/>
-          <w:sz w:val="32"/>
-          <w:szCs w:val="32"/>
-        </w:rPr>
-        <w:t xml:space="preserve"> }}&gt;</w:t>
-      </w:r>
-    </w:p>
-    <w:p>
-      <w:pPr>
-        <w:pStyle w:val="HTMLPreformatted"/>
-        <w:rPr>
-          <w:rStyle w:val="HTMLCode"/>
-          <w:sz w:val="32"/>
-          <w:szCs w:val="32"/>
-        </w:rPr>
-      </w:pPr>
-      <w:r>
-        <w:rPr>
-          <w:rStyle w:val="HTMLCode"/>
-          <w:sz w:val="32"/>
-          <w:szCs w:val="32"/>
-        </w:rPr>
-        <w:t xml:space="preserve">      {children}</w:t>
-      </w:r>
-    </w:p>
-    <w:p>
-      <w:pPr>
-        <w:pStyle w:val="HTMLPreformatted"/>
-        <w:rPr>
-          <w:rStyle w:val="HTMLCode"/>
-          <w:sz w:val="32"/>
-          <w:szCs w:val="32"/>
-        </w:rPr>
-      </w:pPr>
-      <w:r>
-        <w:rPr>
-          <w:rStyle w:val="HTMLCode"/>
-          <w:sz w:val="32"/>
-          <w:szCs w:val="32"/>
-        </w:rPr>
-        <w:t xml:space="preserve">    </w:t>
-      </w:r>
-      <w:r>
-        <w:rPr>
-          <w:rStyle w:val="hljs-tag"/>
-          <w:sz w:val="32"/>
-          <w:szCs w:val="32"/>
-        </w:rPr>
-        <w:t>&lt;/</w:t>
-      </w:r>
-      <w:proofErr w:type="spellStart"/>
-      <w:r>
-        <w:rPr>
-          <w:rStyle w:val="hljs-name"/>
-          <w:sz w:val="32"/>
-          <w:szCs w:val="32"/>
-        </w:rPr>
-        <w:t>ThemeContext.Provider</w:t>
-      </w:r>
-      <w:proofErr w:type="spellEnd"/>
-      <w:r>
-        <w:rPr>
-          <w:rStyle w:val="HTMLCode"/>
-          <w:sz w:val="32"/>
-          <w:szCs w:val="32"/>
-        </w:rPr>
-        <w:t>&gt;</w:t>
-      </w:r>
-    </w:p>
-    <w:p>
-      <w:pPr>
-        <w:pStyle w:val="HTMLPreformatted"/>
-        <w:rPr>
-          <w:rStyle w:val="HTMLCode"/>
-          <w:sz w:val="32"/>
-          <w:szCs w:val="32"/>
-        </w:rPr>
-      </w:pPr>
-      <w:r>
-        <w:rPr>
-          <w:rStyle w:val="HTMLCode"/>
-          <w:sz w:val="32"/>
-          <w:szCs w:val="32"/>
-        </w:rPr>
-        <w:t xml:space="preserve">  );</w:t>
-      </w:r>
-    </w:p>
-    <w:p>
-      <w:pPr>
-        <w:pStyle w:val="HTMLPreformatted"/>
-        <w:rPr>
-          <w:rStyle w:val="HTMLCode"/>
-          <w:sz w:val="32"/>
-          <w:szCs w:val="32"/>
-        </w:rPr>
-      </w:pPr>
-      <w:r>
-        <w:rPr>
-          <w:rStyle w:val="HTMLCode"/>
-          <w:sz w:val="32"/>
-          <w:szCs w:val="32"/>
-        </w:rPr>
-        <w:t>}</w:t>
-      </w:r>
-    </w:p>
-    <w:p>
-      <w:pPr>
-        <w:pStyle w:val="NormalWeb"/>
-        <w:rPr>
-          <w:sz w:val="32"/>
-          <w:szCs w:val="32"/>
-        </w:rPr>
-      </w:pPr>
-      <w:r>
-        <w:rPr>
-          <w:rStyle w:val="Strong"/>
-          <w:sz w:val="32"/>
-          <w:szCs w:val="32"/>
-        </w:rPr>
-        <w:t>Step 3: Wrap App</w:t>
-      </w:r>
-    </w:p>
-    <w:p>
-      <w:pPr>
-        <w:pStyle w:val="HTMLPreformatted"/>
-        <w:rPr>
-          <w:sz w:val="32"/>
-          <w:szCs w:val="32"/>
-        </w:rPr>
-      </w:pPr>
-      <w:proofErr w:type="spellStart"/>
-      <w:r>
-        <w:rPr>
-          <w:sz w:val="32"/>
-          <w:szCs w:val="32"/>
-        </w:rPr>
-        <w:t>js</w:t>
-      </w:r>
-      <w:proofErr w:type="spellEnd"/>
-    </w:p>
-    <w:p>
-      <w:pPr>
-        <w:pStyle w:val="HTMLPreformatted"/>
-        <w:rPr>
-          <w:sz w:val="32"/>
-          <w:szCs w:val="32"/>
-        </w:rPr>
-      </w:pPr>
-      <w:proofErr w:type="spellStart"/>
-      <w:r>
-        <w:rPr>
-          <w:sz w:val="32"/>
-          <w:szCs w:val="32"/>
-        </w:rPr>
-        <w:t>CopyEdit</w:t>
-      </w:r>
-      <w:proofErr w:type="spellEnd"/>
-    </w:p>
-    <w:p>
-      <w:pPr>
-        <w:pStyle w:val="HTMLPreformatted"/>
-        <w:rPr>
-          <w:rStyle w:val="HTMLCode"/>
-          <w:sz w:val="32"/>
-          <w:szCs w:val="32"/>
-        </w:rPr>
-      </w:pPr>
-      <w:r>
-        <w:rPr>
-          <w:rStyle w:val="HTMLCode"/>
-          <w:sz w:val="32"/>
-          <w:szCs w:val="32"/>
-        </w:rPr>
-        <w:t>&lt;</w:t>
-      </w:r>
-      <w:proofErr w:type="spellStart"/>
-      <w:r>
-        <w:rPr>
-          <w:rStyle w:val="hljs-title"/>
-          <w:sz w:val="32"/>
-          <w:szCs w:val="32"/>
-        </w:rPr>
-        <w:t>ThemeProvider</w:t>
-      </w:r>
-      <w:proofErr w:type="spellEnd"/>
-      <w:r>
-        <w:rPr>
-          <w:rStyle w:val="HTMLCode"/>
-          <w:sz w:val="32"/>
-          <w:szCs w:val="32"/>
-        </w:rPr>
-        <w:t>&gt;</w:t>
-      </w:r>
-    </w:p>
-    <w:p>
-      <w:pPr>
-        <w:pStyle w:val="HTMLPreformatted"/>
-        <w:rPr>
-          <w:rStyle w:val="HTMLCode"/>
-          <w:sz w:val="32"/>
-          <w:szCs w:val="32"/>
-        </w:rPr>
-      </w:pPr>
-      <w:r>
-        <w:rPr>
-          <w:rStyle w:val="HTMLCode"/>
-          <w:sz w:val="32"/>
-          <w:szCs w:val="32"/>
-        </w:rPr>
-        <w:t xml:space="preserve">  </w:t>
-      </w:r>
-      <w:r>
-        <w:rPr>
-          <w:rStyle w:val="hljs-tag"/>
-          <w:sz w:val="32"/>
-          <w:szCs w:val="32"/>
-        </w:rPr>
-        <w:t>&lt;</w:t>
-      </w:r>
-      <w:r>
-        <w:rPr>
-          <w:rStyle w:val="hljs-name"/>
-          <w:sz w:val="32"/>
-          <w:szCs w:val="32"/>
-        </w:rPr>
-        <w:t>App</w:t>
-      </w:r>
-      <w:r>
-        <w:rPr>
-          <w:rStyle w:val="HTMLCode"/>
-          <w:sz w:val="32"/>
-          <w:szCs w:val="32"/>
-        </w:rPr>
-        <w:t xml:space="preserve"> /&gt;</w:t>
-      </w:r>
-    </w:p>
-    <w:p>
-      <w:pPr>
-        <w:pStyle w:val="HTMLPreformatted"/>
-        <w:rPr>
-          <w:rStyle w:val="HTMLCode"/>
-          <w:sz w:val="32"/>
-          <w:szCs w:val="32"/>
-        </w:rPr>
-      </w:pPr>
-      <w:r>
-        <w:rPr>
-          <w:rStyle w:val="HTMLCode"/>
-          <w:sz w:val="32"/>
-          <w:szCs w:val="32"/>
-        </w:rPr>
-        <w:t>&lt;/</w:t>
-      </w:r>
-      <w:proofErr w:type="spellStart"/>
-      <w:r>
-        <w:rPr>
-          <w:rStyle w:val="hljs-title"/>
-          <w:sz w:val="32"/>
-          <w:szCs w:val="32"/>
-        </w:rPr>
-        <w:t>ThemeProvider</w:t>
-      </w:r>
-      <w:proofErr w:type="spellEnd"/>
-      <w:r>
-        <w:rPr>
-          <w:rStyle w:val="HTMLCode"/>
-          <w:sz w:val="32"/>
-          <w:szCs w:val="32"/>
-        </w:rPr>
-        <w:t>&gt;</w:t>
-      </w:r>
-    </w:p>
-    <w:p>
-      <w:pPr>
-        <w:pStyle w:val="NormalWeb"/>
-        <w:rPr>
-          <w:sz w:val="32"/>
-          <w:szCs w:val="32"/>
-        </w:rPr>
-      </w:pPr>
-      <w:r>
-        <w:rPr>
-          <w:rStyle w:val="Strong"/>
-          <w:sz w:val="32"/>
-          <w:szCs w:val="32"/>
-        </w:rPr>
-        <w:t>Step 4: Consume Context</w:t>
-      </w:r>
-    </w:p>
-    <w:p>
-      <w:pPr>
-        <w:pStyle w:val="HTMLPreformatted"/>
-        <w:rPr>
-          <w:sz w:val="32"/>
-          <w:szCs w:val="32"/>
-        </w:rPr>
-      </w:pPr>
-      <w:proofErr w:type="spellStart"/>
-      <w:r>
-        <w:rPr>
-          <w:sz w:val="32"/>
-          <w:szCs w:val="32"/>
-        </w:rPr>
-        <w:t>js</w:t>
-      </w:r>
-      <w:proofErr w:type="spellEnd"/>
-    </w:p>
-    <w:p>
-      <w:pPr>
-        <w:pStyle w:val="HTMLPreformatted"/>
-        <w:rPr>
-          <w:sz w:val="32"/>
-          <w:szCs w:val="32"/>
-        </w:rPr>
-      </w:pPr>
-      <w:proofErr w:type="spellStart"/>
-      <w:r>
-        <w:rPr>
-          <w:sz w:val="32"/>
-          <w:szCs w:val="32"/>
-        </w:rPr>
-        <w:t>CopyEdit</w:t>
-      </w:r>
-      <w:proofErr w:type="spellEnd"/>
-    </w:p>
-    <w:p>
-      <w:pPr>
-        <w:pStyle w:val="HTMLPreformatted"/>
-        <w:rPr>
-          <w:rStyle w:val="HTMLCode"/>
-          <w:sz w:val="32"/>
-          <w:szCs w:val="32"/>
-        </w:rPr>
-      </w:pPr>
-      <w:r>
-        <w:rPr>
-          <w:rStyle w:val="hljs-keyword"/>
-          <w:sz w:val="32"/>
-          <w:szCs w:val="32"/>
-        </w:rPr>
-        <w:lastRenderedPageBreak/>
-        <w:t>const</w:t>
-      </w:r>
-      <w:r>
-        <w:rPr>
-          <w:rStyle w:val="HTMLCode"/>
-          <w:sz w:val="32"/>
-          <w:szCs w:val="32"/>
-        </w:rPr>
-        <w:t xml:space="preserve"> </w:t>
-      </w:r>
-      <w:proofErr w:type="gramStart"/>
-      <w:r>
-        <w:rPr>
-          <w:rStyle w:val="HTMLCode"/>
-          <w:sz w:val="32"/>
-          <w:szCs w:val="32"/>
-        </w:rPr>
-        <w:t xml:space="preserve">{ </w:t>
-      </w:r>
-      <w:proofErr w:type="spellStart"/>
-      <w:r>
-        <w:rPr>
-          <w:rStyle w:val="HTMLCode"/>
-          <w:sz w:val="32"/>
-          <w:szCs w:val="32"/>
-        </w:rPr>
-        <w:t>darkMode</w:t>
-      </w:r>
-      <w:proofErr w:type="spellEnd"/>
-      <w:proofErr w:type="gramEnd"/>
-      <w:r>
-        <w:rPr>
-          <w:rStyle w:val="HTMLCode"/>
-          <w:sz w:val="32"/>
-          <w:szCs w:val="32"/>
-        </w:rPr>
-        <w:t xml:space="preserve">, </w:t>
-      </w:r>
-      <w:proofErr w:type="spellStart"/>
-      <w:r>
-        <w:rPr>
-          <w:rStyle w:val="HTMLCode"/>
-          <w:sz w:val="32"/>
-          <w:szCs w:val="32"/>
-        </w:rPr>
-        <w:t>toggleTheme</w:t>
-      </w:r>
-      <w:proofErr w:type="spellEnd"/>
-      <w:r>
-        <w:rPr>
-          <w:rStyle w:val="HTMLCode"/>
-          <w:sz w:val="32"/>
-          <w:szCs w:val="32"/>
-        </w:rPr>
-        <w:t xml:space="preserve"> } = </w:t>
-      </w:r>
-      <w:proofErr w:type="spellStart"/>
-      <w:r>
-        <w:rPr>
-          <w:rStyle w:val="hljs-title"/>
-          <w:sz w:val="32"/>
-          <w:szCs w:val="32"/>
-        </w:rPr>
-        <w:t>useContext</w:t>
-      </w:r>
-      <w:proofErr w:type="spellEnd"/>
-      <w:r>
-        <w:rPr>
-          <w:rStyle w:val="HTMLCode"/>
-          <w:sz w:val="32"/>
-          <w:szCs w:val="32"/>
-        </w:rPr>
-        <w:t>(</w:t>
-      </w:r>
-      <w:proofErr w:type="spellStart"/>
-      <w:r>
-        <w:rPr>
-          <w:rStyle w:val="hljs-title"/>
-          <w:sz w:val="32"/>
-          <w:szCs w:val="32"/>
-        </w:rPr>
-        <w:t>ThemeContext</w:t>
-      </w:r>
-      <w:proofErr w:type="spellEnd"/>
-      <w:r>
-        <w:rPr>
-          <w:rStyle w:val="HTMLCode"/>
-          <w:sz w:val="32"/>
-          <w:szCs w:val="32"/>
-        </w:rPr>
-        <w:t>);</w:t>
-      </w:r>
-    </w:p>
-    <w:p>
-      <w:pPr>
-        <w:rPr>
-          <w:sz w:val="32"/>
-          <w:szCs w:val="32"/>
-        </w:rPr>
-      </w:pPr>
-      <w:r>
-        <w:rPr>
-          <w:sz w:val="32"/>
-          <w:szCs w:val="32"/>
-        </w:rPr>
-        <w:pict w14:anchorId="4BA2C99D">
-          <v:rect id="_x0000_i1033" style="width:0;height:1.5pt" o:hralign="center" o:hrstd="t" o:hr="t" fillcolor="#a0a0a0" stroked="f"/>
-        </w:pict>
-      </w:r>
-    </w:p>
-    <w:p>
-      <w:pPr>
-        <w:pStyle w:val="Heading3"/>
-        <w:rPr>
-          <w:sz w:val="32"/>
-          <w:szCs w:val="32"/>
-        </w:rPr>
-      </w:pPr>
-      <w:r>
-        <w:rPr>
-          <w:rStyle w:val="Strong"/>
-          <w:b/>
-          <w:bCs/>
-          <w:sz w:val="32"/>
-          <w:szCs w:val="32"/>
-        </w:rPr>
-        <w:t>5. Practical Applications</w:t>
+        <w:t>REST is an architectural style for designing networked applications. RESTful APIs use standard HTTP methods and are based on resources identified by URLs (Uniform Resource Locators).</w:t>
       </w:r>
     </w:p>
     <w:p>
@@ -2344,7 +560,7 @@
         <w:pStyle w:val="NormalWeb"/>
         <w:numPr>
           <w:ilvl w:val="0"/>
-          <w:numId w:val="17"/>
+          <w:numId w:val="21"/>
         </w:numPr>
         <w:rPr>
           <w:sz w:val="32"/>
@@ -2357,14 +573,199 @@
           <w:sz w:val="32"/>
           <w:szCs w:val="32"/>
         </w:rPr>
-        <w:t>Theme Management</w:t>
-      </w:r>
-      <w:r>
-        <w:rPr>
-          <w:sz w:val="32"/>
-          <w:szCs w:val="32"/>
-        </w:rPr>
-        <w:t xml:space="preserve"> – toggle dark/light modes</w:t>
+        <w:t>Key Concepts:</w:t>
+      </w:r>
+    </w:p>
+    <w:p>
+      <w:pPr>
+        <w:pStyle w:val="NormalWeb"/>
+        <w:numPr>
+          <w:ilvl w:val="1"/>
+          <w:numId w:val="21"/>
+        </w:numPr>
+        <w:rPr>
+          <w:sz w:val="32"/>
+          <w:szCs w:val="32"/>
+        </w:rPr>
+      </w:pPr>
+      <w:r>
+        <w:rPr>
+          <w:rStyle w:val="Strong"/>
+          <w:sz w:val="32"/>
+          <w:szCs w:val="32"/>
+        </w:rPr>
+        <w:t>Resources:</w:t>
+      </w:r>
+      <w:r>
+        <w:rPr>
+          <w:sz w:val="32"/>
+          <w:szCs w:val="32"/>
+        </w:rPr>
+        <w:t xml:space="preserve"> Entities or objects accessed via endpoints (URLs).</w:t>
+      </w:r>
+    </w:p>
+    <w:p>
+      <w:pPr>
+        <w:pStyle w:val="NormalWeb"/>
+        <w:numPr>
+          <w:ilvl w:val="1"/>
+          <w:numId w:val="21"/>
+        </w:numPr>
+        <w:rPr>
+          <w:sz w:val="32"/>
+          <w:szCs w:val="32"/>
+        </w:rPr>
+      </w:pPr>
+      <w:r>
+        <w:rPr>
+          <w:rStyle w:val="Strong"/>
+          <w:sz w:val="32"/>
+          <w:szCs w:val="32"/>
+        </w:rPr>
+        <w:t>HTTP Methods:</w:t>
+      </w:r>
+      <w:r>
+        <w:rPr>
+          <w:sz w:val="32"/>
+          <w:szCs w:val="32"/>
+        </w:rPr>
+        <w:t xml:space="preserve"> CRUD operations mapped to HTTP verbs:</w:t>
+      </w:r>
+    </w:p>
+    <w:p>
+      <w:pPr>
+        <w:pStyle w:val="NormalWeb"/>
+        <w:numPr>
+          <w:ilvl w:val="2"/>
+          <w:numId w:val="21"/>
+        </w:numPr>
+        <w:rPr>
+          <w:sz w:val="32"/>
+          <w:szCs w:val="32"/>
+        </w:rPr>
+      </w:pPr>
+      <w:r>
+        <w:rPr>
+          <w:sz w:val="32"/>
+          <w:szCs w:val="32"/>
+        </w:rPr>
+        <w:t>GET (read data)</w:t>
+      </w:r>
+    </w:p>
+    <w:p>
+      <w:pPr>
+        <w:pStyle w:val="NormalWeb"/>
+        <w:numPr>
+          <w:ilvl w:val="2"/>
+          <w:numId w:val="21"/>
+        </w:numPr>
+        <w:rPr>
+          <w:sz w:val="32"/>
+          <w:szCs w:val="32"/>
+        </w:rPr>
+      </w:pPr>
+      <w:r>
+        <w:rPr>
+          <w:sz w:val="32"/>
+          <w:szCs w:val="32"/>
+        </w:rPr>
+        <w:t>POST (create data)</w:t>
+      </w:r>
+    </w:p>
+    <w:p>
+      <w:pPr>
+        <w:pStyle w:val="NormalWeb"/>
+        <w:numPr>
+          <w:ilvl w:val="2"/>
+          <w:numId w:val="21"/>
+        </w:numPr>
+        <w:rPr>
+          <w:sz w:val="32"/>
+          <w:szCs w:val="32"/>
+        </w:rPr>
+      </w:pPr>
+      <w:r>
+        <w:rPr>
+          <w:sz w:val="32"/>
+          <w:szCs w:val="32"/>
+        </w:rPr>
+        <w:t>PUT/PATCH (update data)</w:t>
+      </w:r>
+    </w:p>
+    <w:p>
+      <w:pPr>
+        <w:pStyle w:val="NormalWeb"/>
+        <w:numPr>
+          <w:ilvl w:val="2"/>
+          <w:numId w:val="21"/>
+        </w:numPr>
+        <w:rPr>
+          <w:sz w:val="32"/>
+          <w:szCs w:val="32"/>
+        </w:rPr>
+      </w:pPr>
+      <w:r>
+        <w:rPr>
+          <w:sz w:val="32"/>
+          <w:szCs w:val="32"/>
+        </w:rPr>
+        <w:t>DELETE (remove data)</w:t>
+      </w:r>
+    </w:p>
+    <w:p>
+      <w:pPr>
+        <w:pStyle w:val="NormalWeb"/>
+        <w:numPr>
+          <w:ilvl w:val="1"/>
+          <w:numId w:val="21"/>
+        </w:numPr>
+        <w:rPr>
+          <w:sz w:val="32"/>
+          <w:szCs w:val="32"/>
+        </w:rPr>
+      </w:pPr>
+      <w:r>
+        <w:rPr>
+          <w:rStyle w:val="Strong"/>
+          <w:sz w:val="32"/>
+          <w:szCs w:val="32"/>
+        </w:rPr>
+        <w:t>Statelessness:</w:t>
+      </w:r>
+      <w:r>
+        <w:rPr>
+          <w:sz w:val="32"/>
+          <w:szCs w:val="32"/>
+        </w:rPr>
+        <w:t xml:space="preserve"> Each request contains all necessary information, with no session state stored on the server.</w:t>
+      </w:r>
+    </w:p>
+    <w:p>
+      <w:pPr>
+        <w:pStyle w:val="NormalWeb"/>
+        <w:numPr>
+          <w:ilvl w:val="1"/>
+          <w:numId w:val="21"/>
+        </w:numPr>
+        <w:rPr>
+          <w:sz w:val="32"/>
+          <w:szCs w:val="32"/>
+        </w:rPr>
+      </w:pPr>
+      <w:r>
+        <w:rPr>
+          <w:rStyle w:val="Strong"/>
+          <w:sz w:val="32"/>
+          <w:szCs w:val="32"/>
+        </w:rPr>
+        <w:t>Representation:</w:t>
+      </w:r>
+      <w:r>
+        <w:rPr>
+          <w:sz w:val="32"/>
+          <w:szCs w:val="32"/>
+        </w:rPr>
+        <w:t xml:space="preserve"> Data is often returned in JSON or XML format.</w:t>
       </w:r>
     </w:p>
     <w:p>
@@ -2372,7 +773,7 @@
         <w:pStyle w:val="NormalWeb"/>
         <w:numPr>
           <w:ilvl w:val="0"/>
-          <w:numId w:val="17"/>
+          <w:numId w:val="21"/>
         </w:numPr>
         <w:rPr>
           <w:sz w:val="32"/>
@@ -2385,14 +786,129 @@
           <w:sz w:val="32"/>
           <w:szCs w:val="32"/>
         </w:rPr>
-        <w:t>Authentication</w:t>
-      </w:r>
-      <w:r>
-        <w:rPr>
-          <w:sz w:val="32"/>
-          <w:szCs w:val="32"/>
-        </w:rPr>
-        <w:t xml:space="preserve"> – store and access login state</w:t>
+        <w:t>Example:</w:t>
+      </w:r>
+    </w:p>
+    <w:p>
+      <w:pPr>
+        <w:pStyle w:val="NormalWeb"/>
+        <w:numPr>
+          <w:ilvl w:val="1"/>
+          <w:numId w:val="21"/>
+        </w:numPr>
+        <w:rPr>
+          <w:sz w:val="32"/>
+          <w:szCs w:val="32"/>
+        </w:rPr>
+      </w:pPr>
+      <w:r>
+        <w:rPr>
+          <w:sz w:val="32"/>
+          <w:szCs w:val="32"/>
+        </w:rPr>
+        <w:t xml:space="preserve">GET request to </w:t>
+      </w:r>
+      <w:r>
+        <w:rPr>
+          <w:rStyle w:val="HTMLCode"/>
+          <w:sz w:val="32"/>
+          <w:szCs w:val="32"/>
+        </w:rPr>
+        <w:t>https://api.example.com/users</w:t>
+      </w:r>
+      <w:r>
+        <w:rPr>
+          <w:sz w:val="32"/>
+          <w:szCs w:val="32"/>
+        </w:rPr>
+        <w:t xml:space="preserve"> fetches a list of users.</w:t>
+      </w:r>
+    </w:p>
+    <w:p>
+      <w:pPr>
+        <w:pStyle w:val="NormalWeb"/>
+        <w:numPr>
+          <w:ilvl w:val="1"/>
+          <w:numId w:val="21"/>
+        </w:numPr>
+        <w:rPr>
+          <w:sz w:val="32"/>
+          <w:szCs w:val="32"/>
+        </w:rPr>
+      </w:pPr>
+      <w:r>
+        <w:rPr>
+          <w:sz w:val="32"/>
+          <w:szCs w:val="32"/>
+        </w:rPr>
+        <w:t>POST request to the same endpoint can create a new user.</w:t>
+      </w:r>
+    </w:p>
+    <w:p>
+      <w:pPr>
+        <w:pStyle w:val="Heading2"/>
+        <w:rPr>
+          <w:sz w:val="32"/>
+          <w:szCs w:val="32"/>
+        </w:rPr>
+      </w:pPr>
+      <w:proofErr w:type="spellStart"/>
+      <w:r>
+        <w:rPr>
+          <w:sz w:val="32"/>
+          <w:szCs w:val="32"/>
+        </w:rPr>
+        <w:lastRenderedPageBreak/>
+        <w:t>GraphQL</w:t>
+      </w:r>
+      <w:proofErr w:type="spellEnd"/>
+      <w:r>
+        <w:rPr>
+          <w:sz w:val="32"/>
+          <w:szCs w:val="32"/>
+        </w:rPr>
+        <w:t xml:space="preserve"> Basics</w:t>
+      </w:r>
+    </w:p>
+    <w:p>
+      <w:pPr>
+        <w:pStyle w:val="NormalWeb"/>
+        <w:rPr>
+          <w:sz w:val="32"/>
+          <w:szCs w:val="32"/>
+        </w:rPr>
+      </w:pPr>
+      <w:proofErr w:type="spellStart"/>
+      <w:r>
+        <w:rPr>
+          <w:sz w:val="32"/>
+          <w:szCs w:val="32"/>
+        </w:rPr>
+        <w:t>GraphQL</w:t>
+      </w:r>
+      <w:proofErr w:type="spellEnd"/>
+      <w:r>
+        <w:rPr>
+          <w:sz w:val="32"/>
+          <w:szCs w:val="32"/>
+        </w:rPr>
+        <w:t xml:space="preserve"> is a query language and runtime developed by Facebook for APIs. Unlike REST, </w:t>
+      </w:r>
+      <w:proofErr w:type="spellStart"/>
+      <w:r>
+        <w:rPr>
+          <w:sz w:val="32"/>
+          <w:szCs w:val="32"/>
+        </w:rPr>
+        <w:t>GraphQL</w:t>
+      </w:r>
+      <w:proofErr w:type="spellEnd"/>
+      <w:r>
+        <w:rPr>
+          <w:sz w:val="32"/>
+          <w:szCs w:val="32"/>
+        </w:rPr>
+        <w:t xml:space="preserve"> lets clients specify exactly what data they need, which can reduce the number of requests and amount of data transferred.</w:t>
       </w:r>
     </w:p>
     <w:p>
@@ -2400,7 +916,7 @@
         <w:pStyle w:val="NormalWeb"/>
         <w:numPr>
           <w:ilvl w:val="0"/>
-          <w:numId w:val="17"/>
+          <w:numId w:val="22"/>
         </w:numPr>
         <w:rPr>
           <w:sz w:val="32"/>
@@ -2413,14 +929,172 @@
           <w:sz w:val="32"/>
           <w:szCs w:val="32"/>
         </w:rPr>
-        <w:t>Cart Functionality</w:t>
-      </w:r>
-      <w:r>
-        <w:rPr>
-          <w:sz w:val="32"/>
-          <w:szCs w:val="32"/>
-        </w:rPr>
-        <w:t xml:space="preserve"> – access cart data across components</w:t>
+        <w:t>Key Concepts:</w:t>
+      </w:r>
+    </w:p>
+    <w:p>
+      <w:pPr>
+        <w:pStyle w:val="NormalWeb"/>
+        <w:numPr>
+          <w:ilvl w:val="1"/>
+          <w:numId w:val="22"/>
+        </w:numPr>
+        <w:rPr>
+          <w:sz w:val="32"/>
+          <w:szCs w:val="32"/>
+        </w:rPr>
+      </w:pPr>
+      <w:r>
+        <w:rPr>
+          <w:rStyle w:val="Strong"/>
+          <w:sz w:val="32"/>
+          <w:szCs w:val="32"/>
+        </w:rPr>
+        <w:t>Schema:</w:t>
+      </w:r>
+      <w:r>
+        <w:rPr>
+          <w:sz w:val="32"/>
+          <w:szCs w:val="32"/>
+        </w:rPr>
+        <w:t xml:space="preserve"> Defines types, queries, and mutations (for reading and writing data).</w:t>
+      </w:r>
+    </w:p>
+    <w:p>
+      <w:pPr>
+        <w:pStyle w:val="NormalWeb"/>
+        <w:numPr>
+          <w:ilvl w:val="1"/>
+          <w:numId w:val="22"/>
+        </w:numPr>
+        <w:rPr>
+          <w:sz w:val="32"/>
+          <w:szCs w:val="32"/>
+        </w:rPr>
+      </w:pPr>
+      <w:r>
+        <w:rPr>
+          <w:rStyle w:val="Strong"/>
+          <w:sz w:val="32"/>
+          <w:szCs w:val="32"/>
+        </w:rPr>
+        <w:t>Queries:</w:t>
+      </w:r>
+      <w:r>
+        <w:rPr>
+          <w:sz w:val="32"/>
+          <w:szCs w:val="32"/>
+        </w:rPr>
+        <w:t xml:space="preserve"> Clients specify precise data fields to retrieve.</w:t>
+      </w:r>
+    </w:p>
+    <w:p>
+      <w:pPr>
+        <w:pStyle w:val="NormalWeb"/>
+        <w:numPr>
+          <w:ilvl w:val="1"/>
+          <w:numId w:val="22"/>
+        </w:numPr>
+        <w:rPr>
+          <w:sz w:val="32"/>
+          <w:szCs w:val="32"/>
+        </w:rPr>
+      </w:pPr>
+      <w:r>
+        <w:rPr>
+          <w:rStyle w:val="Strong"/>
+          <w:sz w:val="32"/>
+          <w:szCs w:val="32"/>
+        </w:rPr>
+        <w:t>Mutations:</w:t>
+      </w:r>
+      <w:r>
+        <w:rPr>
+          <w:sz w:val="32"/>
+          <w:szCs w:val="32"/>
+        </w:rPr>
+        <w:t xml:space="preserve"> Used to modify data on the server.</w:t>
+      </w:r>
+    </w:p>
+    <w:p>
+      <w:pPr>
+        <w:pStyle w:val="NormalWeb"/>
+        <w:numPr>
+          <w:ilvl w:val="1"/>
+          <w:numId w:val="22"/>
+        </w:numPr>
+        <w:rPr>
+          <w:sz w:val="32"/>
+          <w:szCs w:val="32"/>
+        </w:rPr>
+      </w:pPr>
+      <w:r>
+        <w:rPr>
+          <w:rStyle w:val="Strong"/>
+          <w:sz w:val="32"/>
+          <w:szCs w:val="32"/>
+        </w:rPr>
+        <w:t>Single Endpoint:</w:t>
+      </w:r>
+      <w:r>
+        <w:rPr>
+          <w:sz w:val="32"/>
+          <w:szCs w:val="32"/>
+        </w:rPr>
+        <w:t xml:space="preserve"> All requests go to one endpoint (usually </w:t>
+      </w:r>
+      <w:r>
+        <w:rPr>
+          <w:rStyle w:val="HTMLCode"/>
+          <w:sz w:val="32"/>
+          <w:szCs w:val="32"/>
+        </w:rPr>
+        <w:t>/</w:t>
+      </w:r>
+      <w:proofErr w:type="spellStart"/>
+      <w:r>
+        <w:rPr>
+          <w:rStyle w:val="HTMLCode"/>
+          <w:sz w:val="32"/>
+          <w:szCs w:val="32"/>
+        </w:rPr>
+        <w:t>graphql</w:t>
+      </w:r>
+      <w:proofErr w:type="spellEnd"/>
+      <w:r>
+        <w:rPr>
+          <w:sz w:val="32"/>
+          <w:szCs w:val="32"/>
+        </w:rPr>
+        <w:t>).</w:t>
+      </w:r>
+    </w:p>
+    <w:p>
+      <w:pPr>
+        <w:pStyle w:val="NormalWeb"/>
+        <w:numPr>
+          <w:ilvl w:val="1"/>
+          <w:numId w:val="22"/>
+        </w:numPr>
+        <w:rPr>
+          <w:sz w:val="32"/>
+          <w:szCs w:val="32"/>
+        </w:rPr>
+      </w:pPr>
+      <w:r>
+        <w:rPr>
+          <w:rStyle w:val="Strong"/>
+          <w:sz w:val="32"/>
+          <w:szCs w:val="32"/>
+        </w:rPr>
+        <w:t>Strong Typing:</w:t>
+      </w:r>
+      <w:r>
+        <w:rPr>
+          <w:sz w:val="32"/>
+          <w:szCs w:val="32"/>
+        </w:rPr>
+        <w:t xml:space="preserve"> Schema enforces data types and structure.</w:t>
       </w:r>
     </w:p>
     <w:p>
@@ -2428,7 +1102,7 @@
         <w:pStyle w:val="NormalWeb"/>
         <w:numPr>
           <w:ilvl w:val="0"/>
-          <w:numId w:val="17"/>
+          <w:numId w:val="22"/>
         </w:numPr>
         <w:rPr>
           <w:sz w:val="32"/>
@@ -2441,52 +1115,217 @@
           <w:sz w:val="32"/>
           <w:szCs w:val="32"/>
         </w:rPr>
-        <w:t>User Preferences</w:t>
-      </w:r>
-      <w:r>
-        <w:rPr>
-          <w:sz w:val="32"/>
-          <w:szCs w:val="32"/>
-        </w:rPr>
-        <w:t xml:space="preserve"> – language, display settings, etc.</w:t>
-      </w:r>
-    </w:p>
-    <w:p>
-      <w:pPr>
-        <w:rPr>
-          <w:sz w:val="32"/>
-          <w:szCs w:val="32"/>
-        </w:rPr>
-      </w:pPr>
-      <w:r>
-        <w:rPr>
-          <w:sz w:val="32"/>
-          <w:szCs w:val="32"/>
-        </w:rPr>
-        <w:pict w14:anchorId="3F1D6E7E">
-          <v:rect id="_x0000_i1034" style="width:0;height:1.5pt" o:hralign="center" o:hrstd="t" o:hr="t" fillcolor="#a0a0a0" stroked="f"/>
-        </w:pict>
-      </w:r>
-    </w:p>
-    <w:p>
-      <w:pPr>
-        <w:pStyle w:val="Heading3"/>
-        <w:rPr>
-          <w:sz w:val="32"/>
-          <w:szCs w:val="32"/>
-        </w:rPr>
-      </w:pPr>
-      <w:bookmarkStart w:id="0" w:name="_GoBack"/>
-      <w:bookmarkEnd w:id="0"/>
-      <w:r>
-        <w:rPr>
-          <w:rStyle w:val="Strong"/>
-          <w:b/>
-          <w:bCs/>
-          <w:sz w:val="32"/>
-          <w:szCs w:val="32"/>
-        </w:rPr>
-        <w:t>7. When NOT to Use Context</w:t>
+        <w:t>Example Query:</w:t>
+      </w:r>
+    </w:p>
+    <w:p>
+      <w:pPr>
+        <w:pStyle w:val="HTMLPreformatted"/>
+        <w:numPr>
+          <w:ilvl w:val="0"/>
+          <w:numId w:val="22"/>
+        </w:numPr>
+        <w:tabs>
+          <w:tab w:val="clear" w:pos="720"/>
+        </w:tabs>
+        <w:rPr>
+          <w:rStyle w:val="HTMLCode"/>
+          <w:sz w:val="32"/>
+          <w:szCs w:val="32"/>
+        </w:rPr>
+      </w:pPr>
+      <w:r>
+        <w:rPr>
+          <w:rStyle w:val="HTMLCode"/>
+          <w:sz w:val="32"/>
+          <w:szCs w:val="32"/>
+        </w:rPr>
+        <w:t>{</w:t>
+      </w:r>
+    </w:p>
+    <w:p>
+      <w:pPr>
+        <w:pStyle w:val="HTMLPreformatted"/>
+        <w:numPr>
+          <w:ilvl w:val="0"/>
+          <w:numId w:val="22"/>
+        </w:numPr>
+        <w:tabs>
+          <w:tab w:val="clear" w:pos="720"/>
+        </w:tabs>
+        <w:rPr>
+          <w:rStyle w:val="HTMLCode"/>
+          <w:sz w:val="32"/>
+          <w:szCs w:val="32"/>
+        </w:rPr>
+      </w:pPr>
+      <w:r>
+        <w:rPr>
+          <w:rStyle w:val="HTMLCode"/>
+          <w:sz w:val="32"/>
+          <w:szCs w:val="32"/>
+        </w:rPr>
+        <w:t xml:space="preserve">  </w:t>
+      </w:r>
+      <w:proofErr w:type="gramStart"/>
+      <w:r>
+        <w:rPr>
+          <w:rStyle w:val="HTMLCode"/>
+          <w:sz w:val="32"/>
+          <w:szCs w:val="32"/>
+        </w:rPr>
+        <w:t>user(</w:t>
+      </w:r>
+      <w:proofErr w:type="gramEnd"/>
+      <w:r>
+        <w:rPr>
+          <w:rStyle w:val="HTMLCode"/>
+          <w:sz w:val="32"/>
+          <w:szCs w:val="32"/>
+        </w:rPr>
+        <w:t>id: "1") {</w:t>
+      </w:r>
+    </w:p>
+    <w:p>
+      <w:pPr>
+        <w:pStyle w:val="HTMLPreformatted"/>
+        <w:numPr>
+          <w:ilvl w:val="0"/>
+          <w:numId w:val="22"/>
+        </w:numPr>
+        <w:tabs>
+          <w:tab w:val="clear" w:pos="720"/>
+        </w:tabs>
+        <w:rPr>
+          <w:rStyle w:val="HTMLCode"/>
+          <w:sz w:val="32"/>
+          <w:szCs w:val="32"/>
+        </w:rPr>
+      </w:pPr>
+      <w:r>
+        <w:rPr>
+          <w:rStyle w:val="HTMLCode"/>
+          <w:sz w:val="32"/>
+          <w:szCs w:val="32"/>
+        </w:rPr>
+        <w:t xml:space="preserve">    id</w:t>
+      </w:r>
+    </w:p>
+    <w:p>
+      <w:pPr>
+        <w:pStyle w:val="HTMLPreformatted"/>
+        <w:numPr>
+          <w:ilvl w:val="0"/>
+          <w:numId w:val="22"/>
+        </w:numPr>
+        <w:tabs>
+          <w:tab w:val="clear" w:pos="720"/>
+        </w:tabs>
+        <w:rPr>
+          <w:rStyle w:val="HTMLCode"/>
+          <w:sz w:val="32"/>
+          <w:szCs w:val="32"/>
+        </w:rPr>
+      </w:pPr>
+      <w:r>
+        <w:rPr>
+          <w:rStyle w:val="HTMLCode"/>
+          <w:sz w:val="32"/>
+          <w:szCs w:val="32"/>
+        </w:rPr>
+        <w:t xml:space="preserve">    name</w:t>
+      </w:r>
+    </w:p>
+    <w:p>
+      <w:pPr>
+        <w:pStyle w:val="HTMLPreformatted"/>
+        <w:numPr>
+          <w:ilvl w:val="0"/>
+          <w:numId w:val="22"/>
+        </w:numPr>
+        <w:tabs>
+          <w:tab w:val="clear" w:pos="720"/>
+        </w:tabs>
+        <w:rPr>
+          <w:rStyle w:val="HTMLCode"/>
+          <w:sz w:val="32"/>
+          <w:szCs w:val="32"/>
+        </w:rPr>
+      </w:pPr>
+      <w:r>
+        <w:rPr>
+          <w:rStyle w:val="HTMLCode"/>
+          <w:sz w:val="32"/>
+          <w:szCs w:val="32"/>
+        </w:rPr>
+        <w:t xml:space="preserve">    email</w:t>
+      </w:r>
+    </w:p>
+    <w:p>
+      <w:pPr>
+        <w:pStyle w:val="HTMLPreformatted"/>
+        <w:numPr>
+          <w:ilvl w:val="0"/>
+          <w:numId w:val="22"/>
+        </w:numPr>
+        <w:tabs>
+          <w:tab w:val="clear" w:pos="720"/>
+        </w:tabs>
+        <w:rPr>
+          <w:rStyle w:val="HTMLCode"/>
+          <w:sz w:val="32"/>
+          <w:szCs w:val="32"/>
+        </w:rPr>
+      </w:pPr>
+      <w:r>
+        <w:rPr>
+          <w:rStyle w:val="HTMLCode"/>
+          <w:sz w:val="32"/>
+          <w:szCs w:val="32"/>
+        </w:rPr>
+        <w:t xml:space="preserve">  }</w:t>
+      </w:r>
+    </w:p>
+    <w:p>
+      <w:pPr>
+        <w:pStyle w:val="HTMLPreformatted"/>
+        <w:numPr>
+          <w:ilvl w:val="0"/>
+          <w:numId w:val="22"/>
+        </w:numPr>
+        <w:tabs>
+          <w:tab w:val="clear" w:pos="720"/>
+        </w:tabs>
+        <w:rPr>
+          <w:rStyle w:val="HTMLCode"/>
+          <w:sz w:val="32"/>
+          <w:szCs w:val="32"/>
+        </w:rPr>
+      </w:pPr>
+      <w:r>
+        <w:rPr>
+          <w:rStyle w:val="HTMLCode"/>
+          <w:sz w:val="32"/>
+          <w:szCs w:val="32"/>
+        </w:rPr>
+        <w:t>}</w:t>
+      </w:r>
+    </w:p>
+    <w:p>
+      <w:pPr>
+        <w:pStyle w:val="NormalWeb"/>
+        <w:ind w:left="720"/>
+        <w:rPr>
+          <w:sz w:val="32"/>
+          <w:szCs w:val="32"/>
+        </w:rPr>
+      </w:pPr>
+      <w:r>
+        <w:rPr>
+          <w:sz w:val="32"/>
+          <w:szCs w:val="32"/>
+        </w:rPr>
+        <w:t>This fetches only the user’s id, name, and email.</w:t>
       </w:r>
     </w:p>
     <w:p>
@@ -2494,7 +1333,7 @@
         <w:pStyle w:val="NormalWeb"/>
         <w:numPr>
           <w:ilvl w:val="0"/>
-          <w:numId w:val="19"/>
+          <w:numId w:val="22"/>
         </w:numPr>
         <w:rPr>
           <w:sz w:val="32"/>
@@ -2503,25 +1342,71 @@
       </w:pPr>
       <w:r>
         <w:rPr>
-          <w:sz w:val="32"/>
-          <w:szCs w:val="32"/>
-        </w:rPr>
-        <w:t xml:space="preserve">If the state changes frequently (e.g., real-time search inputs), Context may cause </w:t>
-      </w:r>
-      <w:r>
-        <w:rPr>
           <w:rStyle w:val="Strong"/>
           <w:sz w:val="32"/>
           <w:szCs w:val="32"/>
         </w:rPr>
-        <w:t>unnecessary re-renders</w:t>
-      </w:r>
-      <w:r>
-        <w:rPr>
-          <w:sz w:val="32"/>
-          <w:szCs w:val="32"/>
-        </w:rPr>
-        <w:t>.</w:t>
+        <w:t>Advantages:</w:t>
+      </w:r>
+    </w:p>
+    <w:p>
+      <w:pPr>
+        <w:pStyle w:val="NormalWeb"/>
+        <w:numPr>
+          <w:ilvl w:val="1"/>
+          <w:numId w:val="22"/>
+        </w:numPr>
+        <w:rPr>
+          <w:sz w:val="32"/>
+          <w:szCs w:val="32"/>
+        </w:rPr>
+      </w:pPr>
+      <w:r>
+        <w:rPr>
+          <w:sz w:val="32"/>
+          <w:szCs w:val="32"/>
+        </w:rPr>
+        <w:t>Precise data retrieval, minimizing over-fetching.</w:t>
+      </w:r>
+    </w:p>
+    <w:p>
+      <w:pPr>
+        <w:pStyle w:val="NormalWeb"/>
+        <w:numPr>
+          <w:ilvl w:val="1"/>
+          <w:numId w:val="22"/>
+        </w:numPr>
+        <w:rPr>
+          <w:sz w:val="32"/>
+          <w:szCs w:val="32"/>
+        </w:rPr>
+      </w:pPr>
+      <w:r>
+        <w:rPr>
+          <w:sz w:val="32"/>
+          <w:szCs w:val="32"/>
+        </w:rPr>
+        <w:t>Single request can fetch complex, related data.</w:t>
+      </w:r>
+    </w:p>
+    <w:p>
+      <w:pPr>
+        <w:pStyle w:val="NormalWeb"/>
+        <w:numPr>
+          <w:ilvl w:val="1"/>
+          <w:numId w:val="22"/>
+        </w:numPr>
+        <w:rPr>
+          <w:sz w:val="32"/>
+          <w:szCs w:val="32"/>
+        </w:rPr>
+      </w:pPr>
+      <w:r>
+        <w:rPr>
+          <w:sz w:val="32"/>
+          <w:szCs w:val="32"/>
+        </w:rPr>
+        <w:t>Strongly typed API encourages clear contracts.</w:t>
       </w:r>
     </w:p>
     <w:p>
@@ -2529,7 +1414,7 @@
         <w:pStyle w:val="NormalWeb"/>
         <w:numPr>
           <w:ilvl w:val="0"/>
-          <w:numId w:val="19"/>
+          <w:numId w:val="22"/>
         </w:numPr>
         <w:rPr>
           <w:sz w:val="32"/>
@@ -2538,95 +1423,105 @@
       </w:pPr>
       <w:r>
         <w:rPr>
-          <w:sz w:val="32"/>
-          <w:szCs w:val="32"/>
-        </w:rPr>
-        <w:t xml:space="preserve">For complex or large-scale applications, consider advanced tools like </w:t>
-      </w:r>
-      <w:r>
-        <w:rPr>
           <w:rStyle w:val="Strong"/>
           <w:sz w:val="32"/>
           <w:szCs w:val="32"/>
         </w:rPr>
-        <w:t>Redux</w:t>
-      </w:r>
-      <w:r>
-        <w:rPr>
-          <w:sz w:val="32"/>
-          <w:szCs w:val="32"/>
-        </w:rPr>
-        <w:t xml:space="preserve">, </w:t>
-      </w:r>
-      <w:proofErr w:type="spellStart"/>
-      <w:r>
-        <w:rPr>
-          <w:rStyle w:val="Strong"/>
-          <w:sz w:val="32"/>
-          <w:szCs w:val="32"/>
-        </w:rPr>
-        <w:t>Zustand</w:t>
-      </w:r>
-      <w:proofErr w:type="spellEnd"/>
-      <w:r>
-        <w:rPr>
-          <w:sz w:val="32"/>
-          <w:szCs w:val="32"/>
-        </w:rPr>
-        <w:t xml:space="preserve">, or </w:t>
-      </w:r>
-      <w:proofErr w:type="spellStart"/>
-      <w:r>
-        <w:rPr>
-          <w:rStyle w:val="Strong"/>
-          <w:sz w:val="32"/>
-          <w:szCs w:val="32"/>
-        </w:rPr>
-        <w:t>Jotai</w:t>
-      </w:r>
-      <w:proofErr w:type="spellEnd"/>
-      <w:r>
-        <w:rPr>
-          <w:sz w:val="32"/>
-          <w:szCs w:val="32"/>
-        </w:rPr>
-        <w:t>.</w:t>
-      </w:r>
-    </w:p>
-    <w:p>
-      <w:pPr>
-        <w:rPr>
-          <w:sz w:val="32"/>
-          <w:szCs w:val="32"/>
-        </w:rPr>
-      </w:pPr>
-      <w:r>
-        <w:rPr>
-          <w:sz w:val="32"/>
-          <w:szCs w:val="32"/>
-        </w:rPr>
-        <w:pict w14:anchorId="03E17B2E">
-          <v:rect id="_x0000_i1036" style="width:0;height:1.5pt" o:hralign="center" o:hrstd="t" o:hr="t" fillcolor="#a0a0a0" stroked="f"/>
+        <w:t>Limitations:</w:t>
+      </w:r>
+    </w:p>
+    <w:p>
+      <w:pPr>
+        <w:pStyle w:val="NormalWeb"/>
+        <w:numPr>
+          <w:ilvl w:val="1"/>
+          <w:numId w:val="22"/>
+        </w:numPr>
+        <w:rPr>
+          <w:sz w:val="32"/>
+          <w:szCs w:val="32"/>
+        </w:rPr>
+      </w:pPr>
+      <w:r>
+        <w:rPr>
+          <w:sz w:val="32"/>
+          <w:szCs w:val="32"/>
+        </w:rPr>
+        <w:t>More complex setup and learning curve.</w:t>
+      </w:r>
+    </w:p>
+    <w:p>
+      <w:pPr>
+        <w:pStyle w:val="NormalWeb"/>
+        <w:numPr>
+          <w:ilvl w:val="1"/>
+          <w:numId w:val="22"/>
+        </w:numPr>
+        <w:rPr>
+          <w:sz w:val="32"/>
+          <w:szCs w:val="32"/>
+        </w:rPr>
+      </w:pPr>
+      <w:r>
+        <w:rPr>
+          <w:sz w:val="32"/>
+          <w:szCs w:val="32"/>
+        </w:rPr>
+        <w:t>Caching is less straightforward than REST.</w:t>
+      </w:r>
+    </w:p>
+    <w:p>
+      <w:pPr>
+        <w:pStyle w:val="NormalWeb"/>
+        <w:numPr>
+          <w:ilvl w:val="1"/>
+          <w:numId w:val="22"/>
+        </w:numPr>
+        <w:rPr>
+          <w:sz w:val="32"/>
+          <w:szCs w:val="32"/>
+        </w:rPr>
+      </w:pPr>
+      <w:r>
+        <w:rPr>
+          <w:sz w:val="32"/>
+          <w:szCs w:val="32"/>
+        </w:rPr>
+        <w:t>Potential for expensive queries if not properly managed.</w:t>
+      </w:r>
+    </w:p>
+    <w:p>
+      <w:pPr>
+        <w:rPr>
+          <w:sz w:val="32"/>
+          <w:szCs w:val="32"/>
+        </w:rPr>
+      </w:pPr>
+      <w:r>
+        <w:rPr>
+          <w:sz w:val="32"/>
+          <w:szCs w:val="32"/>
+        </w:rPr>
+        <w:pict w14:anchorId="5F380B41">
+          <v:rect id="_x0000_i1038" style="width:0;height:1.5pt" o:hralign="center" o:hrstd="t" o:hr="t" fillcolor="#a0a0a0" stroked="f"/>
         </w:pict>
       </w:r>
     </w:p>
     <w:p>
       <w:pPr>
-        <w:pStyle w:val="Heading3"/>
-        <w:rPr>
-          <w:sz w:val="32"/>
-          <w:szCs w:val="32"/>
-        </w:rPr>
-      </w:pPr>
-      <w:r>
-        <w:rPr>
-          <w:rStyle w:val="Strong"/>
-          <w:b/>
-          <w:bCs/>
-          <w:sz w:val="32"/>
-          <w:szCs w:val="32"/>
-        </w:rPr>
-        <w:t>8. Key Benefits</w:t>
+        <w:pStyle w:val="Heading2"/>
+        <w:rPr>
+          <w:sz w:val="32"/>
+          <w:szCs w:val="32"/>
+        </w:rPr>
+      </w:pPr>
+      <w:r>
+        <w:rPr>
+          <w:sz w:val="32"/>
+          <w:szCs w:val="32"/>
+        </w:rPr>
+        <w:lastRenderedPageBreak/>
+        <w:t>Fetching Data from APIs (Practical Aspects)</w:t>
       </w:r>
     </w:p>
     <w:p>
@@ -2634,7 +1529,7 @@
         <w:pStyle w:val="NormalWeb"/>
         <w:numPr>
           <w:ilvl w:val="0"/>
-          <w:numId w:val="20"/>
+          <w:numId w:val="23"/>
         </w:numPr>
         <w:rPr>
           <w:sz w:val="32"/>
@@ -2643,10 +1538,195 @@
       </w:pPr>
       <w:r>
         <w:rPr>
-          <w:sz w:val="32"/>
-          <w:szCs w:val="32"/>
-        </w:rPr>
-        <w:t>Cleaner code with minimal prop drilling</w:t>
+          <w:rStyle w:val="Strong"/>
+          <w:sz w:val="32"/>
+          <w:szCs w:val="32"/>
+        </w:rPr>
+        <w:t>REST API:</w:t>
+      </w:r>
+    </w:p>
+    <w:p>
+      <w:pPr>
+        <w:pStyle w:val="NormalWeb"/>
+        <w:numPr>
+          <w:ilvl w:val="1"/>
+          <w:numId w:val="23"/>
+        </w:numPr>
+        <w:rPr>
+          <w:sz w:val="32"/>
+          <w:szCs w:val="32"/>
+        </w:rPr>
+      </w:pPr>
+      <w:r>
+        <w:rPr>
+          <w:sz w:val="32"/>
+          <w:szCs w:val="32"/>
+        </w:rPr>
+        <w:t xml:space="preserve">Use HTTP clients like </w:t>
+      </w:r>
+      <w:r>
+        <w:rPr>
+          <w:rStyle w:val="HTMLCode"/>
+          <w:sz w:val="32"/>
+          <w:szCs w:val="32"/>
+        </w:rPr>
+        <w:t>fetch</w:t>
+      </w:r>
+      <w:r>
+        <w:rPr>
+          <w:sz w:val="32"/>
+          <w:szCs w:val="32"/>
+        </w:rPr>
+        <w:t xml:space="preserve"> in JavaScript or tools like Postman.</w:t>
+      </w:r>
+    </w:p>
+    <w:p>
+      <w:pPr>
+        <w:pStyle w:val="NormalWeb"/>
+        <w:numPr>
+          <w:ilvl w:val="1"/>
+          <w:numId w:val="23"/>
+        </w:numPr>
+        <w:rPr>
+          <w:sz w:val="32"/>
+          <w:szCs w:val="32"/>
+        </w:rPr>
+      </w:pPr>
+      <w:r>
+        <w:rPr>
+          <w:sz w:val="32"/>
+          <w:szCs w:val="32"/>
+        </w:rPr>
+        <w:t>Example using fetch in JavaScript:</w:t>
+      </w:r>
+    </w:p>
+    <w:p>
+      <w:pPr>
+        <w:pStyle w:val="HTMLPreformatted"/>
+        <w:numPr>
+          <w:ilvl w:val="1"/>
+          <w:numId w:val="23"/>
+        </w:numPr>
+        <w:tabs>
+          <w:tab w:val="clear" w:pos="1440"/>
+        </w:tabs>
+        <w:rPr>
+          <w:rStyle w:val="HTMLCode"/>
+          <w:sz w:val="32"/>
+          <w:szCs w:val="32"/>
+        </w:rPr>
+      </w:pPr>
+      <w:r>
+        <w:rPr>
+          <w:rStyle w:val="HTMLCode"/>
+          <w:sz w:val="32"/>
+          <w:szCs w:val="32"/>
+        </w:rPr>
+        <w:t>fetch('https://api.example.com/users')</w:t>
+      </w:r>
+    </w:p>
+    <w:p>
+      <w:pPr>
+        <w:pStyle w:val="HTMLPreformatted"/>
+        <w:numPr>
+          <w:ilvl w:val="1"/>
+          <w:numId w:val="23"/>
+        </w:numPr>
+        <w:tabs>
+          <w:tab w:val="clear" w:pos="1440"/>
+        </w:tabs>
+        <w:rPr>
+          <w:rStyle w:val="HTMLCode"/>
+          <w:sz w:val="32"/>
+          <w:szCs w:val="32"/>
+        </w:rPr>
+      </w:pPr>
+      <w:r>
+        <w:rPr>
+          <w:rStyle w:val="HTMLCode"/>
+          <w:sz w:val="32"/>
+          <w:szCs w:val="32"/>
+        </w:rPr>
+        <w:t xml:space="preserve">  </w:t>
+      </w:r>
+      <w:proofErr w:type="gramStart"/>
+      <w:r>
+        <w:rPr>
+          <w:rStyle w:val="HTMLCode"/>
+          <w:sz w:val="32"/>
+          <w:szCs w:val="32"/>
+        </w:rPr>
+        <w:t>.then</w:t>
+      </w:r>
+      <w:proofErr w:type="gramEnd"/>
+      <w:r>
+        <w:rPr>
+          <w:rStyle w:val="HTMLCode"/>
+          <w:sz w:val="32"/>
+          <w:szCs w:val="32"/>
+        </w:rPr>
+        <w:t xml:space="preserve">(response =&gt; </w:t>
+      </w:r>
+      <w:proofErr w:type="spellStart"/>
+      <w:r>
+        <w:rPr>
+          <w:rStyle w:val="HTMLCode"/>
+          <w:sz w:val="32"/>
+          <w:szCs w:val="32"/>
+        </w:rPr>
+        <w:t>response.json</w:t>
+      </w:r>
+      <w:proofErr w:type="spellEnd"/>
+      <w:r>
+        <w:rPr>
+          <w:rStyle w:val="HTMLCode"/>
+          <w:sz w:val="32"/>
+          <w:szCs w:val="32"/>
+        </w:rPr>
+        <w:t>())</w:t>
+      </w:r>
+    </w:p>
+    <w:p>
+      <w:pPr>
+        <w:pStyle w:val="HTMLPreformatted"/>
+        <w:numPr>
+          <w:ilvl w:val="1"/>
+          <w:numId w:val="23"/>
+        </w:numPr>
+        <w:tabs>
+          <w:tab w:val="clear" w:pos="1440"/>
+        </w:tabs>
+        <w:rPr>
+          <w:rStyle w:val="HTMLCode"/>
+          <w:sz w:val="32"/>
+          <w:szCs w:val="32"/>
+        </w:rPr>
+      </w:pPr>
+      <w:r>
+        <w:rPr>
+          <w:rStyle w:val="HTMLCode"/>
+          <w:sz w:val="32"/>
+          <w:szCs w:val="32"/>
+        </w:rPr>
+        <w:t xml:space="preserve">  </w:t>
+      </w:r>
+      <w:proofErr w:type="gramStart"/>
+      <w:r>
+        <w:rPr>
+          <w:rStyle w:val="HTMLCode"/>
+          <w:sz w:val="32"/>
+          <w:szCs w:val="32"/>
+        </w:rPr>
+        <w:t>.then</w:t>
+      </w:r>
+      <w:proofErr w:type="gramEnd"/>
+      <w:r>
+        <w:rPr>
+          <w:rStyle w:val="HTMLCode"/>
+          <w:sz w:val="32"/>
+          <w:szCs w:val="32"/>
+        </w:rPr>
+        <w:t>(data =&gt; console.log(data));</w:t>
       </w:r>
     </w:p>
     <w:p>
@@ -2654,27 +1734,38 @@
         <w:pStyle w:val="NormalWeb"/>
         <w:numPr>
           <w:ilvl w:val="0"/>
-          <w:numId w:val="20"/>
+          <w:numId w:val="23"/>
         </w:numPr>
         <w:rPr>
           <w:sz w:val="32"/>
           <w:szCs w:val="32"/>
         </w:rPr>
       </w:pPr>
-      <w:r>
-        <w:rPr>
-          <w:sz w:val="32"/>
-          <w:szCs w:val="32"/>
-        </w:rPr>
-        <w:t>Easier to manage shared global state</w:t>
+      <w:proofErr w:type="spellStart"/>
+      <w:r>
+        <w:rPr>
+          <w:rStyle w:val="Strong"/>
+          <w:sz w:val="32"/>
+          <w:szCs w:val="32"/>
+        </w:rPr>
+        <w:t>GraphQL</w:t>
+      </w:r>
+      <w:proofErr w:type="spellEnd"/>
+      <w:r>
+        <w:rPr>
+          <w:rStyle w:val="Strong"/>
+          <w:sz w:val="32"/>
+          <w:szCs w:val="32"/>
+        </w:rPr>
+        <w:t>:</w:t>
       </w:r>
     </w:p>
     <w:p>
       <w:pPr>
         <w:pStyle w:val="NormalWeb"/>
         <w:numPr>
-          <w:ilvl w:val="0"/>
-          <w:numId w:val="20"/>
+          <w:ilvl w:val="1"/>
+          <w:numId w:val="23"/>
         </w:numPr>
         <w:rPr>
           <w:sz w:val="32"/>
@@ -2686,15 +1777,15 @@
           <w:sz w:val="32"/>
           <w:szCs w:val="32"/>
         </w:rPr>
-        <w:t>Better component separation and modularity</w:t>
+        <w:t>Send POST requests with a query payload.</w:t>
       </w:r>
     </w:p>
     <w:p>
       <w:pPr>
         <w:pStyle w:val="NormalWeb"/>
         <w:numPr>
-          <w:ilvl w:val="0"/>
-          <w:numId w:val="20"/>
+          <w:ilvl w:val="1"/>
+          <w:numId w:val="23"/>
         </w:numPr>
         <w:rPr>
           <w:sz w:val="32"/>
@@ -2706,8 +1797,561 @@
           <w:sz w:val="32"/>
           <w:szCs w:val="32"/>
         </w:rPr>
-        <w:t>Improved maintainability and scalability</w:t>
-      </w:r>
+        <w:t>Example:</w:t>
+      </w:r>
+    </w:p>
+    <w:p>
+      <w:pPr>
+        <w:pStyle w:val="HTMLPreformatted"/>
+        <w:numPr>
+          <w:ilvl w:val="1"/>
+          <w:numId w:val="23"/>
+        </w:numPr>
+        <w:tabs>
+          <w:tab w:val="clear" w:pos="1440"/>
+        </w:tabs>
+        <w:rPr>
+          <w:rStyle w:val="HTMLCode"/>
+          <w:sz w:val="32"/>
+          <w:szCs w:val="32"/>
+        </w:rPr>
+      </w:pPr>
+      <w:proofErr w:type="gramStart"/>
+      <w:r>
+        <w:rPr>
+          <w:rStyle w:val="HTMLCode"/>
+          <w:sz w:val="32"/>
+          <w:szCs w:val="32"/>
+        </w:rPr>
+        <w:t>fetch(</w:t>
+      </w:r>
+      <w:proofErr w:type="gramEnd"/>
+      <w:r>
+        <w:rPr>
+          <w:rStyle w:val="HTMLCode"/>
+          <w:sz w:val="32"/>
+          <w:szCs w:val="32"/>
+        </w:rPr>
+        <w:t>'https://api.example.com/</w:t>
+      </w:r>
+      <w:proofErr w:type="spellStart"/>
+      <w:r>
+        <w:rPr>
+          <w:rStyle w:val="HTMLCode"/>
+          <w:sz w:val="32"/>
+          <w:szCs w:val="32"/>
+        </w:rPr>
+        <w:t>graphql</w:t>
+      </w:r>
+      <w:proofErr w:type="spellEnd"/>
+      <w:r>
+        <w:rPr>
+          <w:rStyle w:val="HTMLCode"/>
+          <w:sz w:val="32"/>
+          <w:szCs w:val="32"/>
+        </w:rPr>
+        <w:t>', {</w:t>
+      </w:r>
+    </w:p>
+    <w:p>
+      <w:pPr>
+        <w:pStyle w:val="HTMLPreformatted"/>
+        <w:numPr>
+          <w:ilvl w:val="1"/>
+          <w:numId w:val="23"/>
+        </w:numPr>
+        <w:tabs>
+          <w:tab w:val="clear" w:pos="1440"/>
+        </w:tabs>
+        <w:rPr>
+          <w:rStyle w:val="HTMLCode"/>
+          <w:sz w:val="32"/>
+          <w:szCs w:val="32"/>
+        </w:rPr>
+      </w:pPr>
+      <w:r>
+        <w:rPr>
+          <w:rStyle w:val="HTMLCode"/>
+          <w:sz w:val="32"/>
+          <w:szCs w:val="32"/>
+        </w:rPr>
+        <w:t xml:space="preserve">  method: 'POST',</w:t>
+      </w:r>
+    </w:p>
+    <w:p>
+      <w:pPr>
+        <w:pStyle w:val="HTMLPreformatted"/>
+        <w:numPr>
+          <w:ilvl w:val="1"/>
+          <w:numId w:val="23"/>
+        </w:numPr>
+        <w:tabs>
+          <w:tab w:val="clear" w:pos="1440"/>
+        </w:tabs>
+        <w:rPr>
+          <w:rStyle w:val="HTMLCode"/>
+          <w:sz w:val="32"/>
+          <w:szCs w:val="32"/>
+        </w:rPr>
+      </w:pPr>
+      <w:r>
+        <w:rPr>
+          <w:rStyle w:val="HTMLCode"/>
+          <w:sz w:val="32"/>
+          <w:szCs w:val="32"/>
+        </w:rPr>
+        <w:t xml:space="preserve">  headers: </w:t>
+      </w:r>
+      <w:proofErr w:type="gramStart"/>
+      <w:r>
+        <w:rPr>
+          <w:rStyle w:val="HTMLCode"/>
+          <w:sz w:val="32"/>
+          <w:szCs w:val="32"/>
+        </w:rPr>
+        <w:t>{ '</w:t>
+      </w:r>
+      <w:proofErr w:type="gramEnd"/>
+      <w:r>
+        <w:rPr>
+          <w:rStyle w:val="HTMLCode"/>
+          <w:sz w:val="32"/>
+          <w:szCs w:val="32"/>
+        </w:rPr>
+        <w:t>Content-Type': 'application/json' },</w:t>
+      </w:r>
+    </w:p>
+    <w:p>
+      <w:pPr>
+        <w:pStyle w:val="HTMLPreformatted"/>
+        <w:numPr>
+          <w:ilvl w:val="1"/>
+          <w:numId w:val="23"/>
+        </w:numPr>
+        <w:tabs>
+          <w:tab w:val="clear" w:pos="1440"/>
+        </w:tabs>
+        <w:rPr>
+          <w:rStyle w:val="HTMLCode"/>
+          <w:sz w:val="32"/>
+          <w:szCs w:val="32"/>
+        </w:rPr>
+      </w:pPr>
+      <w:r>
+        <w:rPr>
+          <w:rStyle w:val="HTMLCode"/>
+          <w:sz w:val="32"/>
+          <w:szCs w:val="32"/>
+        </w:rPr>
+        <w:t xml:space="preserve">  body: </w:t>
+      </w:r>
+      <w:proofErr w:type="spellStart"/>
+      <w:r>
+        <w:rPr>
+          <w:rStyle w:val="HTMLCode"/>
+          <w:sz w:val="32"/>
+          <w:szCs w:val="32"/>
+        </w:rPr>
+        <w:t>JSON.stringify</w:t>
+      </w:r>
+      <w:proofErr w:type="spellEnd"/>
+      <w:r>
+        <w:rPr>
+          <w:rStyle w:val="HTMLCode"/>
+          <w:sz w:val="32"/>
+          <w:szCs w:val="32"/>
+        </w:rPr>
+        <w:t>({</w:t>
+      </w:r>
+    </w:p>
+    <w:p>
+      <w:pPr>
+        <w:pStyle w:val="HTMLPreformatted"/>
+        <w:numPr>
+          <w:ilvl w:val="1"/>
+          <w:numId w:val="23"/>
+        </w:numPr>
+        <w:tabs>
+          <w:tab w:val="clear" w:pos="1440"/>
+        </w:tabs>
+        <w:rPr>
+          <w:rStyle w:val="HTMLCode"/>
+          <w:sz w:val="32"/>
+          <w:szCs w:val="32"/>
+        </w:rPr>
+      </w:pPr>
+      <w:r>
+        <w:rPr>
+          <w:rStyle w:val="HTMLCode"/>
+          <w:sz w:val="32"/>
+          <w:szCs w:val="32"/>
+        </w:rPr>
+        <w:t xml:space="preserve">    query: `</w:t>
+      </w:r>
+    </w:p>
+    <w:p>
+      <w:pPr>
+        <w:pStyle w:val="HTMLPreformatted"/>
+        <w:numPr>
+          <w:ilvl w:val="1"/>
+          <w:numId w:val="23"/>
+        </w:numPr>
+        <w:tabs>
+          <w:tab w:val="clear" w:pos="1440"/>
+        </w:tabs>
+        <w:rPr>
+          <w:rStyle w:val="HTMLCode"/>
+          <w:sz w:val="32"/>
+          <w:szCs w:val="32"/>
+        </w:rPr>
+      </w:pPr>
+      <w:r>
+        <w:rPr>
+          <w:rStyle w:val="HTMLCode"/>
+          <w:sz w:val="32"/>
+          <w:szCs w:val="32"/>
+        </w:rPr>
+        <w:t xml:space="preserve">      {</w:t>
+      </w:r>
+    </w:p>
+    <w:p>
+      <w:pPr>
+        <w:pStyle w:val="HTMLPreformatted"/>
+        <w:numPr>
+          <w:ilvl w:val="1"/>
+          <w:numId w:val="23"/>
+        </w:numPr>
+        <w:tabs>
+          <w:tab w:val="clear" w:pos="1440"/>
+        </w:tabs>
+        <w:rPr>
+          <w:rStyle w:val="HTMLCode"/>
+          <w:sz w:val="32"/>
+          <w:szCs w:val="32"/>
+        </w:rPr>
+      </w:pPr>
+      <w:r>
+        <w:rPr>
+          <w:rStyle w:val="HTMLCode"/>
+          <w:sz w:val="32"/>
+          <w:szCs w:val="32"/>
+        </w:rPr>
+        <w:t xml:space="preserve">        </w:t>
+      </w:r>
+      <w:proofErr w:type="gramStart"/>
+      <w:r>
+        <w:rPr>
+          <w:rStyle w:val="HTMLCode"/>
+          <w:sz w:val="32"/>
+          <w:szCs w:val="32"/>
+        </w:rPr>
+        <w:t>user(</w:t>
+      </w:r>
+      <w:proofErr w:type="gramEnd"/>
+      <w:r>
+        <w:rPr>
+          <w:rStyle w:val="HTMLCode"/>
+          <w:sz w:val="32"/>
+          <w:szCs w:val="32"/>
+        </w:rPr>
+        <w:t>id: "1") {</w:t>
+      </w:r>
+    </w:p>
+    <w:p>
+      <w:pPr>
+        <w:pStyle w:val="HTMLPreformatted"/>
+        <w:numPr>
+          <w:ilvl w:val="1"/>
+          <w:numId w:val="23"/>
+        </w:numPr>
+        <w:tabs>
+          <w:tab w:val="clear" w:pos="1440"/>
+        </w:tabs>
+        <w:rPr>
+          <w:rStyle w:val="HTMLCode"/>
+          <w:sz w:val="32"/>
+          <w:szCs w:val="32"/>
+        </w:rPr>
+      </w:pPr>
+      <w:r>
+        <w:rPr>
+          <w:rStyle w:val="HTMLCode"/>
+          <w:sz w:val="32"/>
+          <w:szCs w:val="32"/>
+        </w:rPr>
+        <w:t xml:space="preserve">          id</w:t>
+      </w:r>
+    </w:p>
+    <w:p>
+      <w:pPr>
+        <w:pStyle w:val="HTMLPreformatted"/>
+        <w:numPr>
+          <w:ilvl w:val="1"/>
+          <w:numId w:val="23"/>
+        </w:numPr>
+        <w:tabs>
+          <w:tab w:val="clear" w:pos="1440"/>
+        </w:tabs>
+        <w:rPr>
+          <w:rStyle w:val="HTMLCode"/>
+          <w:sz w:val="32"/>
+          <w:szCs w:val="32"/>
+        </w:rPr>
+      </w:pPr>
+      <w:r>
+        <w:rPr>
+          <w:rStyle w:val="HTMLCode"/>
+          <w:sz w:val="32"/>
+          <w:szCs w:val="32"/>
+        </w:rPr>
+        <w:t xml:space="preserve">          name</w:t>
+      </w:r>
+    </w:p>
+    <w:p>
+      <w:pPr>
+        <w:pStyle w:val="HTMLPreformatted"/>
+        <w:numPr>
+          <w:ilvl w:val="1"/>
+          <w:numId w:val="23"/>
+        </w:numPr>
+        <w:tabs>
+          <w:tab w:val="clear" w:pos="1440"/>
+        </w:tabs>
+        <w:rPr>
+          <w:rStyle w:val="HTMLCode"/>
+          <w:sz w:val="32"/>
+          <w:szCs w:val="32"/>
+        </w:rPr>
+      </w:pPr>
+      <w:r>
+        <w:rPr>
+          <w:rStyle w:val="HTMLCode"/>
+          <w:sz w:val="32"/>
+          <w:szCs w:val="32"/>
+        </w:rPr>
+        <w:t xml:space="preserve">          email</w:t>
+      </w:r>
+    </w:p>
+    <w:p>
+      <w:pPr>
+        <w:pStyle w:val="HTMLPreformatted"/>
+        <w:numPr>
+          <w:ilvl w:val="1"/>
+          <w:numId w:val="23"/>
+        </w:numPr>
+        <w:tabs>
+          <w:tab w:val="clear" w:pos="1440"/>
+        </w:tabs>
+        <w:rPr>
+          <w:rStyle w:val="HTMLCode"/>
+          <w:sz w:val="32"/>
+          <w:szCs w:val="32"/>
+        </w:rPr>
+      </w:pPr>
+      <w:r>
+        <w:rPr>
+          <w:rStyle w:val="HTMLCode"/>
+          <w:sz w:val="32"/>
+          <w:szCs w:val="32"/>
+        </w:rPr>
+        <w:t xml:space="preserve">        }</w:t>
+      </w:r>
+    </w:p>
+    <w:p>
+      <w:pPr>
+        <w:pStyle w:val="HTMLPreformatted"/>
+        <w:numPr>
+          <w:ilvl w:val="1"/>
+          <w:numId w:val="23"/>
+        </w:numPr>
+        <w:tabs>
+          <w:tab w:val="clear" w:pos="1440"/>
+        </w:tabs>
+        <w:rPr>
+          <w:rStyle w:val="HTMLCode"/>
+          <w:sz w:val="32"/>
+          <w:szCs w:val="32"/>
+        </w:rPr>
+      </w:pPr>
+      <w:r>
+        <w:rPr>
+          <w:rStyle w:val="HTMLCode"/>
+          <w:sz w:val="32"/>
+          <w:szCs w:val="32"/>
+        </w:rPr>
+        <w:t xml:space="preserve">      }</w:t>
+      </w:r>
+    </w:p>
+    <w:p>
+      <w:pPr>
+        <w:pStyle w:val="HTMLPreformatted"/>
+        <w:numPr>
+          <w:ilvl w:val="1"/>
+          <w:numId w:val="23"/>
+        </w:numPr>
+        <w:tabs>
+          <w:tab w:val="clear" w:pos="1440"/>
+        </w:tabs>
+        <w:rPr>
+          <w:rStyle w:val="HTMLCode"/>
+          <w:sz w:val="32"/>
+          <w:szCs w:val="32"/>
+        </w:rPr>
+      </w:pPr>
+      <w:r>
+        <w:rPr>
+          <w:rStyle w:val="HTMLCode"/>
+          <w:sz w:val="32"/>
+          <w:szCs w:val="32"/>
+        </w:rPr>
+        <w:t xml:space="preserve">    `</w:t>
+      </w:r>
+    </w:p>
+    <w:p>
+      <w:pPr>
+        <w:pStyle w:val="HTMLPreformatted"/>
+        <w:numPr>
+          <w:ilvl w:val="1"/>
+          <w:numId w:val="23"/>
+        </w:numPr>
+        <w:tabs>
+          <w:tab w:val="clear" w:pos="1440"/>
+        </w:tabs>
+        <w:rPr>
+          <w:rStyle w:val="HTMLCode"/>
+          <w:sz w:val="32"/>
+          <w:szCs w:val="32"/>
+        </w:rPr>
+      </w:pPr>
+      <w:r>
+        <w:rPr>
+          <w:rStyle w:val="HTMLCode"/>
+          <w:sz w:val="32"/>
+          <w:szCs w:val="32"/>
+        </w:rPr>
+        <w:t xml:space="preserve">  }),</w:t>
+      </w:r>
+    </w:p>
+    <w:p>
+      <w:pPr>
+        <w:pStyle w:val="HTMLPreformatted"/>
+        <w:numPr>
+          <w:ilvl w:val="1"/>
+          <w:numId w:val="23"/>
+        </w:numPr>
+        <w:tabs>
+          <w:tab w:val="clear" w:pos="1440"/>
+        </w:tabs>
+        <w:rPr>
+          <w:rStyle w:val="HTMLCode"/>
+          <w:sz w:val="32"/>
+          <w:szCs w:val="32"/>
+        </w:rPr>
+      </w:pPr>
+      <w:r>
+        <w:rPr>
+          <w:rStyle w:val="HTMLCode"/>
+          <w:sz w:val="32"/>
+          <w:szCs w:val="32"/>
+        </w:rPr>
+        <w:t>})</w:t>
+      </w:r>
+    </w:p>
+    <w:p>
+      <w:pPr>
+        <w:pStyle w:val="HTMLPreformatted"/>
+        <w:numPr>
+          <w:ilvl w:val="1"/>
+          <w:numId w:val="23"/>
+        </w:numPr>
+        <w:tabs>
+          <w:tab w:val="clear" w:pos="1440"/>
+        </w:tabs>
+        <w:rPr>
+          <w:rStyle w:val="HTMLCode"/>
+          <w:sz w:val="32"/>
+          <w:szCs w:val="32"/>
+        </w:rPr>
+      </w:pPr>
+      <w:proofErr w:type="gramStart"/>
+      <w:r>
+        <w:rPr>
+          <w:rStyle w:val="HTMLCode"/>
+          <w:sz w:val="32"/>
+          <w:szCs w:val="32"/>
+        </w:rPr>
+        <w:t>.then</w:t>
+      </w:r>
+      <w:proofErr w:type="gramEnd"/>
+      <w:r>
+        <w:rPr>
+          <w:rStyle w:val="HTMLCode"/>
+          <w:sz w:val="32"/>
+          <w:szCs w:val="32"/>
+        </w:rPr>
+        <w:t xml:space="preserve">(res =&gt; </w:t>
+      </w:r>
+      <w:proofErr w:type="spellStart"/>
+      <w:r>
+        <w:rPr>
+          <w:rStyle w:val="HTMLCode"/>
+          <w:sz w:val="32"/>
+          <w:szCs w:val="32"/>
+        </w:rPr>
+        <w:t>res.json</w:t>
+      </w:r>
+      <w:proofErr w:type="spellEnd"/>
+      <w:r>
+        <w:rPr>
+          <w:rStyle w:val="HTMLCode"/>
+          <w:sz w:val="32"/>
+          <w:szCs w:val="32"/>
+        </w:rPr>
+        <w:t>())</w:t>
+      </w:r>
+    </w:p>
+    <w:p>
+      <w:pPr>
+        <w:pStyle w:val="HTMLPreformatted"/>
+        <w:numPr>
+          <w:ilvl w:val="1"/>
+          <w:numId w:val="23"/>
+        </w:numPr>
+        <w:tabs>
+          <w:tab w:val="clear" w:pos="1440"/>
+        </w:tabs>
+        <w:rPr>
+          <w:rStyle w:val="HTMLCode"/>
+          <w:sz w:val="32"/>
+          <w:szCs w:val="32"/>
+        </w:rPr>
+      </w:pPr>
+      <w:proofErr w:type="gramStart"/>
+      <w:r>
+        <w:rPr>
+          <w:rStyle w:val="HTMLCode"/>
+          <w:sz w:val="32"/>
+          <w:szCs w:val="32"/>
+        </w:rPr>
+        <w:t>.then</w:t>
+      </w:r>
+      <w:proofErr w:type="gramEnd"/>
+      <w:r>
+        <w:rPr>
+          <w:rStyle w:val="HTMLCode"/>
+          <w:sz w:val="32"/>
+          <w:szCs w:val="32"/>
+        </w:rPr>
+        <w:t>(data =&gt; console.log(data));</w:t>
+      </w:r>
+    </w:p>
+    <w:p>
+      <w:pPr>
+        <w:rPr>
+          <w:sz w:val="32"/>
+          <w:szCs w:val="32"/>
+        </w:rPr>
+      </w:pPr>
     </w:p>
     <w:sectPr>
       <w:pgSz w:w="12240" w:h="15840"/>
@@ -2927,6 +2571,155 @@
     </w:lvl>
   </w:abstractNum>
   <w:abstractNum w:abstractNumId="1" w15:restartNumberingAfterBreak="0">
+    <w:nsid w:val="0B4B707F"/>
+    <w:multiLevelType w:val="multilevel"/>
+    <w:tmpl w:val="EC728EF8"/>
+    <w:lvl w:ilvl="0">
+      <w:start w:val="1"/>
+      <w:numFmt w:val="bullet"/>
+      <w:lvlText w:val=""/>
+      <w:lvlJc w:val="left"/>
+      <w:pPr>
+        <w:tabs>
+          <w:tab w:val="num" w:pos="720"/>
+        </w:tabs>
+        <w:ind w:left="720" w:hanging="360"/>
+      </w:pPr>
+      <w:rPr>
+        <w:rFonts w:ascii="Symbol" w:hAnsi="Symbol" w:hint="default"/>
+        <w:sz w:val="20"/>
+      </w:rPr>
+    </w:lvl>
+    <w:lvl w:ilvl="1">
+      <w:start w:val="1"/>
+      <w:numFmt w:val="bullet"/>
+      <w:lvlText w:val="o"/>
+      <w:lvlJc w:val="left"/>
+      <w:pPr>
+        <w:tabs>
+          <w:tab w:val="num" w:pos="1440"/>
+        </w:tabs>
+        <w:ind w:left="1440" w:hanging="360"/>
+      </w:pPr>
+      <w:rPr>
+        <w:rFonts w:ascii="Courier New" w:hAnsi="Courier New" w:hint="default"/>
+        <w:sz w:val="20"/>
+      </w:rPr>
+    </w:lvl>
+    <w:lvl w:ilvl="2" w:tentative="1">
+      <w:start w:val="1"/>
+      <w:numFmt w:val="bullet"/>
+      <w:lvlText w:val=""/>
+      <w:lvlJc w:val="left"/>
+      <w:pPr>
+        <w:tabs>
+          <w:tab w:val="num" w:pos="2160"/>
+        </w:tabs>
+        <w:ind w:left="2160" w:hanging="360"/>
+      </w:pPr>
+      <w:rPr>
+        <w:rFonts w:ascii="Wingdings" w:hAnsi="Wingdings" w:hint="default"/>
+        <w:sz w:val="20"/>
+      </w:rPr>
+    </w:lvl>
+    <w:lvl w:ilvl="3" w:tentative="1">
+      <w:start w:val="1"/>
+      <w:numFmt w:val="bullet"/>
+      <w:lvlText w:val=""/>
+      <w:lvlJc w:val="left"/>
+      <w:pPr>
+        <w:tabs>
+          <w:tab w:val="num" w:pos="2880"/>
+        </w:tabs>
+        <w:ind w:left="2880" w:hanging="360"/>
+      </w:pPr>
+      <w:rPr>
+        <w:rFonts w:ascii="Wingdings" w:hAnsi="Wingdings" w:hint="default"/>
+        <w:sz w:val="20"/>
+      </w:rPr>
+    </w:lvl>
+    <w:lvl w:ilvl="4" w:tentative="1">
+      <w:start w:val="1"/>
+      <w:numFmt w:val="bullet"/>
+      <w:lvlText w:val=""/>
+      <w:lvlJc w:val="left"/>
+      <w:pPr>
+        <w:tabs>
+          <w:tab w:val="num" w:pos="3600"/>
+        </w:tabs>
+        <w:ind w:left="3600" w:hanging="360"/>
+      </w:pPr>
+      <w:rPr>
+        <w:rFonts w:ascii="Wingdings" w:hAnsi="Wingdings" w:hint="default"/>
+        <w:sz w:val="20"/>
+      </w:rPr>
+    </w:lvl>
+    <w:lvl w:ilvl="5" w:tentative="1">
+      <w:start w:val="1"/>
+      <w:numFmt w:val="bullet"/>
+      <w:lvlText w:val=""/>
+      <w:lvlJc w:val="left"/>
+      <w:pPr>
+        <w:tabs>
+          <w:tab w:val="num" w:pos="4320"/>
+        </w:tabs>
+        <w:ind w:left="4320" w:hanging="360"/>
+      </w:pPr>
+      <w:rPr>
+        <w:rFonts w:ascii="Wingdings" w:hAnsi="Wingdings" w:hint="default"/>
+        <w:sz w:val="20"/>
+      </w:rPr>
+    </w:lvl>
+    <w:lvl w:ilvl="6" w:tentative="1">
+      <w:start w:val="1"/>
+      <w:numFmt w:val="bullet"/>
+      <w:lvlText w:val=""/>
+      <w:lvlJc w:val="left"/>
+      <w:pPr>
+        <w:tabs>
+          <w:tab w:val="num" w:pos="5040"/>
+        </w:tabs>
+        <w:ind w:left="5040" w:hanging="360"/>
+      </w:pPr>
+      <w:rPr>
+        <w:rFonts w:ascii="Wingdings" w:hAnsi="Wingdings" w:hint="default"/>
+        <w:sz w:val="20"/>
+      </w:rPr>
+    </w:lvl>
+    <w:lvl w:ilvl="7" w:tentative="1">
+      <w:start w:val="1"/>
+      <w:numFmt w:val="bullet"/>
+      <w:lvlText w:val=""/>
+      <w:lvlJc w:val="left"/>
+      <w:pPr>
+        <w:tabs>
+          <w:tab w:val="num" w:pos="5760"/>
+        </w:tabs>
+        <w:ind w:left="5760" w:hanging="360"/>
+      </w:pPr>
+      <w:rPr>
+        <w:rFonts w:ascii="Wingdings" w:hAnsi="Wingdings" w:hint="default"/>
+        <w:sz w:val="20"/>
+      </w:rPr>
+    </w:lvl>
+    <w:lvl w:ilvl="8" w:tentative="1">
+      <w:start w:val="1"/>
+      <w:numFmt w:val="bullet"/>
+      <w:lvlText w:val=""/>
+      <w:lvlJc w:val="left"/>
+      <w:pPr>
+        <w:tabs>
+          <w:tab w:val="num" w:pos="6480"/>
+        </w:tabs>
+        <w:ind w:left="6480" w:hanging="360"/>
+      </w:pPr>
+      <w:rPr>
+        <w:rFonts w:ascii="Wingdings" w:hAnsi="Wingdings" w:hint="default"/>
+        <w:sz w:val="20"/>
+      </w:rPr>
+    </w:lvl>
+  </w:abstractNum>
+  <w:abstractNum w:abstractNumId="2" w15:restartNumberingAfterBreak="0">
     <w:nsid w:val="13113163"/>
     <w:multiLevelType w:val="multilevel"/>
     <w:tmpl w:val="CB7E54CC"/>
@@ -3075,7 +2868,7 @@
       </w:rPr>
     </w:lvl>
   </w:abstractNum>
-  <w:abstractNum w:abstractNumId="2" w15:restartNumberingAfterBreak="0">
+  <w:abstractNum w:abstractNumId="3" w15:restartNumberingAfterBreak="0">
     <w:nsid w:val="16880581"/>
     <w:multiLevelType w:val="multilevel"/>
     <w:tmpl w:val="BA246EDE"/>
@@ -3224,7 +3017,7 @@
       </w:rPr>
     </w:lvl>
   </w:abstractNum>
-  <w:abstractNum w:abstractNumId="3" w15:restartNumberingAfterBreak="0">
+  <w:abstractNum w:abstractNumId="4" w15:restartNumberingAfterBreak="0">
     <w:nsid w:val="1D754406"/>
     <w:multiLevelType w:val="multilevel"/>
     <w:tmpl w:val="9C0E4EFC"/>
@@ -3373,7 +3166,7 @@
       </w:rPr>
     </w:lvl>
   </w:abstractNum>
-  <w:abstractNum w:abstractNumId="4" w15:restartNumberingAfterBreak="0">
+  <w:abstractNum w:abstractNumId="5" w15:restartNumberingAfterBreak="0">
     <w:nsid w:val="20D55632"/>
     <w:multiLevelType w:val="multilevel"/>
     <w:tmpl w:val="195C26AE"/>
@@ -3522,7 +3315,7 @@
       </w:rPr>
     </w:lvl>
   </w:abstractNum>
-  <w:abstractNum w:abstractNumId="5" w15:restartNumberingAfterBreak="0">
+  <w:abstractNum w:abstractNumId="6" w15:restartNumberingAfterBreak="0">
     <w:nsid w:val="23E11F44"/>
     <w:multiLevelType w:val="multilevel"/>
     <w:tmpl w:val="4D6CAC06"/>
@@ -3671,7 +3464,7 @@
       </w:rPr>
     </w:lvl>
   </w:abstractNum>
-  <w:abstractNum w:abstractNumId="6" w15:restartNumberingAfterBreak="0">
+  <w:abstractNum w:abstractNumId="7" w15:restartNumberingAfterBreak="0">
     <w:nsid w:val="25927A4A"/>
     <w:multiLevelType w:val="multilevel"/>
     <w:tmpl w:val="7562BDDA"/>
@@ -3820,7 +3613,156 @@
       </w:rPr>
     </w:lvl>
   </w:abstractNum>
-  <w:abstractNum w:abstractNumId="7" w15:restartNumberingAfterBreak="0">
+  <w:abstractNum w:abstractNumId="8" w15:restartNumberingAfterBreak="0">
+    <w:nsid w:val="2F6B51DD"/>
+    <w:multiLevelType w:val="multilevel"/>
+    <w:tmpl w:val="8006F3F4"/>
+    <w:lvl w:ilvl="0">
+      <w:start w:val="1"/>
+      <w:numFmt w:val="bullet"/>
+      <w:lvlText w:val=""/>
+      <w:lvlJc w:val="left"/>
+      <w:pPr>
+        <w:tabs>
+          <w:tab w:val="num" w:pos="720"/>
+        </w:tabs>
+        <w:ind w:left="720" w:hanging="360"/>
+      </w:pPr>
+      <w:rPr>
+        <w:rFonts w:ascii="Symbol" w:hAnsi="Symbol" w:hint="default"/>
+        <w:sz w:val="20"/>
+      </w:rPr>
+    </w:lvl>
+    <w:lvl w:ilvl="1">
+      <w:start w:val="1"/>
+      <w:numFmt w:val="bullet"/>
+      <w:lvlText w:val="o"/>
+      <w:lvlJc w:val="left"/>
+      <w:pPr>
+        <w:tabs>
+          <w:tab w:val="num" w:pos="1440"/>
+        </w:tabs>
+        <w:ind w:left="1440" w:hanging="360"/>
+      </w:pPr>
+      <w:rPr>
+        <w:rFonts w:ascii="Courier New" w:hAnsi="Courier New" w:hint="default"/>
+        <w:sz w:val="20"/>
+      </w:rPr>
+    </w:lvl>
+    <w:lvl w:ilvl="2" w:tentative="1">
+      <w:start w:val="1"/>
+      <w:numFmt w:val="bullet"/>
+      <w:lvlText w:val=""/>
+      <w:lvlJc w:val="left"/>
+      <w:pPr>
+        <w:tabs>
+          <w:tab w:val="num" w:pos="2160"/>
+        </w:tabs>
+        <w:ind w:left="2160" w:hanging="360"/>
+      </w:pPr>
+      <w:rPr>
+        <w:rFonts w:ascii="Wingdings" w:hAnsi="Wingdings" w:hint="default"/>
+        <w:sz w:val="20"/>
+      </w:rPr>
+    </w:lvl>
+    <w:lvl w:ilvl="3" w:tentative="1">
+      <w:start w:val="1"/>
+      <w:numFmt w:val="bullet"/>
+      <w:lvlText w:val=""/>
+      <w:lvlJc w:val="left"/>
+      <w:pPr>
+        <w:tabs>
+          <w:tab w:val="num" w:pos="2880"/>
+        </w:tabs>
+        <w:ind w:left="2880" w:hanging="360"/>
+      </w:pPr>
+      <w:rPr>
+        <w:rFonts w:ascii="Wingdings" w:hAnsi="Wingdings" w:hint="default"/>
+        <w:sz w:val="20"/>
+      </w:rPr>
+    </w:lvl>
+    <w:lvl w:ilvl="4" w:tentative="1">
+      <w:start w:val="1"/>
+      <w:numFmt w:val="bullet"/>
+      <w:lvlText w:val=""/>
+      <w:lvlJc w:val="left"/>
+      <w:pPr>
+        <w:tabs>
+          <w:tab w:val="num" w:pos="3600"/>
+        </w:tabs>
+        <w:ind w:left="3600" w:hanging="360"/>
+      </w:pPr>
+      <w:rPr>
+        <w:rFonts w:ascii="Wingdings" w:hAnsi="Wingdings" w:hint="default"/>
+        <w:sz w:val="20"/>
+      </w:rPr>
+    </w:lvl>
+    <w:lvl w:ilvl="5" w:tentative="1">
+      <w:start w:val="1"/>
+      <w:numFmt w:val="bullet"/>
+      <w:lvlText w:val=""/>
+      <w:lvlJc w:val="left"/>
+      <w:pPr>
+        <w:tabs>
+          <w:tab w:val="num" w:pos="4320"/>
+        </w:tabs>
+        <w:ind w:left="4320" w:hanging="360"/>
+      </w:pPr>
+      <w:rPr>
+        <w:rFonts w:ascii="Wingdings" w:hAnsi="Wingdings" w:hint="default"/>
+        <w:sz w:val="20"/>
+      </w:rPr>
+    </w:lvl>
+    <w:lvl w:ilvl="6" w:tentative="1">
+      <w:start w:val="1"/>
+      <w:numFmt w:val="bullet"/>
+      <w:lvlText w:val=""/>
+      <w:lvlJc w:val="left"/>
+      <w:pPr>
+        <w:tabs>
+          <w:tab w:val="num" w:pos="5040"/>
+        </w:tabs>
+        <w:ind w:left="5040" w:hanging="360"/>
+      </w:pPr>
+      <w:rPr>
+        <w:rFonts w:ascii="Wingdings" w:hAnsi="Wingdings" w:hint="default"/>
+        <w:sz w:val="20"/>
+      </w:rPr>
+    </w:lvl>
+    <w:lvl w:ilvl="7" w:tentative="1">
+      <w:start w:val="1"/>
+      <w:numFmt w:val="bullet"/>
+      <w:lvlText w:val=""/>
+      <w:lvlJc w:val="left"/>
+      <w:pPr>
+        <w:tabs>
+          <w:tab w:val="num" w:pos="5760"/>
+        </w:tabs>
+        <w:ind w:left="5760" w:hanging="360"/>
+      </w:pPr>
+      <w:rPr>
+        <w:rFonts w:ascii="Wingdings" w:hAnsi="Wingdings" w:hint="default"/>
+        <w:sz w:val="20"/>
+      </w:rPr>
+    </w:lvl>
+    <w:lvl w:ilvl="8" w:tentative="1">
+      <w:start w:val="1"/>
+      <w:numFmt w:val="bullet"/>
+      <w:lvlText w:val=""/>
+      <w:lvlJc w:val="left"/>
+      <w:pPr>
+        <w:tabs>
+          <w:tab w:val="num" w:pos="6480"/>
+        </w:tabs>
+        <w:ind w:left="6480" w:hanging="360"/>
+      </w:pPr>
+      <w:rPr>
+        <w:rFonts w:ascii="Wingdings" w:hAnsi="Wingdings" w:hint="default"/>
+        <w:sz w:val="20"/>
+      </w:rPr>
+    </w:lvl>
+  </w:abstractNum>
+  <w:abstractNum w:abstractNumId="9" w15:restartNumberingAfterBreak="0">
     <w:nsid w:val="3DE40335"/>
     <w:multiLevelType w:val="multilevel"/>
     <w:tmpl w:val="71426FDC"/>
@@ -3969,7 +3911,7 @@
       </w:rPr>
     </w:lvl>
   </w:abstractNum>
-  <w:abstractNum w:abstractNumId="8" w15:restartNumberingAfterBreak="0">
+  <w:abstractNum w:abstractNumId="10" w15:restartNumberingAfterBreak="0">
     <w:nsid w:val="3F346243"/>
     <w:multiLevelType w:val="multilevel"/>
     <w:tmpl w:val="FCB68EB8"/>
@@ -4118,7 +4060,156 @@
       </w:rPr>
     </w:lvl>
   </w:abstractNum>
-  <w:abstractNum w:abstractNumId="9" w15:restartNumberingAfterBreak="0">
+  <w:abstractNum w:abstractNumId="11" w15:restartNumberingAfterBreak="0">
+    <w:nsid w:val="4F7629AD"/>
+    <w:multiLevelType w:val="multilevel"/>
+    <w:tmpl w:val="F550BD70"/>
+    <w:lvl w:ilvl="0">
+      <w:start w:val="1"/>
+      <w:numFmt w:val="bullet"/>
+      <w:lvlText w:val=""/>
+      <w:lvlJc w:val="left"/>
+      <w:pPr>
+        <w:tabs>
+          <w:tab w:val="num" w:pos="720"/>
+        </w:tabs>
+        <w:ind w:left="720" w:hanging="360"/>
+      </w:pPr>
+      <w:rPr>
+        <w:rFonts w:ascii="Symbol" w:hAnsi="Symbol" w:hint="default"/>
+        <w:sz w:val="20"/>
+      </w:rPr>
+    </w:lvl>
+    <w:lvl w:ilvl="1">
+      <w:start w:val="1"/>
+      <w:numFmt w:val="bullet"/>
+      <w:lvlText w:val="o"/>
+      <w:lvlJc w:val="left"/>
+      <w:pPr>
+        <w:tabs>
+          <w:tab w:val="num" w:pos="1440"/>
+        </w:tabs>
+        <w:ind w:left="1440" w:hanging="360"/>
+      </w:pPr>
+      <w:rPr>
+        <w:rFonts w:ascii="Courier New" w:hAnsi="Courier New" w:hint="default"/>
+        <w:sz w:val="20"/>
+      </w:rPr>
+    </w:lvl>
+    <w:lvl w:ilvl="2">
+      <w:start w:val="1"/>
+      <w:numFmt w:val="bullet"/>
+      <w:lvlText w:val=""/>
+      <w:lvlJc w:val="left"/>
+      <w:pPr>
+        <w:tabs>
+          <w:tab w:val="num" w:pos="2160"/>
+        </w:tabs>
+        <w:ind w:left="2160" w:hanging="360"/>
+      </w:pPr>
+      <w:rPr>
+        <w:rFonts w:ascii="Wingdings" w:hAnsi="Wingdings" w:hint="default"/>
+        <w:sz w:val="20"/>
+      </w:rPr>
+    </w:lvl>
+    <w:lvl w:ilvl="3" w:tentative="1">
+      <w:start w:val="1"/>
+      <w:numFmt w:val="bullet"/>
+      <w:lvlText w:val=""/>
+      <w:lvlJc w:val="left"/>
+      <w:pPr>
+        <w:tabs>
+          <w:tab w:val="num" w:pos="2880"/>
+        </w:tabs>
+        <w:ind w:left="2880" w:hanging="360"/>
+      </w:pPr>
+      <w:rPr>
+        <w:rFonts w:ascii="Wingdings" w:hAnsi="Wingdings" w:hint="default"/>
+        <w:sz w:val="20"/>
+      </w:rPr>
+    </w:lvl>
+    <w:lvl w:ilvl="4" w:tentative="1">
+      <w:start w:val="1"/>
+      <w:numFmt w:val="bullet"/>
+      <w:lvlText w:val=""/>
+      <w:lvlJc w:val="left"/>
+      <w:pPr>
+        <w:tabs>
+          <w:tab w:val="num" w:pos="3600"/>
+        </w:tabs>
+        <w:ind w:left="3600" w:hanging="360"/>
+      </w:pPr>
+      <w:rPr>
+        <w:rFonts w:ascii="Wingdings" w:hAnsi="Wingdings" w:hint="default"/>
+        <w:sz w:val="20"/>
+      </w:rPr>
+    </w:lvl>
+    <w:lvl w:ilvl="5" w:tentative="1">
+      <w:start w:val="1"/>
+      <w:numFmt w:val="bullet"/>
+      <w:lvlText w:val=""/>
+      <w:lvlJc w:val="left"/>
+      <w:pPr>
+        <w:tabs>
+          <w:tab w:val="num" w:pos="4320"/>
+        </w:tabs>
+        <w:ind w:left="4320" w:hanging="360"/>
+      </w:pPr>
+      <w:rPr>
+        <w:rFonts w:ascii="Wingdings" w:hAnsi="Wingdings" w:hint="default"/>
+        <w:sz w:val="20"/>
+      </w:rPr>
+    </w:lvl>
+    <w:lvl w:ilvl="6" w:tentative="1">
+      <w:start w:val="1"/>
+      <w:numFmt w:val="bullet"/>
+      <w:lvlText w:val=""/>
+      <w:lvlJc w:val="left"/>
+      <w:pPr>
+        <w:tabs>
+          <w:tab w:val="num" w:pos="5040"/>
+        </w:tabs>
+        <w:ind w:left="5040" w:hanging="360"/>
+      </w:pPr>
+      <w:rPr>
+        <w:rFonts w:ascii="Wingdings" w:hAnsi="Wingdings" w:hint="default"/>
+        <w:sz w:val="20"/>
+      </w:rPr>
+    </w:lvl>
+    <w:lvl w:ilvl="7" w:tentative="1">
+      <w:start w:val="1"/>
+      <w:numFmt w:val="bullet"/>
+      <w:lvlText w:val=""/>
+      <w:lvlJc w:val="left"/>
+      <w:pPr>
+        <w:tabs>
+          <w:tab w:val="num" w:pos="5760"/>
+        </w:tabs>
+        <w:ind w:left="5760" w:hanging="360"/>
+      </w:pPr>
+      <w:rPr>
+        <w:rFonts w:ascii="Wingdings" w:hAnsi="Wingdings" w:hint="default"/>
+        <w:sz w:val="20"/>
+      </w:rPr>
+    </w:lvl>
+    <w:lvl w:ilvl="8" w:tentative="1">
+      <w:start w:val="1"/>
+      <w:numFmt w:val="bullet"/>
+      <w:lvlText w:val=""/>
+      <w:lvlJc w:val="left"/>
+      <w:pPr>
+        <w:tabs>
+          <w:tab w:val="num" w:pos="6480"/>
+        </w:tabs>
+        <w:ind w:left="6480" w:hanging="360"/>
+      </w:pPr>
+      <w:rPr>
+        <w:rFonts w:ascii="Wingdings" w:hAnsi="Wingdings" w:hint="default"/>
+        <w:sz w:val="20"/>
+      </w:rPr>
+    </w:lvl>
+  </w:abstractNum>
+  <w:abstractNum w:abstractNumId="12" w15:restartNumberingAfterBreak="0">
     <w:nsid w:val="5125487B"/>
     <w:multiLevelType w:val="multilevel"/>
     <w:tmpl w:val="BA806246"/>
@@ -4267,7 +4358,7 @@
       </w:rPr>
     </w:lvl>
   </w:abstractNum>
-  <w:abstractNum w:abstractNumId="10" w15:restartNumberingAfterBreak="0">
+  <w:abstractNum w:abstractNumId="13" w15:restartNumberingAfterBreak="0">
     <w:nsid w:val="54DC424F"/>
     <w:multiLevelType w:val="multilevel"/>
     <w:tmpl w:val="315ACE64"/>
@@ -4416,7 +4507,7 @@
       </w:rPr>
     </w:lvl>
   </w:abstractNum>
-  <w:abstractNum w:abstractNumId="11" w15:restartNumberingAfterBreak="0">
+  <w:abstractNum w:abstractNumId="14" w15:restartNumberingAfterBreak="0">
     <w:nsid w:val="5861464D"/>
     <w:multiLevelType w:val="multilevel"/>
     <w:tmpl w:val="51349922"/>
@@ -4565,7 +4656,7 @@
       </w:rPr>
     </w:lvl>
   </w:abstractNum>
-  <w:abstractNum w:abstractNumId="12" w15:restartNumberingAfterBreak="0">
+  <w:abstractNum w:abstractNumId="15" w15:restartNumberingAfterBreak="0">
     <w:nsid w:val="5B5056F4"/>
     <w:multiLevelType w:val="multilevel"/>
     <w:tmpl w:val="529A42F2"/>
@@ -4714,7 +4805,7 @@
       </w:rPr>
     </w:lvl>
   </w:abstractNum>
-  <w:abstractNum w:abstractNumId="13" w15:restartNumberingAfterBreak="0">
+  <w:abstractNum w:abstractNumId="16" w15:restartNumberingAfterBreak="0">
     <w:nsid w:val="602245CB"/>
     <w:multiLevelType w:val="multilevel"/>
     <w:tmpl w:val="85AA7104"/>
@@ -4863,7 +4954,7 @@
       </w:rPr>
     </w:lvl>
   </w:abstractNum>
-  <w:abstractNum w:abstractNumId="14" w15:restartNumberingAfterBreak="0">
+  <w:abstractNum w:abstractNumId="17" w15:restartNumberingAfterBreak="0">
     <w:nsid w:val="60BD05FF"/>
     <w:multiLevelType w:val="multilevel"/>
     <w:tmpl w:val="90606096"/>
@@ -5012,7 +5103,7 @@
       </w:rPr>
     </w:lvl>
   </w:abstractNum>
-  <w:abstractNum w:abstractNumId="15" w15:restartNumberingAfterBreak="0">
+  <w:abstractNum w:abstractNumId="18" w15:restartNumberingAfterBreak="0">
     <w:nsid w:val="67AE4C55"/>
     <w:multiLevelType w:val="multilevel"/>
     <w:tmpl w:val="2C400F48"/>
@@ -5161,7 +5252,7 @@
       </w:rPr>
     </w:lvl>
   </w:abstractNum>
-  <w:abstractNum w:abstractNumId="16" w15:restartNumberingAfterBreak="0">
+  <w:abstractNum w:abstractNumId="19" w15:restartNumberingAfterBreak="0">
     <w:nsid w:val="70FF37AA"/>
     <w:multiLevelType w:val="multilevel"/>
     <w:tmpl w:val="5C7ECC04"/>
@@ -5310,7 +5401,7 @@
       </w:rPr>
     </w:lvl>
   </w:abstractNum>
-  <w:abstractNum w:abstractNumId="17" w15:restartNumberingAfterBreak="0">
+  <w:abstractNum w:abstractNumId="20" w15:restartNumberingAfterBreak="0">
     <w:nsid w:val="711D3140"/>
     <w:multiLevelType w:val="multilevel"/>
     <w:tmpl w:val="22404316"/>
@@ -5459,7 +5550,7 @@
       </w:rPr>
     </w:lvl>
   </w:abstractNum>
-  <w:abstractNum w:abstractNumId="18" w15:restartNumberingAfterBreak="0">
+  <w:abstractNum w:abstractNumId="21" w15:restartNumberingAfterBreak="0">
     <w:nsid w:val="73A6750B"/>
     <w:multiLevelType w:val="multilevel"/>
     <w:tmpl w:val="F0E0761E"/>
@@ -5608,7 +5699,7 @@
       </w:rPr>
     </w:lvl>
   </w:abstractNum>
-  <w:abstractNum w:abstractNumId="19" w15:restartNumberingAfterBreak="0">
+  <w:abstractNum w:abstractNumId="22" w15:restartNumberingAfterBreak="0">
     <w:nsid w:val="777A6656"/>
     <w:multiLevelType w:val="multilevel"/>
     <w:tmpl w:val="804C54A8"/>
@@ -5761,61 +5852,70 @@
     <w:abstractNumId w:val="0"/>
   </w:num>
   <w:num w:numId="2">
+    <w:abstractNumId w:val="5"/>
+  </w:num>
+  <w:num w:numId="3">
+    <w:abstractNumId w:val="6"/>
+  </w:num>
+  <w:num w:numId="4">
+    <w:abstractNumId w:val="19"/>
+  </w:num>
+  <w:num w:numId="5">
     <w:abstractNumId w:val="4"/>
   </w:num>
-  <w:num w:numId="3">
-    <w:abstractNumId w:val="5"/>
+  <w:num w:numId="6">
+    <w:abstractNumId w:val="10"/>
   </w:num>
-  <w:num w:numId="4">
+  <w:num w:numId="7">
     <w:abstractNumId w:val="16"/>
   </w:num>
-  <w:num w:numId="5">
+  <w:num w:numId="8">
     <w:abstractNumId w:val="3"/>
   </w:num>
-  <w:num w:numId="6">
-    <w:abstractNumId w:val="8"/>
+  <w:num w:numId="9">
+    <w:abstractNumId w:val="15"/>
   </w:num>
-  <w:num w:numId="7">
+  <w:num w:numId="10">
     <w:abstractNumId w:val="13"/>
   </w:num>
-  <w:num w:numId="8">
+  <w:num w:numId="11">
+    <w:abstractNumId w:val="7"/>
+  </w:num>
+  <w:num w:numId="12">
+    <w:abstractNumId w:val="18"/>
+  </w:num>
+  <w:num w:numId="13">
+    <w:abstractNumId w:val="14"/>
+  </w:num>
+  <w:num w:numId="14">
     <w:abstractNumId w:val="2"/>
   </w:num>
-  <w:num w:numId="9">
+  <w:num w:numId="15">
+    <w:abstractNumId w:val="17"/>
+  </w:num>
+  <w:num w:numId="16">
+    <w:abstractNumId w:val="21"/>
+  </w:num>
+  <w:num w:numId="17">
+    <w:abstractNumId w:val="22"/>
+  </w:num>
+  <w:num w:numId="18">
     <w:abstractNumId w:val="12"/>
   </w:num>
-  <w:num w:numId="10">
-    <w:abstractNumId w:val="10"/>
+  <w:num w:numId="19">
+    <w:abstractNumId w:val="9"/>
   </w:num>
-  <w:num w:numId="11">
-    <w:abstractNumId w:val="6"/>
+  <w:num w:numId="20">
+    <w:abstractNumId w:val="20"/>
   </w:num>
-  <w:num w:numId="12">
-    <w:abstractNumId w:val="15"/>
-  </w:num>
-  <w:num w:numId="13">
+  <w:num w:numId="21">
     <w:abstractNumId w:val="11"/>
   </w:num>
-  <w:num w:numId="14">
+  <w:num w:numId="22">
     <w:abstractNumId w:val="1"/>
   </w:num>
-  <w:num w:numId="15">
-    <w:abstractNumId w:val="14"/>
-  </w:num>
-  <w:num w:numId="16">
-    <w:abstractNumId w:val="18"/>
-  </w:num>
-  <w:num w:numId="17">
-    <w:abstractNumId w:val="19"/>
-  </w:num>
-  <w:num w:numId="18">
-    <w:abstractNumId w:val="9"/>
-  </w:num>
-  <w:num w:numId="19">
-    <w:abstractNumId w:val="7"/>
-  </w:num>
-  <w:num w:numId="20">
-    <w:abstractNumId w:val="17"/>
+  <w:num w:numId="23">
+    <w:abstractNumId w:val="8"/>
   </w:num>
   <w:numIdMacAtCleanup w:val="10"/>
 </w:numbering>

--- a/task 17/Tak 17.docx
+++ b/task 17/Tak 17.docx
@@ -170,7 +170,15 @@
           <w:sz w:val="72"/>
           <w:szCs w:val="72"/>
         </w:rPr>
-        <w:t>22</w:t>
+        <w:t>2</w:t>
+      </w:r>
+      <w:r>
+        <w:rPr>
+          <w:rFonts w:cstheme="minorHAnsi"/>
+          <w:sz w:val="72"/>
+          <w:szCs w:val="72"/>
+        </w:rPr>
+        <w:t>4</w:t>
       </w:r>
     </w:p>
     <w:p>
@@ -225,7 +233,7 @@
           <w:sz w:val="72"/>
           <w:szCs w:val="72"/>
         </w:rPr>
-        <w:t xml:space="preserve">      </w:t>
+        <w:t xml:space="preserve">    </w:t>
       </w:r>
       <w:r>
         <w:rPr>
@@ -233,59 +241,46 @@
           <w:sz w:val="72"/>
           <w:szCs w:val="72"/>
         </w:rPr>
-        <w:t xml:space="preserve"> </w:t>
-      </w:r>
+        <w:t xml:space="preserve">Weather App in React  </w:t>
+      </w:r>
+      <w:bookmarkStart w:id="0" w:name="_GoBack"/>
+      <w:bookmarkEnd w:id="0"/>
       <w:r>
         <w:rPr>
           <w:rFonts w:cstheme="minorHAnsi"/>
           <w:sz w:val="72"/>
           <w:szCs w:val="72"/>
         </w:rPr>
-        <w:t xml:space="preserve"> </w:t>
-      </w:r>
+        <w:t xml:space="preserve">      using </w:t>
+      </w:r>
+      <w:proofErr w:type="spellStart"/>
       <w:r>
         <w:rPr>
           <w:rFonts w:cstheme="minorHAnsi"/>
           <w:sz w:val="72"/>
           <w:szCs w:val="72"/>
         </w:rPr>
-        <w:t>APIs Data Handling</w:t>
-      </w:r>
-    </w:p>
-    <w:p>
-      <w:pPr>
+        <w:t>OpenWeatherMap</w:t>
+      </w:r>
+      <w:proofErr w:type="spellEnd"/>
+      <w:r>
         <w:rPr>
           <w:rFonts w:cstheme="minorHAnsi"/>
           <w:sz w:val="72"/>
           <w:szCs w:val="72"/>
         </w:rPr>
-      </w:pPr>
+        <w:t xml:space="preserve"> </w:t>
+      </w:r>
+      <w:proofErr w:type="spellStart"/>
       <w:r>
         <w:rPr>
           <w:rFonts w:cstheme="minorHAnsi"/>
           <w:sz w:val="72"/>
           <w:szCs w:val="72"/>
         </w:rPr>
-        <w:t xml:space="preserve">        REST &amp; </w:t>
-      </w:r>
-      <w:proofErr w:type="spellStart"/>
-      <w:r>
-        <w:rPr>
-          <w:rFonts w:cstheme="minorHAnsi"/>
-          <w:sz w:val="72"/>
-          <w:szCs w:val="72"/>
-        </w:rPr>
-        <w:t>GraphQL</w:t>
+        <w:t>Api</w:t>
       </w:r>
       <w:proofErr w:type="spellEnd"/>
-      <w:r>
-        <w:rPr>
-          <w:rFonts w:cstheme="minorHAnsi"/>
-          <w:sz w:val="72"/>
-          <w:szCs w:val="72"/>
-        </w:rPr>
-        <w:t xml:space="preserve"> basics</w:t>
-      </w:r>
     </w:p>
     <w:p>
       <w:pPr>
@@ -349,7 +344,15 @@
           <w:sz w:val="72"/>
           <w:szCs w:val="72"/>
         </w:rPr>
-        <w:t>13</w:t>
+        <w:t>1</w:t>
+      </w:r>
+      <w:r>
+        <w:rPr>
+          <w:rFonts w:cstheme="minorHAnsi"/>
+          <w:sz w:val="72"/>
+          <w:szCs w:val="72"/>
+        </w:rPr>
+        <w:t>5</w:t>
       </w:r>
       <w:r>
         <w:rPr>
@@ -455,104 +458,256 @@
         <w:t>ologies</w:t>
       </w:r>
     </w:p>
+    <w:p/>
     <w:p>
       <w:pPr>
         <w:pStyle w:val="Heading1"/>
-      </w:pPr>
-      <w:r>
+        <w:rPr>
+          <w:sz w:val="40"/>
+          <w:szCs w:val="40"/>
+        </w:rPr>
+      </w:pPr>
+      <w:proofErr w:type="spellStart"/>
+      <w:r>
+        <w:rPr>
+          <w:sz w:val="40"/>
+          <w:szCs w:val="40"/>
+        </w:rPr>
         <w:lastRenderedPageBreak/>
-        <w:t xml:space="preserve">Learning Report: APIs Data Handling - REST and </w:t>
-      </w:r>
-      <w:proofErr w:type="spellStart"/>
-      <w:r>
-        <w:t>GraphQL</w:t>
+        <w:t>ClimaPulse</w:t>
       </w:r>
       <w:proofErr w:type="spellEnd"/>
       <w:r>
-        <w:t xml:space="preserve"> Basics</w:t>
+        <w:rPr>
+          <w:sz w:val="40"/>
+          <w:szCs w:val="40"/>
+        </w:rPr>
+        <w:t xml:space="preserve"> – Project Report</w:t>
       </w:r>
     </w:p>
     <w:p>
       <w:pPr>
         <w:pStyle w:val="Heading2"/>
         <w:rPr>
-          <w:sz w:val="32"/>
-          <w:szCs w:val="32"/>
-        </w:rPr>
-      </w:pPr>
-      <w:r>
-        <w:rPr>
-          <w:sz w:val="32"/>
-          <w:szCs w:val="32"/>
-        </w:rPr>
-        <w:t>Introduction to APIs and Data Handling</w:t>
+          <w:sz w:val="34"/>
+          <w:szCs w:val="34"/>
+        </w:rPr>
+      </w:pPr>
+      <w:r>
+        <w:rPr>
+          <w:sz w:val="34"/>
+          <w:szCs w:val="34"/>
+        </w:rPr>
+        <w:t>Introduction</w:t>
       </w:r>
     </w:p>
     <w:p>
       <w:pPr>
         <w:pStyle w:val="NormalWeb"/>
         <w:rPr>
-          <w:sz w:val="32"/>
-          <w:szCs w:val="32"/>
-        </w:rPr>
-      </w:pPr>
-      <w:r>
-        <w:rPr>
-          <w:sz w:val="32"/>
-          <w:szCs w:val="32"/>
-        </w:rPr>
-        <w:t>APIs (Application Programming Interfaces) are essential tools that enable communication between different software applications. They allow developers to access data and functionalities from external services without needing to understand their internal workings. In modern web development, APIs facilitate data exchange over the internet, often using protocols such as HTTP.</w:t>
+          <w:sz w:val="34"/>
+          <w:szCs w:val="34"/>
+        </w:rPr>
+      </w:pPr>
+      <w:r>
+        <w:rPr>
+          <w:sz w:val="34"/>
+          <w:szCs w:val="34"/>
+        </w:rPr>
+        <w:t xml:space="preserve">The </w:t>
+      </w:r>
+      <w:proofErr w:type="spellStart"/>
+      <w:r>
+        <w:rPr>
+          <w:sz w:val="34"/>
+          <w:szCs w:val="34"/>
+        </w:rPr>
+        <w:t>ClimaPulse</w:t>
+      </w:r>
+      <w:proofErr w:type="spellEnd"/>
+      <w:r>
+        <w:rPr>
+          <w:sz w:val="34"/>
+          <w:szCs w:val="34"/>
+        </w:rPr>
+        <w:t xml:space="preserve"> is a web application developed using modern web technologies to provide real-time weather updates. The app fetches data from the </w:t>
+      </w:r>
+      <w:proofErr w:type="spellStart"/>
+      <w:r>
+        <w:rPr>
+          <w:rStyle w:val="Strong"/>
+          <w:sz w:val="34"/>
+          <w:szCs w:val="34"/>
+        </w:rPr>
+        <w:t>OpenWeatherMap</w:t>
+      </w:r>
+      <w:proofErr w:type="spellEnd"/>
+      <w:r>
+        <w:rPr>
+          <w:rStyle w:val="Strong"/>
+          <w:sz w:val="34"/>
+          <w:szCs w:val="34"/>
+        </w:rPr>
+        <w:t xml:space="preserve"> API</w:t>
+      </w:r>
+      <w:r>
+        <w:rPr>
+          <w:sz w:val="34"/>
+          <w:szCs w:val="34"/>
+        </w:rPr>
+        <w:t xml:space="preserve"> and displays information such as temperature, weather conditions, humidity, and wind speed for any searched city. The primary goal of this project is to practice API integration, environment variable handling, and front-end development using React, </w:t>
+      </w:r>
+      <w:proofErr w:type="spellStart"/>
+      <w:r>
+        <w:rPr>
+          <w:sz w:val="34"/>
+          <w:szCs w:val="34"/>
+        </w:rPr>
+        <w:t>Vite</w:t>
+      </w:r>
+      <w:proofErr w:type="spellEnd"/>
+      <w:r>
+        <w:rPr>
+          <w:sz w:val="34"/>
+          <w:szCs w:val="34"/>
+        </w:rPr>
+        <w:t>, and Tailwind CSS.</w:t>
       </w:r>
     </w:p>
     <w:p>
       <w:pPr>
-        <w:rPr>
-          <w:sz w:val="32"/>
-          <w:szCs w:val="32"/>
-        </w:rPr>
-      </w:pPr>
-      <w:bookmarkStart w:id="0" w:name="_GoBack"/>
-      <w:bookmarkEnd w:id="0"/>
-      <w:r>
-        <w:rPr>
-          <w:sz w:val="32"/>
-          <w:szCs w:val="32"/>
-        </w:rPr>
-        <w:pict w14:anchorId="2AA86EA2">
-          <v:rect id="_x0000_i1036" style="width:0;height:1.5pt" o:hralign="center" o:hrstd="t" o:hr="t" fillcolor="#a0a0a0" stroked="f"/>
-        </w:pict>
+        <w:pStyle w:val="NormalWeb"/>
+        <w:rPr>
+          <w:sz w:val="34"/>
+          <w:szCs w:val="34"/>
+        </w:rPr>
+      </w:pPr>
+      <w:r>
+        <w:rPr>
+          <w:sz w:val="34"/>
+          <w:szCs w:val="34"/>
+        </w:rPr>
+        <w:t xml:space="preserve">Weather forecasting plays an important role in daily life. People need quick and reliable weather information for planning outdoor activities, travel, and work schedules. This project focuses on delivering weather data in a </w:t>
+      </w:r>
+      <w:r>
+        <w:rPr>
+          <w:rStyle w:val="Strong"/>
+          <w:sz w:val="34"/>
+          <w:szCs w:val="34"/>
+        </w:rPr>
+        <w:t>user-friendly and responsive interface</w:t>
+      </w:r>
+      <w:r>
+        <w:rPr>
+          <w:sz w:val="34"/>
+          <w:szCs w:val="34"/>
+        </w:rPr>
+        <w:t xml:space="preserve"> with features like dynamic search, dark mode, and smooth animations.</w:t>
       </w:r>
     </w:p>
     <w:p>
       <w:pPr>
-        <w:pStyle w:val="Heading2"/>
-        <w:rPr>
-          <w:sz w:val="32"/>
-          <w:szCs w:val="32"/>
-        </w:rPr>
-      </w:pPr>
-      <w:r>
-        <w:rPr>
-          <w:sz w:val="32"/>
-          <w:szCs w:val="32"/>
-        </w:rPr>
-        <w:t>REST API Basics</w:t>
+        <w:rPr>
+          <w:sz w:val="34"/>
+          <w:szCs w:val="34"/>
+        </w:rPr>
+      </w:pPr>
+      <w:r>
+        <w:rPr>
+          <w:sz w:val="34"/>
+          <w:szCs w:val="34"/>
+        </w:rPr>
+        <w:pict w14:anchorId="63FCC57F">
+          <v:rect id="_x0000_i1030" style="width:0;height:1.5pt" o:hralign="center" o:hrstd="t" o:hr="t" fillcolor="#a0a0a0" stroked="f"/>
+        </w:pict>
       </w:r>
     </w:p>
     <w:p>
       <w:pPr>
+        <w:pStyle w:val="Heading2"/>
+        <w:rPr>
+          <w:sz w:val="34"/>
+          <w:szCs w:val="34"/>
+        </w:rPr>
+      </w:pPr>
+      <w:r>
+        <w:rPr>
+          <w:sz w:val="34"/>
+          <w:szCs w:val="34"/>
+        </w:rPr>
+        <w:t>Technical Breakdown</w:t>
+      </w:r>
+    </w:p>
+    <w:p>
+      <w:pPr>
         <w:pStyle w:val="NormalWeb"/>
         <w:rPr>
-          <w:sz w:val="32"/>
-          <w:szCs w:val="32"/>
-        </w:rPr>
-      </w:pPr>
-      <w:r>
-        <w:rPr>
-          <w:sz w:val="32"/>
-          <w:szCs w:val="32"/>
-        </w:rPr>
-        <w:t>REST is an architectural style for designing networked applications. RESTful APIs use standard HTTP methods and are based on resources identified by URLs (Uniform Resource Locators).</w:t>
+          <w:sz w:val="34"/>
+          <w:szCs w:val="34"/>
+        </w:rPr>
+      </w:pPr>
+      <w:r>
+        <w:rPr>
+          <w:sz w:val="34"/>
+          <w:szCs w:val="34"/>
+        </w:rPr>
+        <w:t xml:space="preserve">The app is built on the </w:t>
+      </w:r>
+      <w:r>
+        <w:rPr>
+          <w:rStyle w:val="Strong"/>
+          <w:sz w:val="34"/>
+          <w:szCs w:val="34"/>
+        </w:rPr>
+        <w:t xml:space="preserve">React + </w:t>
+      </w:r>
+      <w:proofErr w:type="spellStart"/>
+      <w:r>
+        <w:rPr>
+          <w:rStyle w:val="Strong"/>
+          <w:sz w:val="34"/>
+          <w:szCs w:val="34"/>
+        </w:rPr>
+        <w:t>Vite</w:t>
+      </w:r>
+      <w:proofErr w:type="spellEnd"/>
+      <w:r>
+        <w:rPr>
+          <w:sz w:val="34"/>
+          <w:szCs w:val="34"/>
+        </w:rPr>
+        <w:t xml:space="preserve"> framework, which ensures fast development and efficient rendering. The styling is done using </w:t>
+      </w:r>
+      <w:r>
+        <w:rPr>
+          <w:rStyle w:val="Strong"/>
+          <w:sz w:val="34"/>
+          <w:szCs w:val="34"/>
+        </w:rPr>
+        <w:t>Tailwind CSS</w:t>
+      </w:r>
+      <w:r>
+        <w:rPr>
+          <w:sz w:val="34"/>
+          <w:szCs w:val="34"/>
+        </w:rPr>
+        <w:t>, which provides utility-first classes and a clean design system.</w:t>
+      </w:r>
+    </w:p>
+    <w:p>
+      <w:pPr>
+        <w:pStyle w:val="NormalWeb"/>
+        <w:rPr>
+          <w:sz w:val="34"/>
+          <w:szCs w:val="34"/>
+        </w:rPr>
+      </w:pPr>
+      <w:r>
+        <w:rPr>
+          <w:sz w:val="34"/>
+          <w:szCs w:val="34"/>
+        </w:rPr>
+        <w:t>Key features include:</w:t>
       </w:r>
     </w:p>
     <w:p>
@@ -560,20 +715,20 @@
         <w:pStyle w:val="NormalWeb"/>
         <w:numPr>
           <w:ilvl w:val="0"/>
-          <w:numId w:val="21"/>
+          <w:numId w:val="24"/>
         </w:numPr>
         <w:rPr>
-          <w:sz w:val="32"/>
-          <w:szCs w:val="32"/>
+          <w:sz w:val="34"/>
+          <w:szCs w:val="34"/>
         </w:rPr>
       </w:pPr>
       <w:r>
         <w:rPr>
           <w:rStyle w:val="Strong"/>
-          <w:sz w:val="32"/>
-          <w:szCs w:val="32"/>
-        </w:rPr>
-        <w:t>Key Concepts:</w:t>
+          <w:sz w:val="34"/>
+          <w:szCs w:val="34"/>
+        </w:rPr>
+        <w:t>API Integration</w:t>
       </w:r>
     </w:p>
     <w:p>
@@ -581,27 +736,44 @@
         <w:pStyle w:val="NormalWeb"/>
         <w:numPr>
           <w:ilvl w:val="1"/>
-          <w:numId w:val="21"/>
+          <w:numId w:val="24"/>
         </w:numPr>
         <w:rPr>
-          <w:sz w:val="32"/>
-          <w:szCs w:val="32"/>
-        </w:rPr>
-      </w:pPr>
+          <w:sz w:val="34"/>
+          <w:szCs w:val="34"/>
+        </w:rPr>
+      </w:pPr>
+      <w:r>
+        <w:rPr>
+          <w:sz w:val="34"/>
+          <w:szCs w:val="34"/>
+        </w:rPr>
+        <w:t xml:space="preserve">The app uses the </w:t>
+      </w:r>
+      <w:proofErr w:type="spellStart"/>
       <w:r>
         <w:rPr>
           <w:rStyle w:val="Strong"/>
-          <w:sz w:val="32"/>
-          <w:szCs w:val="32"/>
-        </w:rPr>
-        <w:t>Resources:</w:t>
-      </w:r>
-      <w:r>
-        <w:rPr>
-          <w:sz w:val="32"/>
-          <w:szCs w:val="32"/>
-        </w:rPr>
-        <w:t xml:space="preserve"> Entities or objects accessed via endpoints (URLs).</w:t>
+          <w:sz w:val="34"/>
+          <w:szCs w:val="34"/>
+        </w:rPr>
+        <w:t>OpenWeatherMap</w:t>
+      </w:r>
+      <w:proofErr w:type="spellEnd"/>
+      <w:r>
+        <w:rPr>
+          <w:rStyle w:val="Strong"/>
+          <w:sz w:val="34"/>
+          <w:szCs w:val="34"/>
+        </w:rPr>
+        <w:t xml:space="preserve"> REST API</w:t>
+      </w:r>
+      <w:r>
+        <w:rPr>
+          <w:sz w:val="34"/>
+          <w:szCs w:val="34"/>
+        </w:rPr>
+        <w:t xml:space="preserve"> to fetch weather details.</w:t>
       </w:r>
     </w:p>
     <w:p>
@@ -609,107 +781,83 @@
         <w:pStyle w:val="NormalWeb"/>
         <w:numPr>
           <w:ilvl w:val="1"/>
-          <w:numId w:val="21"/>
+          <w:numId w:val="24"/>
         </w:numPr>
         <w:rPr>
-          <w:sz w:val="32"/>
-          <w:szCs w:val="32"/>
-        </w:rPr>
-      </w:pPr>
-      <w:r>
-        <w:rPr>
-          <w:rStyle w:val="Strong"/>
-          <w:sz w:val="32"/>
-          <w:szCs w:val="32"/>
-        </w:rPr>
-        <w:t>HTTP Methods:</w:t>
-      </w:r>
-      <w:r>
-        <w:rPr>
-          <w:sz w:val="32"/>
-          <w:szCs w:val="32"/>
-        </w:rPr>
-        <w:t xml:space="preserve"> CRUD operations mapped to HTTP verbs:</w:t>
+          <w:sz w:val="34"/>
+          <w:szCs w:val="34"/>
+        </w:rPr>
+      </w:pPr>
+      <w:r>
+        <w:rPr>
+          <w:sz w:val="34"/>
+          <w:szCs w:val="34"/>
+        </w:rPr>
+        <w:t xml:space="preserve">The API key is stored in a </w:t>
+      </w:r>
+      <w:r>
+        <w:rPr>
+          <w:rStyle w:val="HTMLCode"/>
+          <w:sz w:val="34"/>
+          <w:szCs w:val="34"/>
+        </w:rPr>
+        <w:t>.env</w:t>
+      </w:r>
+      <w:r>
+        <w:rPr>
+          <w:sz w:val="34"/>
+          <w:szCs w:val="34"/>
+        </w:rPr>
+        <w:t xml:space="preserve"> file for security and is accessed in the code using </w:t>
+      </w:r>
+      <w:proofErr w:type="spellStart"/>
+      <w:proofErr w:type="gramStart"/>
+      <w:r>
+        <w:rPr>
+          <w:rStyle w:val="HTMLCode"/>
+          <w:sz w:val="34"/>
+          <w:szCs w:val="34"/>
+        </w:rPr>
+        <w:lastRenderedPageBreak/>
+        <w:t>import.meta.env.VITE</w:t>
+      </w:r>
+      <w:proofErr w:type="gramEnd"/>
+      <w:r>
+        <w:rPr>
+          <w:rStyle w:val="HTMLCode"/>
+          <w:sz w:val="34"/>
+          <w:szCs w:val="34"/>
+        </w:rPr>
+        <w:t>_OPENWEATHER_API_KEY</w:t>
+      </w:r>
+      <w:proofErr w:type="spellEnd"/>
+      <w:r>
+        <w:rPr>
+          <w:sz w:val="34"/>
+          <w:szCs w:val="34"/>
+        </w:rPr>
+        <w:t>.</w:t>
       </w:r>
     </w:p>
     <w:p>
       <w:pPr>
         <w:pStyle w:val="NormalWeb"/>
         <w:numPr>
-          <w:ilvl w:val="2"/>
-          <w:numId w:val="21"/>
+          <w:ilvl w:val="0"/>
+          <w:numId w:val="24"/>
         </w:numPr>
         <w:rPr>
-          <w:sz w:val="32"/>
-          <w:szCs w:val="32"/>
-        </w:rPr>
-      </w:pPr>
-      <w:r>
-        <w:rPr>
-          <w:sz w:val="32"/>
-          <w:szCs w:val="32"/>
-        </w:rPr>
-        <w:t>GET (read data)</w:t>
-      </w:r>
-    </w:p>
-    <w:p>
-      <w:pPr>
-        <w:pStyle w:val="NormalWeb"/>
-        <w:numPr>
-          <w:ilvl w:val="2"/>
-          <w:numId w:val="21"/>
-        </w:numPr>
-        <w:rPr>
-          <w:sz w:val="32"/>
-          <w:szCs w:val="32"/>
-        </w:rPr>
-      </w:pPr>
-      <w:r>
-        <w:rPr>
-          <w:sz w:val="32"/>
-          <w:szCs w:val="32"/>
-        </w:rPr>
-        <w:t>POST (create data)</w:t>
-      </w:r>
-    </w:p>
-    <w:p>
-      <w:pPr>
-        <w:pStyle w:val="NormalWeb"/>
-        <w:numPr>
-          <w:ilvl w:val="2"/>
-          <w:numId w:val="21"/>
-        </w:numPr>
-        <w:rPr>
-          <w:sz w:val="32"/>
-          <w:szCs w:val="32"/>
-        </w:rPr>
-      </w:pPr>
-      <w:r>
-        <w:rPr>
-          <w:sz w:val="32"/>
-          <w:szCs w:val="32"/>
-        </w:rPr>
-        <w:t>PUT/PATCH (update data)</w:t>
-      </w:r>
-    </w:p>
-    <w:p>
-      <w:pPr>
-        <w:pStyle w:val="NormalWeb"/>
-        <w:numPr>
-          <w:ilvl w:val="2"/>
-          <w:numId w:val="21"/>
-        </w:numPr>
-        <w:rPr>
-          <w:sz w:val="32"/>
-          <w:szCs w:val="32"/>
-        </w:rPr>
-      </w:pPr>
-      <w:r>
-        <w:rPr>
-          <w:sz w:val="32"/>
-          <w:szCs w:val="32"/>
-        </w:rPr>
-        <w:t>DELETE (remove data)</w:t>
+          <w:sz w:val="34"/>
+          <w:szCs w:val="34"/>
+        </w:rPr>
+      </w:pPr>
+      <w:r>
+        <w:rPr>
+          <w:rStyle w:val="Strong"/>
+          <w:sz w:val="34"/>
+          <w:szCs w:val="34"/>
+        </w:rPr>
+        <w:t>Search Functionality</w:t>
       </w:r>
     </w:p>
     <w:p>
@@ -717,27 +865,19 @@
         <w:pStyle w:val="NormalWeb"/>
         <w:numPr>
           <w:ilvl w:val="1"/>
-          <w:numId w:val="21"/>
+          <w:numId w:val="24"/>
         </w:numPr>
         <w:rPr>
-          <w:sz w:val="32"/>
-          <w:szCs w:val="32"/>
-        </w:rPr>
-      </w:pPr>
-      <w:r>
-        <w:rPr>
-          <w:rStyle w:val="Strong"/>
-          <w:sz w:val="32"/>
-          <w:szCs w:val="32"/>
-        </w:rPr>
-        <w:t>Statelessness:</w:t>
-      </w:r>
-      <w:r>
-        <w:rPr>
-          <w:sz w:val="32"/>
-          <w:szCs w:val="32"/>
-        </w:rPr>
-        <w:t xml:space="preserve"> Each request contains all necessary information, with no session state stored on the server.</w:t>
+          <w:sz w:val="34"/>
+          <w:szCs w:val="34"/>
+        </w:rPr>
+      </w:pPr>
+      <w:r>
+        <w:rPr>
+          <w:sz w:val="34"/>
+          <w:szCs w:val="34"/>
+        </w:rPr>
+        <w:t>Users can enter the name of a city in the search bar.</w:t>
       </w:r>
     </w:p>
     <w:p>
@@ -745,27 +885,19 @@
         <w:pStyle w:val="NormalWeb"/>
         <w:numPr>
           <w:ilvl w:val="1"/>
-          <w:numId w:val="21"/>
+          <w:numId w:val="24"/>
         </w:numPr>
         <w:rPr>
-          <w:sz w:val="32"/>
-          <w:szCs w:val="32"/>
-        </w:rPr>
-      </w:pPr>
-      <w:r>
-        <w:rPr>
-          <w:rStyle w:val="Strong"/>
-          <w:sz w:val="32"/>
-          <w:szCs w:val="32"/>
-        </w:rPr>
-        <w:t>Representation:</w:t>
-      </w:r>
-      <w:r>
-        <w:rPr>
-          <w:sz w:val="32"/>
-          <w:szCs w:val="32"/>
-        </w:rPr>
-        <w:t xml:space="preserve"> Data is often returned in JSON or XML format.</w:t>
+          <w:sz w:val="34"/>
+          <w:szCs w:val="34"/>
+        </w:rPr>
+      </w:pPr>
+      <w:r>
+        <w:rPr>
+          <w:sz w:val="34"/>
+          <w:szCs w:val="34"/>
+        </w:rPr>
+        <w:t>The app fetches and displays live weather information for the requested city.</w:t>
       </w:r>
     </w:p>
     <w:p>
@@ -773,20 +905,20 @@
         <w:pStyle w:val="NormalWeb"/>
         <w:numPr>
           <w:ilvl w:val="0"/>
-          <w:numId w:val="21"/>
+          <w:numId w:val="24"/>
         </w:numPr>
         <w:rPr>
-          <w:sz w:val="32"/>
-          <w:szCs w:val="32"/>
+          <w:sz w:val="34"/>
+          <w:szCs w:val="34"/>
         </w:rPr>
       </w:pPr>
       <w:r>
         <w:rPr>
           <w:rStyle w:val="Strong"/>
-          <w:sz w:val="32"/>
-          <w:szCs w:val="32"/>
-        </w:rPr>
-        <w:t>Example:</w:t>
+          <w:sz w:val="34"/>
+          <w:szCs w:val="34"/>
+        </w:rPr>
+        <w:t>Weather Display</w:t>
       </w:r>
     </w:p>
     <w:p>
@@ -794,34 +926,19 @@
         <w:pStyle w:val="NormalWeb"/>
         <w:numPr>
           <w:ilvl w:val="1"/>
-          <w:numId w:val="21"/>
+          <w:numId w:val="24"/>
         </w:numPr>
         <w:rPr>
-          <w:sz w:val="32"/>
-          <w:szCs w:val="32"/>
-        </w:rPr>
-      </w:pPr>
-      <w:r>
-        <w:rPr>
-          <w:sz w:val="32"/>
-          <w:szCs w:val="32"/>
-        </w:rPr>
-        <w:t xml:space="preserve">GET request to </w:t>
-      </w:r>
-      <w:r>
-        <w:rPr>
-          <w:rStyle w:val="HTMLCode"/>
-          <w:sz w:val="32"/>
-          <w:szCs w:val="32"/>
-        </w:rPr>
-        <w:t>https://api.example.com/users</w:t>
-      </w:r>
-      <w:r>
-        <w:rPr>
-          <w:sz w:val="32"/>
-          <w:szCs w:val="32"/>
-        </w:rPr>
-        <w:t xml:space="preserve"> fetches a list of users.</w:t>
+          <w:sz w:val="34"/>
+          <w:szCs w:val="34"/>
+        </w:rPr>
+      </w:pPr>
+      <w:r>
+        <w:rPr>
+          <w:sz w:val="34"/>
+          <w:szCs w:val="34"/>
+        </w:rPr>
+        <w:t>Shows temperature, weather condition (clear, rain, snow, etc.), humidity, and wind speed.</w:t>
       </w:r>
     </w:p>
     <w:p>
@@ -829,86 +946,19 @@
         <w:pStyle w:val="NormalWeb"/>
         <w:numPr>
           <w:ilvl w:val="1"/>
-          <w:numId w:val="21"/>
+          <w:numId w:val="24"/>
         </w:numPr>
         <w:rPr>
-          <w:sz w:val="32"/>
-          <w:szCs w:val="32"/>
-        </w:rPr>
-      </w:pPr>
-      <w:r>
-        <w:rPr>
-          <w:sz w:val="32"/>
-          <w:szCs w:val="32"/>
-        </w:rPr>
-        <w:t>POST request to the same endpoint can create a new user.</w:t>
-      </w:r>
-    </w:p>
-    <w:p>
-      <w:pPr>
-        <w:pStyle w:val="Heading2"/>
-        <w:rPr>
-          <w:sz w:val="32"/>
-          <w:szCs w:val="32"/>
-        </w:rPr>
-      </w:pPr>
-      <w:proofErr w:type="spellStart"/>
-      <w:r>
-        <w:rPr>
-          <w:sz w:val="32"/>
-          <w:szCs w:val="32"/>
-        </w:rPr>
-        <w:lastRenderedPageBreak/>
-        <w:t>GraphQL</w:t>
-      </w:r>
-      <w:proofErr w:type="spellEnd"/>
-      <w:r>
-        <w:rPr>
-          <w:sz w:val="32"/>
-          <w:szCs w:val="32"/>
-        </w:rPr>
-        <w:t xml:space="preserve"> Basics</w:t>
-      </w:r>
-    </w:p>
-    <w:p>
-      <w:pPr>
-        <w:pStyle w:val="NormalWeb"/>
-        <w:rPr>
-          <w:sz w:val="32"/>
-          <w:szCs w:val="32"/>
-        </w:rPr>
-      </w:pPr>
-      <w:proofErr w:type="spellStart"/>
-      <w:r>
-        <w:rPr>
-          <w:sz w:val="32"/>
-          <w:szCs w:val="32"/>
-        </w:rPr>
-        <w:t>GraphQL</w:t>
-      </w:r>
-      <w:proofErr w:type="spellEnd"/>
-      <w:r>
-        <w:rPr>
-          <w:sz w:val="32"/>
-          <w:szCs w:val="32"/>
-        </w:rPr>
-        <w:t xml:space="preserve"> is a query language and runtime developed by Facebook for APIs. Unlike REST, </w:t>
-      </w:r>
-      <w:proofErr w:type="spellStart"/>
-      <w:r>
-        <w:rPr>
-          <w:sz w:val="32"/>
-          <w:szCs w:val="32"/>
-        </w:rPr>
-        <w:t>GraphQL</w:t>
-      </w:r>
-      <w:proofErr w:type="spellEnd"/>
-      <w:r>
-        <w:rPr>
-          <w:sz w:val="32"/>
-          <w:szCs w:val="32"/>
-        </w:rPr>
-        <w:t xml:space="preserve"> lets clients specify exactly what data they need, which can reduce the number of requests and amount of data transferred.</w:t>
+          <w:sz w:val="34"/>
+          <w:szCs w:val="34"/>
+        </w:rPr>
+      </w:pPr>
+      <w:r>
+        <w:rPr>
+          <w:sz w:val="34"/>
+          <w:szCs w:val="34"/>
+        </w:rPr>
+        <w:t>Icons and text update dynamically based on API response.</w:t>
       </w:r>
     </w:p>
     <w:p>
@@ -916,20 +966,20 @@
         <w:pStyle w:val="NormalWeb"/>
         <w:numPr>
           <w:ilvl w:val="0"/>
-          <w:numId w:val="22"/>
+          <w:numId w:val="24"/>
         </w:numPr>
         <w:rPr>
-          <w:sz w:val="32"/>
-          <w:szCs w:val="32"/>
+          <w:sz w:val="34"/>
+          <w:szCs w:val="34"/>
         </w:rPr>
       </w:pPr>
       <w:r>
         <w:rPr>
           <w:rStyle w:val="Strong"/>
-          <w:sz w:val="32"/>
-          <w:szCs w:val="32"/>
-        </w:rPr>
-        <w:t>Key Concepts:</w:t>
+          <w:sz w:val="34"/>
+          <w:szCs w:val="34"/>
+        </w:rPr>
+        <w:t>Responsive Design</w:t>
       </w:r>
     </w:p>
     <w:p>
@@ -937,27 +987,19 @@
         <w:pStyle w:val="NormalWeb"/>
         <w:numPr>
           <w:ilvl w:val="1"/>
-          <w:numId w:val="22"/>
+          <w:numId w:val="24"/>
         </w:numPr>
         <w:rPr>
-          <w:sz w:val="32"/>
-          <w:szCs w:val="32"/>
-        </w:rPr>
-      </w:pPr>
-      <w:r>
-        <w:rPr>
-          <w:rStyle w:val="Strong"/>
-          <w:sz w:val="32"/>
-          <w:szCs w:val="32"/>
-        </w:rPr>
-        <w:t>Schema:</w:t>
-      </w:r>
-      <w:r>
-        <w:rPr>
-          <w:sz w:val="32"/>
-          <w:szCs w:val="32"/>
-        </w:rPr>
-        <w:t xml:space="preserve"> Defines types, queries, and mutations (for reading and writing data).</w:t>
+          <w:sz w:val="34"/>
+          <w:szCs w:val="34"/>
+        </w:rPr>
+      </w:pPr>
+      <w:r>
+        <w:rPr>
+          <w:sz w:val="34"/>
+          <w:szCs w:val="34"/>
+        </w:rPr>
+        <w:t>Tailwind CSS ensures the app looks good on desktop, tablet, and mobile devices.</w:t>
       </w:r>
     </w:p>
     <w:p>
@@ -965,27 +1007,40 @@
         <w:pStyle w:val="NormalWeb"/>
         <w:numPr>
           <w:ilvl w:val="1"/>
-          <w:numId w:val="22"/>
+          <w:numId w:val="24"/>
         </w:numPr>
         <w:rPr>
-          <w:sz w:val="32"/>
-          <w:szCs w:val="32"/>
+          <w:sz w:val="34"/>
+          <w:szCs w:val="34"/>
+        </w:rPr>
+      </w:pPr>
+      <w:r>
+        <w:rPr>
+          <w:sz w:val="34"/>
+          <w:szCs w:val="34"/>
+        </w:rPr>
+        <w:t>Layout adapts automatically to screen size.</w:t>
+      </w:r>
+    </w:p>
+    <w:p>
+      <w:pPr>
+        <w:pStyle w:val="NormalWeb"/>
+        <w:numPr>
+          <w:ilvl w:val="0"/>
+          <w:numId w:val="24"/>
+        </w:numPr>
+        <w:rPr>
+          <w:sz w:val="34"/>
+          <w:szCs w:val="34"/>
         </w:rPr>
       </w:pPr>
       <w:r>
         <w:rPr>
           <w:rStyle w:val="Strong"/>
-          <w:sz w:val="32"/>
-          <w:szCs w:val="32"/>
-        </w:rPr>
-        <w:t>Queries:</w:t>
-      </w:r>
-      <w:r>
-        <w:rPr>
-          <w:sz w:val="32"/>
-          <w:szCs w:val="32"/>
-        </w:rPr>
-        <w:t xml:space="preserve"> Clients specify precise data fields to retrieve.</w:t>
+          <w:sz w:val="34"/>
+          <w:szCs w:val="34"/>
+        </w:rPr>
+        <w:t>Dark Mode and Animations</w:t>
       </w:r>
     </w:p>
     <w:p>
@@ -993,27 +1048,19 @@
         <w:pStyle w:val="NormalWeb"/>
         <w:numPr>
           <w:ilvl w:val="1"/>
-          <w:numId w:val="22"/>
+          <w:numId w:val="24"/>
         </w:numPr>
         <w:rPr>
-          <w:sz w:val="32"/>
-          <w:szCs w:val="32"/>
-        </w:rPr>
-      </w:pPr>
-      <w:r>
-        <w:rPr>
-          <w:rStyle w:val="Strong"/>
-          <w:sz w:val="32"/>
-          <w:szCs w:val="32"/>
-        </w:rPr>
-        <w:t>Mutations:</w:t>
-      </w:r>
-      <w:r>
-        <w:rPr>
-          <w:sz w:val="32"/>
-          <w:szCs w:val="32"/>
-        </w:rPr>
-        <w:t xml:space="preserve"> Used to modify data on the server.</w:t>
+          <w:sz w:val="34"/>
+          <w:szCs w:val="34"/>
+        </w:rPr>
+      </w:pPr>
+      <w:r>
+        <w:rPr>
+          <w:sz w:val="34"/>
+          <w:szCs w:val="34"/>
+        </w:rPr>
+        <w:t>Implemented dark/light mode toggle for better user experience.</w:t>
       </w:r>
     </w:p>
     <w:p>
@@ -1021,52 +1068,40 @@
         <w:pStyle w:val="NormalWeb"/>
         <w:numPr>
           <w:ilvl w:val="1"/>
-          <w:numId w:val="22"/>
+          <w:numId w:val="24"/>
         </w:numPr>
         <w:rPr>
-          <w:sz w:val="32"/>
-          <w:szCs w:val="32"/>
+          <w:sz w:val="34"/>
+          <w:szCs w:val="34"/>
+        </w:rPr>
+      </w:pPr>
+      <w:r>
+        <w:rPr>
+          <w:sz w:val="34"/>
+          <w:szCs w:val="34"/>
+        </w:rPr>
+        <w:t>Smooth transitions and hover effects enhance interactivity.</w:t>
+      </w:r>
+    </w:p>
+    <w:p>
+      <w:pPr>
+        <w:pStyle w:val="NormalWeb"/>
+        <w:numPr>
+          <w:ilvl w:val="0"/>
+          <w:numId w:val="24"/>
+        </w:numPr>
+        <w:rPr>
+          <w:sz w:val="34"/>
+          <w:szCs w:val="34"/>
         </w:rPr>
       </w:pPr>
       <w:r>
         <w:rPr>
           <w:rStyle w:val="Strong"/>
-          <w:sz w:val="32"/>
-          <w:szCs w:val="32"/>
-        </w:rPr>
-        <w:t>Single Endpoint:</w:t>
-      </w:r>
-      <w:r>
-        <w:rPr>
-          <w:sz w:val="32"/>
-          <w:szCs w:val="32"/>
-        </w:rPr>
-        <w:t xml:space="preserve"> All requests go to one endpoint (usually </w:t>
-      </w:r>
-      <w:r>
-        <w:rPr>
-          <w:rStyle w:val="HTMLCode"/>
-          <w:sz w:val="32"/>
-          <w:szCs w:val="32"/>
-        </w:rPr>
-        <w:t>/</w:t>
-      </w:r>
-      <w:proofErr w:type="spellStart"/>
-      <w:r>
-        <w:rPr>
-          <w:rStyle w:val="HTMLCode"/>
-          <w:sz w:val="32"/>
-          <w:szCs w:val="32"/>
-        </w:rPr>
-        <w:t>graphql</w:t>
-      </w:r>
-      <w:proofErr w:type="spellEnd"/>
-      <w:r>
-        <w:rPr>
-          <w:sz w:val="32"/>
-          <w:szCs w:val="32"/>
-        </w:rPr>
-        <w:t>).</w:t>
+          <w:sz w:val="34"/>
+          <w:szCs w:val="34"/>
+        </w:rPr>
+        <w:t>Error Handling</w:t>
       </w:r>
     </w:p>
     <w:p>
@@ -1074,27 +1109,72 @@
         <w:pStyle w:val="NormalWeb"/>
         <w:numPr>
           <w:ilvl w:val="1"/>
-          <w:numId w:val="22"/>
+          <w:numId w:val="24"/>
         </w:numPr>
         <w:rPr>
-          <w:sz w:val="32"/>
-          <w:szCs w:val="32"/>
-        </w:rPr>
-      </w:pPr>
-      <w:r>
-        <w:rPr>
-          <w:rStyle w:val="Strong"/>
-          <w:sz w:val="32"/>
-          <w:szCs w:val="32"/>
-        </w:rPr>
-        <w:t>Strong Typing:</w:t>
-      </w:r>
-      <w:r>
-        <w:rPr>
-          <w:sz w:val="32"/>
-          <w:szCs w:val="32"/>
-        </w:rPr>
-        <w:t xml:space="preserve"> Schema enforces data types and structure.</w:t>
+          <w:sz w:val="34"/>
+          <w:szCs w:val="34"/>
+        </w:rPr>
+      </w:pPr>
+      <w:r>
+        <w:rPr>
+          <w:sz w:val="34"/>
+          <w:szCs w:val="34"/>
+        </w:rPr>
+        <w:t>Displays clear messages when the API limit is reached or the city name is invalid.</w:t>
+      </w:r>
+    </w:p>
+    <w:p>
+      <w:pPr>
+        <w:pStyle w:val="NormalWeb"/>
+        <w:numPr>
+          <w:ilvl w:val="1"/>
+          <w:numId w:val="24"/>
+        </w:numPr>
+        <w:rPr>
+          <w:sz w:val="34"/>
+          <w:szCs w:val="34"/>
+        </w:rPr>
+      </w:pPr>
+      <w:r>
+        <w:rPr>
+          <w:sz w:val="34"/>
+          <w:szCs w:val="34"/>
+        </w:rPr>
+        <w:t>Handles cases where API key is missing or incorrect.</w:t>
+      </w:r>
+    </w:p>
+    <w:p>
+      <w:pPr>
+        <w:rPr>
+          <w:sz w:val="34"/>
+          <w:szCs w:val="34"/>
+        </w:rPr>
+      </w:pPr>
+      <w:r>
+        <w:rPr>
+          <w:sz w:val="34"/>
+          <w:szCs w:val="34"/>
+        </w:rPr>
+        <w:pict w14:anchorId="73317B07">
+          <v:rect id="_x0000_i1031" style="width:0;height:1.5pt" o:hralign="center" o:hrstd="t" o:hr="t" fillcolor="#a0a0a0" stroked="f"/>
+        </w:pict>
+      </w:r>
+    </w:p>
+    <w:p>
+      <w:pPr>
+        <w:pStyle w:val="Heading2"/>
+        <w:rPr>
+          <w:sz w:val="34"/>
+          <w:szCs w:val="34"/>
+        </w:rPr>
+      </w:pPr>
+      <w:r>
+        <w:rPr>
+          <w:sz w:val="34"/>
+          <w:szCs w:val="34"/>
+        </w:rPr>
+        <w:t>Challenges Faced</w:t>
       </w:r>
     </w:p>
     <w:p>
@@ -1102,230 +1182,107 @@
         <w:pStyle w:val="NormalWeb"/>
         <w:numPr>
           <w:ilvl w:val="0"/>
-          <w:numId w:val="22"/>
+          <w:numId w:val="25"/>
         </w:numPr>
         <w:rPr>
-          <w:sz w:val="32"/>
-          <w:szCs w:val="32"/>
+          <w:sz w:val="34"/>
+          <w:szCs w:val="34"/>
         </w:rPr>
       </w:pPr>
       <w:r>
         <w:rPr>
           <w:rStyle w:val="Strong"/>
-          <w:sz w:val="32"/>
-          <w:szCs w:val="32"/>
-        </w:rPr>
-        <w:t>Example Query:</w:t>
+          <w:sz w:val="34"/>
+          <w:szCs w:val="34"/>
+        </w:rPr>
+        <w:t>API Key Handling</w:t>
       </w:r>
     </w:p>
     <w:p>
       <w:pPr>
-        <w:pStyle w:val="HTMLPreformatted"/>
+        <w:pStyle w:val="NormalWeb"/>
         <w:numPr>
-          <w:ilvl w:val="0"/>
-          <w:numId w:val="22"/>
+          <w:ilvl w:val="1"/>
+          <w:numId w:val="25"/>
         </w:numPr>
-        <w:tabs>
-          <w:tab w:val="clear" w:pos="720"/>
-        </w:tabs>
-        <w:rPr>
-          <w:rStyle w:val="HTMLCode"/>
-          <w:sz w:val="32"/>
-          <w:szCs w:val="32"/>
-        </w:rPr>
-      </w:pPr>
-      <w:r>
-        <w:rPr>
-          <w:rStyle w:val="HTMLCode"/>
-          <w:sz w:val="32"/>
-          <w:szCs w:val="32"/>
-        </w:rPr>
-        <w:t>{</w:t>
+        <w:rPr>
+          <w:sz w:val="34"/>
+          <w:szCs w:val="34"/>
+        </w:rPr>
+      </w:pPr>
+      <w:r>
+        <w:rPr>
+          <w:sz w:val="34"/>
+          <w:szCs w:val="34"/>
+        </w:rPr>
+        <w:t>Initially, the API returned an “Invalid API Key” error.</w:t>
       </w:r>
     </w:p>
     <w:p>
       <w:pPr>
-        <w:pStyle w:val="HTMLPreformatted"/>
+        <w:pStyle w:val="NormalWeb"/>
         <w:numPr>
-          <w:ilvl w:val="0"/>
-          <w:numId w:val="22"/>
+          <w:ilvl w:val="1"/>
+          <w:numId w:val="25"/>
         </w:numPr>
-        <w:tabs>
-          <w:tab w:val="clear" w:pos="720"/>
-        </w:tabs>
+        <w:rPr>
+          <w:sz w:val="34"/>
+          <w:szCs w:val="34"/>
+        </w:rPr>
+      </w:pPr>
+      <w:r>
+        <w:rPr>
+          <w:sz w:val="34"/>
+          <w:szCs w:val="34"/>
+        </w:rPr>
+        <w:lastRenderedPageBreak/>
+        <w:t xml:space="preserve">This was solved by checking </w:t>
+      </w:r>
+      <w:proofErr w:type="spellStart"/>
+      <w:r>
+        <w:rPr>
+          <w:sz w:val="34"/>
+          <w:szCs w:val="34"/>
+        </w:rPr>
+        <w:t>OpenWeatherMap</w:t>
+      </w:r>
+      <w:proofErr w:type="spellEnd"/>
+      <w:r>
+        <w:rPr>
+          <w:sz w:val="34"/>
+          <w:szCs w:val="34"/>
+        </w:rPr>
+        <w:t xml:space="preserve"> account settings and placing the key correctly in the </w:t>
+      </w:r>
+      <w:r>
         <w:rPr>
           <w:rStyle w:val="HTMLCode"/>
-          <w:sz w:val="32"/>
-          <w:szCs w:val="32"/>
-        </w:rPr>
-      </w:pPr>
+          <w:sz w:val="34"/>
+          <w:szCs w:val="34"/>
+        </w:rPr>
+        <w:t>.env</w:t>
+      </w:r>
+      <w:r>
+        <w:rPr>
+          <w:sz w:val="34"/>
+          <w:szCs w:val="34"/>
+        </w:rPr>
+        <w:t xml:space="preserve"> file with the </w:t>
+      </w:r>
       <w:r>
         <w:rPr>
           <w:rStyle w:val="HTMLCode"/>
-          <w:sz w:val="32"/>
-          <w:szCs w:val="32"/>
-        </w:rPr>
-        <w:t xml:space="preserve">  </w:t>
-      </w:r>
-      <w:proofErr w:type="gramStart"/>
-      <w:r>
-        <w:rPr>
-          <w:rStyle w:val="HTMLCode"/>
-          <w:sz w:val="32"/>
-          <w:szCs w:val="32"/>
-        </w:rPr>
-        <w:t>user(</w:t>
-      </w:r>
-      <w:proofErr w:type="gramEnd"/>
-      <w:r>
-        <w:rPr>
-          <w:rStyle w:val="HTMLCode"/>
-          <w:sz w:val="32"/>
-          <w:szCs w:val="32"/>
-        </w:rPr>
-        <w:t>id: "1") {</w:t>
-      </w:r>
-    </w:p>
-    <w:p>
-      <w:pPr>
-        <w:pStyle w:val="HTMLPreformatted"/>
-        <w:numPr>
-          <w:ilvl w:val="0"/>
-          <w:numId w:val="22"/>
-        </w:numPr>
-        <w:tabs>
-          <w:tab w:val="clear" w:pos="720"/>
-        </w:tabs>
-        <w:rPr>
-          <w:rStyle w:val="HTMLCode"/>
-          <w:sz w:val="32"/>
-          <w:szCs w:val="32"/>
-        </w:rPr>
-      </w:pPr>
-      <w:r>
-        <w:rPr>
-          <w:rStyle w:val="HTMLCode"/>
-          <w:sz w:val="32"/>
-          <w:szCs w:val="32"/>
-        </w:rPr>
-        <w:t xml:space="preserve">    id</w:t>
-      </w:r>
-    </w:p>
-    <w:p>
-      <w:pPr>
-        <w:pStyle w:val="HTMLPreformatted"/>
-        <w:numPr>
-          <w:ilvl w:val="0"/>
-          <w:numId w:val="22"/>
-        </w:numPr>
-        <w:tabs>
-          <w:tab w:val="clear" w:pos="720"/>
-        </w:tabs>
-        <w:rPr>
-          <w:rStyle w:val="HTMLCode"/>
-          <w:sz w:val="32"/>
-          <w:szCs w:val="32"/>
-        </w:rPr>
-      </w:pPr>
-      <w:r>
-        <w:rPr>
-          <w:rStyle w:val="HTMLCode"/>
-          <w:sz w:val="32"/>
-          <w:szCs w:val="32"/>
-        </w:rPr>
-        <w:t xml:space="preserve">    name</w:t>
-      </w:r>
-    </w:p>
-    <w:p>
-      <w:pPr>
-        <w:pStyle w:val="HTMLPreformatted"/>
-        <w:numPr>
-          <w:ilvl w:val="0"/>
-          <w:numId w:val="22"/>
-        </w:numPr>
-        <w:tabs>
-          <w:tab w:val="clear" w:pos="720"/>
-        </w:tabs>
-        <w:rPr>
-          <w:rStyle w:val="HTMLCode"/>
-          <w:sz w:val="32"/>
-          <w:szCs w:val="32"/>
-        </w:rPr>
-      </w:pPr>
-      <w:r>
-        <w:rPr>
-          <w:rStyle w:val="HTMLCode"/>
-          <w:sz w:val="32"/>
-          <w:szCs w:val="32"/>
-        </w:rPr>
-        <w:t xml:space="preserve">    email</w:t>
-      </w:r>
-    </w:p>
-    <w:p>
-      <w:pPr>
-        <w:pStyle w:val="HTMLPreformatted"/>
-        <w:numPr>
-          <w:ilvl w:val="0"/>
-          <w:numId w:val="22"/>
-        </w:numPr>
-        <w:tabs>
-          <w:tab w:val="clear" w:pos="720"/>
-        </w:tabs>
-        <w:rPr>
-          <w:rStyle w:val="HTMLCode"/>
-          <w:sz w:val="32"/>
-          <w:szCs w:val="32"/>
-        </w:rPr>
-      </w:pPr>
-      <w:r>
-        <w:rPr>
-          <w:rStyle w:val="HTMLCode"/>
-          <w:sz w:val="32"/>
-          <w:szCs w:val="32"/>
-        </w:rPr>
-        <w:t xml:space="preserve">  }</w:t>
-      </w:r>
-    </w:p>
-    <w:p>
-      <w:pPr>
-        <w:pStyle w:val="HTMLPreformatted"/>
-        <w:numPr>
-          <w:ilvl w:val="0"/>
-          <w:numId w:val="22"/>
-        </w:numPr>
-        <w:tabs>
-          <w:tab w:val="clear" w:pos="720"/>
-        </w:tabs>
-        <w:rPr>
-          <w:rStyle w:val="HTMLCode"/>
-          <w:sz w:val="32"/>
-          <w:szCs w:val="32"/>
-        </w:rPr>
-      </w:pPr>
-      <w:r>
-        <w:rPr>
-          <w:rStyle w:val="HTMLCode"/>
-          <w:sz w:val="32"/>
-          <w:szCs w:val="32"/>
-        </w:rPr>
-        <w:t>}</w:t>
-      </w:r>
-    </w:p>
-    <w:p>
-      <w:pPr>
-        <w:pStyle w:val="NormalWeb"/>
-        <w:ind w:left="720"/>
-        <w:rPr>
-          <w:sz w:val="32"/>
-          <w:szCs w:val="32"/>
-        </w:rPr>
-      </w:pPr>
-      <w:r>
-        <w:rPr>
-          <w:sz w:val="32"/>
-          <w:szCs w:val="32"/>
-        </w:rPr>
-        <w:t>This fetches only the user’s id, name, and email.</w:t>
+          <w:sz w:val="34"/>
+          <w:szCs w:val="34"/>
+        </w:rPr>
+        <w:t>VITE_</w:t>
+      </w:r>
+      <w:r>
+        <w:rPr>
+          <w:sz w:val="34"/>
+          <w:szCs w:val="34"/>
+        </w:rPr>
+        <w:t xml:space="preserve"> prefix.</w:t>
       </w:r>
     </w:p>
     <w:p>
@@ -1333,20 +1290,20 @@
         <w:pStyle w:val="NormalWeb"/>
         <w:numPr>
           <w:ilvl w:val="0"/>
-          <w:numId w:val="22"/>
+          <w:numId w:val="25"/>
         </w:numPr>
         <w:rPr>
-          <w:sz w:val="32"/>
-          <w:szCs w:val="32"/>
+          <w:sz w:val="34"/>
+          <w:szCs w:val="34"/>
         </w:rPr>
       </w:pPr>
       <w:r>
         <w:rPr>
           <w:rStyle w:val="Strong"/>
-          <w:sz w:val="32"/>
-          <w:szCs w:val="32"/>
-        </w:rPr>
-        <w:t>Advantages:</w:t>
+          <w:sz w:val="34"/>
+          <w:szCs w:val="34"/>
+        </w:rPr>
+        <w:t>Cross-Origin Requests (CORS)</w:t>
       </w:r>
     </w:p>
     <w:p>
@@ -1354,19 +1311,19 @@
         <w:pStyle w:val="NormalWeb"/>
         <w:numPr>
           <w:ilvl w:val="1"/>
-          <w:numId w:val="22"/>
+          <w:numId w:val="25"/>
         </w:numPr>
         <w:rPr>
-          <w:sz w:val="32"/>
-          <w:szCs w:val="32"/>
-        </w:rPr>
-      </w:pPr>
-      <w:r>
-        <w:rPr>
-          <w:sz w:val="32"/>
-          <w:szCs w:val="32"/>
-        </w:rPr>
-        <w:t>Precise data retrieval, minimizing over-fetching.</w:t>
+          <w:sz w:val="34"/>
+          <w:szCs w:val="34"/>
+        </w:rPr>
+      </w:pPr>
+      <w:r>
+        <w:rPr>
+          <w:sz w:val="34"/>
+          <w:szCs w:val="34"/>
+        </w:rPr>
+        <w:t>Sometimes the browser blocked requests during local development.</w:t>
       </w:r>
     </w:p>
     <w:p>
@@ -1374,19 +1331,56 @@
         <w:pStyle w:val="NormalWeb"/>
         <w:numPr>
           <w:ilvl w:val="1"/>
-          <w:numId w:val="22"/>
+          <w:numId w:val="25"/>
         </w:numPr>
         <w:rPr>
-          <w:sz w:val="32"/>
-          <w:szCs w:val="32"/>
-        </w:rPr>
-      </w:pPr>
-      <w:r>
-        <w:rPr>
-          <w:sz w:val="32"/>
-          <w:szCs w:val="32"/>
-        </w:rPr>
-        <w:t>Single request can fetch complex, related data.</w:t>
+          <w:sz w:val="34"/>
+          <w:szCs w:val="34"/>
+        </w:rPr>
+      </w:pPr>
+      <w:r>
+        <w:rPr>
+          <w:sz w:val="34"/>
+          <w:szCs w:val="34"/>
+        </w:rPr>
+        <w:t xml:space="preserve">Running the app with </w:t>
+      </w:r>
+      <w:proofErr w:type="spellStart"/>
+      <w:r>
+        <w:rPr>
+          <w:sz w:val="34"/>
+          <w:szCs w:val="34"/>
+        </w:rPr>
+        <w:t>Vite’s</w:t>
+      </w:r>
+      <w:proofErr w:type="spellEnd"/>
+      <w:r>
+        <w:rPr>
+          <w:sz w:val="34"/>
+          <w:szCs w:val="34"/>
+        </w:rPr>
+        <w:t xml:space="preserve"> development server helped bypass this issue.</w:t>
+      </w:r>
+    </w:p>
+    <w:p>
+      <w:pPr>
+        <w:pStyle w:val="NormalWeb"/>
+        <w:numPr>
+          <w:ilvl w:val="0"/>
+          <w:numId w:val="25"/>
+        </w:numPr>
+        <w:rPr>
+          <w:sz w:val="34"/>
+          <w:szCs w:val="34"/>
+        </w:rPr>
+      </w:pPr>
+      <w:r>
+        <w:rPr>
+          <w:rStyle w:val="Strong"/>
+          <w:sz w:val="34"/>
+          <w:szCs w:val="34"/>
+        </w:rPr>
+        <w:t>UI Styling</w:t>
       </w:r>
     </w:p>
     <w:p>
@@ -1394,19 +1388,19 @@
         <w:pStyle w:val="NormalWeb"/>
         <w:numPr>
           <w:ilvl w:val="1"/>
-          <w:numId w:val="22"/>
+          <w:numId w:val="25"/>
         </w:numPr>
         <w:rPr>
-          <w:sz w:val="32"/>
-          <w:szCs w:val="32"/>
-        </w:rPr>
-      </w:pPr>
-      <w:r>
-        <w:rPr>
-          <w:sz w:val="32"/>
-          <w:szCs w:val="32"/>
-        </w:rPr>
-        <w:t>Strongly typed API encourages clear contracts.</w:t>
+          <w:sz w:val="34"/>
+          <w:szCs w:val="34"/>
+        </w:rPr>
+      </w:pPr>
+      <w:r>
+        <w:rPr>
+          <w:sz w:val="34"/>
+          <w:szCs w:val="34"/>
+        </w:rPr>
+        <w:t>Creating a clean and modern interface using Tailwind CSS required experimenting with layout, spacing, and colors.</w:t>
       </w:r>
     </w:p>
     <w:p>
@@ -1414,20 +1408,20 @@
         <w:pStyle w:val="NormalWeb"/>
         <w:numPr>
           <w:ilvl w:val="0"/>
-          <w:numId w:val="22"/>
+          <w:numId w:val="25"/>
         </w:numPr>
         <w:rPr>
-          <w:sz w:val="32"/>
-          <w:szCs w:val="32"/>
+          <w:sz w:val="34"/>
+          <w:szCs w:val="34"/>
         </w:rPr>
       </w:pPr>
       <w:r>
         <w:rPr>
           <w:rStyle w:val="Strong"/>
-          <w:sz w:val="32"/>
-          <w:szCs w:val="32"/>
-        </w:rPr>
-        <w:t>Limitations:</w:t>
+          <w:sz w:val="34"/>
+          <w:szCs w:val="34"/>
+        </w:rPr>
+        <w:t>API Limitations</w:t>
       </w:r>
     </w:p>
     <w:p>
@@ -1435,19 +1429,35 @@
         <w:pStyle w:val="NormalWeb"/>
         <w:numPr>
           <w:ilvl w:val="1"/>
-          <w:numId w:val="22"/>
+          <w:numId w:val="25"/>
         </w:numPr>
         <w:rPr>
-          <w:sz w:val="32"/>
-          <w:szCs w:val="32"/>
-        </w:rPr>
-      </w:pPr>
-      <w:r>
-        <w:rPr>
-          <w:sz w:val="32"/>
-          <w:szCs w:val="32"/>
-        </w:rPr>
-        <w:t>More complex setup and learning curve.</w:t>
+          <w:sz w:val="34"/>
+          <w:szCs w:val="34"/>
+        </w:rPr>
+      </w:pPr>
+      <w:r>
+        <w:rPr>
+          <w:sz w:val="34"/>
+          <w:szCs w:val="34"/>
+        </w:rPr>
+        <w:t xml:space="preserve">The free </w:t>
+      </w:r>
+      <w:proofErr w:type="spellStart"/>
+      <w:r>
+        <w:rPr>
+          <w:sz w:val="34"/>
+          <w:szCs w:val="34"/>
+        </w:rPr>
+        <w:t>OpenWeatherMap</w:t>
+      </w:r>
+      <w:proofErr w:type="spellEnd"/>
+      <w:r>
+        <w:rPr>
+          <w:sz w:val="34"/>
+          <w:szCs w:val="34"/>
+        </w:rPr>
+        <w:t xml:space="preserve"> API has a limit on the number of calls per minute.</w:t>
       </w:r>
     </w:p>
     <w:p>
@@ -1455,73 +1465,68 @@
         <w:pStyle w:val="NormalWeb"/>
         <w:numPr>
           <w:ilvl w:val="1"/>
-          <w:numId w:val="22"/>
+          <w:numId w:val="25"/>
         </w:numPr>
         <w:rPr>
-          <w:sz w:val="32"/>
-          <w:szCs w:val="32"/>
-        </w:rPr>
-      </w:pPr>
-      <w:r>
-        <w:rPr>
-          <w:sz w:val="32"/>
-          <w:szCs w:val="32"/>
-        </w:rPr>
-        <w:t>Caching is less straightforward than REST.</w:t>
+          <w:sz w:val="34"/>
+          <w:szCs w:val="34"/>
+        </w:rPr>
+      </w:pPr>
+      <w:r>
+        <w:rPr>
+          <w:sz w:val="34"/>
+          <w:szCs w:val="34"/>
+        </w:rPr>
+        <w:t>To handle this, proper error messages were added to guide the user.</w:t>
       </w:r>
     </w:p>
     <w:p>
       <w:pPr>
-        <w:pStyle w:val="NormalWeb"/>
-        <w:numPr>
-          <w:ilvl w:val="1"/>
-          <w:numId w:val="22"/>
-        </w:numPr>
-        <w:rPr>
-          <w:sz w:val="32"/>
-          <w:szCs w:val="32"/>
-        </w:rPr>
-      </w:pPr>
-      <w:r>
-        <w:rPr>
-          <w:sz w:val="32"/>
-          <w:szCs w:val="32"/>
-        </w:rPr>
-        <w:t>Potential for expensive queries if not properly managed.</w:t>
+        <w:rPr>
+          <w:sz w:val="34"/>
+          <w:szCs w:val="34"/>
+        </w:rPr>
+      </w:pPr>
+      <w:r>
+        <w:rPr>
+          <w:sz w:val="34"/>
+          <w:szCs w:val="34"/>
+        </w:rPr>
+        <w:pict w14:anchorId="4C49B4A0">
+          <v:rect id="_x0000_i1032" style="width:0;height:1.5pt" o:hralign="center" o:hrstd="t" o:hr="t" fillcolor="#a0a0a0" stroked="f"/>
+        </w:pict>
       </w:r>
     </w:p>
     <w:p>
       <w:pPr>
-        <w:rPr>
-          <w:sz w:val="32"/>
-          <w:szCs w:val="32"/>
-        </w:rPr>
-      </w:pPr>
-      <w:r>
-        <w:rPr>
-          <w:sz w:val="32"/>
-          <w:szCs w:val="32"/>
-        </w:rPr>
-        <w:pict w14:anchorId="5F380B41">
-          <v:rect id="_x0000_i1038" style="width:0;height:1.5pt" o:hralign="center" o:hrstd="t" o:hr="t" fillcolor="#a0a0a0" stroked="f"/>
-        </w:pict>
+        <w:pStyle w:val="Heading2"/>
+        <w:rPr>
+          <w:sz w:val="34"/>
+          <w:szCs w:val="34"/>
+        </w:rPr>
+      </w:pPr>
+      <w:r>
+        <w:rPr>
+          <w:sz w:val="34"/>
+          <w:szCs w:val="34"/>
+        </w:rPr>
+        <w:t>Learning Outcomes</w:t>
       </w:r>
     </w:p>
     <w:p>
       <w:pPr>
-        <w:pStyle w:val="Heading2"/>
-        <w:rPr>
-          <w:sz w:val="32"/>
-          <w:szCs w:val="32"/>
-        </w:rPr>
-      </w:pPr>
-      <w:r>
-        <w:rPr>
-          <w:sz w:val="32"/>
-          <w:szCs w:val="32"/>
-        </w:rPr>
-        <w:lastRenderedPageBreak/>
-        <w:t>Fetching Data from APIs (Practical Aspects)</w:t>
+        <w:pStyle w:val="NormalWeb"/>
+        <w:rPr>
+          <w:sz w:val="34"/>
+          <w:szCs w:val="34"/>
+        </w:rPr>
+      </w:pPr>
+      <w:r>
+        <w:rPr>
+          <w:sz w:val="34"/>
+          <w:szCs w:val="34"/>
+        </w:rPr>
+        <w:t>From this project, I learned:</w:t>
       </w:r>
     </w:p>
     <w:p>
@@ -1529,204 +1534,19 @@
         <w:pStyle w:val="NormalWeb"/>
         <w:numPr>
           <w:ilvl w:val="0"/>
-          <w:numId w:val="23"/>
+          <w:numId w:val="26"/>
         </w:numPr>
         <w:rPr>
-          <w:sz w:val="32"/>
-          <w:szCs w:val="32"/>
-        </w:rPr>
-      </w:pPr>
-      <w:r>
-        <w:rPr>
-          <w:rStyle w:val="Strong"/>
-          <w:sz w:val="32"/>
-          <w:szCs w:val="32"/>
-        </w:rPr>
-        <w:t>REST API:</w:t>
-      </w:r>
-    </w:p>
-    <w:p>
-      <w:pPr>
-        <w:pStyle w:val="NormalWeb"/>
-        <w:numPr>
-          <w:ilvl w:val="1"/>
-          <w:numId w:val="23"/>
-        </w:numPr>
-        <w:rPr>
-          <w:sz w:val="32"/>
-          <w:szCs w:val="32"/>
-        </w:rPr>
-      </w:pPr>
-      <w:r>
-        <w:rPr>
-          <w:sz w:val="32"/>
-          <w:szCs w:val="32"/>
-        </w:rPr>
-        <w:t xml:space="preserve">Use HTTP clients like </w:t>
-      </w:r>
-      <w:r>
-        <w:rPr>
-          <w:rStyle w:val="HTMLCode"/>
-          <w:sz w:val="32"/>
-          <w:szCs w:val="32"/>
-        </w:rPr>
-        <w:t>fetch</w:t>
-      </w:r>
-      <w:r>
-        <w:rPr>
-          <w:sz w:val="32"/>
-          <w:szCs w:val="32"/>
-        </w:rPr>
-        <w:t xml:space="preserve"> in JavaScript or tools like Postman.</w:t>
-      </w:r>
-    </w:p>
-    <w:p>
-      <w:pPr>
-        <w:pStyle w:val="NormalWeb"/>
-        <w:numPr>
-          <w:ilvl w:val="1"/>
-          <w:numId w:val="23"/>
-        </w:numPr>
-        <w:rPr>
-          <w:sz w:val="32"/>
-          <w:szCs w:val="32"/>
-        </w:rPr>
-      </w:pPr>
-      <w:r>
-        <w:rPr>
-          <w:sz w:val="32"/>
-          <w:szCs w:val="32"/>
-        </w:rPr>
-        <w:t>Example using fetch in JavaScript:</w:t>
-      </w:r>
-    </w:p>
-    <w:p>
-      <w:pPr>
-        <w:pStyle w:val="HTMLPreformatted"/>
-        <w:numPr>
-          <w:ilvl w:val="1"/>
-          <w:numId w:val="23"/>
-        </w:numPr>
-        <w:tabs>
-          <w:tab w:val="clear" w:pos="1440"/>
-        </w:tabs>
-        <w:rPr>
-          <w:rStyle w:val="HTMLCode"/>
-          <w:sz w:val="32"/>
-          <w:szCs w:val="32"/>
-        </w:rPr>
-      </w:pPr>
-      <w:r>
-        <w:rPr>
-          <w:rStyle w:val="HTMLCode"/>
-          <w:sz w:val="32"/>
-          <w:szCs w:val="32"/>
-        </w:rPr>
-        <w:t>fetch('https://api.example.com/users')</w:t>
-      </w:r>
-    </w:p>
-    <w:p>
-      <w:pPr>
-        <w:pStyle w:val="HTMLPreformatted"/>
-        <w:numPr>
-          <w:ilvl w:val="1"/>
-          <w:numId w:val="23"/>
-        </w:numPr>
-        <w:tabs>
-          <w:tab w:val="clear" w:pos="1440"/>
-        </w:tabs>
-        <w:rPr>
-          <w:rStyle w:val="HTMLCode"/>
-          <w:sz w:val="32"/>
-          <w:szCs w:val="32"/>
-        </w:rPr>
-      </w:pPr>
-      <w:r>
-        <w:rPr>
-          <w:rStyle w:val="HTMLCode"/>
-          <w:sz w:val="32"/>
-          <w:szCs w:val="32"/>
-        </w:rPr>
-        <w:t xml:space="preserve">  </w:t>
-      </w:r>
-      <w:proofErr w:type="gramStart"/>
-      <w:r>
-        <w:rPr>
-          <w:rStyle w:val="HTMLCode"/>
-          <w:sz w:val="32"/>
-          <w:szCs w:val="32"/>
-        </w:rPr>
-        <w:t>.then</w:t>
-      </w:r>
-      <w:proofErr w:type="gramEnd"/>
-      <w:r>
-        <w:rPr>
-          <w:rStyle w:val="HTMLCode"/>
-          <w:sz w:val="32"/>
-          <w:szCs w:val="32"/>
-        </w:rPr>
-        <w:t xml:space="preserve">(response =&gt; </w:t>
-      </w:r>
-      <w:proofErr w:type="spellStart"/>
-      <w:r>
-        <w:rPr>
-          <w:rStyle w:val="HTMLCode"/>
-          <w:sz w:val="32"/>
-          <w:szCs w:val="32"/>
-        </w:rPr>
-        <w:t>response.json</w:t>
-      </w:r>
-      <w:proofErr w:type="spellEnd"/>
-      <w:r>
-        <w:rPr>
-          <w:rStyle w:val="HTMLCode"/>
-          <w:sz w:val="32"/>
-          <w:szCs w:val="32"/>
-        </w:rPr>
-        <w:t>())</w:t>
-      </w:r>
-    </w:p>
-    <w:p>
-      <w:pPr>
-        <w:pStyle w:val="HTMLPreformatted"/>
-        <w:numPr>
-          <w:ilvl w:val="1"/>
-          <w:numId w:val="23"/>
-        </w:numPr>
-        <w:tabs>
-          <w:tab w:val="clear" w:pos="1440"/>
-        </w:tabs>
-        <w:rPr>
-          <w:rStyle w:val="HTMLCode"/>
-          <w:sz w:val="32"/>
-          <w:szCs w:val="32"/>
-        </w:rPr>
-      </w:pPr>
-      <w:r>
-        <w:rPr>
-          <w:rStyle w:val="HTMLCode"/>
-          <w:sz w:val="32"/>
-          <w:szCs w:val="32"/>
-        </w:rPr>
-        <w:t xml:space="preserve">  </w:t>
-      </w:r>
-      <w:proofErr w:type="gramStart"/>
-      <w:r>
-        <w:rPr>
-          <w:rStyle w:val="HTMLCode"/>
-          <w:sz w:val="32"/>
-          <w:szCs w:val="32"/>
-        </w:rPr>
-        <w:t>.then</w:t>
-      </w:r>
-      <w:proofErr w:type="gramEnd"/>
-      <w:r>
-        <w:rPr>
-          <w:rStyle w:val="HTMLCode"/>
-          <w:sz w:val="32"/>
-          <w:szCs w:val="32"/>
-        </w:rPr>
-        <w:t>(data =&gt; console.log(data));</w:t>
+          <w:sz w:val="34"/>
+          <w:szCs w:val="34"/>
+        </w:rPr>
+      </w:pPr>
+      <w:r>
+        <w:rPr>
+          <w:sz w:val="34"/>
+          <w:szCs w:val="34"/>
+        </w:rPr>
+        <w:t>How to fetch data from a REST API and display it dynamically in a React app.</w:t>
       </w:r>
     </w:p>
     <w:p>
@@ -1734,624 +1554,96 @@
         <w:pStyle w:val="NormalWeb"/>
         <w:numPr>
           <w:ilvl w:val="0"/>
-          <w:numId w:val="23"/>
+          <w:numId w:val="26"/>
         </w:numPr>
         <w:rPr>
-          <w:sz w:val="32"/>
-          <w:szCs w:val="32"/>
-        </w:rPr>
-      </w:pPr>
+          <w:sz w:val="34"/>
+          <w:szCs w:val="34"/>
+        </w:rPr>
+      </w:pPr>
+      <w:r>
+        <w:rPr>
+          <w:sz w:val="34"/>
+          <w:szCs w:val="34"/>
+        </w:rPr>
+        <w:t xml:space="preserve">How to securely store and use environment variables in a </w:t>
+      </w:r>
       <w:proofErr w:type="spellStart"/>
       <w:r>
         <w:rPr>
-          <w:rStyle w:val="Strong"/>
-          <w:sz w:val="32"/>
-          <w:szCs w:val="32"/>
-        </w:rPr>
-        <w:t>GraphQL</w:t>
+          <w:sz w:val="34"/>
+          <w:szCs w:val="34"/>
+        </w:rPr>
+        <w:t>Vite</w:t>
       </w:r>
       <w:proofErr w:type="spellEnd"/>
       <w:r>
         <w:rPr>
-          <w:rStyle w:val="Strong"/>
-          <w:sz w:val="32"/>
-          <w:szCs w:val="32"/>
-        </w:rPr>
-        <w:t>:</w:t>
+          <w:sz w:val="34"/>
+          <w:szCs w:val="34"/>
+        </w:rPr>
+        <w:t xml:space="preserve"> project.</w:t>
       </w:r>
     </w:p>
     <w:p>
       <w:pPr>
         <w:pStyle w:val="NormalWeb"/>
         <w:numPr>
-          <w:ilvl w:val="1"/>
-          <w:numId w:val="23"/>
+          <w:ilvl w:val="0"/>
+          <w:numId w:val="26"/>
         </w:numPr>
         <w:rPr>
-          <w:sz w:val="32"/>
-          <w:szCs w:val="32"/>
-        </w:rPr>
-      </w:pPr>
-      <w:r>
-        <w:rPr>
-          <w:sz w:val="32"/>
-          <w:szCs w:val="32"/>
-        </w:rPr>
-        <w:t>Send POST requests with a query payload.</w:t>
+          <w:sz w:val="34"/>
+          <w:szCs w:val="34"/>
+        </w:rPr>
+      </w:pPr>
+      <w:r>
+        <w:rPr>
+          <w:sz w:val="34"/>
+          <w:szCs w:val="34"/>
+        </w:rPr>
+        <w:t>How to use Tailwind CSS for building responsive and attractive user interfaces.</w:t>
       </w:r>
     </w:p>
     <w:p>
       <w:pPr>
         <w:pStyle w:val="NormalWeb"/>
         <w:numPr>
-          <w:ilvl w:val="1"/>
-          <w:numId w:val="23"/>
+          <w:ilvl w:val="0"/>
+          <w:numId w:val="26"/>
         </w:numPr>
         <w:rPr>
-          <w:sz w:val="32"/>
-          <w:szCs w:val="32"/>
-        </w:rPr>
-      </w:pPr>
-      <w:r>
-        <w:rPr>
-          <w:sz w:val="32"/>
-          <w:szCs w:val="32"/>
-        </w:rPr>
-        <w:t>Example:</w:t>
+          <w:sz w:val="34"/>
+          <w:szCs w:val="34"/>
+        </w:rPr>
+      </w:pPr>
+      <w:r>
+        <w:rPr>
+          <w:sz w:val="34"/>
+          <w:szCs w:val="34"/>
+        </w:rPr>
+        <w:t>How to manage errors and edge cases while working with APIs.</w:t>
       </w:r>
     </w:p>
     <w:p>
       <w:pPr>
-        <w:pStyle w:val="HTMLPreformatted"/>
+        <w:pStyle w:val="NormalWeb"/>
         <w:numPr>
-          <w:ilvl w:val="1"/>
-          <w:numId w:val="23"/>
+          <w:ilvl w:val="0"/>
+          <w:numId w:val="26"/>
         </w:numPr>
-        <w:tabs>
-          <w:tab w:val="clear" w:pos="1440"/>
-        </w:tabs>
-        <w:rPr>
-          <w:rStyle w:val="HTMLCode"/>
-          <w:sz w:val="32"/>
-          <w:szCs w:val="32"/>
-        </w:rPr>
-      </w:pPr>
-      <w:proofErr w:type="gramStart"/>
-      <w:r>
-        <w:rPr>
-          <w:rStyle w:val="HTMLCode"/>
-          <w:sz w:val="32"/>
-          <w:szCs w:val="32"/>
-        </w:rPr>
-        <w:t>fetch(</w:t>
-      </w:r>
-      <w:proofErr w:type="gramEnd"/>
-      <w:r>
-        <w:rPr>
-          <w:rStyle w:val="HTMLCode"/>
-          <w:sz w:val="32"/>
-          <w:szCs w:val="32"/>
-        </w:rPr>
-        <w:t>'https://api.example.com/</w:t>
-      </w:r>
-      <w:proofErr w:type="spellStart"/>
-      <w:r>
-        <w:rPr>
-          <w:rStyle w:val="HTMLCode"/>
-          <w:sz w:val="32"/>
-          <w:szCs w:val="32"/>
-        </w:rPr>
-        <w:t>graphql</w:t>
-      </w:r>
-      <w:proofErr w:type="spellEnd"/>
-      <w:r>
-        <w:rPr>
-          <w:rStyle w:val="HTMLCode"/>
-          <w:sz w:val="32"/>
-          <w:szCs w:val="32"/>
-        </w:rPr>
-        <w:t>', {</w:t>
-      </w:r>
-    </w:p>
-    <w:p>
-      <w:pPr>
-        <w:pStyle w:val="HTMLPreformatted"/>
-        <w:numPr>
-          <w:ilvl w:val="1"/>
-          <w:numId w:val="23"/>
-        </w:numPr>
-        <w:tabs>
-          <w:tab w:val="clear" w:pos="1440"/>
-        </w:tabs>
-        <w:rPr>
-          <w:rStyle w:val="HTMLCode"/>
-          <w:sz w:val="32"/>
-          <w:szCs w:val="32"/>
-        </w:rPr>
-      </w:pPr>
-      <w:r>
-        <w:rPr>
-          <w:rStyle w:val="HTMLCode"/>
-          <w:sz w:val="32"/>
-          <w:szCs w:val="32"/>
-        </w:rPr>
-        <w:t xml:space="preserve">  method: 'POST',</w:t>
-      </w:r>
-    </w:p>
-    <w:p>
-      <w:pPr>
-        <w:pStyle w:val="HTMLPreformatted"/>
-        <w:numPr>
-          <w:ilvl w:val="1"/>
-          <w:numId w:val="23"/>
-        </w:numPr>
-        <w:tabs>
-          <w:tab w:val="clear" w:pos="1440"/>
-        </w:tabs>
-        <w:rPr>
-          <w:rStyle w:val="HTMLCode"/>
-          <w:sz w:val="32"/>
-          <w:szCs w:val="32"/>
-        </w:rPr>
-      </w:pPr>
-      <w:r>
-        <w:rPr>
-          <w:rStyle w:val="HTMLCode"/>
-          <w:sz w:val="32"/>
-          <w:szCs w:val="32"/>
-        </w:rPr>
-        <w:t xml:space="preserve">  headers: </w:t>
-      </w:r>
-      <w:proofErr w:type="gramStart"/>
-      <w:r>
-        <w:rPr>
-          <w:rStyle w:val="HTMLCode"/>
-          <w:sz w:val="32"/>
-          <w:szCs w:val="32"/>
-        </w:rPr>
-        <w:t>{ '</w:t>
-      </w:r>
-      <w:proofErr w:type="gramEnd"/>
-      <w:r>
-        <w:rPr>
-          <w:rStyle w:val="HTMLCode"/>
-          <w:sz w:val="32"/>
-          <w:szCs w:val="32"/>
-        </w:rPr>
-        <w:t>Content-Type': 'application/json' },</w:t>
-      </w:r>
-    </w:p>
-    <w:p>
-      <w:pPr>
-        <w:pStyle w:val="HTMLPreformatted"/>
-        <w:numPr>
-          <w:ilvl w:val="1"/>
-          <w:numId w:val="23"/>
-        </w:numPr>
-        <w:tabs>
-          <w:tab w:val="clear" w:pos="1440"/>
-        </w:tabs>
-        <w:rPr>
-          <w:rStyle w:val="HTMLCode"/>
-          <w:sz w:val="32"/>
-          <w:szCs w:val="32"/>
-        </w:rPr>
-      </w:pPr>
-      <w:r>
-        <w:rPr>
-          <w:rStyle w:val="HTMLCode"/>
-          <w:sz w:val="32"/>
-          <w:szCs w:val="32"/>
-        </w:rPr>
-        <w:t xml:space="preserve">  body: </w:t>
-      </w:r>
-      <w:proofErr w:type="spellStart"/>
-      <w:r>
-        <w:rPr>
-          <w:rStyle w:val="HTMLCode"/>
-          <w:sz w:val="32"/>
-          <w:szCs w:val="32"/>
-        </w:rPr>
-        <w:t>JSON.stringify</w:t>
-      </w:r>
-      <w:proofErr w:type="spellEnd"/>
-      <w:r>
-        <w:rPr>
-          <w:rStyle w:val="HTMLCode"/>
-          <w:sz w:val="32"/>
-          <w:szCs w:val="32"/>
-        </w:rPr>
-        <w:t>({</w:t>
-      </w:r>
-    </w:p>
-    <w:p>
-      <w:pPr>
-        <w:pStyle w:val="HTMLPreformatted"/>
-        <w:numPr>
-          <w:ilvl w:val="1"/>
-          <w:numId w:val="23"/>
-        </w:numPr>
-        <w:tabs>
-          <w:tab w:val="clear" w:pos="1440"/>
-        </w:tabs>
-        <w:rPr>
-          <w:rStyle w:val="HTMLCode"/>
-          <w:sz w:val="32"/>
-          <w:szCs w:val="32"/>
-        </w:rPr>
-      </w:pPr>
-      <w:r>
-        <w:rPr>
-          <w:rStyle w:val="HTMLCode"/>
-          <w:sz w:val="32"/>
-          <w:szCs w:val="32"/>
-        </w:rPr>
-        <w:t xml:space="preserve">    query: `</w:t>
-      </w:r>
-    </w:p>
-    <w:p>
-      <w:pPr>
-        <w:pStyle w:val="HTMLPreformatted"/>
-        <w:numPr>
-          <w:ilvl w:val="1"/>
-          <w:numId w:val="23"/>
-        </w:numPr>
-        <w:tabs>
-          <w:tab w:val="clear" w:pos="1440"/>
-        </w:tabs>
-        <w:rPr>
-          <w:rStyle w:val="HTMLCode"/>
-          <w:sz w:val="32"/>
-          <w:szCs w:val="32"/>
-        </w:rPr>
-      </w:pPr>
-      <w:r>
-        <w:rPr>
-          <w:rStyle w:val="HTMLCode"/>
-          <w:sz w:val="32"/>
-          <w:szCs w:val="32"/>
-        </w:rPr>
-        <w:t xml:space="preserve">      {</w:t>
-      </w:r>
-    </w:p>
-    <w:p>
-      <w:pPr>
-        <w:pStyle w:val="HTMLPreformatted"/>
-        <w:numPr>
-          <w:ilvl w:val="1"/>
-          <w:numId w:val="23"/>
-        </w:numPr>
-        <w:tabs>
-          <w:tab w:val="clear" w:pos="1440"/>
-        </w:tabs>
-        <w:rPr>
-          <w:rStyle w:val="HTMLCode"/>
-          <w:sz w:val="32"/>
-          <w:szCs w:val="32"/>
-        </w:rPr>
-      </w:pPr>
-      <w:r>
-        <w:rPr>
-          <w:rStyle w:val="HTMLCode"/>
-          <w:sz w:val="32"/>
-          <w:szCs w:val="32"/>
-        </w:rPr>
-        <w:t xml:space="preserve">        </w:t>
-      </w:r>
-      <w:proofErr w:type="gramStart"/>
-      <w:r>
-        <w:rPr>
-          <w:rStyle w:val="HTMLCode"/>
-          <w:sz w:val="32"/>
-          <w:szCs w:val="32"/>
-        </w:rPr>
-        <w:t>user(</w:t>
-      </w:r>
-      <w:proofErr w:type="gramEnd"/>
-      <w:r>
-        <w:rPr>
-          <w:rStyle w:val="HTMLCode"/>
-          <w:sz w:val="32"/>
-          <w:szCs w:val="32"/>
-        </w:rPr>
-        <w:t>id: "1") {</w:t>
-      </w:r>
-    </w:p>
-    <w:p>
-      <w:pPr>
-        <w:pStyle w:val="HTMLPreformatted"/>
-        <w:numPr>
-          <w:ilvl w:val="1"/>
-          <w:numId w:val="23"/>
-        </w:numPr>
-        <w:tabs>
-          <w:tab w:val="clear" w:pos="1440"/>
-        </w:tabs>
-        <w:rPr>
-          <w:rStyle w:val="HTMLCode"/>
-          <w:sz w:val="32"/>
-          <w:szCs w:val="32"/>
-        </w:rPr>
-      </w:pPr>
-      <w:r>
-        <w:rPr>
-          <w:rStyle w:val="HTMLCode"/>
-          <w:sz w:val="32"/>
-          <w:szCs w:val="32"/>
-        </w:rPr>
-        <w:t xml:space="preserve">          id</w:t>
-      </w:r>
-    </w:p>
-    <w:p>
-      <w:pPr>
-        <w:pStyle w:val="HTMLPreformatted"/>
-        <w:numPr>
-          <w:ilvl w:val="1"/>
-          <w:numId w:val="23"/>
-        </w:numPr>
-        <w:tabs>
-          <w:tab w:val="clear" w:pos="1440"/>
-        </w:tabs>
-        <w:rPr>
-          <w:rStyle w:val="HTMLCode"/>
-          <w:sz w:val="32"/>
-          <w:szCs w:val="32"/>
-        </w:rPr>
-      </w:pPr>
-      <w:r>
-        <w:rPr>
-          <w:rStyle w:val="HTMLCode"/>
-          <w:sz w:val="32"/>
-          <w:szCs w:val="32"/>
-        </w:rPr>
-        <w:t xml:space="preserve">          name</w:t>
-      </w:r>
-    </w:p>
-    <w:p>
-      <w:pPr>
-        <w:pStyle w:val="HTMLPreformatted"/>
-        <w:numPr>
-          <w:ilvl w:val="1"/>
-          <w:numId w:val="23"/>
-        </w:numPr>
-        <w:tabs>
-          <w:tab w:val="clear" w:pos="1440"/>
-        </w:tabs>
-        <w:rPr>
-          <w:rStyle w:val="HTMLCode"/>
-          <w:sz w:val="32"/>
-          <w:szCs w:val="32"/>
-        </w:rPr>
-      </w:pPr>
-      <w:r>
-        <w:rPr>
-          <w:rStyle w:val="HTMLCode"/>
-          <w:sz w:val="32"/>
-          <w:szCs w:val="32"/>
-        </w:rPr>
-        <w:t xml:space="preserve">          email</w:t>
-      </w:r>
-    </w:p>
-    <w:p>
-      <w:pPr>
-        <w:pStyle w:val="HTMLPreformatted"/>
-        <w:numPr>
-          <w:ilvl w:val="1"/>
-          <w:numId w:val="23"/>
-        </w:numPr>
-        <w:tabs>
-          <w:tab w:val="clear" w:pos="1440"/>
-        </w:tabs>
-        <w:rPr>
-          <w:rStyle w:val="HTMLCode"/>
-          <w:sz w:val="32"/>
-          <w:szCs w:val="32"/>
-        </w:rPr>
-      </w:pPr>
-      <w:r>
-        <w:rPr>
-          <w:rStyle w:val="HTMLCode"/>
-          <w:sz w:val="32"/>
-          <w:szCs w:val="32"/>
-        </w:rPr>
-        <w:t xml:space="preserve">        }</w:t>
-      </w:r>
-    </w:p>
-    <w:p>
-      <w:pPr>
-        <w:pStyle w:val="HTMLPreformatted"/>
-        <w:numPr>
-          <w:ilvl w:val="1"/>
-          <w:numId w:val="23"/>
-        </w:numPr>
-        <w:tabs>
-          <w:tab w:val="clear" w:pos="1440"/>
-        </w:tabs>
-        <w:rPr>
-          <w:rStyle w:val="HTMLCode"/>
-          <w:sz w:val="32"/>
-          <w:szCs w:val="32"/>
-        </w:rPr>
-      </w:pPr>
-      <w:r>
-        <w:rPr>
-          <w:rStyle w:val="HTMLCode"/>
-          <w:sz w:val="32"/>
-          <w:szCs w:val="32"/>
-        </w:rPr>
-        <w:t xml:space="preserve">      }</w:t>
-      </w:r>
-    </w:p>
-    <w:p>
-      <w:pPr>
-        <w:pStyle w:val="HTMLPreformatted"/>
-        <w:numPr>
-          <w:ilvl w:val="1"/>
-          <w:numId w:val="23"/>
-        </w:numPr>
-        <w:tabs>
-          <w:tab w:val="clear" w:pos="1440"/>
-        </w:tabs>
-        <w:rPr>
-          <w:rStyle w:val="HTMLCode"/>
-          <w:sz w:val="32"/>
-          <w:szCs w:val="32"/>
-        </w:rPr>
-      </w:pPr>
-      <w:r>
-        <w:rPr>
-          <w:rStyle w:val="HTMLCode"/>
-          <w:sz w:val="32"/>
-          <w:szCs w:val="32"/>
-        </w:rPr>
-        <w:t xml:space="preserve">    `</w:t>
-      </w:r>
-    </w:p>
-    <w:p>
-      <w:pPr>
-        <w:pStyle w:val="HTMLPreformatted"/>
-        <w:numPr>
-          <w:ilvl w:val="1"/>
-          <w:numId w:val="23"/>
-        </w:numPr>
-        <w:tabs>
-          <w:tab w:val="clear" w:pos="1440"/>
-        </w:tabs>
-        <w:rPr>
-          <w:rStyle w:val="HTMLCode"/>
-          <w:sz w:val="32"/>
-          <w:szCs w:val="32"/>
-        </w:rPr>
-      </w:pPr>
-      <w:r>
-        <w:rPr>
-          <w:rStyle w:val="HTMLCode"/>
-          <w:sz w:val="32"/>
-          <w:szCs w:val="32"/>
-        </w:rPr>
-        <w:t xml:space="preserve">  }),</w:t>
-      </w:r>
-    </w:p>
-    <w:p>
-      <w:pPr>
-        <w:pStyle w:val="HTMLPreformatted"/>
-        <w:numPr>
-          <w:ilvl w:val="1"/>
-          <w:numId w:val="23"/>
-        </w:numPr>
-        <w:tabs>
-          <w:tab w:val="clear" w:pos="1440"/>
-        </w:tabs>
-        <w:rPr>
-          <w:rStyle w:val="HTMLCode"/>
-          <w:sz w:val="32"/>
-          <w:szCs w:val="32"/>
-        </w:rPr>
-      </w:pPr>
-      <w:r>
-        <w:rPr>
-          <w:rStyle w:val="HTMLCode"/>
-          <w:sz w:val="32"/>
-          <w:szCs w:val="32"/>
-        </w:rPr>
-        <w:t>})</w:t>
-      </w:r>
-    </w:p>
-    <w:p>
-      <w:pPr>
-        <w:pStyle w:val="HTMLPreformatted"/>
-        <w:numPr>
-          <w:ilvl w:val="1"/>
-          <w:numId w:val="23"/>
-        </w:numPr>
-        <w:tabs>
-          <w:tab w:val="clear" w:pos="1440"/>
-        </w:tabs>
-        <w:rPr>
-          <w:rStyle w:val="HTMLCode"/>
-          <w:sz w:val="32"/>
-          <w:szCs w:val="32"/>
-        </w:rPr>
-      </w:pPr>
-      <w:proofErr w:type="gramStart"/>
-      <w:r>
-        <w:rPr>
-          <w:rStyle w:val="HTMLCode"/>
-          <w:sz w:val="32"/>
-          <w:szCs w:val="32"/>
-        </w:rPr>
-        <w:t>.then</w:t>
-      </w:r>
-      <w:proofErr w:type="gramEnd"/>
-      <w:r>
-        <w:rPr>
-          <w:rStyle w:val="HTMLCode"/>
-          <w:sz w:val="32"/>
-          <w:szCs w:val="32"/>
-        </w:rPr>
-        <w:t xml:space="preserve">(res =&gt; </w:t>
-      </w:r>
-      <w:proofErr w:type="spellStart"/>
-      <w:r>
-        <w:rPr>
-          <w:rStyle w:val="HTMLCode"/>
-          <w:sz w:val="32"/>
-          <w:szCs w:val="32"/>
-        </w:rPr>
-        <w:t>res.json</w:t>
-      </w:r>
-      <w:proofErr w:type="spellEnd"/>
-      <w:r>
-        <w:rPr>
-          <w:rStyle w:val="HTMLCode"/>
-          <w:sz w:val="32"/>
-          <w:szCs w:val="32"/>
-        </w:rPr>
-        <w:t>())</w:t>
-      </w:r>
-    </w:p>
-    <w:p>
-      <w:pPr>
-        <w:pStyle w:val="HTMLPreformatted"/>
-        <w:numPr>
-          <w:ilvl w:val="1"/>
-          <w:numId w:val="23"/>
-        </w:numPr>
-        <w:tabs>
-          <w:tab w:val="clear" w:pos="1440"/>
-        </w:tabs>
-        <w:rPr>
-          <w:rStyle w:val="HTMLCode"/>
-          <w:sz w:val="32"/>
-          <w:szCs w:val="32"/>
-        </w:rPr>
-      </w:pPr>
-      <w:proofErr w:type="gramStart"/>
-      <w:r>
-        <w:rPr>
-          <w:rStyle w:val="HTMLCode"/>
-          <w:sz w:val="32"/>
-          <w:szCs w:val="32"/>
-        </w:rPr>
-        <w:t>.then</w:t>
-      </w:r>
-      <w:proofErr w:type="gramEnd"/>
-      <w:r>
-        <w:rPr>
-          <w:rStyle w:val="HTMLCode"/>
-          <w:sz w:val="32"/>
-          <w:szCs w:val="32"/>
-        </w:rPr>
-        <w:t>(data =&gt; console.log(data));</w:t>
-      </w:r>
-    </w:p>
-    <w:p>
-      <w:pPr>
-        <w:rPr>
-          <w:sz w:val="32"/>
-          <w:szCs w:val="32"/>
-        </w:rPr>
-      </w:pPr>
+        <w:rPr>
+          <w:sz w:val="34"/>
+          <w:szCs w:val="34"/>
+        </w:rPr>
+      </w:pPr>
+      <w:r>
+        <w:rPr>
+          <w:sz w:val="34"/>
+          <w:szCs w:val="34"/>
+        </w:rPr>
+        <w:t>Importance of debugging and reading API documentation carefully.</w:t>
+      </w:r>
     </w:p>
     <w:sectPr>
       <w:pgSz w:w="12240" w:h="15840"/>
@@ -2571,6 +1863,155 @@
     </w:lvl>
   </w:abstractNum>
   <w:abstractNum w:abstractNumId="1" w15:restartNumberingAfterBreak="0">
+    <w:nsid w:val="0B3E6FE4"/>
+    <w:multiLevelType w:val="multilevel"/>
+    <w:tmpl w:val="9C749148"/>
+    <w:lvl w:ilvl="0">
+      <w:start w:val="1"/>
+      <w:numFmt w:val="bullet"/>
+      <w:lvlText w:val=""/>
+      <w:lvlJc w:val="left"/>
+      <w:pPr>
+        <w:tabs>
+          <w:tab w:val="num" w:pos="720"/>
+        </w:tabs>
+        <w:ind w:left="720" w:hanging="360"/>
+      </w:pPr>
+      <w:rPr>
+        <w:rFonts w:ascii="Symbol" w:hAnsi="Symbol" w:hint="default"/>
+        <w:sz w:val="20"/>
+      </w:rPr>
+    </w:lvl>
+    <w:lvl w:ilvl="1" w:tentative="1">
+      <w:start w:val="1"/>
+      <w:numFmt w:val="bullet"/>
+      <w:lvlText w:val="o"/>
+      <w:lvlJc w:val="left"/>
+      <w:pPr>
+        <w:tabs>
+          <w:tab w:val="num" w:pos="1440"/>
+        </w:tabs>
+        <w:ind w:left="1440" w:hanging="360"/>
+      </w:pPr>
+      <w:rPr>
+        <w:rFonts w:ascii="Courier New" w:hAnsi="Courier New" w:hint="default"/>
+        <w:sz w:val="20"/>
+      </w:rPr>
+    </w:lvl>
+    <w:lvl w:ilvl="2" w:tentative="1">
+      <w:start w:val="1"/>
+      <w:numFmt w:val="bullet"/>
+      <w:lvlText w:val=""/>
+      <w:lvlJc w:val="left"/>
+      <w:pPr>
+        <w:tabs>
+          <w:tab w:val="num" w:pos="2160"/>
+        </w:tabs>
+        <w:ind w:left="2160" w:hanging="360"/>
+      </w:pPr>
+      <w:rPr>
+        <w:rFonts w:ascii="Wingdings" w:hAnsi="Wingdings" w:hint="default"/>
+        <w:sz w:val="20"/>
+      </w:rPr>
+    </w:lvl>
+    <w:lvl w:ilvl="3" w:tentative="1">
+      <w:start w:val="1"/>
+      <w:numFmt w:val="bullet"/>
+      <w:lvlText w:val=""/>
+      <w:lvlJc w:val="left"/>
+      <w:pPr>
+        <w:tabs>
+          <w:tab w:val="num" w:pos="2880"/>
+        </w:tabs>
+        <w:ind w:left="2880" w:hanging="360"/>
+      </w:pPr>
+      <w:rPr>
+        <w:rFonts w:ascii="Wingdings" w:hAnsi="Wingdings" w:hint="default"/>
+        <w:sz w:val="20"/>
+      </w:rPr>
+    </w:lvl>
+    <w:lvl w:ilvl="4" w:tentative="1">
+      <w:start w:val="1"/>
+      <w:numFmt w:val="bullet"/>
+      <w:lvlText w:val=""/>
+      <w:lvlJc w:val="left"/>
+      <w:pPr>
+        <w:tabs>
+          <w:tab w:val="num" w:pos="3600"/>
+        </w:tabs>
+        <w:ind w:left="3600" w:hanging="360"/>
+      </w:pPr>
+      <w:rPr>
+        <w:rFonts w:ascii="Wingdings" w:hAnsi="Wingdings" w:hint="default"/>
+        <w:sz w:val="20"/>
+      </w:rPr>
+    </w:lvl>
+    <w:lvl w:ilvl="5" w:tentative="1">
+      <w:start w:val="1"/>
+      <w:numFmt w:val="bullet"/>
+      <w:lvlText w:val=""/>
+      <w:lvlJc w:val="left"/>
+      <w:pPr>
+        <w:tabs>
+          <w:tab w:val="num" w:pos="4320"/>
+        </w:tabs>
+        <w:ind w:left="4320" w:hanging="360"/>
+      </w:pPr>
+      <w:rPr>
+        <w:rFonts w:ascii="Wingdings" w:hAnsi="Wingdings" w:hint="default"/>
+        <w:sz w:val="20"/>
+      </w:rPr>
+    </w:lvl>
+    <w:lvl w:ilvl="6" w:tentative="1">
+      <w:start w:val="1"/>
+      <w:numFmt w:val="bullet"/>
+      <w:lvlText w:val=""/>
+      <w:lvlJc w:val="left"/>
+      <w:pPr>
+        <w:tabs>
+          <w:tab w:val="num" w:pos="5040"/>
+        </w:tabs>
+        <w:ind w:left="5040" w:hanging="360"/>
+      </w:pPr>
+      <w:rPr>
+        <w:rFonts w:ascii="Wingdings" w:hAnsi="Wingdings" w:hint="default"/>
+        <w:sz w:val="20"/>
+      </w:rPr>
+    </w:lvl>
+    <w:lvl w:ilvl="7" w:tentative="1">
+      <w:start w:val="1"/>
+      <w:numFmt w:val="bullet"/>
+      <w:lvlText w:val=""/>
+      <w:lvlJc w:val="left"/>
+      <w:pPr>
+        <w:tabs>
+          <w:tab w:val="num" w:pos="5760"/>
+        </w:tabs>
+        <w:ind w:left="5760" w:hanging="360"/>
+      </w:pPr>
+      <w:rPr>
+        <w:rFonts w:ascii="Wingdings" w:hAnsi="Wingdings" w:hint="default"/>
+        <w:sz w:val="20"/>
+      </w:rPr>
+    </w:lvl>
+    <w:lvl w:ilvl="8" w:tentative="1">
+      <w:start w:val="1"/>
+      <w:numFmt w:val="bullet"/>
+      <w:lvlText w:val=""/>
+      <w:lvlJc w:val="left"/>
+      <w:pPr>
+        <w:tabs>
+          <w:tab w:val="num" w:pos="6480"/>
+        </w:tabs>
+        <w:ind w:left="6480" w:hanging="360"/>
+      </w:pPr>
+      <w:rPr>
+        <w:rFonts w:ascii="Wingdings" w:hAnsi="Wingdings" w:hint="default"/>
+        <w:sz w:val="20"/>
+      </w:rPr>
+    </w:lvl>
+  </w:abstractNum>
+  <w:abstractNum w:abstractNumId="2" w15:restartNumberingAfterBreak="0">
     <w:nsid w:val="0B4B707F"/>
     <w:multiLevelType w:val="multilevel"/>
     <w:tmpl w:val="EC728EF8"/>
@@ -2719,7 +2160,124 @@
       </w:rPr>
     </w:lvl>
   </w:abstractNum>
-  <w:abstractNum w:abstractNumId="2" w15:restartNumberingAfterBreak="0">
+  <w:abstractNum w:abstractNumId="3" w15:restartNumberingAfterBreak="0">
+    <w:nsid w:val="1251635A"/>
+    <w:multiLevelType w:val="multilevel"/>
+    <w:tmpl w:val="62C0CC16"/>
+    <w:lvl w:ilvl="0">
+      <w:start w:val="1"/>
+      <w:numFmt w:val="decimal"/>
+      <w:lvlText w:val="%1."/>
+      <w:lvlJc w:val="left"/>
+      <w:pPr>
+        <w:tabs>
+          <w:tab w:val="num" w:pos="720"/>
+        </w:tabs>
+        <w:ind w:left="720" w:hanging="360"/>
+      </w:pPr>
+    </w:lvl>
+    <w:lvl w:ilvl="1">
+      <w:start w:val="1"/>
+      <w:numFmt w:val="bullet"/>
+      <w:lvlText w:val="o"/>
+      <w:lvlJc w:val="left"/>
+      <w:pPr>
+        <w:tabs>
+          <w:tab w:val="num" w:pos="1440"/>
+        </w:tabs>
+        <w:ind w:left="1440" w:hanging="360"/>
+      </w:pPr>
+      <w:rPr>
+        <w:rFonts w:ascii="Courier New" w:hAnsi="Courier New" w:hint="default"/>
+        <w:sz w:val="20"/>
+      </w:rPr>
+    </w:lvl>
+    <w:lvl w:ilvl="2" w:tentative="1">
+      <w:start w:val="1"/>
+      <w:numFmt w:val="decimal"/>
+      <w:lvlText w:val="%3."/>
+      <w:lvlJc w:val="left"/>
+      <w:pPr>
+        <w:tabs>
+          <w:tab w:val="num" w:pos="2160"/>
+        </w:tabs>
+        <w:ind w:left="2160" w:hanging="360"/>
+      </w:pPr>
+    </w:lvl>
+    <w:lvl w:ilvl="3" w:tentative="1">
+      <w:start w:val="1"/>
+      <w:numFmt w:val="decimal"/>
+      <w:lvlText w:val="%4."/>
+      <w:lvlJc w:val="left"/>
+      <w:pPr>
+        <w:tabs>
+          <w:tab w:val="num" w:pos="2880"/>
+        </w:tabs>
+        <w:ind w:left="2880" w:hanging="360"/>
+      </w:pPr>
+    </w:lvl>
+    <w:lvl w:ilvl="4" w:tentative="1">
+      <w:start w:val="1"/>
+      <w:numFmt w:val="decimal"/>
+      <w:lvlText w:val="%5."/>
+      <w:lvlJc w:val="left"/>
+      <w:pPr>
+        <w:tabs>
+          <w:tab w:val="num" w:pos="3600"/>
+        </w:tabs>
+        <w:ind w:left="3600" w:hanging="360"/>
+      </w:pPr>
+    </w:lvl>
+    <w:lvl w:ilvl="5" w:tentative="1">
+      <w:start w:val="1"/>
+      <w:numFmt w:val="decimal"/>
+      <w:lvlText w:val="%6."/>
+      <w:lvlJc w:val="left"/>
+      <w:pPr>
+        <w:tabs>
+          <w:tab w:val="num" w:pos="4320"/>
+        </w:tabs>
+        <w:ind w:left="4320" w:hanging="360"/>
+      </w:pPr>
+    </w:lvl>
+    <w:lvl w:ilvl="6" w:tentative="1">
+      <w:start w:val="1"/>
+      <w:numFmt w:val="decimal"/>
+      <w:lvlText w:val="%7."/>
+      <w:lvlJc w:val="left"/>
+      <w:pPr>
+        <w:tabs>
+          <w:tab w:val="num" w:pos="5040"/>
+        </w:tabs>
+        <w:ind w:left="5040" w:hanging="360"/>
+      </w:pPr>
+    </w:lvl>
+    <w:lvl w:ilvl="7" w:tentative="1">
+      <w:start w:val="1"/>
+      <w:numFmt w:val="decimal"/>
+      <w:lvlText w:val="%8."/>
+      <w:lvlJc w:val="left"/>
+      <w:pPr>
+        <w:tabs>
+          <w:tab w:val="num" w:pos="5760"/>
+        </w:tabs>
+        <w:ind w:left="5760" w:hanging="360"/>
+      </w:pPr>
+    </w:lvl>
+    <w:lvl w:ilvl="8" w:tentative="1">
+      <w:start w:val="1"/>
+      <w:numFmt w:val="decimal"/>
+      <w:lvlText w:val="%9."/>
+      <w:lvlJc w:val="left"/>
+      <w:pPr>
+        <w:tabs>
+          <w:tab w:val="num" w:pos="6480"/>
+        </w:tabs>
+        <w:ind w:left="6480" w:hanging="360"/>
+      </w:pPr>
+    </w:lvl>
+  </w:abstractNum>
+  <w:abstractNum w:abstractNumId="4" w15:restartNumberingAfterBreak="0">
     <w:nsid w:val="13113163"/>
     <w:multiLevelType w:val="multilevel"/>
     <w:tmpl w:val="CB7E54CC"/>
@@ -2868,7 +2426,7 @@
       </w:rPr>
     </w:lvl>
   </w:abstractNum>
-  <w:abstractNum w:abstractNumId="3" w15:restartNumberingAfterBreak="0">
+  <w:abstractNum w:abstractNumId="5" w15:restartNumberingAfterBreak="0">
     <w:nsid w:val="16880581"/>
     <w:multiLevelType w:val="multilevel"/>
     <w:tmpl w:val="BA246EDE"/>
@@ -3017,7 +2575,7 @@
       </w:rPr>
     </w:lvl>
   </w:abstractNum>
-  <w:abstractNum w:abstractNumId="4" w15:restartNumberingAfterBreak="0">
+  <w:abstractNum w:abstractNumId="6" w15:restartNumberingAfterBreak="0">
     <w:nsid w:val="1D754406"/>
     <w:multiLevelType w:val="multilevel"/>
     <w:tmpl w:val="9C0E4EFC"/>
@@ -3166,7 +2724,7 @@
       </w:rPr>
     </w:lvl>
   </w:abstractNum>
-  <w:abstractNum w:abstractNumId="5" w15:restartNumberingAfterBreak="0">
+  <w:abstractNum w:abstractNumId="7" w15:restartNumberingAfterBreak="0">
     <w:nsid w:val="20D55632"/>
     <w:multiLevelType w:val="multilevel"/>
     <w:tmpl w:val="195C26AE"/>
@@ -3315,7 +2873,7 @@
       </w:rPr>
     </w:lvl>
   </w:abstractNum>
-  <w:abstractNum w:abstractNumId="6" w15:restartNumberingAfterBreak="0">
+  <w:abstractNum w:abstractNumId="8" w15:restartNumberingAfterBreak="0">
     <w:nsid w:val="23E11F44"/>
     <w:multiLevelType w:val="multilevel"/>
     <w:tmpl w:val="4D6CAC06"/>
@@ -3464,7 +3022,7 @@
       </w:rPr>
     </w:lvl>
   </w:abstractNum>
-  <w:abstractNum w:abstractNumId="7" w15:restartNumberingAfterBreak="0">
+  <w:abstractNum w:abstractNumId="9" w15:restartNumberingAfterBreak="0">
     <w:nsid w:val="25927A4A"/>
     <w:multiLevelType w:val="multilevel"/>
     <w:tmpl w:val="7562BDDA"/>
@@ -3613,7 +3171,7 @@
       </w:rPr>
     </w:lvl>
   </w:abstractNum>
-  <w:abstractNum w:abstractNumId="8" w15:restartNumberingAfterBreak="0">
+  <w:abstractNum w:abstractNumId="10" w15:restartNumberingAfterBreak="0">
     <w:nsid w:val="2F6B51DD"/>
     <w:multiLevelType w:val="multilevel"/>
     <w:tmpl w:val="8006F3F4"/>
@@ -3762,7 +3320,7 @@
       </w:rPr>
     </w:lvl>
   </w:abstractNum>
-  <w:abstractNum w:abstractNumId="9" w15:restartNumberingAfterBreak="0">
+  <w:abstractNum w:abstractNumId="11" w15:restartNumberingAfterBreak="0">
     <w:nsid w:val="3DE40335"/>
     <w:multiLevelType w:val="multilevel"/>
     <w:tmpl w:val="71426FDC"/>
@@ -3911,7 +3469,7 @@
       </w:rPr>
     </w:lvl>
   </w:abstractNum>
-  <w:abstractNum w:abstractNumId="10" w15:restartNumberingAfterBreak="0">
+  <w:abstractNum w:abstractNumId="12" w15:restartNumberingAfterBreak="0">
     <w:nsid w:val="3F346243"/>
     <w:multiLevelType w:val="multilevel"/>
     <w:tmpl w:val="FCB68EB8"/>
@@ -4060,7 +3618,124 @@
       </w:rPr>
     </w:lvl>
   </w:abstractNum>
-  <w:abstractNum w:abstractNumId="11" w15:restartNumberingAfterBreak="0">
+  <w:abstractNum w:abstractNumId="13" w15:restartNumberingAfterBreak="0">
+    <w:nsid w:val="4D697C2B"/>
+    <w:multiLevelType w:val="multilevel"/>
+    <w:tmpl w:val="C688C6E8"/>
+    <w:lvl w:ilvl="0">
+      <w:start w:val="1"/>
+      <w:numFmt w:val="decimal"/>
+      <w:lvlText w:val="%1."/>
+      <w:lvlJc w:val="left"/>
+      <w:pPr>
+        <w:tabs>
+          <w:tab w:val="num" w:pos="720"/>
+        </w:tabs>
+        <w:ind w:left="720" w:hanging="360"/>
+      </w:pPr>
+    </w:lvl>
+    <w:lvl w:ilvl="1">
+      <w:start w:val="1"/>
+      <w:numFmt w:val="bullet"/>
+      <w:lvlText w:val="o"/>
+      <w:lvlJc w:val="left"/>
+      <w:pPr>
+        <w:tabs>
+          <w:tab w:val="num" w:pos="1440"/>
+        </w:tabs>
+        <w:ind w:left="1440" w:hanging="360"/>
+      </w:pPr>
+      <w:rPr>
+        <w:rFonts w:ascii="Courier New" w:hAnsi="Courier New" w:hint="default"/>
+        <w:sz w:val="20"/>
+      </w:rPr>
+    </w:lvl>
+    <w:lvl w:ilvl="2" w:tentative="1">
+      <w:start w:val="1"/>
+      <w:numFmt w:val="decimal"/>
+      <w:lvlText w:val="%3."/>
+      <w:lvlJc w:val="left"/>
+      <w:pPr>
+        <w:tabs>
+          <w:tab w:val="num" w:pos="2160"/>
+        </w:tabs>
+        <w:ind w:left="2160" w:hanging="360"/>
+      </w:pPr>
+    </w:lvl>
+    <w:lvl w:ilvl="3" w:tentative="1">
+      <w:start w:val="1"/>
+      <w:numFmt w:val="decimal"/>
+      <w:lvlText w:val="%4."/>
+      <w:lvlJc w:val="left"/>
+      <w:pPr>
+        <w:tabs>
+          <w:tab w:val="num" w:pos="2880"/>
+        </w:tabs>
+        <w:ind w:left="2880" w:hanging="360"/>
+      </w:pPr>
+    </w:lvl>
+    <w:lvl w:ilvl="4" w:tentative="1">
+      <w:start w:val="1"/>
+      <w:numFmt w:val="decimal"/>
+      <w:lvlText w:val="%5."/>
+      <w:lvlJc w:val="left"/>
+      <w:pPr>
+        <w:tabs>
+          <w:tab w:val="num" w:pos="3600"/>
+        </w:tabs>
+        <w:ind w:left="3600" w:hanging="360"/>
+      </w:pPr>
+    </w:lvl>
+    <w:lvl w:ilvl="5" w:tentative="1">
+      <w:start w:val="1"/>
+      <w:numFmt w:val="decimal"/>
+      <w:lvlText w:val="%6."/>
+      <w:lvlJc w:val="left"/>
+      <w:pPr>
+        <w:tabs>
+          <w:tab w:val="num" w:pos="4320"/>
+        </w:tabs>
+        <w:ind w:left="4320" w:hanging="360"/>
+      </w:pPr>
+    </w:lvl>
+    <w:lvl w:ilvl="6" w:tentative="1">
+      <w:start w:val="1"/>
+      <w:numFmt w:val="decimal"/>
+      <w:lvlText w:val="%7."/>
+      <w:lvlJc w:val="left"/>
+      <w:pPr>
+        <w:tabs>
+          <w:tab w:val="num" w:pos="5040"/>
+        </w:tabs>
+        <w:ind w:left="5040" w:hanging="360"/>
+      </w:pPr>
+    </w:lvl>
+    <w:lvl w:ilvl="7" w:tentative="1">
+      <w:start w:val="1"/>
+      <w:numFmt w:val="decimal"/>
+      <w:lvlText w:val="%8."/>
+      <w:lvlJc w:val="left"/>
+      <w:pPr>
+        <w:tabs>
+          <w:tab w:val="num" w:pos="5760"/>
+        </w:tabs>
+        <w:ind w:left="5760" w:hanging="360"/>
+      </w:pPr>
+    </w:lvl>
+    <w:lvl w:ilvl="8" w:tentative="1">
+      <w:start w:val="1"/>
+      <w:numFmt w:val="decimal"/>
+      <w:lvlText w:val="%9."/>
+      <w:lvlJc w:val="left"/>
+      <w:pPr>
+        <w:tabs>
+          <w:tab w:val="num" w:pos="6480"/>
+        </w:tabs>
+        <w:ind w:left="6480" w:hanging="360"/>
+      </w:pPr>
+    </w:lvl>
+  </w:abstractNum>
+  <w:abstractNum w:abstractNumId="14" w15:restartNumberingAfterBreak="0">
     <w:nsid w:val="4F7629AD"/>
     <w:multiLevelType w:val="multilevel"/>
     <w:tmpl w:val="F550BD70"/>
@@ -4209,7 +3884,7 @@
       </w:rPr>
     </w:lvl>
   </w:abstractNum>
-  <w:abstractNum w:abstractNumId="12" w15:restartNumberingAfterBreak="0">
+  <w:abstractNum w:abstractNumId="15" w15:restartNumberingAfterBreak="0">
     <w:nsid w:val="5125487B"/>
     <w:multiLevelType w:val="multilevel"/>
     <w:tmpl w:val="BA806246"/>
@@ -4358,7 +4033,7 @@
       </w:rPr>
     </w:lvl>
   </w:abstractNum>
-  <w:abstractNum w:abstractNumId="13" w15:restartNumberingAfterBreak="0">
+  <w:abstractNum w:abstractNumId="16" w15:restartNumberingAfterBreak="0">
     <w:nsid w:val="54DC424F"/>
     <w:multiLevelType w:val="multilevel"/>
     <w:tmpl w:val="315ACE64"/>
@@ -4507,7 +4182,7 @@
       </w:rPr>
     </w:lvl>
   </w:abstractNum>
-  <w:abstractNum w:abstractNumId="14" w15:restartNumberingAfterBreak="0">
+  <w:abstractNum w:abstractNumId="17" w15:restartNumberingAfterBreak="0">
     <w:nsid w:val="5861464D"/>
     <w:multiLevelType w:val="multilevel"/>
     <w:tmpl w:val="51349922"/>
@@ -4656,7 +4331,7 @@
       </w:rPr>
     </w:lvl>
   </w:abstractNum>
-  <w:abstractNum w:abstractNumId="15" w15:restartNumberingAfterBreak="0">
+  <w:abstractNum w:abstractNumId="18" w15:restartNumberingAfterBreak="0">
     <w:nsid w:val="5B5056F4"/>
     <w:multiLevelType w:val="multilevel"/>
     <w:tmpl w:val="529A42F2"/>
@@ -4805,7 +4480,7 @@
       </w:rPr>
     </w:lvl>
   </w:abstractNum>
-  <w:abstractNum w:abstractNumId="16" w15:restartNumberingAfterBreak="0">
+  <w:abstractNum w:abstractNumId="19" w15:restartNumberingAfterBreak="0">
     <w:nsid w:val="602245CB"/>
     <w:multiLevelType w:val="multilevel"/>
     <w:tmpl w:val="85AA7104"/>
@@ -4954,7 +4629,7 @@
       </w:rPr>
     </w:lvl>
   </w:abstractNum>
-  <w:abstractNum w:abstractNumId="17" w15:restartNumberingAfterBreak="0">
+  <w:abstractNum w:abstractNumId="20" w15:restartNumberingAfterBreak="0">
     <w:nsid w:val="60BD05FF"/>
     <w:multiLevelType w:val="multilevel"/>
     <w:tmpl w:val="90606096"/>
@@ -5103,7 +4778,7 @@
       </w:rPr>
     </w:lvl>
   </w:abstractNum>
-  <w:abstractNum w:abstractNumId="18" w15:restartNumberingAfterBreak="0">
+  <w:abstractNum w:abstractNumId="21" w15:restartNumberingAfterBreak="0">
     <w:nsid w:val="67AE4C55"/>
     <w:multiLevelType w:val="multilevel"/>
     <w:tmpl w:val="2C400F48"/>
@@ -5252,7 +4927,7 @@
       </w:rPr>
     </w:lvl>
   </w:abstractNum>
-  <w:abstractNum w:abstractNumId="19" w15:restartNumberingAfterBreak="0">
+  <w:abstractNum w:abstractNumId="22" w15:restartNumberingAfterBreak="0">
     <w:nsid w:val="70FF37AA"/>
     <w:multiLevelType w:val="multilevel"/>
     <w:tmpl w:val="5C7ECC04"/>
@@ -5401,7 +5076,7 @@
       </w:rPr>
     </w:lvl>
   </w:abstractNum>
-  <w:abstractNum w:abstractNumId="20" w15:restartNumberingAfterBreak="0">
+  <w:abstractNum w:abstractNumId="23" w15:restartNumberingAfterBreak="0">
     <w:nsid w:val="711D3140"/>
     <w:multiLevelType w:val="multilevel"/>
     <w:tmpl w:val="22404316"/>
@@ -5550,7 +5225,7 @@
       </w:rPr>
     </w:lvl>
   </w:abstractNum>
-  <w:abstractNum w:abstractNumId="21" w15:restartNumberingAfterBreak="0">
+  <w:abstractNum w:abstractNumId="24" w15:restartNumberingAfterBreak="0">
     <w:nsid w:val="73A6750B"/>
     <w:multiLevelType w:val="multilevel"/>
     <w:tmpl w:val="F0E0761E"/>
@@ -5699,7 +5374,7 @@
       </w:rPr>
     </w:lvl>
   </w:abstractNum>
-  <w:abstractNum w:abstractNumId="22" w15:restartNumberingAfterBreak="0">
+  <w:abstractNum w:abstractNumId="25" w15:restartNumberingAfterBreak="0">
     <w:nsid w:val="777A6656"/>
     <w:multiLevelType w:val="multilevel"/>
     <w:tmpl w:val="804C54A8"/>
@@ -5852,70 +5527,79 @@
     <w:abstractNumId w:val="0"/>
   </w:num>
   <w:num w:numId="2">
+    <w:abstractNumId w:val="7"/>
+  </w:num>
+  <w:num w:numId="3">
+    <w:abstractNumId w:val="8"/>
+  </w:num>
+  <w:num w:numId="4">
+    <w:abstractNumId w:val="22"/>
+  </w:num>
+  <w:num w:numId="5">
+    <w:abstractNumId w:val="6"/>
+  </w:num>
+  <w:num w:numId="6">
+    <w:abstractNumId w:val="12"/>
+  </w:num>
+  <w:num w:numId="7">
+    <w:abstractNumId w:val="19"/>
+  </w:num>
+  <w:num w:numId="8">
     <w:abstractNumId w:val="5"/>
   </w:num>
-  <w:num w:numId="3">
-    <w:abstractNumId w:val="6"/>
+  <w:num w:numId="9">
+    <w:abstractNumId w:val="18"/>
   </w:num>
-  <w:num w:numId="4">
-    <w:abstractNumId w:val="19"/>
+  <w:num w:numId="10">
+    <w:abstractNumId w:val="16"/>
   </w:num>
-  <w:num w:numId="5">
+  <w:num w:numId="11">
+    <w:abstractNumId w:val="9"/>
+  </w:num>
+  <w:num w:numId="12">
+    <w:abstractNumId w:val="21"/>
+  </w:num>
+  <w:num w:numId="13">
+    <w:abstractNumId w:val="17"/>
+  </w:num>
+  <w:num w:numId="14">
     <w:abstractNumId w:val="4"/>
   </w:num>
-  <w:num w:numId="6">
+  <w:num w:numId="15">
+    <w:abstractNumId w:val="20"/>
+  </w:num>
+  <w:num w:numId="16">
+    <w:abstractNumId w:val="24"/>
+  </w:num>
+  <w:num w:numId="17">
+    <w:abstractNumId w:val="25"/>
+  </w:num>
+  <w:num w:numId="18">
+    <w:abstractNumId w:val="15"/>
+  </w:num>
+  <w:num w:numId="19">
+    <w:abstractNumId w:val="11"/>
+  </w:num>
+  <w:num w:numId="20">
+    <w:abstractNumId w:val="23"/>
+  </w:num>
+  <w:num w:numId="21">
+    <w:abstractNumId w:val="14"/>
+  </w:num>
+  <w:num w:numId="22">
+    <w:abstractNumId w:val="2"/>
+  </w:num>
+  <w:num w:numId="23">
     <w:abstractNumId w:val="10"/>
   </w:num>
-  <w:num w:numId="7">
-    <w:abstractNumId w:val="16"/>
+  <w:num w:numId="24">
+    <w:abstractNumId w:val="13"/>
   </w:num>
-  <w:num w:numId="8">
+  <w:num w:numId="25">
     <w:abstractNumId w:val="3"/>
   </w:num>
-  <w:num w:numId="9">
-    <w:abstractNumId w:val="15"/>
-  </w:num>
-  <w:num w:numId="10">
-    <w:abstractNumId w:val="13"/>
-  </w:num>
-  <w:num w:numId="11">
-    <w:abstractNumId w:val="7"/>
-  </w:num>
-  <w:num w:numId="12">
-    <w:abstractNumId w:val="18"/>
-  </w:num>
-  <w:num w:numId="13">
-    <w:abstractNumId w:val="14"/>
-  </w:num>
-  <w:num w:numId="14">
-    <w:abstractNumId w:val="2"/>
-  </w:num>
-  <w:num w:numId="15">
-    <w:abstractNumId w:val="17"/>
-  </w:num>
-  <w:num w:numId="16">
-    <w:abstractNumId w:val="21"/>
-  </w:num>
-  <w:num w:numId="17">
-    <w:abstractNumId w:val="22"/>
-  </w:num>
-  <w:num w:numId="18">
-    <w:abstractNumId w:val="12"/>
-  </w:num>
-  <w:num w:numId="19">
-    <w:abstractNumId w:val="9"/>
-  </w:num>
-  <w:num w:numId="20">
-    <w:abstractNumId w:val="20"/>
-  </w:num>
-  <w:num w:numId="21">
-    <w:abstractNumId w:val="11"/>
-  </w:num>
-  <w:num w:numId="22">
+  <w:num w:numId="26">
     <w:abstractNumId w:val="1"/>
-  </w:num>
-  <w:num w:numId="23">
-    <w:abstractNumId w:val="8"/>
   </w:num>
   <w:numIdMacAtCleanup w:val="10"/>
 </w:numbering>

--- a/task 17/Tak 17.docx
+++ b/task 17/Tak 17.docx
@@ -178,7 +178,7 @@
           <w:sz w:val="72"/>
           <w:szCs w:val="72"/>
         </w:rPr>
-        <w:t>4</w:t>
+        <w:t>5</w:t>
       </w:r>
     </w:p>
     <w:p>
@@ -241,46 +241,25 @@
           <w:sz w:val="72"/>
           <w:szCs w:val="72"/>
         </w:rPr>
-        <w:t xml:space="preserve">Weather App in React  </w:t>
-      </w:r>
-      <w:bookmarkStart w:id="0" w:name="_GoBack"/>
-      <w:bookmarkEnd w:id="0"/>
-      <w:r>
+        <w:t xml:space="preserve"> Introduction to React</w:t>
+      </w:r>
+    </w:p>
+    <w:p>
+      <w:pPr>
         <w:rPr>
           <w:rFonts w:cstheme="minorHAnsi"/>
           <w:sz w:val="72"/>
           <w:szCs w:val="72"/>
         </w:rPr>
-        <w:t xml:space="preserve">      using </w:t>
-      </w:r>
-      <w:proofErr w:type="spellStart"/>
+      </w:pPr>
       <w:r>
         <w:rPr>
           <w:rFonts w:cstheme="minorHAnsi"/>
           <w:sz w:val="72"/>
           <w:szCs w:val="72"/>
         </w:rPr>
-        <w:t>OpenWeatherMap</w:t>
-      </w:r>
-      <w:proofErr w:type="spellEnd"/>
-      <w:r>
-        <w:rPr>
-          <w:rFonts w:cstheme="minorHAnsi"/>
-          <w:sz w:val="72"/>
-          <w:szCs w:val="72"/>
-        </w:rPr>
-        <w:t xml:space="preserve"> </w:t>
-      </w:r>
-      <w:proofErr w:type="spellStart"/>
-      <w:r>
-        <w:rPr>
-          <w:rFonts w:cstheme="minorHAnsi"/>
-          <w:sz w:val="72"/>
-          <w:szCs w:val="72"/>
-        </w:rPr>
-        <w:t>Api</w:t>
-      </w:r>
-      <w:proofErr w:type="spellEnd"/>
+        <w:t xml:space="preserve">      Query for Data Fetching</w:t>
+      </w:r>
     </w:p>
     <w:p>
       <w:pPr>
@@ -352,7 +331,7 @@
           <w:sz w:val="72"/>
           <w:szCs w:val="72"/>
         </w:rPr>
-        <w:t>5</w:t>
+        <w:t>8</w:t>
       </w:r>
       <w:r>
         <w:rPr>
@@ -467,247 +446,219 @@
           <w:szCs w:val="40"/>
         </w:rPr>
       </w:pPr>
-      <w:proofErr w:type="spellStart"/>
-      <w:r>
-        <w:rPr>
+      <w:r>
+        <w:rPr>
+          <w:rFonts w:ascii="Segoe UI Emoji" w:hAnsi="Segoe UI Emoji" w:cs="Segoe UI Emoji"/>
           <w:sz w:val="40"/>
           <w:szCs w:val="40"/>
         </w:rPr>
         <w:lastRenderedPageBreak/>
-        <w:t>ClimaPulse</w:t>
-      </w:r>
-      <w:proofErr w:type="spellEnd"/>
+        <w:t>📘</w:t>
+      </w:r>
       <w:r>
         <w:rPr>
           <w:sz w:val="40"/>
           <w:szCs w:val="40"/>
         </w:rPr>
-        <w:t xml:space="preserve"> – Project Report</w:t>
+        <w:t xml:space="preserve"> Learning Report: Introduction to React Query for Data Fetching</w:t>
       </w:r>
     </w:p>
     <w:p>
       <w:pPr>
-        <w:pStyle w:val="Heading2"/>
-        <w:rPr>
-          <w:sz w:val="34"/>
-          <w:szCs w:val="34"/>
-        </w:rPr>
-      </w:pPr>
-      <w:r>
-        <w:rPr>
-          <w:sz w:val="34"/>
-          <w:szCs w:val="34"/>
-        </w:rPr>
-        <w:t>Introduction</w:t>
+        <w:pStyle w:val="Heading3"/>
+        <w:rPr>
+          <w:sz w:val="32"/>
+          <w:szCs w:val="32"/>
+        </w:rPr>
+      </w:pPr>
+      <w:r>
+        <w:rPr>
+          <w:rStyle w:val="Strong"/>
+          <w:b/>
+          <w:bCs/>
+          <w:sz w:val="32"/>
+          <w:szCs w:val="32"/>
+        </w:rPr>
+        <w:t>1. Introduction</w:t>
       </w:r>
     </w:p>
     <w:p>
       <w:pPr>
         <w:pStyle w:val="NormalWeb"/>
         <w:rPr>
-          <w:sz w:val="34"/>
-          <w:szCs w:val="34"/>
-        </w:rPr>
-      </w:pPr>
-      <w:r>
-        <w:rPr>
-          <w:sz w:val="34"/>
-          <w:szCs w:val="34"/>
-        </w:rPr>
-        <w:t xml:space="preserve">The </w:t>
+          <w:sz w:val="32"/>
+          <w:szCs w:val="32"/>
+        </w:rPr>
+      </w:pPr>
+      <w:r>
+        <w:rPr>
+          <w:sz w:val="32"/>
+          <w:szCs w:val="32"/>
+        </w:rPr>
+        <w:t xml:space="preserve">React Query is a </w:t>
+      </w:r>
+      <w:r>
+        <w:rPr>
+          <w:rStyle w:val="Strong"/>
+          <w:sz w:val="32"/>
+          <w:szCs w:val="32"/>
+        </w:rPr>
+        <w:t>data-fetching and state management library</w:t>
+      </w:r>
+      <w:r>
+        <w:rPr>
+          <w:sz w:val="32"/>
+          <w:szCs w:val="32"/>
+        </w:rPr>
+        <w:t xml:space="preserve"> for React applications. Instead of manually handling </w:t>
       </w:r>
       <w:proofErr w:type="spellStart"/>
       <w:r>
         <w:rPr>
-          <w:sz w:val="34"/>
-          <w:szCs w:val="34"/>
-        </w:rPr>
-        <w:t>ClimaPulse</w:t>
+          <w:rStyle w:val="HTMLCode"/>
+          <w:sz w:val="32"/>
+          <w:szCs w:val="32"/>
+        </w:rPr>
+        <w:t>useEffect</w:t>
       </w:r>
       <w:proofErr w:type="spellEnd"/>
       <w:r>
         <w:rPr>
-          <w:sz w:val="34"/>
-          <w:szCs w:val="34"/>
-        </w:rPr>
-        <w:t xml:space="preserve"> is a web application developed using modern web technologies to provide real-time weather updates. The app fetches data from the </w:t>
+          <w:sz w:val="32"/>
+          <w:szCs w:val="32"/>
+        </w:rPr>
+        <w:t xml:space="preserve">, </w:t>
       </w:r>
       <w:proofErr w:type="spellStart"/>
       <w:r>
         <w:rPr>
+          <w:rStyle w:val="HTMLCode"/>
+          <w:sz w:val="32"/>
+          <w:szCs w:val="32"/>
+        </w:rPr>
+        <w:t>useState</w:t>
+      </w:r>
+      <w:proofErr w:type="spellEnd"/>
+      <w:r>
+        <w:rPr>
+          <w:sz w:val="32"/>
+          <w:szCs w:val="32"/>
+        </w:rPr>
+        <w:t xml:space="preserve">, loading states, and error management, React Query simplifies these tasks. It helps developers </w:t>
+      </w:r>
+      <w:r>
+        <w:rPr>
           <w:rStyle w:val="Strong"/>
-          <w:sz w:val="34"/>
-          <w:szCs w:val="34"/>
-        </w:rPr>
-        <w:t>OpenWeatherMap</w:t>
-      </w:r>
-      <w:proofErr w:type="spellEnd"/>
-      <w:r>
-        <w:rPr>
-          <w:rStyle w:val="Strong"/>
-          <w:sz w:val="34"/>
-          <w:szCs w:val="34"/>
-        </w:rPr>
-        <w:t xml:space="preserve"> API</w:t>
-      </w:r>
-      <w:r>
-        <w:rPr>
-          <w:sz w:val="34"/>
-          <w:szCs w:val="34"/>
-        </w:rPr>
-        <w:t xml:space="preserve"> and displays information such as temperature, weather conditions, humidity, and wind speed for any searched city. The primary goal of this project is to practice API integration, environment variable handling, and front-end development using React, </w:t>
-      </w:r>
-      <w:proofErr w:type="spellStart"/>
-      <w:r>
-        <w:rPr>
-          <w:sz w:val="34"/>
-          <w:szCs w:val="34"/>
-        </w:rPr>
-        <w:t>Vite</w:t>
-      </w:r>
-      <w:proofErr w:type="spellEnd"/>
-      <w:r>
-        <w:rPr>
-          <w:sz w:val="34"/>
-          <w:szCs w:val="34"/>
-        </w:rPr>
-        <w:t>, and Tailwind CSS.</w:t>
+          <w:sz w:val="32"/>
+          <w:szCs w:val="32"/>
+        </w:rPr>
+        <w:t>fetch, cache, update, and synchronize data</w:t>
+      </w:r>
+      <w:r>
+        <w:rPr>
+          <w:sz w:val="32"/>
+          <w:szCs w:val="32"/>
+        </w:rPr>
+        <w:t xml:space="preserve"> in a very efficient way.</w:t>
       </w:r>
     </w:p>
     <w:p>
       <w:pPr>
         <w:pStyle w:val="NormalWeb"/>
         <w:rPr>
-          <w:sz w:val="34"/>
-          <w:szCs w:val="34"/>
-        </w:rPr>
-      </w:pPr>
-      <w:r>
-        <w:rPr>
-          <w:sz w:val="34"/>
-          <w:szCs w:val="34"/>
-        </w:rPr>
-        <w:t xml:space="preserve">Weather forecasting plays an important role in daily life. People need quick and reliable weather information for planning outdoor activities, travel, and work schedules. This project focuses on delivering weather data in a </w:t>
+          <w:sz w:val="32"/>
+          <w:szCs w:val="32"/>
+        </w:rPr>
+      </w:pPr>
+      <w:r>
+        <w:rPr>
+          <w:sz w:val="32"/>
+          <w:szCs w:val="32"/>
+        </w:rPr>
+        <w:t xml:space="preserve">Traditional API handling with </w:t>
+      </w:r>
+      <w:r>
+        <w:rPr>
+          <w:rStyle w:val="HTMLCode"/>
+          <w:sz w:val="32"/>
+          <w:szCs w:val="32"/>
+        </w:rPr>
+        <w:t>fetch</w:t>
+      </w:r>
+      <w:r>
+        <w:rPr>
+          <w:sz w:val="32"/>
+          <w:szCs w:val="32"/>
+        </w:rPr>
+        <w:t xml:space="preserve"> or </w:t>
+      </w:r>
+      <w:proofErr w:type="spellStart"/>
+      <w:r>
+        <w:rPr>
+          <w:rStyle w:val="HTMLCode"/>
+          <w:sz w:val="32"/>
+          <w:szCs w:val="32"/>
+        </w:rPr>
+        <w:t>axios</w:t>
+      </w:r>
+      <w:proofErr w:type="spellEnd"/>
+      <w:r>
+        <w:rPr>
+          <w:sz w:val="32"/>
+          <w:szCs w:val="32"/>
+        </w:rPr>
+        <w:t xml:space="preserve"> requires writing separate logic for </w:t>
       </w:r>
       <w:r>
         <w:rPr>
           <w:rStyle w:val="Strong"/>
-          <w:sz w:val="34"/>
-          <w:szCs w:val="34"/>
-        </w:rPr>
-        <w:t>user-friendly and responsive interface</w:t>
-      </w:r>
-      <w:r>
-        <w:rPr>
-          <w:sz w:val="34"/>
-          <w:szCs w:val="34"/>
-        </w:rPr>
-        <w:t xml:space="preserve"> with features like dynamic search, dark mode, and smooth animations.</w:t>
+          <w:sz w:val="32"/>
+          <w:szCs w:val="32"/>
+        </w:rPr>
+        <w:t>loading, error, and data states</w:t>
+      </w:r>
+      <w:r>
+        <w:rPr>
+          <w:sz w:val="32"/>
+          <w:szCs w:val="32"/>
+        </w:rPr>
+        <w:t>. React Query automates most of this, making the code cleaner and more maintainable.</w:t>
       </w:r>
     </w:p>
     <w:p>
       <w:pPr>
         <w:rPr>
-          <w:sz w:val="34"/>
-          <w:szCs w:val="34"/>
-        </w:rPr>
-      </w:pPr>
-      <w:r>
-        <w:rPr>
-          <w:sz w:val="34"/>
-          <w:szCs w:val="34"/>
-        </w:rPr>
-        <w:pict w14:anchorId="63FCC57F">
-          <v:rect id="_x0000_i1030" style="width:0;height:1.5pt" o:hralign="center" o:hrstd="t" o:hr="t" fillcolor="#a0a0a0" stroked="f"/>
+          <w:sz w:val="32"/>
+          <w:szCs w:val="32"/>
+        </w:rPr>
+      </w:pPr>
+      <w:r>
+        <w:rPr>
+          <w:sz w:val="32"/>
+          <w:szCs w:val="32"/>
+        </w:rPr>
+        <w:pict w14:anchorId="0AAE1267">
+          <v:rect id="_x0000_i1032" style="width:0;height:1.5pt" o:hralign="center" o:hrstd="t" o:hr="t" fillcolor="#a0a0a0" stroked="f"/>
         </w:pict>
       </w:r>
     </w:p>
     <w:p>
       <w:pPr>
-        <w:pStyle w:val="Heading2"/>
-        <w:rPr>
-          <w:sz w:val="34"/>
-          <w:szCs w:val="34"/>
-        </w:rPr>
-      </w:pPr>
-      <w:r>
-        <w:rPr>
-          <w:sz w:val="34"/>
-          <w:szCs w:val="34"/>
-        </w:rPr>
-        <w:t>Technical Breakdown</w:t>
-      </w:r>
-    </w:p>
-    <w:p>
-      <w:pPr>
-        <w:pStyle w:val="NormalWeb"/>
-        <w:rPr>
-          <w:sz w:val="34"/>
-          <w:szCs w:val="34"/>
-        </w:rPr>
-      </w:pPr>
-      <w:r>
-        <w:rPr>
-          <w:sz w:val="34"/>
-          <w:szCs w:val="34"/>
-        </w:rPr>
-        <w:t xml:space="preserve">The app is built on the </w:t>
-      </w:r>
+        <w:pStyle w:val="Heading3"/>
+        <w:rPr>
+          <w:sz w:val="32"/>
+          <w:szCs w:val="32"/>
+        </w:rPr>
+      </w:pPr>
       <w:r>
         <w:rPr>
           <w:rStyle w:val="Strong"/>
-          <w:sz w:val="34"/>
-          <w:szCs w:val="34"/>
-        </w:rPr>
-        <w:t xml:space="preserve">React + </w:t>
-      </w:r>
-      <w:proofErr w:type="spellStart"/>
-      <w:r>
-        <w:rPr>
-          <w:rStyle w:val="Strong"/>
-          <w:sz w:val="34"/>
-          <w:szCs w:val="34"/>
-        </w:rPr>
-        <w:t>Vite</w:t>
-      </w:r>
-      <w:proofErr w:type="spellEnd"/>
-      <w:r>
-        <w:rPr>
-          <w:sz w:val="34"/>
-          <w:szCs w:val="34"/>
-        </w:rPr>
-        <w:t xml:space="preserve"> framework, which ensures fast development and efficient rendering. The styling is done using </w:t>
-      </w:r>
-      <w:r>
-        <w:rPr>
-          <w:rStyle w:val="Strong"/>
-          <w:sz w:val="34"/>
-          <w:szCs w:val="34"/>
-        </w:rPr>
-        <w:t>Tailwind CSS</w:t>
-      </w:r>
-      <w:r>
-        <w:rPr>
-          <w:sz w:val="34"/>
-          <w:szCs w:val="34"/>
-        </w:rPr>
-        <w:t>, which provides utility-first classes and a clean design system.</w:t>
-      </w:r>
-    </w:p>
-    <w:p>
-      <w:pPr>
-        <w:pStyle w:val="NormalWeb"/>
-        <w:rPr>
-          <w:sz w:val="34"/>
-          <w:szCs w:val="34"/>
-        </w:rPr>
-      </w:pPr>
-      <w:r>
-        <w:rPr>
-          <w:sz w:val="34"/>
-          <w:szCs w:val="34"/>
-        </w:rPr>
-        <w:t>Key features include:</w:t>
+          <w:b/>
+          <w:bCs/>
+          <w:sz w:val="32"/>
+          <w:szCs w:val="32"/>
+        </w:rPr>
+        <w:t>2. Core Features of React Query</w:t>
       </w:r>
     </w:p>
     <w:p>
@@ -715,128 +666,27 @@
         <w:pStyle w:val="NormalWeb"/>
         <w:numPr>
           <w:ilvl w:val="0"/>
-          <w:numId w:val="24"/>
+          <w:numId w:val="27"/>
         </w:numPr>
         <w:rPr>
-          <w:sz w:val="34"/>
-          <w:szCs w:val="34"/>
+          <w:sz w:val="32"/>
+          <w:szCs w:val="32"/>
         </w:rPr>
       </w:pPr>
       <w:r>
         <w:rPr>
           <w:rStyle w:val="Strong"/>
-          <w:sz w:val="34"/>
-          <w:szCs w:val="34"/>
-        </w:rPr>
-        <w:t>API Integration</w:t>
-      </w:r>
-    </w:p>
-    <w:p>
-      <w:pPr>
-        <w:pStyle w:val="NormalWeb"/>
-        <w:numPr>
-          <w:ilvl w:val="1"/>
-          <w:numId w:val="24"/>
-        </w:numPr>
-        <w:rPr>
-          <w:sz w:val="34"/>
-          <w:szCs w:val="34"/>
-        </w:rPr>
-      </w:pPr>
-      <w:r>
-        <w:rPr>
-          <w:sz w:val="34"/>
-          <w:szCs w:val="34"/>
-        </w:rPr>
-        <w:t xml:space="preserve">The app uses the </w:t>
-      </w:r>
-      <w:proofErr w:type="spellStart"/>
-      <w:r>
-        <w:rPr>
-          <w:rStyle w:val="Strong"/>
-          <w:sz w:val="34"/>
-          <w:szCs w:val="34"/>
-        </w:rPr>
-        <w:t>OpenWeatherMap</w:t>
-      </w:r>
-      <w:proofErr w:type="spellEnd"/>
-      <w:r>
-        <w:rPr>
-          <w:rStyle w:val="Strong"/>
-          <w:sz w:val="34"/>
-          <w:szCs w:val="34"/>
-        </w:rPr>
-        <w:t xml:space="preserve"> REST API</w:t>
-      </w:r>
-      <w:r>
-        <w:rPr>
-          <w:sz w:val="34"/>
-          <w:szCs w:val="34"/>
-        </w:rPr>
-        <w:t xml:space="preserve"> to fetch weather details.</w:t>
-      </w:r>
-    </w:p>
-    <w:p>
-      <w:pPr>
-        <w:pStyle w:val="NormalWeb"/>
-        <w:numPr>
-          <w:ilvl w:val="1"/>
-          <w:numId w:val="24"/>
-        </w:numPr>
-        <w:rPr>
-          <w:sz w:val="34"/>
-          <w:szCs w:val="34"/>
-        </w:rPr>
-      </w:pPr>
-      <w:r>
-        <w:rPr>
-          <w:sz w:val="34"/>
-          <w:szCs w:val="34"/>
-        </w:rPr>
-        <w:t xml:space="preserve">The API key is stored in a </w:t>
-      </w:r>
-      <w:r>
-        <w:rPr>
-          <w:rStyle w:val="HTMLCode"/>
-          <w:sz w:val="34"/>
-          <w:szCs w:val="34"/>
-        </w:rPr>
-        <w:t>.env</w:t>
-      </w:r>
-      <w:r>
-        <w:rPr>
-          <w:sz w:val="34"/>
-          <w:szCs w:val="34"/>
-        </w:rPr>
-        <w:t xml:space="preserve"> file for security and is accessed in the code using </w:t>
-      </w:r>
-      <w:proofErr w:type="spellStart"/>
-      <w:proofErr w:type="gramStart"/>
-      <w:r>
-        <w:rPr>
-          <w:rStyle w:val="HTMLCode"/>
-          <w:sz w:val="34"/>
-          <w:szCs w:val="34"/>
-        </w:rPr>
-        <w:lastRenderedPageBreak/>
-        <w:t>import.meta.env.VITE</w:t>
-      </w:r>
-      <w:proofErr w:type="gramEnd"/>
-      <w:r>
-        <w:rPr>
-          <w:rStyle w:val="HTMLCode"/>
-          <w:sz w:val="34"/>
-          <w:szCs w:val="34"/>
-        </w:rPr>
-        <w:t>_OPENWEATHER_API_KEY</w:t>
-      </w:r>
-      <w:proofErr w:type="spellEnd"/>
-      <w:r>
-        <w:rPr>
-          <w:sz w:val="34"/>
-          <w:szCs w:val="34"/>
-        </w:rPr>
-        <w:t>.</w:t>
+          <w:sz w:val="32"/>
+          <w:szCs w:val="32"/>
+        </w:rPr>
+        <w:t>Declarative Data Fetching</w:t>
+      </w:r>
+      <w:r>
+        <w:rPr>
+          <w:sz w:val="32"/>
+          <w:szCs w:val="32"/>
+        </w:rPr>
+        <w:t xml:space="preserve"> – Simply define how data should be fetched, and React Query handles when and how often.</w:t>
       </w:r>
     </w:p>
     <w:p>
@@ -844,60 +694,44 @@
         <w:pStyle w:val="NormalWeb"/>
         <w:numPr>
           <w:ilvl w:val="0"/>
-          <w:numId w:val="24"/>
+          <w:numId w:val="27"/>
         </w:numPr>
         <w:rPr>
-          <w:sz w:val="34"/>
-          <w:szCs w:val="34"/>
+          <w:sz w:val="32"/>
+          <w:szCs w:val="32"/>
         </w:rPr>
       </w:pPr>
       <w:r>
         <w:rPr>
           <w:rStyle w:val="Strong"/>
-          <w:sz w:val="34"/>
-          <w:szCs w:val="34"/>
-        </w:rPr>
-        <w:t>Search Functionality</w:t>
-      </w:r>
-    </w:p>
-    <w:p>
-      <w:pPr>
-        <w:pStyle w:val="NormalWeb"/>
-        <w:numPr>
-          <w:ilvl w:val="1"/>
-          <w:numId w:val="24"/>
-        </w:numPr>
-        <w:rPr>
-          <w:sz w:val="34"/>
-          <w:szCs w:val="34"/>
-        </w:rPr>
-      </w:pPr>
-      <w:r>
-        <w:rPr>
-          <w:sz w:val="34"/>
-          <w:szCs w:val="34"/>
-        </w:rPr>
-        <w:t>Users can enter the name of a city in the search bar.</w:t>
-      </w:r>
-    </w:p>
-    <w:p>
-      <w:pPr>
-        <w:pStyle w:val="NormalWeb"/>
-        <w:numPr>
-          <w:ilvl w:val="1"/>
-          <w:numId w:val="24"/>
-        </w:numPr>
-        <w:rPr>
-          <w:sz w:val="34"/>
-          <w:szCs w:val="34"/>
-        </w:rPr>
-      </w:pPr>
-      <w:r>
-        <w:rPr>
-          <w:sz w:val="34"/>
-          <w:szCs w:val="34"/>
-        </w:rPr>
-        <w:t>The app fetches and displays live weather information for the requested city.</w:t>
+          <w:sz w:val="32"/>
+          <w:szCs w:val="32"/>
+        </w:rPr>
+        <w:t>Built-in Loading &amp; Error States</w:t>
+      </w:r>
+      <w:r>
+        <w:rPr>
+          <w:sz w:val="32"/>
+          <w:szCs w:val="32"/>
+        </w:rPr>
+        <w:t xml:space="preserve"> – No need to write extra </w:t>
+      </w:r>
+      <w:proofErr w:type="spellStart"/>
+      <w:r>
+        <w:rPr>
+          <w:rStyle w:val="HTMLCode"/>
+          <w:sz w:val="32"/>
+          <w:szCs w:val="32"/>
+        </w:rPr>
+        <w:t>useState</w:t>
+      </w:r>
+      <w:proofErr w:type="spellEnd"/>
+      <w:r>
+        <w:rPr>
+          <w:sz w:val="32"/>
+          <w:szCs w:val="32"/>
+        </w:rPr>
+        <w:t xml:space="preserve"> for these.</w:t>
       </w:r>
     </w:p>
     <w:p>
@@ -905,60 +739,27 @@
         <w:pStyle w:val="NormalWeb"/>
         <w:numPr>
           <w:ilvl w:val="0"/>
-          <w:numId w:val="24"/>
+          <w:numId w:val="27"/>
         </w:numPr>
         <w:rPr>
-          <w:sz w:val="34"/>
-          <w:szCs w:val="34"/>
+          <w:sz w:val="32"/>
+          <w:szCs w:val="32"/>
         </w:rPr>
       </w:pPr>
       <w:r>
         <w:rPr>
           <w:rStyle w:val="Strong"/>
-          <w:sz w:val="34"/>
-          <w:szCs w:val="34"/>
-        </w:rPr>
-        <w:t>Weather Display</w:t>
-      </w:r>
-    </w:p>
-    <w:p>
-      <w:pPr>
-        <w:pStyle w:val="NormalWeb"/>
-        <w:numPr>
-          <w:ilvl w:val="1"/>
-          <w:numId w:val="24"/>
-        </w:numPr>
-        <w:rPr>
-          <w:sz w:val="34"/>
-          <w:szCs w:val="34"/>
-        </w:rPr>
-      </w:pPr>
-      <w:r>
-        <w:rPr>
-          <w:sz w:val="34"/>
-          <w:szCs w:val="34"/>
-        </w:rPr>
-        <w:t>Shows temperature, weather condition (clear, rain, snow, etc.), humidity, and wind speed.</w:t>
-      </w:r>
-    </w:p>
-    <w:p>
-      <w:pPr>
-        <w:pStyle w:val="NormalWeb"/>
-        <w:numPr>
-          <w:ilvl w:val="1"/>
-          <w:numId w:val="24"/>
-        </w:numPr>
-        <w:rPr>
-          <w:sz w:val="34"/>
-          <w:szCs w:val="34"/>
-        </w:rPr>
-      </w:pPr>
-      <w:r>
-        <w:rPr>
-          <w:sz w:val="34"/>
-          <w:szCs w:val="34"/>
-        </w:rPr>
-        <w:t>Icons and text update dynamically based on API response.</w:t>
+          <w:sz w:val="32"/>
+          <w:szCs w:val="32"/>
+        </w:rPr>
+        <w:t>Caching</w:t>
+      </w:r>
+      <w:r>
+        <w:rPr>
+          <w:sz w:val="32"/>
+          <w:szCs w:val="32"/>
+        </w:rPr>
+        <w:t xml:space="preserve"> – Data is cached, reducing unnecessary API calls.</w:t>
       </w:r>
     </w:p>
     <w:p>
@@ -966,60 +767,29 @@
         <w:pStyle w:val="NormalWeb"/>
         <w:numPr>
           <w:ilvl w:val="0"/>
-          <w:numId w:val="24"/>
+          <w:numId w:val="27"/>
         </w:numPr>
         <w:rPr>
-          <w:sz w:val="34"/>
-          <w:szCs w:val="34"/>
-        </w:rPr>
-      </w:pPr>
+          <w:sz w:val="32"/>
+          <w:szCs w:val="32"/>
+        </w:rPr>
+      </w:pPr>
+      <w:proofErr w:type="spellStart"/>
       <w:r>
         <w:rPr>
           <w:rStyle w:val="Strong"/>
-          <w:sz w:val="34"/>
-          <w:szCs w:val="34"/>
-        </w:rPr>
-        <w:t>Responsive Design</w:t>
-      </w:r>
-    </w:p>
-    <w:p>
-      <w:pPr>
-        <w:pStyle w:val="NormalWeb"/>
-        <w:numPr>
-          <w:ilvl w:val="1"/>
-          <w:numId w:val="24"/>
-        </w:numPr>
-        <w:rPr>
-          <w:sz w:val="34"/>
-          <w:szCs w:val="34"/>
-        </w:rPr>
-      </w:pPr>
-      <w:r>
-        <w:rPr>
-          <w:sz w:val="34"/>
-          <w:szCs w:val="34"/>
-        </w:rPr>
-        <w:t>Tailwind CSS ensures the app looks good on desktop, tablet, and mobile devices.</w:t>
-      </w:r>
-    </w:p>
-    <w:p>
-      <w:pPr>
-        <w:pStyle w:val="NormalWeb"/>
-        <w:numPr>
-          <w:ilvl w:val="1"/>
-          <w:numId w:val="24"/>
-        </w:numPr>
-        <w:rPr>
-          <w:sz w:val="34"/>
-          <w:szCs w:val="34"/>
-        </w:rPr>
-      </w:pPr>
-      <w:r>
-        <w:rPr>
-          <w:sz w:val="34"/>
-          <w:szCs w:val="34"/>
-        </w:rPr>
-        <w:t>Layout adapts automatically to screen size.</w:t>
+          <w:sz w:val="32"/>
+          <w:szCs w:val="32"/>
+        </w:rPr>
+        <w:t>Refetching</w:t>
+      </w:r>
+      <w:proofErr w:type="spellEnd"/>
+      <w:r>
+        <w:rPr>
+          <w:sz w:val="32"/>
+          <w:szCs w:val="32"/>
+        </w:rPr>
+        <w:t xml:space="preserve"> – Data can automatically refresh when the app regains focus or reconnects to the internet.</w:t>
       </w:r>
     </w:p>
     <w:p>
@@ -1027,60 +797,27 @@
         <w:pStyle w:val="NormalWeb"/>
         <w:numPr>
           <w:ilvl w:val="0"/>
-          <w:numId w:val="24"/>
+          <w:numId w:val="27"/>
         </w:numPr>
         <w:rPr>
-          <w:sz w:val="34"/>
-          <w:szCs w:val="34"/>
+          <w:sz w:val="32"/>
+          <w:szCs w:val="32"/>
         </w:rPr>
       </w:pPr>
       <w:r>
         <w:rPr>
           <w:rStyle w:val="Strong"/>
-          <w:sz w:val="34"/>
-          <w:szCs w:val="34"/>
-        </w:rPr>
-        <w:t>Dark Mode and Animations</w:t>
-      </w:r>
-    </w:p>
-    <w:p>
-      <w:pPr>
-        <w:pStyle w:val="NormalWeb"/>
-        <w:numPr>
-          <w:ilvl w:val="1"/>
-          <w:numId w:val="24"/>
-        </w:numPr>
-        <w:rPr>
-          <w:sz w:val="34"/>
-          <w:szCs w:val="34"/>
-        </w:rPr>
-      </w:pPr>
-      <w:r>
-        <w:rPr>
-          <w:sz w:val="34"/>
-          <w:szCs w:val="34"/>
-        </w:rPr>
-        <w:t>Implemented dark/light mode toggle for better user experience.</w:t>
-      </w:r>
-    </w:p>
-    <w:p>
-      <w:pPr>
-        <w:pStyle w:val="NormalWeb"/>
-        <w:numPr>
-          <w:ilvl w:val="1"/>
-          <w:numId w:val="24"/>
-        </w:numPr>
-        <w:rPr>
-          <w:sz w:val="34"/>
-          <w:szCs w:val="34"/>
-        </w:rPr>
-      </w:pPr>
-      <w:r>
-        <w:rPr>
-          <w:sz w:val="34"/>
-          <w:szCs w:val="34"/>
-        </w:rPr>
-        <w:t>Smooth transitions and hover effects enhance interactivity.</w:t>
+          <w:sz w:val="32"/>
+          <w:szCs w:val="32"/>
+        </w:rPr>
+        <w:t>Background Updates</w:t>
+      </w:r>
+      <w:r>
+        <w:rPr>
+          <w:sz w:val="32"/>
+          <w:szCs w:val="32"/>
+        </w:rPr>
+        <w:t xml:space="preserve"> – Users see old data until new data is fetched.</w:t>
       </w:r>
     </w:p>
     <w:p>
@@ -1088,93 +825,618 @@
         <w:pStyle w:val="NormalWeb"/>
         <w:numPr>
           <w:ilvl w:val="0"/>
-          <w:numId w:val="24"/>
+          <w:numId w:val="27"/>
         </w:numPr>
         <w:rPr>
-          <w:sz w:val="34"/>
-          <w:szCs w:val="34"/>
+          <w:sz w:val="32"/>
+          <w:szCs w:val="32"/>
         </w:rPr>
       </w:pPr>
       <w:r>
         <w:rPr>
           <w:rStyle w:val="Strong"/>
-          <w:sz w:val="34"/>
-          <w:szCs w:val="34"/>
-        </w:rPr>
-        <w:t>Error Handling</w:t>
+          <w:sz w:val="32"/>
+          <w:szCs w:val="32"/>
+        </w:rPr>
+        <w:t>Pagination &amp; Infinite Queries</w:t>
+      </w:r>
+      <w:r>
+        <w:rPr>
+          <w:sz w:val="32"/>
+          <w:szCs w:val="32"/>
+        </w:rPr>
+        <w:t xml:space="preserve"> – Makes handling lists or scrollable content easier.</w:t>
       </w:r>
     </w:p>
     <w:p>
       <w:pPr>
-        <w:pStyle w:val="NormalWeb"/>
-        <w:numPr>
-          <w:ilvl w:val="1"/>
-          <w:numId w:val="24"/>
-        </w:numPr>
-        <w:rPr>
-          <w:sz w:val="34"/>
-          <w:szCs w:val="34"/>
-        </w:rPr>
-      </w:pPr>
-      <w:r>
-        <w:rPr>
-          <w:sz w:val="34"/>
-          <w:szCs w:val="34"/>
-        </w:rPr>
-        <w:t>Displays clear messages when the API limit is reached or the city name is invalid.</w:t>
+        <w:rPr>
+          <w:sz w:val="32"/>
+          <w:szCs w:val="32"/>
+        </w:rPr>
+      </w:pPr>
+      <w:r>
+        <w:rPr>
+          <w:sz w:val="32"/>
+          <w:szCs w:val="32"/>
+        </w:rPr>
+        <w:pict w14:anchorId="5304ABD8">
+          <v:rect id="_x0000_i1033" style="width:0;height:1.5pt" o:hralign="center" o:hrstd="t" o:hr="t" fillcolor="#a0a0a0" stroked="f"/>
+        </w:pict>
       </w:r>
     </w:p>
     <w:p>
       <w:pPr>
-        <w:pStyle w:val="NormalWeb"/>
-        <w:numPr>
-          <w:ilvl w:val="1"/>
-          <w:numId w:val="24"/>
-        </w:numPr>
-        <w:rPr>
-          <w:sz w:val="34"/>
-          <w:szCs w:val="34"/>
-        </w:rPr>
-      </w:pPr>
-      <w:r>
-        <w:rPr>
-          <w:sz w:val="34"/>
-          <w:szCs w:val="34"/>
-        </w:rPr>
-        <w:t>Handles cases where API key is missing or incorrect.</w:t>
+        <w:pStyle w:val="Heading3"/>
+        <w:rPr>
+          <w:sz w:val="32"/>
+          <w:szCs w:val="32"/>
+        </w:rPr>
+      </w:pPr>
+      <w:r>
+        <w:rPr>
+          <w:rStyle w:val="Strong"/>
+          <w:b/>
+          <w:bCs/>
+          <w:sz w:val="32"/>
+          <w:szCs w:val="32"/>
+        </w:rPr>
+        <w:t>3. Basic Usage Example</w:t>
       </w:r>
     </w:p>
     <w:p>
       <w:pPr>
-        <w:rPr>
-          <w:sz w:val="34"/>
-          <w:szCs w:val="34"/>
-        </w:rPr>
-      </w:pPr>
-      <w:r>
-        <w:rPr>
-          <w:sz w:val="34"/>
-          <w:szCs w:val="34"/>
-        </w:rPr>
-        <w:pict w14:anchorId="73317B07">
-          <v:rect id="_x0000_i1031" style="width:0;height:1.5pt" o:hralign="center" o:hrstd="t" o:hr="t" fillcolor="#a0a0a0" stroked="f"/>
-        </w:pict>
+        <w:pStyle w:val="HTMLPreformatted"/>
+        <w:rPr>
+          <w:rStyle w:val="HTMLCode"/>
+          <w:sz w:val="32"/>
+          <w:szCs w:val="32"/>
+        </w:rPr>
+      </w:pPr>
+      <w:r>
+        <w:rPr>
+          <w:rStyle w:val="HTMLCode"/>
+          <w:sz w:val="32"/>
+          <w:szCs w:val="32"/>
+        </w:rPr>
+        <w:lastRenderedPageBreak/>
+        <w:t xml:space="preserve">import </w:t>
+      </w:r>
+      <w:proofErr w:type="gramStart"/>
+      <w:r>
+        <w:rPr>
+          <w:rStyle w:val="HTMLCode"/>
+          <w:sz w:val="32"/>
+          <w:szCs w:val="32"/>
+        </w:rPr>
+        <w:t xml:space="preserve">{ </w:t>
+      </w:r>
+      <w:proofErr w:type="spellStart"/>
+      <w:r>
+        <w:rPr>
+          <w:rStyle w:val="HTMLCode"/>
+          <w:sz w:val="32"/>
+          <w:szCs w:val="32"/>
+        </w:rPr>
+        <w:t>useQuery</w:t>
+      </w:r>
+      <w:proofErr w:type="spellEnd"/>
+      <w:proofErr w:type="gramEnd"/>
+      <w:r>
+        <w:rPr>
+          <w:rStyle w:val="HTMLCode"/>
+          <w:sz w:val="32"/>
+          <w:szCs w:val="32"/>
+        </w:rPr>
+        <w:t xml:space="preserve"> } from '@</w:t>
+      </w:r>
+      <w:proofErr w:type="spellStart"/>
+      <w:r>
+        <w:rPr>
+          <w:rStyle w:val="HTMLCode"/>
+          <w:sz w:val="32"/>
+          <w:szCs w:val="32"/>
+        </w:rPr>
+        <w:t>tanstack</w:t>
+      </w:r>
+      <w:proofErr w:type="spellEnd"/>
+      <w:r>
+        <w:rPr>
+          <w:rStyle w:val="HTMLCode"/>
+          <w:sz w:val="32"/>
+          <w:szCs w:val="32"/>
+        </w:rPr>
+        <w:t>/react-query';</w:t>
       </w:r>
     </w:p>
     <w:p>
       <w:pPr>
-        <w:pStyle w:val="Heading2"/>
-        <w:rPr>
-          <w:sz w:val="34"/>
-          <w:szCs w:val="34"/>
-        </w:rPr>
-      </w:pPr>
-      <w:r>
-        <w:rPr>
-          <w:sz w:val="34"/>
-          <w:szCs w:val="34"/>
-        </w:rPr>
-        <w:t>Challenges Faced</w:t>
+        <w:pStyle w:val="HTMLPreformatted"/>
+        <w:rPr>
+          <w:rStyle w:val="HTMLCode"/>
+          <w:sz w:val="32"/>
+          <w:szCs w:val="32"/>
+        </w:rPr>
+      </w:pPr>
+    </w:p>
+    <w:p>
+      <w:pPr>
+        <w:pStyle w:val="HTMLPreformatted"/>
+        <w:rPr>
+          <w:rStyle w:val="HTMLCode"/>
+          <w:sz w:val="32"/>
+          <w:szCs w:val="32"/>
+        </w:rPr>
+      </w:pPr>
+      <w:r>
+        <w:rPr>
+          <w:rStyle w:val="HTMLCode"/>
+          <w:sz w:val="32"/>
+          <w:szCs w:val="32"/>
+        </w:rPr>
+        <w:t xml:space="preserve">function </w:t>
+      </w:r>
+      <w:proofErr w:type="gramStart"/>
+      <w:r>
+        <w:rPr>
+          <w:rStyle w:val="HTMLCode"/>
+          <w:sz w:val="32"/>
+          <w:szCs w:val="32"/>
+        </w:rPr>
+        <w:t>Users(</w:t>
+      </w:r>
+      <w:proofErr w:type="gramEnd"/>
+      <w:r>
+        <w:rPr>
+          <w:rStyle w:val="HTMLCode"/>
+          <w:sz w:val="32"/>
+          <w:szCs w:val="32"/>
+        </w:rPr>
+        <w:t>) {</w:t>
+      </w:r>
+    </w:p>
+    <w:p>
+      <w:pPr>
+        <w:pStyle w:val="HTMLPreformatted"/>
+        <w:rPr>
+          <w:rStyle w:val="HTMLCode"/>
+          <w:sz w:val="32"/>
+          <w:szCs w:val="32"/>
+        </w:rPr>
+      </w:pPr>
+      <w:r>
+        <w:rPr>
+          <w:rStyle w:val="HTMLCode"/>
+          <w:sz w:val="32"/>
+          <w:szCs w:val="32"/>
+        </w:rPr>
+        <w:t xml:space="preserve">  const </w:t>
+      </w:r>
+      <w:proofErr w:type="gramStart"/>
+      <w:r>
+        <w:rPr>
+          <w:rStyle w:val="HTMLCode"/>
+          <w:sz w:val="32"/>
+          <w:szCs w:val="32"/>
+        </w:rPr>
+        <w:t>{ data</w:t>
+      </w:r>
+      <w:proofErr w:type="gramEnd"/>
+      <w:r>
+        <w:rPr>
+          <w:rStyle w:val="HTMLCode"/>
+          <w:sz w:val="32"/>
+          <w:szCs w:val="32"/>
+        </w:rPr>
+        <w:t xml:space="preserve">, </w:t>
+      </w:r>
+      <w:proofErr w:type="spellStart"/>
+      <w:r>
+        <w:rPr>
+          <w:rStyle w:val="HTMLCode"/>
+          <w:sz w:val="32"/>
+          <w:szCs w:val="32"/>
+        </w:rPr>
+        <w:t>isLoading</w:t>
+      </w:r>
+      <w:proofErr w:type="spellEnd"/>
+      <w:r>
+        <w:rPr>
+          <w:rStyle w:val="HTMLCode"/>
+          <w:sz w:val="32"/>
+          <w:szCs w:val="32"/>
+        </w:rPr>
+        <w:t xml:space="preserve">, error } = </w:t>
+      </w:r>
+      <w:proofErr w:type="spellStart"/>
+      <w:r>
+        <w:rPr>
+          <w:rStyle w:val="HTMLCode"/>
+          <w:sz w:val="32"/>
+          <w:szCs w:val="32"/>
+        </w:rPr>
+        <w:t>useQuery</w:t>
+      </w:r>
+      <w:proofErr w:type="spellEnd"/>
+      <w:r>
+        <w:rPr>
+          <w:rStyle w:val="HTMLCode"/>
+          <w:sz w:val="32"/>
+          <w:szCs w:val="32"/>
+        </w:rPr>
+        <w:t>({</w:t>
+      </w:r>
+    </w:p>
+    <w:p>
+      <w:pPr>
+        <w:pStyle w:val="HTMLPreformatted"/>
+        <w:rPr>
+          <w:rStyle w:val="HTMLCode"/>
+          <w:sz w:val="32"/>
+          <w:szCs w:val="32"/>
+        </w:rPr>
+      </w:pPr>
+      <w:r>
+        <w:rPr>
+          <w:rStyle w:val="HTMLCode"/>
+          <w:sz w:val="32"/>
+          <w:szCs w:val="32"/>
+        </w:rPr>
+        <w:t xml:space="preserve">    </w:t>
+      </w:r>
+      <w:proofErr w:type="spellStart"/>
+      <w:r>
+        <w:rPr>
+          <w:rStyle w:val="HTMLCode"/>
+          <w:sz w:val="32"/>
+          <w:szCs w:val="32"/>
+        </w:rPr>
+        <w:t>queryKey</w:t>
+      </w:r>
+      <w:proofErr w:type="spellEnd"/>
+      <w:r>
+        <w:rPr>
+          <w:rStyle w:val="HTMLCode"/>
+          <w:sz w:val="32"/>
+          <w:szCs w:val="32"/>
+        </w:rPr>
+        <w:t>: ['users'],</w:t>
+      </w:r>
+    </w:p>
+    <w:p>
+      <w:pPr>
+        <w:pStyle w:val="HTMLPreformatted"/>
+        <w:rPr>
+          <w:rStyle w:val="HTMLCode"/>
+          <w:sz w:val="32"/>
+          <w:szCs w:val="32"/>
+        </w:rPr>
+      </w:pPr>
+      <w:r>
+        <w:rPr>
+          <w:rStyle w:val="HTMLCode"/>
+          <w:sz w:val="32"/>
+          <w:szCs w:val="32"/>
+        </w:rPr>
+        <w:t xml:space="preserve">    </w:t>
+      </w:r>
+      <w:proofErr w:type="spellStart"/>
+      <w:r>
+        <w:rPr>
+          <w:rStyle w:val="HTMLCode"/>
+          <w:sz w:val="32"/>
+          <w:szCs w:val="32"/>
+        </w:rPr>
+        <w:t>queryFn</w:t>
+      </w:r>
+      <w:proofErr w:type="spellEnd"/>
+      <w:r>
+        <w:rPr>
+          <w:rStyle w:val="HTMLCode"/>
+          <w:sz w:val="32"/>
+          <w:szCs w:val="32"/>
+        </w:rPr>
+        <w:t xml:space="preserve">: () =&gt; </w:t>
+      </w:r>
+      <w:proofErr w:type="gramStart"/>
+      <w:r>
+        <w:rPr>
+          <w:rStyle w:val="HTMLCode"/>
+          <w:sz w:val="32"/>
+          <w:szCs w:val="32"/>
+        </w:rPr>
+        <w:t>fetch(</w:t>
+      </w:r>
+      <w:proofErr w:type="gramEnd"/>
+      <w:r>
+        <w:rPr>
+          <w:rStyle w:val="HTMLCode"/>
+          <w:sz w:val="32"/>
+          <w:szCs w:val="32"/>
+        </w:rPr>
+        <w:t xml:space="preserve">'https://api.example.com/users').then(res =&gt; </w:t>
+      </w:r>
+      <w:proofErr w:type="spellStart"/>
+      <w:r>
+        <w:rPr>
+          <w:rStyle w:val="HTMLCode"/>
+          <w:sz w:val="32"/>
+          <w:szCs w:val="32"/>
+        </w:rPr>
+        <w:t>res.json</w:t>
+      </w:r>
+      <w:proofErr w:type="spellEnd"/>
+      <w:r>
+        <w:rPr>
+          <w:rStyle w:val="HTMLCode"/>
+          <w:sz w:val="32"/>
+          <w:szCs w:val="32"/>
+        </w:rPr>
+        <w:t>())</w:t>
+      </w:r>
+    </w:p>
+    <w:p>
+      <w:pPr>
+        <w:pStyle w:val="HTMLPreformatted"/>
+        <w:rPr>
+          <w:rStyle w:val="HTMLCode"/>
+          <w:sz w:val="32"/>
+          <w:szCs w:val="32"/>
+        </w:rPr>
+      </w:pPr>
+      <w:r>
+        <w:rPr>
+          <w:rStyle w:val="HTMLCode"/>
+          <w:sz w:val="32"/>
+          <w:szCs w:val="32"/>
+        </w:rPr>
+        <w:t xml:space="preserve">  });</w:t>
+      </w:r>
+    </w:p>
+    <w:p>
+      <w:pPr>
+        <w:pStyle w:val="HTMLPreformatted"/>
+        <w:rPr>
+          <w:rStyle w:val="HTMLCode"/>
+          <w:sz w:val="32"/>
+          <w:szCs w:val="32"/>
+        </w:rPr>
+      </w:pPr>
+    </w:p>
+    <w:p>
+      <w:pPr>
+        <w:pStyle w:val="HTMLPreformatted"/>
+        <w:rPr>
+          <w:rStyle w:val="HTMLCode"/>
+          <w:sz w:val="32"/>
+          <w:szCs w:val="32"/>
+        </w:rPr>
+      </w:pPr>
+      <w:r>
+        <w:rPr>
+          <w:rStyle w:val="HTMLCode"/>
+          <w:sz w:val="32"/>
+          <w:szCs w:val="32"/>
+        </w:rPr>
+        <w:t xml:space="preserve">  if (</w:t>
+      </w:r>
+      <w:proofErr w:type="spellStart"/>
+      <w:r>
+        <w:rPr>
+          <w:rStyle w:val="HTMLCode"/>
+          <w:sz w:val="32"/>
+          <w:szCs w:val="32"/>
+        </w:rPr>
+        <w:t>isLoading</w:t>
+      </w:r>
+      <w:proofErr w:type="spellEnd"/>
+      <w:r>
+        <w:rPr>
+          <w:rStyle w:val="HTMLCode"/>
+          <w:sz w:val="32"/>
+          <w:szCs w:val="32"/>
+        </w:rPr>
+        <w:t>) return &lt;p&gt;Loading...&lt;/p&gt;;</w:t>
+      </w:r>
+    </w:p>
+    <w:p>
+      <w:pPr>
+        <w:pStyle w:val="HTMLPreformatted"/>
+        <w:rPr>
+          <w:rStyle w:val="HTMLCode"/>
+          <w:sz w:val="32"/>
+          <w:szCs w:val="32"/>
+        </w:rPr>
+      </w:pPr>
+      <w:r>
+        <w:rPr>
+          <w:rStyle w:val="HTMLCode"/>
+          <w:sz w:val="32"/>
+          <w:szCs w:val="32"/>
+        </w:rPr>
+        <w:t xml:space="preserve">  if (error) return &lt;p&gt;Error: {</w:t>
+      </w:r>
+      <w:proofErr w:type="spellStart"/>
+      <w:proofErr w:type="gramStart"/>
+      <w:r>
+        <w:rPr>
+          <w:rStyle w:val="HTMLCode"/>
+          <w:sz w:val="32"/>
+          <w:szCs w:val="32"/>
+        </w:rPr>
+        <w:t>error.message</w:t>
+      </w:r>
+      <w:proofErr w:type="spellEnd"/>
+      <w:proofErr w:type="gramEnd"/>
+      <w:r>
+        <w:rPr>
+          <w:rStyle w:val="HTMLCode"/>
+          <w:sz w:val="32"/>
+          <w:szCs w:val="32"/>
+        </w:rPr>
+        <w:t>}&lt;/p&gt;;</w:t>
+      </w:r>
+    </w:p>
+    <w:p>
+      <w:pPr>
+        <w:pStyle w:val="HTMLPreformatted"/>
+        <w:rPr>
+          <w:rStyle w:val="HTMLCode"/>
+          <w:sz w:val="32"/>
+          <w:szCs w:val="32"/>
+        </w:rPr>
+      </w:pPr>
+    </w:p>
+    <w:p>
+      <w:pPr>
+        <w:pStyle w:val="HTMLPreformatted"/>
+        <w:rPr>
+          <w:rStyle w:val="HTMLCode"/>
+          <w:sz w:val="32"/>
+          <w:szCs w:val="32"/>
+        </w:rPr>
+      </w:pPr>
+      <w:r>
+        <w:rPr>
+          <w:rStyle w:val="HTMLCode"/>
+          <w:sz w:val="32"/>
+          <w:szCs w:val="32"/>
+        </w:rPr>
+        <w:t xml:space="preserve">  return (</w:t>
+      </w:r>
+    </w:p>
+    <w:p>
+      <w:pPr>
+        <w:pStyle w:val="HTMLPreformatted"/>
+        <w:rPr>
+          <w:rStyle w:val="HTMLCode"/>
+          <w:sz w:val="32"/>
+          <w:szCs w:val="32"/>
+        </w:rPr>
+      </w:pPr>
+      <w:r>
+        <w:rPr>
+          <w:rStyle w:val="HTMLCode"/>
+          <w:sz w:val="32"/>
+          <w:szCs w:val="32"/>
+        </w:rPr>
+        <w:t xml:space="preserve">    &lt;ul&gt;</w:t>
+      </w:r>
+    </w:p>
+    <w:p>
+      <w:pPr>
+        <w:pStyle w:val="HTMLPreformatted"/>
+        <w:rPr>
+          <w:rStyle w:val="HTMLCode"/>
+          <w:sz w:val="32"/>
+          <w:szCs w:val="32"/>
+        </w:rPr>
+      </w:pPr>
+      <w:r>
+        <w:rPr>
+          <w:rStyle w:val="HTMLCode"/>
+          <w:sz w:val="32"/>
+          <w:szCs w:val="32"/>
+        </w:rPr>
+        <w:t xml:space="preserve">      {</w:t>
+      </w:r>
+      <w:proofErr w:type="spellStart"/>
+      <w:proofErr w:type="gramStart"/>
+      <w:r>
+        <w:rPr>
+          <w:rStyle w:val="HTMLCode"/>
+          <w:sz w:val="32"/>
+          <w:szCs w:val="32"/>
+        </w:rPr>
+        <w:t>data.map</w:t>
+      </w:r>
+      <w:proofErr w:type="spellEnd"/>
+      <w:r>
+        <w:rPr>
+          <w:rStyle w:val="HTMLCode"/>
+          <w:sz w:val="32"/>
+          <w:szCs w:val="32"/>
+        </w:rPr>
+        <w:t>(</w:t>
+      </w:r>
+      <w:proofErr w:type="gramEnd"/>
+      <w:r>
+        <w:rPr>
+          <w:rStyle w:val="HTMLCode"/>
+          <w:sz w:val="32"/>
+          <w:szCs w:val="32"/>
+        </w:rPr>
+        <w:t>user =&gt; &lt;li key={user.id}&gt;{user.name}&lt;/li&gt;)}</w:t>
+      </w:r>
+    </w:p>
+    <w:p>
+      <w:pPr>
+        <w:pStyle w:val="HTMLPreformatted"/>
+        <w:rPr>
+          <w:rStyle w:val="HTMLCode"/>
+          <w:sz w:val="32"/>
+          <w:szCs w:val="32"/>
+        </w:rPr>
+      </w:pPr>
+      <w:r>
+        <w:rPr>
+          <w:rStyle w:val="HTMLCode"/>
+          <w:sz w:val="32"/>
+          <w:szCs w:val="32"/>
+        </w:rPr>
+        <w:t xml:space="preserve">    &lt;/ul&gt;</w:t>
+      </w:r>
+    </w:p>
+    <w:p>
+      <w:pPr>
+        <w:pStyle w:val="HTMLPreformatted"/>
+        <w:rPr>
+          <w:rStyle w:val="HTMLCode"/>
+          <w:sz w:val="32"/>
+          <w:szCs w:val="32"/>
+        </w:rPr>
+      </w:pPr>
+      <w:r>
+        <w:rPr>
+          <w:rStyle w:val="HTMLCode"/>
+          <w:sz w:val="32"/>
+          <w:szCs w:val="32"/>
+        </w:rPr>
+        <w:t xml:space="preserve">  );</w:t>
+      </w:r>
+    </w:p>
+    <w:p>
+      <w:pPr>
+        <w:pStyle w:val="HTMLPreformatted"/>
+        <w:rPr>
+          <w:rStyle w:val="HTMLCode"/>
+          <w:sz w:val="32"/>
+          <w:szCs w:val="32"/>
+        </w:rPr>
+      </w:pPr>
+      <w:r>
+        <w:rPr>
+          <w:rStyle w:val="HTMLCode"/>
+          <w:sz w:val="32"/>
+          <w:szCs w:val="32"/>
+        </w:rPr>
+        <w:t>}</w:t>
+      </w:r>
+    </w:p>
+    <w:p>
+      <w:pPr>
+        <w:pStyle w:val="NormalWeb"/>
+        <w:rPr>
+          <w:sz w:val="32"/>
+          <w:szCs w:val="32"/>
+        </w:rPr>
+      </w:pPr>
+      <w:r>
+        <w:rPr>
+          <w:sz w:val="32"/>
+          <w:szCs w:val="32"/>
+        </w:rPr>
+        <w:t>Here:</w:t>
       </w:r>
     </w:p>
     <w:p>
@@ -1182,107 +1444,29 @@
         <w:pStyle w:val="NormalWeb"/>
         <w:numPr>
           <w:ilvl w:val="0"/>
-          <w:numId w:val="25"/>
+          <w:numId w:val="28"/>
         </w:numPr>
         <w:rPr>
-          <w:sz w:val="34"/>
-          <w:szCs w:val="34"/>
-        </w:rPr>
-      </w:pPr>
-      <w:r>
-        <w:rPr>
-          <w:rStyle w:val="Strong"/>
-          <w:sz w:val="34"/>
-          <w:szCs w:val="34"/>
-        </w:rPr>
-        <w:t>API Key Handling</w:t>
-      </w:r>
-    </w:p>
-    <w:p>
-      <w:pPr>
-        <w:pStyle w:val="NormalWeb"/>
-        <w:numPr>
-          <w:ilvl w:val="1"/>
-          <w:numId w:val="25"/>
-        </w:numPr>
-        <w:rPr>
-          <w:sz w:val="34"/>
-          <w:szCs w:val="34"/>
-        </w:rPr>
-      </w:pPr>
-      <w:r>
-        <w:rPr>
-          <w:sz w:val="34"/>
-          <w:szCs w:val="34"/>
-        </w:rPr>
-        <w:t>Initially, the API returned an “Invalid API Key” error.</w:t>
-      </w:r>
-    </w:p>
-    <w:p>
-      <w:pPr>
-        <w:pStyle w:val="NormalWeb"/>
-        <w:numPr>
-          <w:ilvl w:val="1"/>
-          <w:numId w:val="25"/>
-        </w:numPr>
-        <w:rPr>
-          <w:sz w:val="34"/>
-          <w:szCs w:val="34"/>
-        </w:rPr>
-      </w:pPr>
-      <w:r>
-        <w:rPr>
-          <w:sz w:val="34"/>
-          <w:szCs w:val="34"/>
-        </w:rPr>
-        <w:lastRenderedPageBreak/>
-        <w:t xml:space="preserve">This was solved by checking </w:t>
-      </w:r>
+          <w:sz w:val="32"/>
+          <w:szCs w:val="32"/>
+        </w:rPr>
+      </w:pPr>
       <w:proofErr w:type="spellStart"/>
       <w:r>
         <w:rPr>
-          <w:sz w:val="34"/>
-          <w:szCs w:val="34"/>
-        </w:rPr>
-        <w:t>OpenWeatherMap</w:t>
+          <w:rStyle w:val="HTMLCode"/>
+          <w:sz w:val="32"/>
+          <w:szCs w:val="32"/>
+        </w:rPr>
+        <w:t>isLoading</w:t>
       </w:r>
       <w:proofErr w:type="spellEnd"/>
       <w:r>
         <w:rPr>
-          <w:sz w:val="34"/>
-          <w:szCs w:val="34"/>
-        </w:rPr>
-        <w:t xml:space="preserve"> account settings and placing the key correctly in the </w:t>
-      </w:r>
-      <w:r>
-        <w:rPr>
-          <w:rStyle w:val="HTMLCode"/>
-          <w:sz w:val="34"/>
-          <w:szCs w:val="34"/>
-        </w:rPr>
-        <w:t>.env</w:t>
-      </w:r>
-      <w:r>
-        <w:rPr>
-          <w:sz w:val="34"/>
-          <w:szCs w:val="34"/>
-        </w:rPr>
-        <w:t xml:space="preserve"> file with the </w:t>
-      </w:r>
-      <w:r>
-        <w:rPr>
-          <w:rStyle w:val="HTMLCode"/>
-          <w:sz w:val="34"/>
-          <w:szCs w:val="34"/>
-        </w:rPr>
-        <w:t>VITE_</w:t>
-      </w:r>
-      <w:r>
-        <w:rPr>
-          <w:sz w:val="34"/>
-          <w:szCs w:val="34"/>
-        </w:rPr>
-        <w:t xml:space="preserve"> prefix.</w:t>
+          <w:sz w:val="32"/>
+          <w:szCs w:val="32"/>
+        </w:rPr>
+        <w:t xml:space="preserve"> replaces our manual loading state.</w:t>
       </w:r>
     </w:p>
     <w:p>
@@ -1290,76 +1474,27 @@
         <w:pStyle w:val="NormalWeb"/>
         <w:numPr>
           <w:ilvl w:val="0"/>
-          <w:numId w:val="25"/>
+          <w:numId w:val="28"/>
         </w:numPr>
         <w:rPr>
-          <w:sz w:val="34"/>
-          <w:szCs w:val="34"/>
-        </w:rPr>
-      </w:pPr>
-      <w:r>
-        <w:rPr>
-          <w:rStyle w:val="Strong"/>
-          <w:sz w:val="34"/>
-          <w:szCs w:val="34"/>
-        </w:rPr>
-        <w:t>Cross-Origin Requests (CORS)</w:t>
-      </w:r>
-    </w:p>
-    <w:p>
-      <w:pPr>
-        <w:pStyle w:val="NormalWeb"/>
-        <w:numPr>
-          <w:ilvl w:val="1"/>
-          <w:numId w:val="25"/>
-        </w:numPr>
-        <w:rPr>
-          <w:sz w:val="34"/>
-          <w:szCs w:val="34"/>
-        </w:rPr>
-      </w:pPr>
-      <w:r>
-        <w:rPr>
-          <w:sz w:val="34"/>
-          <w:szCs w:val="34"/>
-        </w:rPr>
-        <w:t>Sometimes the browser blocked requests during local development.</w:t>
-      </w:r>
-    </w:p>
-    <w:p>
-      <w:pPr>
-        <w:pStyle w:val="NormalWeb"/>
-        <w:numPr>
-          <w:ilvl w:val="1"/>
-          <w:numId w:val="25"/>
-        </w:numPr>
-        <w:rPr>
-          <w:sz w:val="34"/>
-          <w:szCs w:val="34"/>
-        </w:rPr>
-      </w:pPr>
-      <w:r>
-        <w:rPr>
-          <w:sz w:val="34"/>
-          <w:szCs w:val="34"/>
-        </w:rPr>
-        <w:t xml:space="preserve">Running the app with </w:t>
-      </w:r>
-      <w:proofErr w:type="spellStart"/>
-      <w:r>
-        <w:rPr>
-          <w:sz w:val="34"/>
-          <w:szCs w:val="34"/>
-        </w:rPr>
-        <w:t>Vite’s</w:t>
-      </w:r>
-      <w:proofErr w:type="spellEnd"/>
-      <w:r>
-        <w:rPr>
-          <w:sz w:val="34"/>
-          <w:szCs w:val="34"/>
-        </w:rPr>
-        <w:t xml:space="preserve"> development server helped bypass this issue.</w:t>
+          <w:sz w:val="32"/>
+          <w:szCs w:val="32"/>
+        </w:rPr>
+      </w:pPr>
+      <w:r>
+        <w:rPr>
+          <w:rStyle w:val="HTMLCode"/>
+          <w:sz w:val="32"/>
+          <w:szCs w:val="32"/>
+        </w:rPr>
+        <w:t>error</w:t>
+      </w:r>
+      <w:r>
+        <w:rPr>
+          <w:sz w:val="32"/>
+          <w:szCs w:val="32"/>
+        </w:rPr>
+        <w:t xml:space="preserve"> gives us error details automatically.</w:t>
       </w:r>
     </w:p>
     <w:p>
@@ -1367,40 +1502,63 @@
         <w:pStyle w:val="NormalWeb"/>
         <w:numPr>
           <w:ilvl w:val="0"/>
-          <w:numId w:val="25"/>
+          <w:numId w:val="28"/>
         </w:numPr>
         <w:rPr>
-          <w:sz w:val="34"/>
-          <w:szCs w:val="34"/>
-        </w:rPr>
-      </w:pPr>
-      <w:r>
-        <w:rPr>
-          <w:rStyle w:val="Strong"/>
-          <w:sz w:val="34"/>
-          <w:szCs w:val="34"/>
-        </w:rPr>
-        <w:t>UI Styling</w:t>
+          <w:sz w:val="32"/>
+          <w:szCs w:val="32"/>
+        </w:rPr>
+      </w:pPr>
+      <w:r>
+        <w:rPr>
+          <w:rStyle w:val="HTMLCode"/>
+          <w:sz w:val="32"/>
+          <w:szCs w:val="32"/>
+        </w:rPr>
+        <w:t>data</w:t>
+      </w:r>
+      <w:r>
+        <w:rPr>
+          <w:sz w:val="32"/>
+          <w:szCs w:val="32"/>
+        </w:rPr>
+        <w:t xml:space="preserve"> contains API response.</w:t>
       </w:r>
     </w:p>
     <w:p>
       <w:pPr>
-        <w:pStyle w:val="NormalWeb"/>
-        <w:numPr>
-          <w:ilvl w:val="1"/>
-          <w:numId w:val="25"/>
-        </w:numPr>
-        <w:rPr>
-          <w:sz w:val="34"/>
-          <w:szCs w:val="34"/>
-        </w:rPr>
-      </w:pPr>
-      <w:r>
-        <w:rPr>
-          <w:sz w:val="34"/>
-          <w:szCs w:val="34"/>
-        </w:rPr>
-        <w:t>Creating a clean and modern interface using Tailwind CSS required experimenting with layout, spacing, and colors.</w:t>
+        <w:rPr>
+          <w:sz w:val="32"/>
+          <w:szCs w:val="32"/>
+        </w:rPr>
+      </w:pPr>
+      <w:r>
+        <w:rPr>
+          <w:sz w:val="32"/>
+          <w:szCs w:val="32"/>
+        </w:rPr>
+        <w:pict w14:anchorId="754160AC">
+          <v:rect id="_x0000_i1034" style="width:0;height:1.5pt" o:hralign="center" o:hrstd="t" o:hr="t" fillcolor="#a0a0a0" stroked="f"/>
+        </w:pict>
+      </w:r>
+    </w:p>
+    <w:p>
+      <w:pPr>
+        <w:pStyle w:val="Heading3"/>
+        <w:rPr>
+          <w:sz w:val="32"/>
+          <w:szCs w:val="32"/>
+        </w:rPr>
+      </w:pPr>
+      <w:r>
+        <w:rPr>
+          <w:rStyle w:val="Strong"/>
+          <w:b/>
+          <w:bCs/>
+          <w:sz w:val="32"/>
+          <w:szCs w:val="32"/>
+        </w:rPr>
+        <w:t>4. Benefits Over Traditional Fetching</w:t>
       </w:r>
     </w:p>
     <w:p>
@@ -1408,125 +1566,27 @@
         <w:pStyle w:val="NormalWeb"/>
         <w:numPr>
           <w:ilvl w:val="0"/>
-          <w:numId w:val="25"/>
+          <w:numId w:val="29"/>
         </w:numPr>
         <w:rPr>
-          <w:sz w:val="34"/>
-          <w:szCs w:val="34"/>
+          <w:sz w:val="32"/>
+          <w:szCs w:val="32"/>
         </w:rPr>
       </w:pPr>
       <w:r>
         <w:rPr>
           <w:rStyle w:val="Strong"/>
-          <w:sz w:val="34"/>
-          <w:szCs w:val="34"/>
-        </w:rPr>
-        <w:t>API Limitations</w:t>
-      </w:r>
-    </w:p>
-    <w:p>
-      <w:pPr>
-        <w:pStyle w:val="NormalWeb"/>
-        <w:numPr>
-          <w:ilvl w:val="1"/>
-          <w:numId w:val="25"/>
-        </w:numPr>
-        <w:rPr>
-          <w:sz w:val="34"/>
-          <w:szCs w:val="34"/>
-        </w:rPr>
-      </w:pPr>
-      <w:r>
-        <w:rPr>
-          <w:sz w:val="34"/>
-          <w:szCs w:val="34"/>
-        </w:rPr>
-        <w:t xml:space="preserve">The free </w:t>
-      </w:r>
-      <w:proofErr w:type="spellStart"/>
-      <w:r>
-        <w:rPr>
-          <w:sz w:val="34"/>
-          <w:szCs w:val="34"/>
-        </w:rPr>
-        <w:t>OpenWeatherMap</w:t>
-      </w:r>
-      <w:proofErr w:type="spellEnd"/>
-      <w:r>
-        <w:rPr>
-          <w:sz w:val="34"/>
-          <w:szCs w:val="34"/>
-        </w:rPr>
-        <w:t xml:space="preserve"> API has a limit on the number of calls per minute.</w:t>
-      </w:r>
-    </w:p>
-    <w:p>
-      <w:pPr>
-        <w:pStyle w:val="NormalWeb"/>
-        <w:numPr>
-          <w:ilvl w:val="1"/>
-          <w:numId w:val="25"/>
-        </w:numPr>
-        <w:rPr>
-          <w:sz w:val="34"/>
-          <w:szCs w:val="34"/>
-        </w:rPr>
-      </w:pPr>
-      <w:r>
-        <w:rPr>
-          <w:sz w:val="34"/>
-          <w:szCs w:val="34"/>
-        </w:rPr>
-        <w:t>To handle this, proper error messages were added to guide the user.</w:t>
-      </w:r>
-    </w:p>
-    <w:p>
-      <w:pPr>
-        <w:rPr>
-          <w:sz w:val="34"/>
-          <w:szCs w:val="34"/>
-        </w:rPr>
-      </w:pPr>
-      <w:r>
-        <w:rPr>
-          <w:sz w:val="34"/>
-          <w:szCs w:val="34"/>
-        </w:rPr>
-        <w:pict w14:anchorId="4C49B4A0">
-          <v:rect id="_x0000_i1032" style="width:0;height:1.5pt" o:hralign="center" o:hrstd="t" o:hr="t" fillcolor="#a0a0a0" stroked="f"/>
-        </w:pict>
-      </w:r>
-    </w:p>
-    <w:p>
-      <w:pPr>
-        <w:pStyle w:val="Heading2"/>
-        <w:rPr>
-          <w:sz w:val="34"/>
-          <w:szCs w:val="34"/>
-        </w:rPr>
-      </w:pPr>
-      <w:r>
-        <w:rPr>
-          <w:sz w:val="34"/>
-          <w:szCs w:val="34"/>
-        </w:rPr>
-        <w:t>Learning Outcomes</w:t>
-      </w:r>
-    </w:p>
-    <w:p>
-      <w:pPr>
-        <w:pStyle w:val="NormalWeb"/>
-        <w:rPr>
-          <w:sz w:val="34"/>
-          <w:szCs w:val="34"/>
-        </w:rPr>
-      </w:pPr>
-      <w:r>
-        <w:rPr>
-          <w:sz w:val="34"/>
-          <w:szCs w:val="34"/>
-        </w:rPr>
-        <w:t>From this project, I learned:</w:t>
+          <w:sz w:val="32"/>
+          <w:szCs w:val="32"/>
+        </w:rPr>
+        <w:t>Less Boilerplate:</w:t>
+      </w:r>
+      <w:r>
+        <w:rPr>
+          <w:sz w:val="32"/>
+          <w:szCs w:val="32"/>
+        </w:rPr>
+        <w:t xml:space="preserve"> No need to manually manage multiple states.</w:t>
       </w:r>
     </w:p>
     <w:p>
@@ -1534,19 +1594,27 @@
         <w:pStyle w:val="NormalWeb"/>
         <w:numPr>
           <w:ilvl w:val="0"/>
-          <w:numId w:val="26"/>
+          <w:numId w:val="29"/>
         </w:numPr>
         <w:rPr>
-          <w:sz w:val="34"/>
-          <w:szCs w:val="34"/>
-        </w:rPr>
-      </w:pPr>
-      <w:r>
-        <w:rPr>
-          <w:sz w:val="34"/>
-          <w:szCs w:val="34"/>
-        </w:rPr>
-        <w:t>How to fetch data from a REST API and display it dynamically in a React app.</w:t>
+          <w:sz w:val="32"/>
+          <w:szCs w:val="32"/>
+        </w:rPr>
+      </w:pPr>
+      <w:r>
+        <w:rPr>
+          <w:rStyle w:val="Strong"/>
+          <w:sz w:val="32"/>
+          <w:szCs w:val="32"/>
+        </w:rPr>
+        <w:t>Performance Optimized:</w:t>
+      </w:r>
+      <w:r>
+        <w:rPr>
+          <w:sz w:val="32"/>
+          <w:szCs w:val="32"/>
+        </w:rPr>
+        <w:t xml:space="preserve"> Uses caching and stale-while-revalidate strategy.</w:t>
       </w:r>
     </w:p>
     <w:p>
@@ -1554,35 +1622,28 @@
         <w:pStyle w:val="NormalWeb"/>
         <w:numPr>
           <w:ilvl w:val="0"/>
-          <w:numId w:val="26"/>
+          <w:numId w:val="29"/>
         </w:numPr>
         <w:rPr>
-          <w:sz w:val="34"/>
-          <w:szCs w:val="34"/>
-        </w:rPr>
-      </w:pPr>
-      <w:r>
-        <w:rPr>
-          <w:sz w:val="34"/>
-          <w:szCs w:val="34"/>
-        </w:rPr>
-        <w:t xml:space="preserve">How to securely store and use environment variables in a </w:t>
-      </w:r>
-      <w:proofErr w:type="spellStart"/>
-      <w:r>
-        <w:rPr>
-          <w:sz w:val="34"/>
-          <w:szCs w:val="34"/>
-        </w:rPr>
-        <w:t>Vite</w:t>
-      </w:r>
-      <w:proofErr w:type="spellEnd"/>
-      <w:r>
-        <w:rPr>
-          <w:sz w:val="34"/>
-          <w:szCs w:val="34"/>
-        </w:rPr>
-        <w:t xml:space="preserve"> project.</w:t>
+          <w:sz w:val="32"/>
+          <w:szCs w:val="32"/>
+        </w:rPr>
+      </w:pPr>
+      <w:r>
+        <w:rPr>
+          <w:rStyle w:val="Strong"/>
+          <w:sz w:val="32"/>
+          <w:szCs w:val="32"/>
+        </w:rPr>
+        <w:lastRenderedPageBreak/>
+        <w:t>User Experience:</w:t>
+      </w:r>
+      <w:r>
+        <w:rPr>
+          <w:sz w:val="32"/>
+          <w:szCs w:val="32"/>
+        </w:rPr>
+        <w:t xml:space="preserve"> Old data remains visible while new data loads.</w:t>
       </w:r>
     </w:p>
     <w:p>
@@ -1590,60 +1651,116 @@
         <w:pStyle w:val="NormalWeb"/>
         <w:numPr>
           <w:ilvl w:val="0"/>
-          <w:numId w:val="26"/>
+          <w:numId w:val="29"/>
         </w:numPr>
         <w:rPr>
-          <w:sz w:val="34"/>
-          <w:szCs w:val="34"/>
-        </w:rPr>
-      </w:pPr>
-      <w:r>
-        <w:rPr>
-          <w:sz w:val="34"/>
-          <w:szCs w:val="34"/>
-        </w:rPr>
-        <w:t>How to use Tailwind CSS for building responsive and attractive user interfaces.</w:t>
+          <w:sz w:val="32"/>
+          <w:szCs w:val="32"/>
+        </w:rPr>
+      </w:pPr>
+      <w:r>
+        <w:rPr>
+          <w:rStyle w:val="Strong"/>
+          <w:sz w:val="32"/>
+          <w:szCs w:val="32"/>
+        </w:rPr>
+        <w:t xml:space="preserve">Auto </w:t>
+      </w:r>
+      <w:proofErr w:type="spellStart"/>
+      <w:r>
+        <w:rPr>
+          <w:rStyle w:val="Strong"/>
+          <w:sz w:val="32"/>
+          <w:szCs w:val="32"/>
+        </w:rPr>
+        <w:t>Refetching</w:t>
+      </w:r>
+      <w:proofErr w:type="spellEnd"/>
+      <w:r>
+        <w:rPr>
+          <w:rStyle w:val="Strong"/>
+          <w:sz w:val="32"/>
+          <w:szCs w:val="32"/>
+        </w:rPr>
+        <w:t>:</w:t>
+      </w:r>
+      <w:r>
+        <w:rPr>
+          <w:sz w:val="32"/>
+          <w:szCs w:val="32"/>
+        </w:rPr>
+        <w:t xml:space="preserve"> Keeps data fresh without extra code.</w:t>
       </w:r>
     </w:p>
     <w:p>
       <w:pPr>
-        <w:pStyle w:val="NormalWeb"/>
-        <w:numPr>
-          <w:ilvl w:val="0"/>
-          <w:numId w:val="26"/>
-        </w:numPr>
-        <w:rPr>
-          <w:sz w:val="34"/>
-          <w:szCs w:val="34"/>
-        </w:rPr>
-      </w:pPr>
-      <w:r>
-        <w:rPr>
-          <w:sz w:val="34"/>
-          <w:szCs w:val="34"/>
-        </w:rPr>
-        <w:t>How to manage errors and edge cases while working with APIs.</w:t>
+        <w:rPr>
+          <w:sz w:val="32"/>
+          <w:szCs w:val="32"/>
+        </w:rPr>
+      </w:pPr>
+      <w:r>
+        <w:rPr>
+          <w:sz w:val="32"/>
+          <w:szCs w:val="32"/>
+        </w:rPr>
+        <w:pict w14:anchorId="68269334">
+          <v:rect id="_x0000_i1035" style="width:0;height:1.5pt" o:hralign="center" o:hrstd="t" o:hr="t" fillcolor="#a0a0a0" stroked="f"/>
+        </w:pict>
       </w:r>
     </w:p>
     <w:p>
       <w:pPr>
         <w:pStyle w:val="NormalWeb"/>
-        <w:numPr>
-          <w:ilvl w:val="0"/>
-          <w:numId w:val="26"/>
-        </w:numPr>
-        <w:rPr>
-          <w:sz w:val="34"/>
-          <w:szCs w:val="34"/>
-        </w:rPr>
-      </w:pPr>
-      <w:r>
-        <w:rPr>
-          <w:sz w:val="34"/>
-          <w:szCs w:val="34"/>
-        </w:rPr>
-        <w:t>Importance of debugging and reading API documentation carefully.</w:t>
-      </w:r>
+        <w:rPr>
+          <w:sz w:val="32"/>
+          <w:szCs w:val="32"/>
+        </w:rPr>
+      </w:pPr>
+      <w:bookmarkStart w:id="0" w:name="_GoBack"/>
+      <w:bookmarkEnd w:id="0"/>
+      <w:r>
+        <w:rPr>
+          <w:sz w:val="32"/>
+          <w:szCs w:val="32"/>
+        </w:rPr>
+        <w:t xml:space="preserve">React Query allows developers to focus on </w:t>
+      </w:r>
+      <w:r>
+        <w:rPr>
+          <w:rStyle w:val="Strong"/>
+          <w:sz w:val="32"/>
+          <w:szCs w:val="32"/>
+        </w:rPr>
+        <w:t>application logic</w:t>
+      </w:r>
+      <w:r>
+        <w:rPr>
+          <w:sz w:val="32"/>
+          <w:szCs w:val="32"/>
+        </w:rPr>
+        <w:t xml:space="preserve"> instead of managing repetitive state transitions, making applications more </w:t>
+      </w:r>
+      <w:r>
+        <w:rPr>
+          <w:rStyle w:val="Strong"/>
+          <w:sz w:val="32"/>
+          <w:szCs w:val="32"/>
+        </w:rPr>
+        <w:t>scalable, performant, and user-friendly</w:t>
+      </w:r>
+      <w:r>
+        <w:rPr>
+          <w:sz w:val="32"/>
+          <w:szCs w:val="32"/>
+        </w:rPr>
+        <w:t>.</w:t>
+      </w:r>
+    </w:p>
+    <w:p>
+      <w:pPr>
+        <w:pStyle w:val="Heading1"/>
+      </w:pPr>
     </w:p>
     <w:sectPr>
       <w:pgSz w:w="12240" w:h="15840"/>
@@ -1863,6 +1980,155 @@
     </w:lvl>
   </w:abstractNum>
   <w:abstractNum w:abstractNumId="1" w15:restartNumberingAfterBreak="0">
+    <w:nsid w:val="0B1713FE"/>
+    <w:multiLevelType w:val="multilevel"/>
+    <w:tmpl w:val="35149B98"/>
+    <w:lvl w:ilvl="0">
+      <w:start w:val="1"/>
+      <w:numFmt w:val="bullet"/>
+      <w:lvlText w:val=""/>
+      <w:lvlJc w:val="left"/>
+      <w:pPr>
+        <w:tabs>
+          <w:tab w:val="num" w:pos="720"/>
+        </w:tabs>
+        <w:ind w:left="720" w:hanging="360"/>
+      </w:pPr>
+      <w:rPr>
+        <w:rFonts w:ascii="Symbol" w:hAnsi="Symbol" w:hint="default"/>
+        <w:sz w:val="20"/>
+      </w:rPr>
+    </w:lvl>
+    <w:lvl w:ilvl="1" w:tentative="1">
+      <w:start w:val="1"/>
+      <w:numFmt w:val="bullet"/>
+      <w:lvlText w:val="o"/>
+      <w:lvlJc w:val="left"/>
+      <w:pPr>
+        <w:tabs>
+          <w:tab w:val="num" w:pos="1440"/>
+        </w:tabs>
+        <w:ind w:left="1440" w:hanging="360"/>
+      </w:pPr>
+      <w:rPr>
+        <w:rFonts w:ascii="Courier New" w:hAnsi="Courier New" w:hint="default"/>
+        <w:sz w:val="20"/>
+      </w:rPr>
+    </w:lvl>
+    <w:lvl w:ilvl="2" w:tentative="1">
+      <w:start w:val="1"/>
+      <w:numFmt w:val="bullet"/>
+      <w:lvlText w:val=""/>
+      <w:lvlJc w:val="left"/>
+      <w:pPr>
+        <w:tabs>
+          <w:tab w:val="num" w:pos="2160"/>
+        </w:tabs>
+        <w:ind w:left="2160" w:hanging="360"/>
+      </w:pPr>
+      <w:rPr>
+        <w:rFonts w:ascii="Wingdings" w:hAnsi="Wingdings" w:hint="default"/>
+        <w:sz w:val="20"/>
+      </w:rPr>
+    </w:lvl>
+    <w:lvl w:ilvl="3" w:tentative="1">
+      <w:start w:val="1"/>
+      <w:numFmt w:val="bullet"/>
+      <w:lvlText w:val=""/>
+      <w:lvlJc w:val="left"/>
+      <w:pPr>
+        <w:tabs>
+          <w:tab w:val="num" w:pos="2880"/>
+        </w:tabs>
+        <w:ind w:left="2880" w:hanging="360"/>
+      </w:pPr>
+      <w:rPr>
+        <w:rFonts w:ascii="Wingdings" w:hAnsi="Wingdings" w:hint="default"/>
+        <w:sz w:val="20"/>
+      </w:rPr>
+    </w:lvl>
+    <w:lvl w:ilvl="4" w:tentative="1">
+      <w:start w:val="1"/>
+      <w:numFmt w:val="bullet"/>
+      <w:lvlText w:val=""/>
+      <w:lvlJc w:val="left"/>
+      <w:pPr>
+        <w:tabs>
+          <w:tab w:val="num" w:pos="3600"/>
+        </w:tabs>
+        <w:ind w:left="3600" w:hanging="360"/>
+      </w:pPr>
+      <w:rPr>
+        <w:rFonts w:ascii="Wingdings" w:hAnsi="Wingdings" w:hint="default"/>
+        <w:sz w:val="20"/>
+      </w:rPr>
+    </w:lvl>
+    <w:lvl w:ilvl="5" w:tentative="1">
+      <w:start w:val="1"/>
+      <w:numFmt w:val="bullet"/>
+      <w:lvlText w:val=""/>
+      <w:lvlJc w:val="left"/>
+      <w:pPr>
+        <w:tabs>
+          <w:tab w:val="num" w:pos="4320"/>
+        </w:tabs>
+        <w:ind w:left="4320" w:hanging="360"/>
+      </w:pPr>
+      <w:rPr>
+        <w:rFonts w:ascii="Wingdings" w:hAnsi="Wingdings" w:hint="default"/>
+        <w:sz w:val="20"/>
+      </w:rPr>
+    </w:lvl>
+    <w:lvl w:ilvl="6" w:tentative="1">
+      <w:start w:val="1"/>
+      <w:numFmt w:val="bullet"/>
+      <w:lvlText w:val=""/>
+      <w:lvlJc w:val="left"/>
+      <w:pPr>
+        <w:tabs>
+          <w:tab w:val="num" w:pos="5040"/>
+        </w:tabs>
+        <w:ind w:left="5040" w:hanging="360"/>
+      </w:pPr>
+      <w:rPr>
+        <w:rFonts w:ascii="Wingdings" w:hAnsi="Wingdings" w:hint="default"/>
+        <w:sz w:val="20"/>
+      </w:rPr>
+    </w:lvl>
+    <w:lvl w:ilvl="7" w:tentative="1">
+      <w:start w:val="1"/>
+      <w:numFmt w:val="bullet"/>
+      <w:lvlText w:val=""/>
+      <w:lvlJc w:val="left"/>
+      <w:pPr>
+        <w:tabs>
+          <w:tab w:val="num" w:pos="5760"/>
+        </w:tabs>
+        <w:ind w:left="5760" w:hanging="360"/>
+      </w:pPr>
+      <w:rPr>
+        <w:rFonts w:ascii="Wingdings" w:hAnsi="Wingdings" w:hint="default"/>
+        <w:sz w:val="20"/>
+      </w:rPr>
+    </w:lvl>
+    <w:lvl w:ilvl="8" w:tentative="1">
+      <w:start w:val="1"/>
+      <w:numFmt w:val="bullet"/>
+      <w:lvlText w:val=""/>
+      <w:lvlJc w:val="left"/>
+      <w:pPr>
+        <w:tabs>
+          <w:tab w:val="num" w:pos="6480"/>
+        </w:tabs>
+        <w:ind w:left="6480" w:hanging="360"/>
+      </w:pPr>
+      <w:rPr>
+        <w:rFonts w:ascii="Wingdings" w:hAnsi="Wingdings" w:hint="default"/>
+        <w:sz w:val="20"/>
+      </w:rPr>
+    </w:lvl>
+  </w:abstractNum>
+  <w:abstractNum w:abstractNumId="2" w15:restartNumberingAfterBreak="0">
     <w:nsid w:val="0B3E6FE4"/>
     <w:multiLevelType w:val="multilevel"/>
     <w:tmpl w:val="9C749148"/>
@@ -2011,7 +2277,7 @@
       </w:rPr>
     </w:lvl>
   </w:abstractNum>
-  <w:abstractNum w:abstractNumId="2" w15:restartNumberingAfterBreak="0">
+  <w:abstractNum w:abstractNumId="3" w15:restartNumberingAfterBreak="0">
     <w:nsid w:val="0B4B707F"/>
     <w:multiLevelType w:val="multilevel"/>
     <w:tmpl w:val="EC728EF8"/>
@@ -2160,7 +2426,7 @@
       </w:rPr>
     </w:lvl>
   </w:abstractNum>
-  <w:abstractNum w:abstractNumId="3" w15:restartNumberingAfterBreak="0">
+  <w:abstractNum w:abstractNumId="4" w15:restartNumberingAfterBreak="0">
     <w:nsid w:val="1251635A"/>
     <w:multiLevelType w:val="multilevel"/>
     <w:tmpl w:val="62C0CC16"/>
@@ -2277,7 +2543,7 @@
       </w:pPr>
     </w:lvl>
   </w:abstractNum>
-  <w:abstractNum w:abstractNumId="4" w15:restartNumberingAfterBreak="0">
+  <w:abstractNum w:abstractNumId="5" w15:restartNumberingAfterBreak="0">
     <w:nsid w:val="13113163"/>
     <w:multiLevelType w:val="multilevel"/>
     <w:tmpl w:val="CB7E54CC"/>
@@ -2426,7 +2692,7 @@
       </w:rPr>
     </w:lvl>
   </w:abstractNum>
-  <w:abstractNum w:abstractNumId="5" w15:restartNumberingAfterBreak="0">
+  <w:abstractNum w:abstractNumId="6" w15:restartNumberingAfterBreak="0">
     <w:nsid w:val="16880581"/>
     <w:multiLevelType w:val="multilevel"/>
     <w:tmpl w:val="BA246EDE"/>
@@ -2575,7 +2841,7 @@
       </w:rPr>
     </w:lvl>
   </w:abstractNum>
-  <w:abstractNum w:abstractNumId="6" w15:restartNumberingAfterBreak="0">
+  <w:abstractNum w:abstractNumId="7" w15:restartNumberingAfterBreak="0">
     <w:nsid w:val="1D754406"/>
     <w:multiLevelType w:val="multilevel"/>
     <w:tmpl w:val="9C0E4EFC"/>
@@ -2724,7 +2990,7 @@
       </w:rPr>
     </w:lvl>
   </w:abstractNum>
-  <w:abstractNum w:abstractNumId="7" w15:restartNumberingAfterBreak="0">
+  <w:abstractNum w:abstractNumId="8" w15:restartNumberingAfterBreak="0">
     <w:nsid w:val="20D55632"/>
     <w:multiLevelType w:val="multilevel"/>
     <w:tmpl w:val="195C26AE"/>
@@ -2873,7 +3139,7 @@
       </w:rPr>
     </w:lvl>
   </w:abstractNum>
-  <w:abstractNum w:abstractNumId="8" w15:restartNumberingAfterBreak="0">
+  <w:abstractNum w:abstractNumId="9" w15:restartNumberingAfterBreak="0">
     <w:nsid w:val="23E11F44"/>
     <w:multiLevelType w:val="multilevel"/>
     <w:tmpl w:val="4D6CAC06"/>
@@ -3022,7 +3288,7 @@
       </w:rPr>
     </w:lvl>
   </w:abstractNum>
-  <w:abstractNum w:abstractNumId="9" w15:restartNumberingAfterBreak="0">
+  <w:abstractNum w:abstractNumId="10" w15:restartNumberingAfterBreak="0">
     <w:nsid w:val="25927A4A"/>
     <w:multiLevelType w:val="multilevel"/>
     <w:tmpl w:val="7562BDDA"/>
@@ -3171,7 +3437,7 @@
       </w:rPr>
     </w:lvl>
   </w:abstractNum>
-  <w:abstractNum w:abstractNumId="10" w15:restartNumberingAfterBreak="0">
+  <w:abstractNum w:abstractNumId="11" w15:restartNumberingAfterBreak="0">
     <w:nsid w:val="2F6B51DD"/>
     <w:multiLevelType w:val="multilevel"/>
     <w:tmpl w:val="8006F3F4"/>
@@ -3320,7 +3586,7 @@
       </w:rPr>
     </w:lvl>
   </w:abstractNum>
-  <w:abstractNum w:abstractNumId="11" w15:restartNumberingAfterBreak="0">
+  <w:abstractNum w:abstractNumId="12" w15:restartNumberingAfterBreak="0">
     <w:nsid w:val="3DE40335"/>
     <w:multiLevelType w:val="multilevel"/>
     <w:tmpl w:val="71426FDC"/>
@@ -3469,7 +3735,7 @@
       </w:rPr>
     </w:lvl>
   </w:abstractNum>
-  <w:abstractNum w:abstractNumId="12" w15:restartNumberingAfterBreak="0">
+  <w:abstractNum w:abstractNumId="13" w15:restartNumberingAfterBreak="0">
     <w:nsid w:val="3F346243"/>
     <w:multiLevelType w:val="multilevel"/>
     <w:tmpl w:val="FCB68EB8"/>
@@ -3618,7 +3884,156 @@
       </w:rPr>
     </w:lvl>
   </w:abstractNum>
-  <w:abstractNum w:abstractNumId="13" w15:restartNumberingAfterBreak="0">
+  <w:abstractNum w:abstractNumId="14" w15:restartNumberingAfterBreak="0">
+    <w:nsid w:val="4C1038E4"/>
+    <w:multiLevelType w:val="multilevel"/>
+    <w:tmpl w:val="8C762CD4"/>
+    <w:lvl w:ilvl="0">
+      <w:start w:val="1"/>
+      <w:numFmt w:val="bullet"/>
+      <w:lvlText w:val=""/>
+      <w:lvlJc w:val="left"/>
+      <w:pPr>
+        <w:tabs>
+          <w:tab w:val="num" w:pos="720"/>
+        </w:tabs>
+        <w:ind w:left="720" w:hanging="360"/>
+      </w:pPr>
+      <w:rPr>
+        <w:rFonts w:ascii="Symbol" w:hAnsi="Symbol" w:hint="default"/>
+        <w:sz w:val="20"/>
+      </w:rPr>
+    </w:lvl>
+    <w:lvl w:ilvl="1" w:tentative="1">
+      <w:start w:val="1"/>
+      <w:numFmt w:val="bullet"/>
+      <w:lvlText w:val="o"/>
+      <w:lvlJc w:val="left"/>
+      <w:pPr>
+        <w:tabs>
+          <w:tab w:val="num" w:pos="1440"/>
+        </w:tabs>
+        <w:ind w:left="1440" w:hanging="360"/>
+      </w:pPr>
+      <w:rPr>
+        <w:rFonts w:ascii="Courier New" w:hAnsi="Courier New" w:hint="default"/>
+        <w:sz w:val="20"/>
+      </w:rPr>
+    </w:lvl>
+    <w:lvl w:ilvl="2" w:tentative="1">
+      <w:start w:val="1"/>
+      <w:numFmt w:val="bullet"/>
+      <w:lvlText w:val=""/>
+      <w:lvlJc w:val="left"/>
+      <w:pPr>
+        <w:tabs>
+          <w:tab w:val="num" w:pos="2160"/>
+        </w:tabs>
+        <w:ind w:left="2160" w:hanging="360"/>
+      </w:pPr>
+      <w:rPr>
+        <w:rFonts w:ascii="Wingdings" w:hAnsi="Wingdings" w:hint="default"/>
+        <w:sz w:val="20"/>
+      </w:rPr>
+    </w:lvl>
+    <w:lvl w:ilvl="3" w:tentative="1">
+      <w:start w:val="1"/>
+      <w:numFmt w:val="bullet"/>
+      <w:lvlText w:val=""/>
+      <w:lvlJc w:val="left"/>
+      <w:pPr>
+        <w:tabs>
+          <w:tab w:val="num" w:pos="2880"/>
+        </w:tabs>
+        <w:ind w:left="2880" w:hanging="360"/>
+      </w:pPr>
+      <w:rPr>
+        <w:rFonts w:ascii="Wingdings" w:hAnsi="Wingdings" w:hint="default"/>
+        <w:sz w:val="20"/>
+      </w:rPr>
+    </w:lvl>
+    <w:lvl w:ilvl="4" w:tentative="1">
+      <w:start w:val="1"/>
+      <w:numFmt w:val="bullet"/>
+      <w:lvlText w:val=""/>
+      <w:lvlJc w:val="left"/>
+      <w:pPr>
+        <w:tabs>
+          <w:tab w:val="num" w:pos="3600"/>
+        </w:tabs>
+        <w:ind w:left="3600" w:hanging="360"/>
+      </w:pPr>
+      <w:rPr>
+        <w:rFonts w:ascii="Wingdings" w:hAnsi="Wingdings" w:hint="default"/>
+        <w:sz w:val="20"/>
+      </w:rPr>
+    </w:lvl>
+    <w:lvl w:ilvl="5" w:tentative="1">
+      <w:start w:val="1"/>
+      <w:numFmt w:val="bullet"/>
+      <w:lvlText w:val=""/>
+      <w:lvlJc w:val="left"/>
+      <w:pPr>
+        <w:tabs>
+          <w:tab w:val="num" w:pos="4320"/>
+        </w:tabs>
+        <w:ind w:left="4320" w:hanging="360"/>
+      </w:pPr>
+      <w:rPr>
+        <w:rFonts w:ascii="Wingdings" w:hAnsi="Wingdings" w:hint="default"/>
+        <w:sz w:val="20"/>
+      </w:rPr>
+    </w:lvl>
+    <w:lvl w:ilvl="6" w:tentative="1">
+      <w:start w:val="1"/>
+      <w:numFmt w:val="bullet"/>
+      <w:lvlText w:val=""/>
+      <w:lvlJc w:val="left"/>
+      <w:pPr>
+        <w:tabs>
+          <w:tab w:val="num" w:pos="5040"/>
+        </w:tabs>
+        <w:ind w:left="5040" w:hanging="360"/>
+      </w:pPr>
+      <w:rPr>
+        <w:rFonts w:ascii="Wingdings" w:hAnsi="Wingdings" w:hint="default"/>
+        <w:sz w:val="20"/>
+      </w:rPr>
+    </w:lvl>
+    <w:lvl w:ilvl="7" w:tentative="1">
+      <w:start w:val="1"/>
+      <w:numFmt w:val="bullet"/>
+      <w:lvlText w:val=""/>
+      <w:lvlJc w:val="left"/>
+      <w:pPr>
+        <w:tabs>
+          <w:tab w:val="num" w:pos="5760"/>
+        </w:tabs>
+        <w:ind w:left="5760" w:hanging="360"/>
+      </w:pPr>
+      <w:rPr>
+        <w:rFonts w:ascii="Wingdings" w:hAnsi="Wingdings" w:hint="default"/>
+        <w:sz w:val="20"/>
+      </w:rPr>
+    </w:lvl>
+    <w:lvl w:ilvl="8" w:tentative="1">
+      <w:start w:val="1"/>
+      <w:numFmt w:val="bullet"/>
+      <w:lvlText w:val=""/>
+      <w:lvlJc w:val="left"/>
+      <w:pPr>
+        <w:tabs>
+          <w:tab w:val="num" w:pos="6480"/>
+        </w:tabs>
+        <w:ind w:left="6480" w:hanging="360"/>
+      </w:pPr>
+      <w:rPr>
+        <w:rFonts w:ascii="Wingdings" w:hAnsi="Wingdings" w:hint="default"/>
+        <w:sz w:val="20"/>
+      </w:rPr>
+    </w:lvl>
+  </w:abstractNum>
+  <w:abstractNum w:abstractNumId="15" w15:restartNumberingAfterBreak="0">
     <w:nsid w:val="4D697C2B"/>
     <w:multiLevelType w:val="multilevel"/>
     <w:tmpl w:val="C688C6E8"/>
@@ -3735,7 +4150,7 @@
       </w:pPr>
     </w:lvl>
   </w:abstractNum>
-  <w:abstractNum w:abstractNumId="14" w15:restartNumberingAfterBreak="0">
+  <w:abstractNum w:abstractNumId="16" w15:restartNumberingAfterBreak="0">
     <w:nsid w:val="4F7629AD"/>
     <w:multiLevelType w:val="multilevel"/>
     <w:tmpl w:val="F550BD70"/>
@@ -3884,7 +4299,7 @@
       </w:rPr>
     </w:lvl>
   </w:abstractNum>
-  <w:abstractNum w:abstractNumId="15" w15:restartNumberingAfterBreak="0">
+  <w:abstractNum w:abstractNumId="17" w15:restartNumberingAfterBreak="0">
     <w:nsid w:val="5125487B"/>
     <w:multiLevelType w:val="multilevel"/>
     <w:tmpl w:val="BA806246"/>
@@ -4033,7 +4448,7 @@
       </w:rPr>
     </w:lvl>
   </w:abstractNum>
-  <w:abstractNum w:abstractNumId="16" w15:restartNumberingAfterBreak="0">
+  <w:abstractNum w:abstractNumId="18" w15:restartNumberingAfterBreak="0">
     <w:nsid w:val="54DC424F"/>
     <w:multiLevelType w:val="multilevel"/>
     <w:tmpl w:val="315ACE64"/>
@@ -4182,7 +4597,156 @@
       </w:rPr>
     </w:lvl>
   </w:abstractNum>
-  <w:abstractNum w:abstractNumId="17" w15:restartNumberingAfterBreak="0">
+  <w:abstractNum w:abstractNumId="19" w15:restartNumberingAfterBreak="0">
+    <w:nsid w:val="56622D1D"/>
+    <w:multiLevelType w:val="multilevel"/>
+    <w:tmpl w:val="C4265BA2"/>
+    <w:lvl w:ilvl="0">
+      <w:start w:val="1"/>
+      <w:numFmt w:val="bullet"/>
+      <w:lvlText w:val=""/>
+      <w:lvlJc w:val="left"/>
+      <w:pPr>
+        <w:tabs>
+          <w:tab w:val="num" w:pos="720"/>
+        </w:tabs>
+        <w:ind w:left="720" w:hanging="360"/>
+      </w:pPr>
+      <w:rPr>
+        <w:rFonts w:ascii="Symbol" w:hAnsi="Symbol" w:hint="default"/>
+        <w:sz w:val="20"/>
+      </w:rPr>
+    </w:lvl>
+    <w:lvl w:ilvl="1" w:tentative="1">
+      <w:start w:val="1"/>
+      <w:numFmt w:val="bullet"/>
+      <w:lvlText w:val="o"/>
+      <w:lvlJc w:val="left"/>
+      <w:pPr>
+        <w:tabs>
+          <w:tab w:val="num" w:pos="1440"/>
+        </w:tabs>
+        <w:ind w:left="1440" w:hanging="360"/>
+      </w:pPr>
+      <w:rPr>
+        <w:rFonts w:ascii="Courier New" w:hAnsi="Courier New" w:hint="default"/>
+        <w:sz w:val="20"/>
+      </w:rPr>
+    </w:lvl>
+    <w:lvl w:ilvl="2" w:tentative="1">
+      <w:start w:val="1"/>
+      <w:numFmt w:val="bullet"/>
+      <w:lvlText w:val=""/>
+      <w:lvlJc w:val="left"/>
+      <w:pPr>
+        <w:tabs>
+          <w:tab w:val="num" w:pos="2160"/>
+        </w:tabs>
+        <w:ind w:left="2160" w:hanging="360"/>
+      </w:pPr>
+      <w:rPr>
+        <w:rFonts w:ascii="Wingdings" w:hAnsi="Wingdings" w:hint="default"/>
+        <w:sz w:val="20"/>
+      </w:rPr>
+    </w:lvl>
+    <w:lvl w:ilvl="3" w:tentative="1">
+      <w:start w:val="1"/>
+      <w:numFmt w:val="bullet"/>
+      <w:lvlText w:val=""/>
+      <w:lvlJc w:val="left"/>
+      <w:pPr>
+        <w:tabs>
+          <w:tab w:val="num" w:pos="2880"/>
+        </w:tabs>
+        <w:ind w:left="2880" w:hanging="360"/>
+      </w:pPr>
+      <w:rPr>
+        <w:rFonts w:ascii="Wingdings" w:hAnsi="Wingdings" w:hint="default"/>
+        <w:sz w:val="20"/>
+      </w:rPr>
+    </w:lvl>
+    <w:lvl w:ilvl="4" w:tentative="1">
+      <w:start w:val="1"/>
+      <w:numFmt w:val="bullet"/>
+      <w:lvlText w:val=""/>
+      <w:lvlJc w:val="left"/>
+      <w:pPr>
+        <w:tabs>
+          <w:tab w:val="num" w:pos="3600"/>
+        </w:tabs>
+        <w:ind w:left="3600" w:hanging="360"/>
+      </w:pPr>
+      <w:rPr>
+        <w:rFonts w:ascii="Wingdings" w:hAnsi="Wingdings" w:hint="default"/>
+        <w:sz w:val="20"/>
+      </w:rPr>
+    </w:lvl>
+    <w:lvl w:ilvl="5" w:tentative="1">
+      <w:start w:val="1"/>
+      <w:numFmt w:val="bullet"/>
+      <w:lvlText w:val=""/>
+      <w:lvlJc w:val="left"/>
+      <w:pPr>
+        <w:tabs>
+          <w:tab w:val="num" w:pos="4320"/>
+        </w:tabs>
+        <w:ind w:left="4320" w:hanging="360"/>
+      </w:pPr>
+      <w:rPr>
+        <w:rFonts w:ascii="Wingdings" w:hAnsi="Wingdings" w:hint="default"/>
+        <w:sz w:val="20"/>
+      </w:rPr>
+    </w:lvl>
+    <w:lvl w:ilvl="6" w:tentative="1">
+      <w:start w:val="1"/>
+      <w:numFmt w:val="bullet"/>
+      <w:lvlText w:val=""/>
+      <w:lvlJc w:val="left"/>
+      <w:pPr>
+        <w:tabs>
+          <w:tab w:val="num" w:pos="5040"/>
+        </w:tabs>
+        <w:ind w:left="5040" w:hanging="360"/>
+      </w:pPr>
+      <w:rPr>
+        <w:rFonts w:ascii="Wingdings" w:hAnsi="Wingdings" w:hint="default"/>
+        <w:sz w:val="20"/>
+      </w:rPr>
+    </w:lvl>
+    <w:lvl w:ilvl="7" w:tentative="1">
+      <w:start w:val="1"/>
+      <w:numFmt w:val="bullet"/>
+      <w:lvlText w:val=""/>
+      <w:lvlJc w:val="left"/>
+      <w:pPr>
+        <w:tabs>
+          <w:tab w:val="num" w:pos="5760"/>
+        </w:tabs>
+        <w:ind w:left="5760" w:hanging="360"/>
+      </w:pPr>
+      <w:rPr>
+        <w:rFonts w:ascii="Wingdings" w:hAnsi="Wingdings" w:hint="default"/>
+        <w:sz w:val="20"/>
+      </w:rPr>
+    </w:lvl>
+    <w:lvl w:ilvl="8" w:tentative="1">
+      <w:start w:val="1"/>
+      <w:numFmt w:val="bullet"/>
+      <w:lvlText w:val=""/>
+      <w:lvlJc w:val="left"/>
+      <w:pPr>
+        <w:tabs>
+          <w:tab w:val="num" w:pos="6480"/>
+        </w:tabs>
+        <w:ind w:left="6480" w:hanging="360"/>
+      </w:pPr>
+      <w:rPr>
+        <w:rFonts w:ascii="Wingdings" w:hAnsi="Wingdings" w:hint="default"/>
+        <w:sz w:val="20"/>
+      </w:rPr>
+    </w:lvl>
+  </w:abstractNum>
+  <w:abstractNum w:abstractNumId="20" w15:restartNumberingAfterBreak="0">
     <w:nsid w:val="5861464D"/>
     <w:multiLevelType w:val="multilevel"/>
     <w:tmpl w:val="51349922"/>
@@ -4331,7 +4895,7 @@
       </w:rPr>
     </w:lvl>
   </w:abstractNum>
-  <w:abstractNum w:abstractNumId="18" w15:restartNumberingAfterBreak="0">
+  <w:abstractNum w:abstractNumId="21" w15:restartNumberingAfterBreak="0">
     <w:nsid w:val="5B5056F4"/>
     <w:multiLevelType w:val="multilevel"/>
     <w:tmpl w:val="529A42F2"/>
@@ -4480,7 +5044,7 @@
       </w:rPr>
     </w:lvl>
   </w:abstractNum>
-  <w:abstractNum w:abstractNumId="19" w15:restartNumberingAfterBreak="0">
+  <w:abstractNum w:abstractNumId="22" w15:restartNumberingAfterBreak="0">
     <w:nsid w:val="602245CB"/>
     <w:multiLevelType w:val="multilevel"/>
     <w:tmpl w:val="85AA7104"/>
@@ -4629,7 +5193,7 @@
       </w:rPr>
     </w:lvl>
   </w:abstractNum>
-  <w:abstractNum w:abstractNumId="20" w15:restartNumberingAfterBreak="0">
+  <w:abstractNum w:abstractNumId="23" w15:restartNumberingAfterBreak="0">
     <w:nsid w:val="60BD05FF"/>
     <w:multiLevelType w:val="multilevel"/>
     <w:tmpl w:val="90606096"/>
@@ -4778,7 +5342,7 @@
       </w:rPr>
     </w:lvl>
   </w:abstractNum>
-  <w:abstractNum w:abstractNumId="21" w15:restartNumberingAfterBreak="0">
+  <w:abstractNum w:abstractNumId="24" w15:restartNumberingAfterBreak="0">
     <w:nsid w:val="67AE4C55"/>
     <w:multiLevelType w:val="multilevel"/>
     <w:tmpl w:val="2C400F48"/>
@@ -4927,7 +5491,7 @@
       </w:rPr>
     </w:lvl>
   </w:abstractNum>
-  <w:abstractNum w:abstractNumId="22" w15:restartNumberingAfterBreak="0">
+  <w:abstractNum w:abstractNumId="25" w15:restartNumberingAfterBreak="0">
     <w:nsid w:val="70FF37AA"/>
     <w:multiLevelType w:val="multilevel"/>
     <w:tmpl w:val="5C7ECC04"/>
@@ -5076,7 +5640,7 @@
       </w:rPr>
     </w:lvl>
   </w:abstractNum>
-  <w:abstractNum w:abstractNumId="23" w15:restartNumberingAfterBreak="0">
+  <w:abstractNum w:abstractNumId="26" w15:restartNumberingAfterBreak="0">
     <w:nsid w:val="711D3140"/>
     <w:multiLevelType w:val="multilevel"/>
     <w:tmpl w:val="22404316"/>
@@ -5225,7 +5789,7 @@
       </w:rPr>
     </w:lvl>
   </w:abstractNum>
-  <w:abstractNum w:abstractNumId="24" w15:restartNumberingAfterBreak="0">
+  <w:abstractNum w:abstractNumId="27" w15:restartNumberingAfterBreak="0">
     <w:nsid w:val="73A6750B"/>
     <w:multiLevelType w:val="multilevel"/>
     <w:tmpl w:val="F0E0761E"/>
@@ -5374,7 +5938,156 @@
       </w:rPr>
     </w:lvl>
   </w:abstractNum>
-  <w:abstractNum w:abstractNumId="25" w15:restartNumberingAfterBreak="0">
+  <w:abstractNum w:abstractNumId="28" w15:restartNumberingAfterBreak="0">
+    <w:nsid w:val="751E3E5B"/>
+    <w:multiLevelType w:val="multilevel"/>
+    <w:tmpl w:val="E4EA7998"/>
+    <w:lvl w:ilvl="0">
+      <w:start w:val="1"/>
+      <w:numFmt w:val="bullet"/>
+      <w:lvlText w:val=""/>
+      <w:lvlJc w:val="left"/>
+      <w:pPr>
+        <w:tabs>
+          <w:tab w:val="num" w:pos="720"/>
+        </w:tabs>
+        <w:ind w:left="720" w:hanging="360"/>
+      </w:pPr>
+      <w:rPr>
+        <w:rFonts w:ascii="Symbol" w:hAnsi="Symbol" w:hint="default"/>
+        <w:sz w:val="20"/>
+      </w:rPr>
+    </w:lvl>
+    <w:lvl w:ilvl="1" w:tentative="1">
+      <w:start w:val="1"/>
+      <w:numFmt w:val="bullet"/>
+      <w:lvlText w:val="o"/>
+      <w:lvlJc w:val="left"/>
+      <w:pPr>
+        <w:tabs>
+          <w:tab w:val="num" w:pos="1440"/>
+        </w:tabs>
+        <w:ind w:left="1440" w:hanging="360"/>
+      </w:pPr>
+      <w:rPr>
+        <w:rFonts w:ascii="Courier New" w:hAnsi="Courier New" w:hint="default"/>
+        <w:sz w:val="20"/>
+      </w:rPr>
+    </w:lvl>
+    <w:lvl w:ilvl="2" w:tentative="1">
+      <w:start w:val="1"/>
+      <w:numFmt w:val="bullet"/>
+      <w:lvlText w:val=""/>
+      <w:lvlJc w:val="left"/>
+      <w:pPr>
+        <w:tabs>
+          <w:tab w:val="num" w:pos="2160"/>
+        </w:tabs>
+        <w:ind w:left="2160" w:hanging="360"/>
+      </w:pPr>
+      <w:rPr>
+        <w:rFonts w:ascii="Wingdings" w:hAnsi="Wingdings" w:hint="default"/>
+        <w:sz w:val="20"/>
+      </w:rPr>
+    </w:lvl>
+    <w:lvl w:ilvl="3" w:tentative="1">
+      <w:start w:val="1"/>
+      <w:numFmt w:val="bullet"/>
+      <w:lvlText w:val=""/>
+      <w:lvlJc w:val="left"/>
+      <w:pPr>
+        <w:tabs>
+          <w:tab w:val="num" w:pos="2880"/>
+        </w:tabs>
+        <w:ind w:left="2880" w:hanging="360"/>
+      </w:pPr>
+      <w:rPr>
+        <w:rFonts w:ascii="Wingdings" w:hAnsi="Wingdings" w:hint="default"/>
+        <w:sz w:val="20"/>
+      </w:rPr>
+    </w:lvl>
+    <w:lvl w:ilvl="4" w:tentative="1">
+      <w:start w:val="1"/>
+      <w:numFmt w:val="bullet"/>
+      <w:lvlText w:val=""/>
+      <w:lvlJc w:val="left"/>
+      <w:pPr>
+        <w:tabs>
+          <w:tab w:val="num" w:pos="3600"/>
+        </w:tabs>
+        <w:ind w:left="3600" w:hanging="360"/>
+      </w:pPr>
+      <w:rPr>
+        <w:rFonts w:ascii="Wingdings" w:hAnsi="Wingdings" w:hint="default"/>
+        <w:sz w:val="20"/>
+      </w:rPr>
+    </w:lvl>
+    <w:lvl w:ilvl="5" w:tentative="1">
+      <w:start w:val="1"/>
+      <w:numFmt w:val="bullet"/>
+      <w:lvlText w:val=""/>
+      <w:lvlJc w:val="left"/>
+      <w:pPr>
+        <w:tabs>
+          <w:tab w:val="num" w:pos="4320"/>
+        </w:tabs>
+        <w:ind w:left="4320" w:hanging="360"/>
+      </w:pPr>
+      <w:rPr>
+        <w:rFonts w:ascii="Wingdings" w:hAnsi="Wingdings" w:hint="default"/>
+        <w:sz w:val="20"/>
+      </w:rPr>
+    </w:lvl>
+    <w:lvl w:ilvl="6" w:tentative="1">
+      <w:start w:val="1"/>
+      <w:numFmt w:val="bullet"/>
+      <w:lvlText w:val=""/>
+      <w:lvlJc w:val="left"/>
+      <w:pPr>
+        <w:tabs>
+          <w:tab w:val="num" w:pos="5040"/>
+        </w:tabs>
+        <w:ind w:left="5040" w:hanging="360"/>
+      </w:pPr>
+      <w:rPr>
+        <w:rFonts w:ascii="Wingdings" w:hAnsi="Wingdings" w:hint="default"/>
+        <w:sz w:val="20"/>
+      </w:rPr>
+    </w:lvl>
+    <w:lvl w:ilvl="7" w:tentative="1">
+      <w:start w:val="1"/>
+      <w:numFmt w:val="bullet"/>
+      <w:lvlText w:val=""/>
+      <w:lvlJc w:val="left"/>
+      <w:pPr>
+        <w:tabs>
+          <w:tab w:val="num" w:pos="5760"/>
+        </w:tabs>
+        <w:ind w:left="5760" w:hanging="360"/>
+      </w:pPr>
+      <w:rPr>
+        <w:rFonts w:ascii="Wingdings" w:hAnsi="Wingdings" w:hint="default"/>
+        <w:sz w:val="20"/>
+      </w:rPr>
+    </w:lvl>
+    <w:lvl w:ilvl="8" w:tentative="1">
+      <w:start w:val="1"/>
+      <w:numFmt w:val="bullet"/>
+      <w:lvlText w:val=""/>
+      <w:lvlJc w:val="left"/>
+      <w:pPr>
+        <w:tabs>
+          <w:tab w:val="num" w:pos="6480"/>
+        </w:tabs>
+        <w:ind w:left="6480" w:hanging="360"/>
+      </w:pPr>
+      <w:rPr>
+        <w:rFonts w:ascii="Wingdings" w:hAnsi="Wingdings" w:hint="default"/>
+        <w:sz w:val="20"/>
+      </w:rPr>
+    </w:lvl>
+  </w:abstractNum>
+  <w:abstractNum w:abstractNumId="29" w15:restartNumberingAfterBreak="0">
     <w:nsid w:val="777A6656"/>
     <w:multiLevelType w:val="multilevel"/>
     <w:tmpl w:val="804C54A8"/>
@@ -5527,79 +6240,91 @@
     <w:abstractNumId w:val="0"/>
   </w:num>
   <w:num w:numId="2">
+    <w:abstractNumId w:val="8"/>
+  </w:num>
+  <w:num w:numId="3">
+    <w:abstractNumId w:val="9"/>
+  </w:num>
+  <w:num w:numId="4">
+    <w:abstractNumId w:val="25"/>
+  </w:num>
+  <w:num w:numId="5">
     <w:abstractNumId w:val="7"/>
   </w:num>
-  <w:num w:numId="3">
-    <w:abstractNumId w:val="8"/>
+  <w:num w:numId="6">
+    <w:abstractNumId w:val="13"/>
   </w:num>
-  <w:num w:numId="4">
+  <w:num w:numId="7">
     <w:abstractNumId w:val="22"/>
   </w:num>
-  <w:num w:numId="5">
+  <w:num w:numId="8">
     <w:abstractNumId w:val="6"/>
   </w:num>
-  <w:num w:numId="6">
+  <w:num w:numId="9">
+    <w:abstractNumId w:val="21"/>
+  </w:num>
+  <w:num w:numId="10">
+    <w:abstractNumId w:val="18"/>
+  </w:num>
+  <w:num w:numId="11">
+    <w:abstractNumId w:val="10"/>
+  </w:num>
+  <w:num w:numId="12">
+    <w:abstractNumId w:val="24"/>
+  </w:num>
+  <w:num w:numId="13">
+    <w:abstractNumId w:val="20"/>
+  </w:num>
+  <w:num w:numId="14">
+    <w:abstractNumId w:val="5"/>
+  </w:num>
+  <w:num w:numId="15">
+    <w:abstractNumId w:val="23"/>
+  </w:num>
+  <w:num w:numId="16">
+    <w:abstractNumId w:val="27"/>
+  </w:num>
+  <w:num w:numId="17">
+    <w:abstractNumId w:val="29"/>
+  </w:num>
+  <w:num w:numId="18">
+    <w:abstractNumId w:val="17"/>
+  </w:num>
+  <w:num w:numId="19">
     <w:abstractNumId w:val="12"/>
   </w:num>
-  <w:num w:numId="7">
+  <w:num w:numId="20">
+    <w:abstractNumId w:val="26"/>
+  </w:num>
+  <w:num w:numId="21">
+    <w:abstractNumId w:val="16"/>
+  </w:num>
+  <w:num w:numId="22">
+    <w:abstractNumId w:val="3"/>
+  </w:num>
+  <w:num w:numId="23">
+    <w:abstractNumId w:val="11"/>
+  </w:num>
+  <w:num w:numId="24">
+    <w:abstractNumId w:val="15"/>
+  </w:num>
+  <w:num w:numId="25">
+    <w:abstractNumId w:val="4"/>
+  </w:num>
+  <w:num w:numId="26">
+    <w:abstractNumId w:val="2"/>
+  </w:num>
+  <w:num w:numId="27">
+    <w:abstractNumId w:val="14"/>
+  </w:num>
+  <w:num w:numId="28">
+    <w:abstractNumId w:val="1"/>
+  </w:num>
+  <w:num w:numId="29">
     <w:abstractNumId w:val="19"/>
   </w:num>
-  <w:num w:numId="8">
-    <w:abstractNumId w:val="5"/>
-  </w:num>
-  <w:num w:numId="9">
-    <w:abstractNumId w:val="18"/>
-  </w:num>
-  <w:num w:numId="10">
-    <w:abstractNumId w:val="16"/>
-  </w:num>
-  <w:num w:numId="11">
-    <w:abstractNumId w:val="9"/>
-  </w:num>
-  <w:num w:numId="12">
-    <w:abstractNumId w:val="21"/>
-  </w:num>
-  <w:num w:numId="13">
-    <w:abstractNumId w:val="17"/>
-  </w:num>
-  <w:num w:numId="14">
-    <w:abstractNumId w:val="4"/>
-  </w:num>
-  <w:num w:numId="15">
-    <w:abstractNumId w:val="20"/>
-  </w:num>
-  <w:num w:numId="16">
-    <w:abstractNumId w:val="24"/>
-  </w:num>
-  <w:num w:numId="17">
-    <w:abstractNumId w:val="25"/>
-  </w:num>
-  <w:num w:numId="18">
-    <w:abstractNumId w:val="15"/>
-  </w:num>
-  <w:num w:numId="19">
-    <w:abstractNumId w:val="11"/>
-  </w:num>
-  <w:num w:numId="20">
-    <w:abstractNumId w:val="23"/>
-  </w:num>
-  <w:num w:numId="21">
-    <w:abstractNumId w:val="14"/>
-  </w:num>
-  <w:num w:numId="22">
-    <w:abstractNumId w:val="2"/>
-  </w:num>
-  <w:num w:numId="23">
-    <w:abstractNumId w:val="10"/>
-  </w:num>
-  <w:num w:numId="24">
-    <w:abstractNumId w:val="13"/>
-  </w:num>
-  <w:num w:numId="25">
-    <w:abstractNumId w:val="3"/>
-  </w:num>
-  <w:num w:numId="26">
-    <w:abstractNumId w:val="1"/>
+  <w:num w:numId="30">
+    <w:abstractNumId w:val="28"/>
   </w:num>
   <w:numIdMacAtCleanup w:val="10"/>
 </w:numbering>

--- a/task 17/Tak 17.docx
+++ b/task 17/Tak 17.docx
@@ -178,7 +178,7 @@
           <w:sz w:val="72"/>
           <w:szCs w:val="72"/>
         </w:rPr>
-        <w:t>5</w:t>
+        <w:t>6</w:t>
       </w:r>
     </w:p>
     <w:p>
@@ -241,7 +241,7 @@
           <w:sz w:val="72"/>
           <w:szCs w:val="72"/>
         </w:rPr>
-        <w:t xml:space="preserve"> Introduction to React</w:t>
+        <w:t xml:space="preserve">   Authentication, JWT </w:t>
       </w:r>
     </w:p>
     <w:p>
@@ -258,17 +258,8 @@
           <w:sz w:val="72"/>
           <w:szCs w:val="72"/>
         </w:rPr>
-        <w:t xml:space="preserve">      Query for Data Fetching</w:t>
-      </w:r>
-    </w:p>
-    <w:p>
-      <w:pPr>
-        <w:rPr>
-          <w:rFonts w:cstheme="minorHAnsi"/>
-          <w:sz w:val="72"/>
-          <w:szCs w:val="72"/>
-        </w:rPr>
-      </w:pPr>
+        <w:t xml:space="preserve">                  And Basics</w:t>
+      </w:r>
     </w:p>
     <w:p>
       <w:pPr>
@@ -315,7 +306,7 @@
           <w:sz w:val="72"/>
           <w:szCs w:val="72"/>
         </w:rPr>
-        <w:t xml:space="preserve">                </w:t>
+        <w:t xml:space="preserve">              </w:t>
       </w:r>
       <w:r>
         <w:rPr>
@@ -323,16 +314,10 @@
           <w:sz w:val="72"/>
           <w:szCs w:val="72"/>
         </w:rPr>
-        <w:t>1</w:t>
-      </w:r>
-      <w:r>
-        <w:rPr>
-          <w:rFonts w:cstheme="minorHAnsi"/>
-          <w:sz w:val="72"/>
-          <w:szCs w:val="72"/>
-        </w:rPr>
-        <w:t>8</w:t>
-      </w:r>
+        <w:t>20</w:t>
+      </w:r>
+      <w:bookmarkStart w:id="0" w:name="_GoBack"/>
+      <w:bookmarkEnd w:id="0"/>
       <w:r>
         <w:rPr>
           <w:rFonts w:cstheme="minorHAnsi"/>
@@ -441,26 +426,16 @@
     <w:p>
       <w:pPr>
         <w:pStyle w:val="Heading1"/>
-        <w:rPr>
-          <w:sz w:val="40"/>
-          <w:szCs w:val="40"/>
-        </w:rPr>
       </w:pPr>
       <w:r>
         <w:rPr>
           <w:rFonts w:ascii="Segoe UI Emoji" w:hAnsi="Segoe UI Emoji" w:cs="Segoe UI Emoji"/>
-          <w:sz w:val="40"/>
-          <w:szCs w:val="40"/>
         </w:rPr>
         <w:lastRenderedPageBreak/>
         <w:t>📘</w:t>
       </w:r>
       <w:r>
-        <w:rPr>
-          <w:sz w:val="40"/>
-          <w:szCs w:val="40"/>
-        </w:rPr>
-        <w:t xml:space="preserve"> Learning Report: Introduction to React Query for Data Fetching</w:t>
+        <w:t xml:space="preserve"> Learning Report: Authentication (JWT &amp; Firebase Auth Basics)</w:t>
       </w:r>
     </w:p>
     <w:p>
@@ -495,7 +470,7 @@
           <w:sz w:val="32"/>
           <w:szCs w:val="32"/>
         </w:rPr>
-        <w:t xml:space="preserve">React Query is a </w:t>
+        <w:t xml:space="preserve">Authentication is a key part of modern web applications because it ensures only authorized users can access protected resources. Two popular methods I learned are </w:t>
       </w:r>
       <w:r>
         <w:rPr>
@@ -503,48 +478,14 @@
           <w:sz w:val="32"/>
           <w:szCs w:val="32"/>
         </w:rPr>
-        <w:t>data-fetching and state management library</w:t>
-      </w:r>
-      <w:r>
-        <w:rPr>
-          <w:sz w:val="32"/>
-          <w:szCs w:val="32"/>
-        </w:rPr>
-        <w:t xml:space="preserve"> for React applications. Instead of manually handling </w:t>
-      </w:r>
-      <w:proofErr w:type="spellStart"/>
-      <w:r>
-        <w:rPr>
-          <w:rStyle w:val="HTMLCode"/>
-          <w:sz w:val="32"/>
-          <w:szCs w:val="32"/>
-        </w:rPr>
-        <w:t>useEffect</w:t>
-      </w:r>
-      <w:proofErr w:type="spellEnd"/>
-      <w:r>
-        <w:rPr>
-          <w:sz w:val="32"/>
-          <w:szCs w:val="32"/>
-        </w:rPr>
-        <w:t xml:space="preserve">, </w:t>
-      </w:r>
-      <w:proofErr w:type="spellStart"/>
-      <w:r>
-        <w:rPr>
-          <w:rStyle w:val="HTMLCode"/>
-          <w:sz w:val="32"/>
-          <w:szCs w:val="32"/>
-        </w:rPr>
-        <w:t>useState</w:t>
-      </w:r>
-      <w:proofErr w:type="spellEnd"/>
-      <w:r>
-        <w:rPr>
-          <w:sz w:val="32"/>
-          <w:szCs w:val="32"/>
-        </w:rPr>
-        <w:t xml:space="preserve">, loading states, and error management, React Query simplifies these tasks. It helps developers </w:t>
+        <w:t>JWT (JSON Web Token)</w:t>
+      </w:r>
+      <w:r>
+        <w:rPr>
+          <w:sz w:val="32"/>
+          <w:szCs w:val="32"/>
+        </w:rPr>
+        <w:t xml:space="preserve"> and </w:t>
       </w:r>
       <w:r>
         <w:rPr>
@@ -552,62 +493,34 @@
           <w:sz w:val="32"/>
           <w:szCs w:val="32"/>
         </w:rPr>
-        <w:t>fetch, cache, update, and synchronize data</w:t>
-      </w:r>
-      <w:r>
-        <w:rPr>
-          <w:sz w:val="32"/>
-          <w:szCs w:val="32"/>
-        </w:rPr>
-        <w:t xml:space="preserve"> in a very efficient way.</w:t>
+        <w:t>Firebase Authentication</w:t>
+      </w:r>
+      <w:r>
+        <w:rPr>
+          <w:sz w:val="32"/>
+          <w:szCs w:val="32"/>
+        </w:rPr>
+        <w:t>. Both provide secure login systems but work differently:</w:t>
       </w:r>
     </w:p>
     <w:p>
       <w:pPr>
         <w:pStyle w:val="NormalWeb"/>
-        <w:rPr>
-          <w:sz w:val="32"/>
-          <w:szCs w:val="32"/>
-        </w:rPr>
-      </w:pPr>
-      <w:r>
-        <w:rPr>
-          <w:sz w:val="32"/>
-          <w:szCs w:val="32"/>
-        </w:rPr>
-        <w:t xml:space="preserve">Traditional API handling with </w:t>
-      </w:r>
-      <w:r>
-        <w:rPr>
-          <w:rStyle w:val="HTMLCode"/>
-          <w:sz w:val="32"/>
-          <w:szCs w:val="32"/>
-        </w:rPr>
-        <w:t>fetch</w:t>
-      </w:r>
-      <w:r>
-        <w:rPr>
-          <w:sz w:val="32"/>
-          <w:szCs w:val="32"/>
-        </w:rPr>
-        <w:t xml:space="preserve"> or </w:t>
-      </w:r>
-      <w:proofErr w:type="spellStart"/>
-      <w:r>
-        <w:rPr>
-          <w:rStyle w:val="HTMLCode"/>
-          <w:sz w:val="32"/>
-          <w:szCs w:val="32"/>
-        </w:rPr>
-        <w:t>axios</w:t>
-      </w:r>
-      <w:proofErr w:type="spellEnd"/>
-      <w:r>
-        <w:rPr>
-          <w:sz w:val="32"/>
-          <w:szCs w:val="32"/>
-        </w:rPr>
-        <w:t xml:space="preserve"> requires writing separate logic for </w:t>
+        <w:numPr>
+          <w:ilvl w:val="0"/>
+          <w:numId w:val="31"/>
+        </w:numPr>
+        <w:rPr>
+          <w:sz w:val="32"/>
+          <w:szCs w:val="32"/>
+        </w:rPr>
+      </w:pPr>
+      <w:r>
+        <w:rPr>
+          <w:sz w:val="32"/>
+          <w:szCs w:val="32"/>
+        </w:rPr>
+        <w:t xml:space="preserve">JWT is a </w:t>
       </w:r>
       <w:r>
         <w:rPr>
@@ -615,30 +528,65 @@
           <w:sz w:val="32"/>
           <w:szCs w:val="32"/>
         </w:rPr>
-        <w:t>loading, error, and data states</w:t>
-      </w:r>
-      <w:r>
-        <w:rPr>
-          <w:sz w:val="32"/>
-          <w:szCs w:val="32"/>
-        </w:rPr>
-        <w:t>. React Query automates most of this, making the code cleaner and more maintainable.</w:t>
+        <w:t>token-based authentication method</w:t>
+      </w:r>
+      <w:r>
+        <w:rPr>
+          <w:sz w:val="32"/>
+          <w:szCs w:val="32"/>
+        </w:rPr>
+        <w:t xml:space="preserve"> commonly used in backend APIs.</w:t>
       </w:r>
     </w:p>
     <w:p>
       <w:pPr>
-        <w:rPr>
-          <w:sz w:val="32"/>
-          <w:szCs w:val="32"/>
-        </w:rPr>
-      </w:pPr>
-      <w:r>
-        <w:rPr>
-          <w:sz w:val="32"/>
-          <w:szCs w:val="32"/>
-        </w:rPr>
-        <w:pict w14:anchorId="0AAE1267">
-          <v:rect id="_x0000_i1032" style="width:0;height:1.5pt" o:hralign="center" o:hrstd="t" o:hr="t" fillcolor="#a0a0a0" stroked="f"/>
+        <w:pStyle w:val="NormalWeb"/>
+        <w:numPr>
+          <w:ilvl w:val="0"/>
+          <w:numId w:val="31"/>
+        </w:numPr>
+        <w:rPr>
+          <w:sz w:val="32"/>
+          <w:szCs w:val="32"/>
+        </w:rPr>
+      </w:pPr>
+      <w:r>
+        <w:rPr>
+          <w:sz w:val="32"/>
+          <w:szCs w:val="32"/>
+        </w:rPr>
+        <w:t xml:space="preserve">Firebase Authentication is a </w:t>
+      </w:r>
+      <w:r>
+        <w:rPr>
+          <w:rStyle w:val="Strong"/>
+          <w:sz w:val="32"/>
+          <w:szCs w:val="32"/>
+        </w:rPr>
+        <w:t>ready-to-use service by Google</w:t>
+      </w:r>
+      <w:r>
+        <w:rPr>
+          <w:sz w:val="32"/>
+          <w:szCs w:val="32"/>
+        </w:rPr>
+        <w:t xml:space="preserve"> that simplifies login via email, password, or third-party providers.</w:t>
+      </w:r>
+    </w:p>
+    <w:p>
+      <w:pPr>
+        <w:rPr>
+          <w:sz w:val="32"/>
+          <w:szCs w:val="32"/>
+        </w:rPr>
+      </w:pPr>
+      <w:r>
+        <w:rPr>
+          <w:sz w:val="32"/>
+          <w:szCs w:val="32"/>
+        </w:rPr>
+        <w:pict w14:anchorId="44C47586">
+          <v:rect id="_x0000_i1034" style="width:0;height:1.5pt" o:hralign="center" o:hrstd="t" o:hr="t" fillcolor="#a0a0a0" stroked="f"/>
         </w:pict>
       </w:r>
     </w:p>
@@ -658,7 +606,48 @@
           <w:sz w:val="32"/>
           <w:szCs w:val="32"/>
         </w:rPr>
-        <w:t>2. Core Features of React Query</w:t>
+        <w:t>2. JSON Web Token (JWT)</w:t>
+      </w:r>
+    </w:p>
+    <w:p>
+      <w:pPr>
+        <w:pStyle w:val="NormalWeb"/>
+        <w:rPr>
+          <w:sz w:val="32"/>
+          <w:szCs w:val="32"/>
+        </w:rPr>
+      </w:pPr>
+      <w:r>
+        <w:rPr>
+          <w:rStyle w:val="Strong"/>
+          <w:sz w:val="32"/>
+          <w:szCs w:val="32"/>
+        </w:rPr>
+        <w:t>Definition:</w:t>
+      </w:r>
+      <w:r>
+        <w:rPr>
+          <w:sz w:val="32"/>
+          <w:szCs w:val="32"/>
+        </w:rPr>
+        <w:t xml:space="preserve"> JWT is a compact, URL-safe token format that allows secure data exchange between client and server.</w:t>
+      </w:r>
+    </w:p>
+    <w:p>
+      <w:pPr>
+        <w:pStyle w:val="NormalWeb"/>
+        <w:rPr>
+          <w:sz w:val="32"/>
+          <w:szCs w:val="32"/>
+        </w:rPr>
+      </w:pPr>
+      <w:r>
+        <w:rPr>
+          <w:rStyle w:val="Strong"/>
+          <w:sz w:val="32"/>
+          <w:szCs w:val="32"/>
+        </w:rPr>
+        <w:t>Structure:</w:t>
       </w:r>
     </w:p>
     <w:p>
@@ -666,7 +655,7 @@
         <w:pStyle w:val="NormalWeb"/>
         <w:numPr>
           <w:ilvl w:val="0"/>
-          <w:numId w:val="27"/>
+          <w:numId w:val="32"/>
         </w:numPr>
         <w:rPr>
           <w:sz w:val="32"/>
@@ -679,14 +668,14 @@
           <w:sz w:val="32"/>
           <w:szCs w:val="32"/>
         </w:rPr>
-        <w:t>Declarative Data Fetching</w:t>
-      </w:r>
-      <w:r>
-        <w:rPr>
-          <w:sz w:val="32"/>
-          <w:szCs w:val="32"/>
-        </w:rPr>
-        <w:t xml:space="preserve"> – Simply define how data should be fetched, and React Query handles when and how often.</w:t>
+        <w:t>Header</w:t>
+      </w:r>
+      <w:r>
+        <w:rPr>
+          <w:sz w:val="32"/>
+          <w:szCs w:val="32"/>
+        </w:rPr>
+        <w:t xml:space="preserve"> (algorithm &amp; type)</w:t>
       </w:r>
     </w:p>
     <w:p>
@@ -694,7 +683,7 @@
         <w:pStyle w:val="NormalWeb"/>
         <w:numPr>
           <w:ilvl w:val="0"/>
-          <w:numId w:val="27"/>
+          <w:numId w:val="32"/>
         </w:numPr>
         <w:rPr>
           <w:sz w:val="32"/>
@@ -707,31 +696,14 @@
           <w:sz w:val="32"/>
           <w:szCs w:val="32"/>
         </w:rPr>
-        <w:t>Built-in Loading &amp; Error States</w:t>
-      </w:r>
-      <w:r>
-        <w:rPr>
-          <w:sz w:val="32"/>
-          <w:szCs w:val="32"/>
-        </w:rPr>
-        <w:t xml:space="preserve"> – No need to write extra </w:t>
-      </w:r>
-      <w:proofErr w:type="spellStart"/>
-      <w:r>
-        <w:rPr>
-          <w:rStyle w:val="HTMLCode"/>
-          <w:sz w:val="32"/>
-          <w:szCs w:val="32"/>
-        </w:rPr>
-        <w:t>useState</w:t>
-      </w:r>
-      <w:proofErr w:type="spellEnd"/>
-      <w:r>
-        <w:rPr>
-          <w:sz w:val="32"/>
-          <w:szCs w:val="32"/>
-        </w:rPr>
-        <w:t xml:space="preserve"> for these.</w:t>
+        <w:t>Payload</w:t>
+      </w:r>
+      <w:r>
+        <w:rPr>
+          <w:sz w:val="32"/>
+          <w:szCs w:val="32"/>
+        </w:rPr>
+        <w:t xml:space="preserve"> (user information &amp; claims)</w:t>
       </w:r>
     </w:p>
     <w:p>
@@ -739,7 +711,7 @@
         <w:pStyle w:val="NormalWeb"/>
         <w:numPr>
           <w:ilvl w:val="0"/>
-          <w:numId w:val="27"/>
+          <w:numId w:val="32"/>
         </w:numPr>
         <w:rPr>
           <w:sz w:val="32"/>
@@ -752,14 +724,31 @@
           <w:sz w:val="32"/>
           <w:szCs w:val="32"/>
         </w:rPr>
-        <w:t>Caching</w:t>
-      </w:r>
-      <w:r>
-        <w:rPr>
-          <w:sz w:val="32"/>
-          <w:szCs w:val="32"/>
-        </w:rPr>
-        <w:t xml:space="preserve"> – Data is cached, reducing unnecessary API calls.</w:t>
+        <w:t>Signature</w:t>
+      </w:r>
+      <w:r>
+        <w:rPr>
+          <w:sz w:val="32"/>
+          <w:szCs w:val="32"/>
+        </w:rPr>
+        <w:t xml:space="preserve"> (verifies authenticity)</w:t>
+      </w:r>
+    </w:p>
+    <w:p>
+      <w:pPr>
+        <w:pStyle w:val="NormalWeb"/>
+        <w:rPr>
+          <w:sz w:val="32"/>
+          <w:szCs w:val="32"/>
+        </w:rPr>
+      </w:pPr>
+      <w:r>
+        <w:rPr>
+          <w:rStyle w:val="Strong"/>
+          <w:sz w:val="32"/>
+          <w:szCs w:val="32"/>
+        </w:rPr>
+        <w:t>Flow:</w:t>
       </w:r>
     </w:p>
     <w:p>
@@ -767,29 +756,19 @@
         <w:pStyle w:val="NormalWeb"/>
         <w:numPr>
           <w:ilvl w:val="0"/>
-          <w:numId w:val="27"/>
+          <w:numId w:val="33"/>
         </w:numPr>
         <w:rPr>
           <w:sz w:val="32"/>
           <w:szCs w:val="32"/>
         </w:rPr>
       </w:pPr>
-      <w:proofErr w:type="spellStart"/>
-      <w:r>
-        <w:rPr>
-          <w:rStyle w:val="Strong"/>
-          <w:sz w:val="32"/>
-          <w:szCs w:val="32"/>
-        </w:rPr>
-        <w:t>Refetching</w:t>
-      </w:r>
-      <w:proofErr w:type="spellEnd"/>
-      <w:r>
-        <w:rPr>
-          <w:sz w:val="32"/>
-          <w:szCs w:val="32"/>
-        </w:rPr>
-        <w:t xml:space="preserve"> – Data can automatically refresh when the app regains focus or reconnects to the internet.</w:t>
+      <w:r>
+        <w:rPr>
+          <w:sz w:val="32"/>
+          <w:szCs w:val="32"/>
+        </w:rPr>
+        <w:t>User logs in with email/password.</w:t>
       </w:r>
     </w:p>
     <w:p>
@@ -797,7 +776,7 @@
         <w:pStyle w:val="NormalWeb"/>
         <w:numPr>
           <w:ilvl w:val="0"/>
-          <w:numId w:val="27"/>
+          <w:numId w:val="33"/>
         </w:numPr>
         <w:rPr>
           <w:sz w:val="32"/>
@@ -806,18 +785,10 @@
       </w:pPr>
       <w:r>
         <w:rPr>
-          <w:rStyle w:val="Strong"/>
-          <w:sz w:val="32"/>
-          <w:szCs w:val="32"/>
-        </w:rPr>
-        <w:t>Background Updates</w:t>
-      </w:r>
-      <w:r>
-        <w:rPr>
-          <w:sz w:val="32"/>
-          <w:szCs w:val="32"/>
-        </w:rPr>
-        <w:t xml:space="preserve"> – Users see old data until new data is fetched.</w:t>
+          <w:sz w:val="32"/>
+          <w:szCs w:val="32"/>
+        </w:rPr>
+        <w:t>Server verifies credentials and generates a JWT.</w:t>
       </w:r>
     </w:p>
     <w:p>
@@ -825,7 +796,7 @@
         <w:pStyle w:val="NormalWeb"/>
         <w:numPr>
           <w:ilvl w:val="0"/>
-          <w:numId w:val="27"/>
+          <w:numId w:val="33"/>
         </w:numPr>
         <w:rPr>
           <w:sz w:val="32"/>
@@ -834,34 +805,175 @@
       </w:pPr>
       <w:r>
         <w:rPr>
-          <w:rStyle w:val="Strong"/>
-          <w:sz w:val="32"/>
-          <w:szCs w:val="32"/>
-        </w:rPr>
-        <w:t>Pagination &amp; Infinite Queries</w:t>
-      </w:r>
-      <w:r>
-        <w:rPr>
-          <w:sz w:val="32"/>
-          <w:szCs w:val="32"/>
-        </w:rPr>
-        <w:t xml:space="preserve"> – Makes handling lists or scrollable content easier.</w:t>
+          <w:sz w:val="32"/>
+          <w:szCs w:val="32"/>
+        </w:rPr>
+        <w:t xml:space="preserve">JWT is sent to the client and stored (e.g., in </w:t>
+      </w:r>
+      <w:proofErr w:type="spellStart"/>
+      <w:r>
+        <w:rPr>
+          <w:sz w:val="32"/>
+          <w:szCs w:val="32"/>
+        </w:rPr>
+        <w:t>localStorage</w:t>
+      </w:r>
+      <w:proofErr w:type="spellEnd"/>
+      <w:r>
+        <w:rPr>
+          <w:sz w:val="32"/>
+          <w:szCs w:val="32"/>
+        </w:rPr>
+        <w:t>).</w:t>
       </w:r>
     </w:p>
     <w:p>
       <w:pPr>
-        <w:rPr>
-          <w:sz w:val="32"/>
-          <w:szCs w:val="32"/>
-        </w:rPr>
-      </w:pPr>
-      <w:r>
-        <w:rPr>
-          <w:sz w:val="32"/>
-          <w:szCs w:val="32"/>
-        </w:rPr>
-        <w:pict w14:anchorId="5304ABD8">
-          <v:rect id="_x0000_i1033" style="width:0;height:1.5pt" o:hralign="center" o:hrstd="t" o:hr="t" fillcolor="#a0a0a0" stroked="f"/>
+        <w:pStyle w:val="NormalWeb"/>
+        <w:numPr>
+          <w:ilvl w:val="0"/>
+          <w:numId w:val="33"/>
+        </w:numPr>
+        <w:rPr>
+          <w:sz w:val="32"/>
+          <w:szCs w:val="32"/>
+        </w:rPr>
+      </w:pPr>
+      <w:r>
+        <w:rPr>
+          <w:sz w:val="32"/>
+          <w:szCs w:val="32"/>
+        </w:rPr>
+        <w:t>Client attaches JWT to API requests (</w:t>
+      </w:r>
+      <w:r>
+        <w:rPr>
+          <w:rStyle w:val="HTMLCode"/>
+          <w:sz w:val="32"/>
+          <w:szCs w:val="32"/>
+        </w:rPr>
+        <w:t>Authorization: Bearer &lt;token&gt;</w:t>
+      </w:r>
+      <w:r>
+        <w:rPr>
+          <w:sz w:val="32"/>
+          <w:szCs w:val="32"/>
+        </w:rPr>
+        <w:t>).</w:t>
+      </w:r>
+    </w:p>
+    <w:p>
+      <w:pPr>
+        <w:pStyle w:val="NormalWeb"/>
+        <w:numPr>
+          <w:ilvl w:val="0"/>
+          <w:numId w:val="33"/>
+        </w:numPr>
+        <w:rPr>
+          <w:sz w:val="32"/>
+          <w:szCs w:val="32"/>
+        </w:rPr>
+      </w:pPr>
+      <w:r>
+        <w:rPr>
+          <w:sz w:val="32"/>
+          <w:szCs w:val="32"/>
+        </w:rPr>
+        <w:t>Server verifies the token before giving access.</w:t>
+      </w:r>
+    </w:p>
+    <w:p>
+      <w:pPr>
+        <w:pStyle w:val="NormalWeb"/>
+        <w:rPr>
+          <w:sz w:val="32"/>
+          <w:szCs w:val="32"/>
+        </w:rPr>
+      </w:pPr>
+      <w:r>
+        <w:rPr>
+          <w:rStyle w:val="Strong"/>
+          <w:sz w:val="32"/>
+          <w:szCs w:val="32"/>
+        </w:rPr>
+        <w:t>Advantages:</w:t>
+      </w:r>
+    </w:p>
+    <w:p>
+      <w:pPr>
+        <w:pStyle w:val="NormalWeb"/>
+        <w:numPr>
+          <w:ilvl w:val="0"/>
+          <w:numId w:val="34"/>
+        </w:numPr>
+        <w:rPr>
+          <w:sz w:val="32"/>
+          <w:szCs w:val="32"/>
+        </w:rPr>
+      </w:pPr>
+      <w:r>
+        <w:rPr>
+          <w:sz w:val="32"/>
+          <w:szCs w:val="32"/>
+        </w:rPr>
+        <w:lastRenderedPageBreak/>
+        <w:t>Stateless (no session storage on server).</w:t>
+      </w:r>
+    </w:p>
+    <w:p>
+      <w:pPr>
+        <w:pStyle w:val="NormalWeb"/>
+        <w:numPr>
+          <w:ilvl w:val="0"/>
+          <w:numId w:val="34"/>
+        </w:numPr>
+        <w:rPr>
+          <w:sz w:val="32"/>
+          <w:szCs w:val="32"/>
+        </w:rPr>
+      </w:pPr>
+      <w:r>
+        <w:rPr>
+          <w:sz w:val="32"/>
+          <w:szCs w:val="32"/>
+        </w:rPr>
+        <w:t>Works across domains and services.</w:t>
+      </w:r>
+    </w:p>
+    <w:p>
+      <w:pPr>
+        <w:pStyle w:val="NormalWeb"/>
+        <w:numPr>
+          <w:ilvl w:val="0"/>
+          <w:numId w:val="34"/>
+        </w:numPr>
+        <w:rPr>
+          <w:sz w:val="32"/>
+          <w:szCs w:val="32"/>
+        </w:rPr>
+      </w:pPr>
+      <w:r>
+        <w:rPr>
+          <w:sz w:val="32"/>
+          <w:szCs w:val="32"/>
+        </w:rPr>
+        <w:t>Secure when used with HTTPS.</w:t>
+      </w:r>
+    </w:p>
+    <w:p>
+      <w:pPr>
+        <w:rPr>
+          <w:sz w:val="32"/>
+          <w:szCs w:val="32"/>
+        </w:rPr>
+      </w:pPr>
+      <w:r>
+        <w:rPr>
+          <w:sz w:val="32"/>
+          <w:szCs w:val="32"/>
+        </w:rPr>
+        <w:pict w14:anchorId="3FDD7EBB">
+          <v:rect id="_x0000_i1035" style="width:0;height:1.5pt" o:hralign="center" o:hrstd="t" o:hr="t" fillcolor="#a0a0a0" stroked="f"/>
         </w:pict>
       </w:r>
     </w:p>
@@ -881,550 +993,42 @@
           <w:sz w:val="32"/>
           <w:szCs w:val="32"/>
         </w:rPr>
-        <w:t>3. Basic Usage Example</w:t>
+        <w:t>3. Firebase Authentication</w:t>
       </w:r>
     </w:p>
     <w:p>
       <w:pPr>
-        <w:pStyle w:val="HTMLPreformatted"/>
-        <w:rPr>
-          <w:rStyle w:val="HTMLCode"/>
-          <w:sz w:val="32"/>
-          <w:szCs w:val="32"/>
-        </w:rPr>
-      </w:pPr>
-      <w:r>
-        <w:rPr>
-          <w:rStyle w:val="HTMLCode"/>
-          <w:sz w:val="32"/>
-          <w:szCs w:val="32"/>
-        </w:rPr>
-        <w:lastRenderedPageBreak/>
-        <w:t xml:space="preserve">import </w:t>
-      </w:r>
-      <w:proofErr w:type="gramStart"/>
-      <w:r>
-        <w:rPr>
-          <w:rStyle w:val="HTMLCode"/>
-          <w:sz w:val="32"/>
-          <w:szCs w:val="32"/>
-        </w:rPr>
-        <w:t xml:space="preserve">{ </w:t>
-      </w:r>
-      <w:proofErr w:type="spellStart"/>
-      <w:r>
-        <w:rPr>
-          <w:rStyle w:val="HTMLCode"/>
-          <w:sz w:val="32"/>
-          <w:szCs w:val="32"/>
-        </w:rPr>
-        <w:t>useQuery</w:t>
-      </w:r>
-      <w:proofErr w:type="spellEnd"/>
-      <w:proofErr w:type="gramEnd"/>
-      <w:r>
-        <w:rPr>
-          <w:rStyle w:val="HTMLCode"/>
-          <w:sz w:val="32"/>
-          <w:szCs w:val="32"/>
-        </w:rPr>
-        <w:t xml:space="preserve"> } from '@</w:t>
-      </w:r>
-      <w:proofErr w:type="spellStart"/>
-      <w:r>
-        <w:rPr>
-          <w:rStyle w:val="HTMLCode"/>
-          <w:sz w:val="32"/>
-          <w:szCs w:val="32"/>
-        </w:rPr>
-        <w:t>tanstack</w:t>
-      </w:r>
-      <w:proofErr w:type="spellEnd"/>
-      <w:r>
-        <w:rPr>
-          <w:rStyle w:val="HTMLCode"/>
-          <w:sz w:val="32"/>
-          <w:szCs w:val="32"/>
-        </w:rPr>
-        <w:t>/react-query';</w:t>
+        <w:pStyle w:val="NormalWeb"/>
+        <w:rPr>
+          <w:sz w:val="32"/>
+          <w:szCs w:val="32"/>
+        </w:rPr>
+      </w:pPr>
+      <w:r>
+        <w:rPr>
+          <w:sz w:val="32"/>
+          <w:szCs w:val="32"/>
+        </w:rPr>
+        <w:t xml:space="preserve">Firebase Auth provides </w:t>
+      </w:r>
+      <w:r>
+        <w:rPr>
+          <w:rStyle w:val="Strong"/>
+          <w:sz w:val="32"/>
+          <w:szCs w:val="32"/>
+        </w:rPr>
+        <w:t>ready-made authentication services</w:t>
+      </w:r>
+      <w:r>
+        <w:rPr>
+          <w:sz w:val="32"/>
+          <w:szCs w:val="32"/>
+        </w:rPr>
+        <w:t xml:space="preserve"> without building a backend system from scratch.</w:t>
       </w:r>
     </w:p>
     <w:p>
       <w:pPr>
-        <w:pStyle w:val="HTMLPreformatted"/>
-        <w:rPr>
-          <w:rStyle w:val="HTMLCode"/>
-          <w:sz w:val="32"/>
-          <w:szCs w:val="32"/>
-        </w:rPr>
-      </w:pPr>
-    </w:p>
-    <w:p>
-      <w:pPr>
-        <w:pStyle w:val="HTMLPreformatted"/>
-        <w:rPr>
-          <w:rStyle w:val="HTMLCode"/>
-          <w:sz w:val="32"/>
-          <w:szCs w:val="32"/>
-        </w:rPr>
-      </w:pPr>
-      <w:r>
-        <w:rPr>
-          <w:rStyle w:val="HTMLCode"/>
-          <w:sz w:val="32"/>
-          <w:szCs w:val="32"/>
-        </w:rPr>
-        <w:t xml:space="preserve">function </w:t>
-      </w:r>
-      <w:proofErr w:type="gramStart"/>
-      <w:r>
-        <w:rPr>
-          <w:rStyle w:val="HTMLCode"/>
-          <w:sz w:val="32"/>
-          <w:szCs w:val="32"/>
-        </w:rPr>
-        <w:t>Users(</w:t>
-      </w:r>
-      <w:proofErr w:type="gramEnd"/>
-      <w:r>
-        <w:rPr>
-          <w:rStyle w:val="HTMLCode"/>
-          <w:sz w:val="32"/>
-          <w:szCs w:val="32"/>
-        </w:rPr>
-        <w:t>) {</w:t>
-      </w:r>
-    </w:p>
-    <w:p>
-      <w:pPr>
-        <w:pStyle w:val="HTMLPreformatted"/>
-        <w:rPr>
-          <w:rStyle w:val="HTMLCode"/>
-          <w:sz w:val="32"/>
-          <w:szCs w:val="32"/>
-        </w:rPr>
-      </w:pPr>
-      <w:r>
-        <w:rPr>
-          <w:rStyle w:val="HTMLCode"/>
-          <w:sz w:val="32"/>
-          <w:szCs w:val="32"/>
-        </w:rPr>
-        <w:t xml:space="preserve">  const </w:t>
-      </w:r>
-      <w:proofErr w:type="gramStart"/>
-      <w:r>
-        <w:rPr>
-          <w:rStyle w:val="HTMLCode"/>
-          <w:sz w:val="32"/>
-          <w:szCs w:val="32"/>
-        </w:rPr>
-        <w:t>{ data</w:t>
-      </w:r>
-      <w:proofErr w:type="gramEnd"/>
-      <w:r>
-        <w:rPr>
-          <w:rStyle w:val="HTMLCode"/>
-          <w:sz w:val="32"/>
-          <w:szCs w:val="32"/>
-        </w:rPr>
-        <w:t xml:space="preserve">, </w:t>
-      </w:r>
-      <w:proofErr w:type="spellStart"/>
-      <w:r>
-        <w:rPr>
-          <w:rStyle w:val="HTMLCode"/>
-          <w:sz w:val="32"/>
-          <w:szCs w:val="32"/>
-        </w:rPr>
-        <w:t>isLoading</w:t>
-      </w:r>
-      <w:proofErr w:type="spellEnd"/>
-      <w:r>
-        <w:rPr>
-          <w:rStyle w:val="HTMLCode"/>
-          <w:sz w:val="32"/>
-          <w:szCs w:val="32"/>
-        </w:rPr>
-        <w:t xml:space="preserve">, error } = </w:t>
-      </w:r>
-      <w:proofErr w:type="spellStart"/>
-      <w:r>
-        <w:rPr>
-          <w:rStyle w:val="HTMLCode"/>
-          <w:sz w:val="32"/>
-          <w:szCs w:val="32"/>
-        </w:rPr>
-        <w:t>useQuery</w:t>
-      </w:r>
-      <w:proofErr w:type="spellEnd"/>
-      <w:r>
-        <w:rPr>
-          <w:rStyle w:val="HTMLCode"/>
-          <w:sz w:val="32"/>
-          <w:szCs w:val="32"/>
-        </w:rPr>
-        <w:t>({</w:t>
-      </w:r>
-    </w:p>
-    <w:p>
-      <w:pPr>
-        <w:pStyle w:val="HTMLPreformatted"/>
-        <w:rPr>
-          <w:rStyle w:val="HTMLCode"/>
-          <w:sz w:val="32"/>
-          <w:szCs w:val="32"/>
-        </w:rPr>
-      </w:pPr>
-      <w:r>
-        <w:rPr>
-          <w:rStyle w:val="HTMLCode"/>
-          <w:sz w:val="32"/>
-          <w:szCs w:val="32"/>
-        </w:rPr>
-        <w:t xml:space="preserve">    </w:t>
-      </w:r>
-      <w:proofErr w:type="spellStart"/>
-      <w:r>
-        <w:rPr>
-          <w:rStyle w:val="HTMLCode"/>
-          <w:sz w:val="32"/>
-          <w:szCs w:val="32"/>
-        </w:rPr>
-        <w:t>queryKey</w:t>
-      </w:r>
-      <w:proofErr w:type="spellEnd"/>
-      <w:r>
-        <w:rPr>
-          <w:rStyle w:val="HTMLCode"/>
-          <w:sz w:val="32"/>
-          <w:szCs w:val="32"/>
-        </w:rPr>
-        <w:t>: ['users'],</w:t>
-      </w:r>
-    </w:p>
-    <w:p>
-      <w:pPr>
-        <w:pStyle w:val="HTMLPreformatted"/>
-        <w:rPr>
-          <w:rStyle w:val="HTMLCode"/>
-          <w:sz w:val="32"/>
-          <w:szCs w:val="32"/>
-        </w:rPr>
-      </w:pPr>
-      <w:r>
-        <w:rPr>
-          <w:rStyle w:val="HTMLCode"/>
-          <w:sz w:val="32"/>
-          <w:szCs w:val="32"/>
-        </w:rPr>
-        <w:t xml:space="preserve">    </w:t>
-      </w:r>
-      <w:proofErr w:type="spellStart"/>
-      <w:r>
-        <w:rPr>
-          <w:rStyle w:val="HTMLCode"/>
-          <w:sz w:val="32"/>
-          <w:szCs w:val="32"/>
-        </w:rPr>
-        <w:t>queryFn</w:t>
-      </w:r>
-      <w:proofErr w:type="spellEnd"/>
-      <w:r>
-        <w:rPr>
-          <w:rStyle w:val="HTMLCode"/>
-          <w:sz w:val="32"/>
-          <w:szCs w:val="32"/>
-        </w:rPr>
-        <w:t xml:space="preserve">: () =&gt; </w:t>
-      </w:r>
-      <w:proofErr w:type="gramStart"/>
-      <w:r>
-        <w:rPr>
-          <w:rStyle w:val="HTMLCode"/>
-          <w:sz w:val="32"/>
-          <w:szCs w:val="32"/>
-        </w:rPr>
-        <w:t>fetch(</w:t>
-      </w:r>
-      <w:proofErr w:type="gramEnd"/>
-      <w:r>
-        <w:rPr>
-          <w:rStyle w:val="HTMLCode"/>
-          <w:sz w:val="32"/>
-          <w:szCs w:val="32"/>
-        </w:rPr>
-        <w:t xml:space="preserve">'https://api.example.com/users').then(res =&gt; </w:t>
-      </w:r>
-      <w:proofErr w:type="spellStart"/>
-      <w:r>
-        <w:rPr>
-          <w:rStyle w:val="HTMLCode"/>
-          <w:sz w:val="32"/>
-          <w:szCs w:val="32"/>
-        </w:rPr>
-        <w:t>res.json</w:t>
-      </w:r>
-      <w:proofErr w:type="spellEnd"/>
-      <w:r>
-        <w:rPr>
-          <w:rStyle w:val="HTMLCode"/>
-          <w:sz w:val="32"/>
-          <w:szCs w:val="32"/>
-        </w:rPr>
-        <w:t>())</w:t>
-      </w:r>
-    </w:p>
-    <w:p>
-      <w:pPr>
-        <w:pStyle w:val="HTMLPreformatted"/>
-        <w:rPr>
-          <w:rStyle w:val="HTMLCode"/>
-          <w:sz w:val="32"/>
-          <w:szCs w:val="32"/>
-        </w:rPr>
-      </w:pPr>
-      <w:r>
-        <w:rPr>
-          <w:rStyle w:val="HTMLCode"/>
-          <w:sz w:val="32"/>
-          <w:szCs w:val="32"/>
-        </w:rPr>
-        <w:t xml:space="preserve">  });</w:t>
-      </w:r>
-    </w:p>
-    <w:p>
-      <w:pPr>
-        <w:pStyle w:val="HTMLPreformatted"/>
-        <w:rPr>
-          <w:rStyle w:val="HTMLCode"/>
-          <w:sz w:val="32"/>
-          <w:szCs w:val="32"/>
-        </w:rPr>
-      </w:pPr>
-    </w:p>
-    <w:p>
-      <w:pPr>
-        <w:pStyle w:val="HTMLPreformatted"/>
-        <w:rPr>
-          <w:rStyle w:val="HTMLCode"/>
-          <w:sz w:val="32"/>
-          <w:szCs w:val="32"/>
-        </w:rPr>
-      </w:pPr>
-      <w:r>
-        <w:rPr>
-          <w:rStyle w:val="HTMLCode"/>
-          <w:sz w:val="32"/>
-          <w:szCs w:val="32"/>
-        </w:rPr>
-        <w:t xml:space="preserve">  if (</w:t>
-      </w:r>
-      <w:proofErr w:type="spellStart"/>
-      <w:r>
-        <w:rPr>
-          <w:rStyle w:val="HTMLCode"/>
-          <w:sz w:val="32"/>
-          <w:szCs w:val="32"/>
-        </w:rPr>
-        <w:t>isLoading</w:t>
-      </w:r>
-      <w:proofErr w:type="spellEnd"/>
-      <w:r>
-        <w:rPr>
-          <w:rStyle w:val="HTMLCode"/>
-          <w:sz w:val="32"/>
-          <w:szCs w:val="32"/>
-        </w:rPr>
-        <w:t>) return &lt;p&gt;Loading...&lt;/p&gt;;</w:t>
-      </w:r>
-    </w:p>
-    <w:p>
-      <w:pPr>
-        <w:pStyle w:val="HTMLPreformatted"/>
-        <w:rPr>
-          <w:rStyle w:val="HTMLCode"/>
-          <w:sz w:val="32"/>
-          <w:szCs w:val="32"/>
-        </w:rPr>
-      </w:pPr>
-      <w:r>
-        <w:rPr>
-          <w:rStyle w:val="HTMLCode"/>
-          <w:sz w:val="32"/>
-          <w:szCs w:val="32"/>
-        </w:rPr>
-        <w:t xml:space="preserve">  if (error) return &lt;p&gt;Error: {</w:t>
-      </w:r>
-      <w:proofErr w:type="spellStart"/>
-      <w:proofErr w:type="gramStart"/>
-      <w:r>
-        <w:rPr>
-          <w:rStyle w:val="HTMLCode"/>
-          <w:sz w:val="32"/>
-          <w:szCs w:val="32"/>
-        </w:rPr>
-        <w:t>error.message</w:t>
-      </w:r>
-      <w:proofErr w:type="spellEnd"/>
-      <w:proofErr w:type="gramEnd"/>
-      <w:r>
-        <w:rPr>
-          <w:rStyle w:val="HTMLCode"/>
-          <w:sz w:val="32"/>
-          <w:szCs w:val="32"/>
-        </w:rPr>
-        <w:t>}&lt;/p&gt;;</w:t>
-      </w:r>
-    </w:p>
-    <w:p>
-      <w:pPr>
-        <w:pStyle w:val="HTMLPreformatted"/>
-        <w:rPr>
-          <w:rStyle w:val="HTMLCode"/>
-          <w:sz w:val="32"/>
-          <w:szCs w:val="32"/>
-        </w:rPr>
-      </w:pPr>
-    </w:p>
-    <w:p>
-      <w:pPr>
-        <w:pStyle w:val="HTMLPreformatted"/>
-        <w:rPr>
-          <w:rStyle w:val="HTMLCode"/>
-          <w:sz w:val="32"/>
-          <w:szCs w:val="32"/>
-        </w:rPr>
-      </w:pPr>
-      <w:r>
-        <w:rPr>
-          <w:rStyle w:val="HTMLCode"/>
-          <w:sz w:val="32"/>
-          <w:szCs w:val="32"/>
-        </w:rPr>
-        <w:t xml:space="preserve">  return (</w:t>
-      </w:r>
-    </w:p>
-    <w:p>
-      <w:pPr>
-        <w:pStyle w:val="HTMLPreformatted"/>
-        <w:rPr>
-          <w:rStyle w:val="HTMLCode"/>
-          <w:sz w:val="32"/>
-          <w:szCs w:val="32"/>
-        </w:rPr>
-      </w:pPr>
-      <w:r>
-        <w:rPr>
-          <w:rStyle w:val="HTMLCode"/>
-          <w:sz w:val="32"/>
-          <w:szCs w:val="32"/>
-        </w:rPr>
-        <w:t xml:space="preserve">    &lt;ul&gt;</w:t>
-      </w:r>
-    </w:p>
-    <w:p>
-      <w:pPr>
-        <w:pStyle w:val="HTMLPreformatted"/>
-        <w:rPr>
-          <w:rStyle w:val="HTMLCode"/>
-          <w:sz w:val="32"/>
-          <w:szCs w:val="32"/>
-        </w:rPr>
-      </w:pPr>
-      <w:r>
-        <w:rPr>
-          <w:rStyle w:val="HTMLCode"/>
-          <w:sz w:val="32"/>
-          <w:szCs w:val="32"/>
-        </w:rPr>
-        <w:t xml:space="preserve">      {</w:t>
-      </w:r>
-      <w:proofErr w:type="spellStart"/>
-      <w:proofErr w:type="gramStart"/>
-      <w:r>
-        <w:rPr>
-          <w:rStyle w:val="HTMLCode"/>
-          <w:sz w:val="32"/>
-          <w:szCs w:val="32"/>
-        </w:rPr>
-        <w:t>data.map</w:t>
-      </w:r>
-      <w:proofErr w:type="spellEnd"/>
-      <w:r>
-        <w:rPr>
-          <w:rStyle w:val="HTMLCode"/>
-          <w:sz w:val="32"/>
-          <w:szCs w:val="32"/>
-        </w:rPr>
-        <w:t>(</w:t>
-      </w:r>
-      <w:proofErr w:type="gramEnd"/>
-      <w:r>
-        <w:rPr>
-          <w:rStyle w:val="HTMLCode"/>
-          <w:sz w:val="32"/>
-          <w:szCs w:val="32"/>
-        </w:rPr>
-        <w:t>user =&gt; &lt;li key={user.id}&gt;{user.name}&lt;/li&gt;)}</w:t>
-      </w:r>
-    </w:p>
-    <w:p>
-      <w:pPr>
-        <w:pStyle w:val="HTMLPreformatted"/>
-        <w:rPr>
-          <w:rStyle w:val="HTMLCode"/>
-          <w:sz w:val="32"/>
-          <w:szCs w:val="32"/>
-        </w:rPr>
-      </w:pPr>
-      <w:r>
-        <w:rPr>
-          <w:rStyle w:val="HTMLCode"/>
-          <w:sz w:val="32"/>
-          <w:szCs w:val="32"/>
-        </w:rPr>
-        <w:t xml:space="preserve">    &lt;/ul&gt;</w:t>
-      </w:r>
-    </w:p>
-    <w:p>
-      <w:pPr>
-        <w:pStyle w:val="HTMLPreformatted"/>
-        <w:rPr>
-          <w:rStyle w:val="HTMLCode"/>
-          <w:sz w:val="32"/>
-          <w:szCs w:val="32"/>
-        </w:rPr>
-      </w:pPr>
-      <w:r>
-        <w:rPr>
-          <w:rStyle w:val="HTMLCode"/>
-          <w:sz w:val="32"/>
-          <w:szCs w:val="32"/>
-        </w:rPr>
-        <w:t xml:space="preserve">  );</w:t>
-      </w:r>
-    </w:p>
-    <w:p>
-      <w:pPr>
-        <w:pStyle w:val="HTMLPreformatted"/>
-        <w:rPr>
-          <w:rStyle w:val="HTMLCode"/>
-          <w:sz w:val="32"/>
-          <w:szCs w:val="32"/>
-        </w:rPr>
-      </w:pPr>
-      <w:r>
-        <w:rPr>
-          <w:rStyle w:val="HTMLCode"/>
-          <w:sz w:val="32"/>
-          <w:szCs w:val="32"/>
-        </w:rPr>
-        <w:t>}</w:t>
-      </w:r>
-    </w:p>
-    <w:p>
-      <w:pPr>
         <w:pStyle w:val="NormalWeb"/>
         <w:rPr>
           <w:sz w:val="32"/>
@@ -1433,10 +1037,11 @@
       </w:pPr>
       <w:r>
         <w:rPr>
-          <w:sz w:val="32"/>
-          <w:szCs w:val="32"/>
-        </w:rPr>
-        <w:t>Here:</w:t>
+          <w:rStyle w:val="Strong"/>
+          <w:sz w:val="32"/>
+          <w:szCs w:val="32"/>
+        </w:rPr>
+        <w:t>Features:</w:t>
       </w:r>
     </w:p>
     <w:p>
@@ -1444,29 +1049,34 @@
         <w:pStyle w:val="NormalWeb"/>
         <w:numPr>
           <w:ilvl w:val="0"/>
-          <w:numId w:val="28"/>
+          <w:numId w:val="35"/>
         </w:numPr>
         <w:rPr>
           <w:sz w:val="32"/>
           <w:szCs w:val="32"/>
         </w:rPr>
       </w:pPr>
-      <w:proofErr w:type="spellStart"/>
-      <w:r>
-        <w:rPr>
-          <w:rStyle w:val="HTMLCode"/>
-          <w:sz w:val="32"/>
-          <w:szCs w:val="32"/>
-        </w:rPr>
-        <w:t>isLoading</w:t>
-      </w:r>
-      <w:proofErr w:type="spellEnd"/>
-      <w:r>
-        <w:rPr>
-          <w:sz w:val="32"/>
-          <w:szCs w:val="32"/>
-        </w:rPr>
-        <w:t xml:space="preserve"> replaces our manual loading state.</w:t>
+      <w:r>
+        <w:rPr>
+          <w:sz w:val="32"/>
+          <w:szCs w:val="32"/>
+        </w:rPr>
+        <w:t xml:space="preserve">Supports </w:t>
+      </w:r>
+      <w:r>
+        <w:rPr>
+          <w:rStyle w:val="Strong"/>
+          <w:sz w:val="32"/>
+          <w:szCs w:val="32"/>
+        </w:rPr>
+        <w:t>Email/Password login</w:t>
+      </w:r>
+      <w:r>
+        <w:rPr>
+          <w:sz w:val="32"/>
+          <w:szCs w:val="32"/>
+        </w:rPr>
+        <w:t>.</w:t>
       </w:r>
     </w:p>
     <w:p>
@@ -1474,7 +1084,7 @@
         <w:pStyle w:val="NormalWeb"/>
         <w:numPr>
           <w:ilvl w:val="0"/>
-          <w:numId w:val="28"/>
+          <w:numId w:val="35"/>
         </w:numPr>
         <w:rPr>
           <w:sz w:val="32"/>
@@ -1483,18 +1093,25 @@
       </w:pPr>
       <w:r>
         <w:rPr>
-          <w:rStyle w:val="HTMLCode"/>
-          <w:sz w:val="32"/>
-          <w:szCs w:val="32"/>
-        </w:rPr>
-        <w:t>error</w:t>
-      </w:r>
-      <w:r>
-        <w:rPr>
-          <w:sz w:val="32"/>
-          <w:szCs w:val="32"/>
-        </w:rPr>
-        <w:t xml:space="preserve"> gives us error details automatically.</w:t>
+          <w:sz w:val="32"/>
+          <w:szCs w:val="32"/>
+        </w:rPr>
+        <w:t xml:space="preserve">Integrates with </w:t>
+      </w:r>
+      <w:r>
+        <w:rPr>
+          <w:rStyle w:val="Strong"/>
+          <w:sz w:val="32"/>
+          <w:szCs w:val="32"/>
+        </w:rPr>
+        <w:t>Google, Facebook, GitHub, Apple</w:t>
+      </w:r>
+      <w:r>
+        <w:rPr>
+          <w:sz w:val="32"/>
+          <w:szCs w:val="32"/>
+        </w:rPr>
+        <w:t xml:space="preserve"> logins.</w:t>
       </w:r>
     </w:p>
     <w:p>
@@ -1502,7 +1119,7 @@
         <w:pStyle w:val="NormalWeb"/>
         <w:numPr>
           <w:ilvl w:val="0"/>
-          <w:numId w:val="28"/>
+          <w:numId w:val="35"/>
         </w:numPr>
         <w:rPr>
           <w:sz w:val="32"/>
@@ -1511,34 +1128,559 @@
       </w:pPr>
       <w:r>
         <w:rPr>
-          <w:rStyle w:val="HTMLCode"/>
-          <w:sz w:val="32"/>
-          <w:szCs w:val="32"/>
-        </w:rPr>
-        <w:t>data</w:t>
-      </w:r>
-      <w:r>
-        <w:rPr>
-          <w:sz w:val="32"/>
-          <w:szCs w:val="32"/>
-        </w:rPr>
-        <w:t xml:space="preserve"> contains API response.</w:t>
+          <w:sz w:val="32"/>
+          <w:szCs w:val="32"/>
+        </w:rPr>
+        <w:t xml:space="preserve">Provides </w:t>
+      </w:r>
+      <w:r>
+        <w:rPr>
+          <w:rStyle w:val="Strong"/>
+          <w:sz w:val="32"/>
+          <w:szCs w:val="32"/>
+        </w:rPr>
+        <w:t>anonymous login</w:t>
+      </w:r>
+      <w:r>
+        <w:rPr>
+          <w:sz w:val="32"/>
+          <w:szCs w:val="32"/>
+        </w:rPr>
+        <w:t xml:space="preserve"> for guest users.</w:t>
       </w:r>
     </w:p>
     <w:p>
       <w:pPr>
-        <w:rPr>
-          <w:sz w:val="32"/>
-          <w:szCs w:val="32"/>
-        </w:rPr>
-      </w:pPr>
-      <w:r>
-        <w:rPr>
-          <w:sz w:val="32"/>
-          <w:szCs w:val="32"/>
-        </w:rPr>
-        <w:pict w14:anchorId="754160AC">
-          <v:rect id="_x0000_i1034" style="width:0;height:1.5pt" o:hralign="center" o:hrstd="t" o:hr="t" fillcolor="#a0a0a0" stroked="f"/>
+        <w:pStyle w:val="NormalWeb"/>
+        <w:numPr>
+          <w:ilvl w:val="0"/>
+          <w:numId w:val="35"/>
+        </w:numPr>
+        <w:rPr>
+          <w:sz w:val="32"/>
+          <w:szCs w:val="32"/>
+        </w:rPr>
+      </w:pPr>
+      <w:r>
+        <w:rPr>
+          <w:sz w:val="32"/>
+          <w:szCs w:val="32"/>
+        </w:rPr>
+        <w:t xml:space="preserve">Manages </w:t>
+      </w:r>
+      <w:r>
+        <w:rPr>
+          <w:rStyle w:val="Strong"/>
+          <w:sz w:val="32"/>
+          <w:szCs w:val="32"/>
+        </w:rPr>
+        <w:t>password resets</w:t>
+      </w:r>
+      <w:r>
+        <w:rPr>
+          <w:sz w:val="32"/>
+          <w:szCs w:val="32"/>
+        </w:rPr>
+        <w:t xml:space="preserve"> and </w:t>
+      </w:r>
+      <w:r>
+        <w:rPr>
+          <w:rStyle w:val="Strong"/>
+          <w:sz w:val="32"/>
+          <w:szCs w:val="32"/>
+        </w:rPr>
+        <w:t>token refresh</w:t>
+      </w:r>
+      <w:r>
+        <w:rPr>
+          <w:sz w:val="32"/>
+          <w:szCs w:val="32"/>
+        </w:rPr>
+        <w:t xml:space="preserve"> automatically.</w:t>
+      </w:r>
+    </w:p>
+    <w:p>
+      <w:pPr>
+        <w:pStyle w:val="NormalWeb"/>
+        <w:rPr>
+          <w:sz w:val="32"/>
+          <w:szCs w:val="32"/>
+        </w:rPr>
+      </w:pPr>
+      <w:r>
+        <w:rPr>
+          <w:rStyle w:val="Strong"/>
+          <w:sz w:val="32"/>
+          <w:szCs w:val="32"/>
+        </w:rPr>
+        <w:t>Basic Example (Email/Password):</w:t>
+      </w:r>
+    </w:p>
+    <w:p>
+      <w:pPr>
+        <w:pStyle w:val="HTMLPreformatted"/>
+        <w:rPr>
+          <w:rStyle w:val="HTMLCode"/>
+          <w:sz w:val="32"/>
+          <w:szCs w:val="32"/>
+        </w:rPr>
+      </w:pPr>
+      <w:r>
+        <w:rPr>
+          <w:rStyle w:val="HTMLCode"/>
+          <w:sz w:val="32"/>
+          <w:szCs w:val="32"/>
+        </w:rPr>
+        <w:t xml:space="preserve">import </w:t>
+      </w:r>
+      <w:proofErr w:type="gramStart"/>
+      <w:r>
+        <w:rPr>
+          <w:rStyle w:val="HTMLCode"/>
+          <w:sz w:val="32"/>
+          <w:szCs w:val="32"/>
+        </w:rPr>
+        <w:t xml:space="preserve">{ </w:t>
+      </w:r>
+      <w:proofErr w:type="spellStart"/>
+      <w:r>
+        <w:rPr>
+          <w:rStyle w:val="HTMLCode"/>
+          <w:sz w:val="32"/>
+          <w:szCs w:val="32"/>
+        </w:rPr>
+        <w:t>getAuth</w:t>
+      </w:r>
+      <w:proofErr w:type="spellEnd"/>
+      <w:proofErr w:type="gramEnd"/>
+      <w:r>
+        <w:rPr>
+          <w:rStyle w:val="HTMLCode"/>
+          <w:sz w:val="32"/>
+          <w:szCs w:val="32"/>
+        </w:rPr>
+        <w:t xml:space="preserve">, </w:t>
+      </w:r>
+      <w:proofErr w:type="spellStart"/>
+      <w:r>
+        <w:rPr>
+          <w:rStyle w:val="HTMLCode"/>
+          <w:sz w:val="32"/>
+          <w:szCs w:val="32"/>
+        </w:rPr>
+        <w:t>createUserWithEmailAndPassword</w:t>
+      </w:r>
+      <w:proofErr w:type="spellEnd"/>
+      <w:r>
+        <w:rPr>
+          <w:rStyle w:val="HTMLCode"/>
+          <w:sz w:val="32"/>
+          <w:szCs w:val="32"/>
+        </w:rPr>
+        <w:t xml:space="preserve">, </w:t>
+      </w:r>
+      <w:proofErr w:type="spellStart"/>
+      <w:r>
+        <w:rPr>
+          <w:rStyle w:val="HTMLCode"/>
+          <w:sz w:val="32"/>
+          <w:szCs w:val="32"/>
+        </w:rPr>
+        <w:t>signInWithEmailAndPassword</w:t>
+      </w:r>
+      <w:proofErr w:type="spellEnd"/>
+      <w:r>
+        <w:rPr>
+          <w:rStyle w:val="HTMLCode"/>
+          <w:sz w:val="32"/>
+          <w:szCs w:val="32"/>
+        </w:rPr>
+        <w:t xml:space="preserve"> } from "firebase/auth";</w:t>
+      </w:r>
+    </w:p>
+    <w:p>
+      <w:pPr>
+        <w:pStyle w:val="HTMLPreformatted"/>
+        <w:rPr>
+          <w:rStyle w:val="HTMLCode"/>
+          <w:sz w:val="32"/>
+          <w:szCs w:val="32"/>
+        </w:rPr>
+      </w:pPr>
+    </w:p>
+    <w:p>
+      <w:pPr>
+        <w:pStyle w:val="HTMLPreformatted"/>
+        <w:rPr>
+          <w:rStyle w:val="HTMLCode"/>
+          <w:sz w:val="32"/>
+          <w:szCs w:val="32"/>
+        </w:rPr>
+      </w:pPr>
+      <w:r>
+        <w:rPr>
+          <w:rStyle w:val="HTMLCode"/>
+          <w:sz w:val="32"/>
+          <w:szCs w:val="32"/>
+        </w:rPr>
+        <w:t xml:space="preserve">const auth = </w:t>
+      </w:r>
+      <w:proofErr w:type="spellStart"/>
+      <w:proofErr w:type="gramStart"/>
+      <w:r>
+        <w:rPr>
+          <w:rStyle w:val="HTMLCode"/>
+          <w:sz w:val="32"/>
+          <w:szCs w:val="32"/>
+        </w:rPr>
+        <w:t>getAuth</w:t>
+      </w:r>
+      <w:proofErr w:type="spellEnd"/>
+      <w:r>
+        <w:rPr>
+          <w:rStyle w:val="HTMLCode"/>
+          <w:sz w:val="32"/>
+          <w:szCs w:val="32"/>
+        </w:rPr>
+        <w:t>(</w:t>
+      </w:r>
+      <w:proofErr w:type="gramEnd"/>
+      <w:r>
+        <w:rPr>
+          <w:rStyle w:val="HTMLCode"/>
+          <w:sz w:val="32"/>
+          <w:szCs w:val="32"/>
+        </w:rPr>
+        <w:t>);</w:t>
+      </w:r>
+    </w:p>
+    <w:p>
+      <w:pPr>
+        <w:pStyle w:val="HTMLPreformatted"/>
+        <w:rPr>
+          <w:rStyle w:val="HTMLCode"/>
+          <w:sz w:val="32"/>
+          <w:szCs w:val="32"/>
+        </w:rPr>
+      </w:pPr>
+    </w:p>
+    <w:p>
+      <w:pPr>
+        <w:pStyle w:val="HTMLPreformatted"/>
+        <w:rPr>
+          <w:rStyle w:val="HTMLCode"/>
+          <w:sz w:val="32"/>
+          <w:szCs w:val="32"/>
+        </w:rPr>
+      </w:pPr>
+      <w:r>
+        <w:rPr>
+          <w:rStyle w:val="HTMLCode"/>
+          <w:sz w:val="32"/>
+          <w:szCs w:val="32"/>
+        </w:rPr>
+        <w:t>// Register user</w:t>
+      </w:r>
+    </w:p>
+    <w:p>
+      <w:pPr>
+        <w:pStyle w:val="HTMLPreformatted"/>
+        <w:rPr>
+          <w:rStyle w:val="HTMLCode"/>
+          <w:sz w:val="32"/>
+          <w:szCs w:val="32"/>
+        </w:rPr>
+      </w:pPr>
+      <w:proofErr w:type="spellStart"/>
+      <w:proofErr w:type="gramStart"/>
+      <w:r>
+        <w:rPr>
+          <w:rStyle w:val="HTMLCode"/>
+          <w:sz w:val="32"/>
+          <w:szCs w:val="32"/>
+        </w:rPr>
+        <w:t>createUserWithEmailAndPassword</w:t>
+      </w:r>
+      <w:proofErr w:type="spellEnd"/>
+      <w:r>
+        <w:rPr>
+          <w:rStyle w:val="HTMLCode"/>
+          <w:sz w:val="32"/>
+          <w:szCs w:val="32"/>
+        </w:rPr>
+        <w:t>(</w:t>
+      </w:r>
+      <w:proofErr w:type="gramEnd"/>
+      <w:r>
+        <w:rPr>
+          <w:rStyle w:val="HTMLCode"/>
+          <w:sz w:val="32"/>
+          <w:szCs w:val="32"/>
+        </w:rPr>
+        <w:t>auth, "test@email.com", "password123")</w:t>
+      </w:r>
+    </w:p>
+    <w:p>
+      <w:pPr>
+        <w:pStyle w:val="HTMLPreformatted"/>
+        <w:rPr>
+          <w:rStyle w:val="HTMLCode"/>
+          <w:sz w:val="32"/>
+          <w:szCs w:val="32"/>
+        </w:rPr>
+      </w:pPr>
+      <w:r>
+        <w:rPr>
+          <w:rStyle w:val="HTMLCode"/>
+          <w:sz w:val="32"/>
+          <w:szCs w:val="32"/>
+        </w:rPr>
+        <w:t xml:space="preserve">  </w:t>
+      </w:r>
+      <w:proofErr w:type="gramStart"/>
+      <w:r>
+        <w:rPr>
+          <w:rStyle w:val="HTMLCode"/>
+          <w:sz w:val="32"/>
+          <w:szCs w:val="32"/>
+        </w:rPr>
+        <w:t>.then</w:t>
+      </w:r>
+      <w:proofErr w:type="gramEnd"/>
+      <w:r>
+        <w:rPr>
+          <w:rStyle w:val="HTMLCode"/>
+          <w:sz w:val="32"/>
+          <w:szCs w:val="32"/>
+        </w:rPr>
+        <w:t>(user =&gt; console.log(user))</w:t>
+      </w:r>
+    </w:p>
+    <w:p>
+      <w:pPr>
+        <w:pStyle w:val="HTMLPreformatted"/>
+        <w:rPr>
+          <w:rStyle w:val="HTMLCode"/>
+          <w:sz w:val="32"/>
+          <w:szCs w:val="32"/>
+        </w:rPr>
+      </w:pPr>
+      <w:r>
+        <w:rPr>
+          <w:rStyle w:val="HTMLCode"/>
+          <w:sz w:val="32"/>
+          <w:szCs w:val="32"/>
+        </w:rPr>
+        <w:t xml:space="preserve">  </w:t>
+      </w:r>
+      <w:proofErr w:type="gramStart"/>
+      <w:r>
+        <w:rPr>
+          <w:rStyle w:val="HTMLCode"/>
+          <w:sz w:val="32"/>
+          <w:szCs w:val="32"/>
+        </w:rPr>
+        <w:t>.catch</w:t>
+      </w:r>
+      <w:proofErr w:type="gramEnd"/>
+      <w:r>
+        <w:rPr>
+          <w:rStyle w:val="HTMLCode"/>
+          <w:sz w:val="32"/>
+          <w:szCs w:val="32"/>
+        </w:rPr>
+        <w:t xml:space="preserve">(err =&gt; </w:t>
+      </w:r>
+      <w:proofErr w:type="spellStart"/>
+      <w:r>
+        <w:rPr>
+          <w:rStyle w:val="HTMLCode"/>
+          <w:sz w:val="32"/>
+          <w:szCs w:val="32"/>
+        </w:rPr>
+        <w:t>console.error</w:t>
+      </w:r>
+      <w:proofErr w:type="spellEnd"/>
+      <w:r>
+        <w:rPr>
+          <w:rStyle w:val="HTMLCode"/>
+          <w:sz w:val="32"/>
+          <w:szCs w:val="32"/>
+        </w:rPr>
+        <w:t>(err));</w:t>
+      </w:r>
+    </w:p>
+    <w:p>
+      <w:pPr>
+        <w:pStyle w:val="HTMLPreformatted"/>
+        <w:rPr>
+          <w:rStyle w:val="HTMLCode"/>
+          <w:sz w:val="32"/>
+          <w:szCs w:val="32"/>
+        </w:rPr>
+      </w:pPr>
+    </w:p>
+    <w:p>
+      <w:pPr>
+        <w:pStyle w:val="HTMLPreformatted"/>
+        <w:rPr>
+          <w:rStyle w:val="HTMLCode"/>
+          <w:sz w:val="32"/>
+          <w:szCs w:val="32"/>
+        </w:rPr>
+      </w:pPr>
+      <w:r>
+        <w:rPr>
+          <w:rStyle w:val="HTMLCode"/>
+          <w:sz w:val="32"/>
+          <w:szCs w:val="32"/>
+        </w:rPr>
+        <w:t>// Login user</w:t>
+      </w:r>
+    </w:p>
+    <w:p>
+      <w:pPr>
+        <w:pStyle w:val="HTMLPreformatted"/>
+        <w:rPr>
+          <w:rStyle w:val="HTMLCode"/>
+          <w:sz w:val="32"/>
+          <w:szCs w:val="32"/>
+        </w:rPr>
+      </w:pPr>
+      <w:proofErr w:type="spellStart"/>
+      <w:proofErr w:type="gramStart"/>
+      <w:r>
+        <w:rPr>
+          <w:rStyle w:val="HTMLCode"/>
+          <w:sz w:val="32"/>
+          <w:szCs w:val="32"/>
+        </w:rPr>
+        <w:t>signInWithEmailAndPassword</w:t>
+      </w:r>
+      <w:proofErr w:type="spellEnd"/>
+      <w:r>
+        <w:rPr>
+          <w:rStyle w:val="HTMLCode"/>
+          <w:sz w:val="32"/>
+          <w:szCs w:val="32"/>
+        </w:rPr>
+        <w:t>(</w:t>
+      </w:r>
+      <w:proofErr w:type="gramEnd"/>
+      <w:r>
+        <w:rPr>
+          <w:rStyle w:val="HTMLCode"/>
+          <w:sz w:val="32"/>
+          <w:szCs w:val="32"/>
+        </w:rPr>
+        <w:t>auth, "test@email.com", "password123")</w:t>
+      </w:r>
+    </w:p>
+    <w:p>
+      <w:pPr>
+        <w:pStyle w:val="HTMLPreformatted"/>
+        <w:rPr>
+          <w:rStyle w:val="HTMLCode"/>
+          <w:sz w:val="32"/>
+          <w:szCs w:val="32"/>
+        </w:rPr>
+      </w:pPr>
+      <w:r>
+        <w:rPr>
+          <w:rStyle w:val="HTMLCode"/>
+          <w:sz w:val="32"/>
+          <w:szCs w:val="32"/>
+        </w:rPr>
+        <w:t xml:space="preserve">  </w:t>
+      </w:r>
+      <w:proofErr w:type="gramStart"/>
+      <w:r>
+        <w:rPr>
+          <w:rStyle w:val="HTMLCode"/>
+          <w:sz w:val="32"/>
+          <w:szCs w:val="32"/>
+        </w:rPr>
+        <w:t>.then</w:t>
+      </w:r>
+      <w:proofErr w:type="gramEnd"/>
+      <w:r>
+        <w:rPr>
+          <w:rStyle w:val="HTMLCode"/>
+          <w:sz w:val="32"/>
+          <w:szCs w:val="32"/>
+        </w:rPr>
+        <w:t>(user =&gt; console.log("Logged in:", user))</w:t>
+      </w:r>
+    </w:p>
+    <w:p>
+      <w:pPr>
+        <w:pStyle w:val="HTMLPreformatted"/>
+        <w:rPr>
+          <w:rStyle w:val="HTMLCode"/>
+          <w:sz w:val="32"/>
+          <w:szCs w:val="32"/>
+        </w:rPr>
+      </w:pPr>
+      <w:r>
+        <w:rPr>
+          <w:rStyle w:val="HTMLCode"/>
+          <w:sz w:val="32"/>
+          <w:szCs w:val="32"/>
+        </w:rPr>
+        <w:lastRenderedPageBreak/>
+        <w:t xml:space="preserve">  </w:t>
+      </w:r>
+      <w:proofErr w:type="gramStart"/>
+      <w:r>
+        <w:rPr>
+          <w:rStyle w:val="HTMLCode"/>
+          <w:sz w:val="32"/>
+          <w:szCs w:val="32"/>
+        </w:rPr>
+        <w:t>.catch</w:t>
+      </w:r>
+      <w:proofErr w:type="gramEnd"/>
+      <w:r>
+        <w:rPr>
+          <w:rStyle w:val="HTMLCode"/>
+          <w:sz w:val="32"/>
+          <w:szCs w:val="32"/>
+        </w:rPr>
+        <w:t xml:space="preserve">(err =&gt; </w:t>
+      </w:r>
+      <w:proofErr w:type="spellStart"/>
+      <w:r>
+        <w:rPr>
+          <w:rStyle w:val="HTMLCode"/>
+          <w:sz w:val="32"/>
+          <w:szCs w:val="32"/>
+        </w:rPr>
+        <w:t>console.error</w:t>
+      </w:r>
+      <w:proofErr w:type="spellEnd"/>
+      <w:r>
+        <w:rPr>
+          <w:rStyle w:val="HTMLCode"/>
+          <w:sz w:val="32"/>
+          <w:szCs w:val="32"/>
+        </w:rPr>
+        <w:t>(err));</w:t>
+      </w:r>
+    </w:p>
+    <w:p>
+      <w:pPr>
+        <w:rPr>
+          <w:sz w:val="32"/>
+          <w:szCs w:val="32"/>
+        </w:rPr>
+      </w:pPr>
+      <w:r>
+        <w:rPr>
+          <w:sz w:val="32"/>
+          <w:szCs w:val="32"/>
+        </w:rPr>
+        <w:pict w14:anchorId="2F5398BD">
+          <v:rect id="_x0000_i1036" style="width:0;height:1.5pt" o:hralign="center" o:hrstd="t" o:hr="t" fillcolor="#a0a0a0" stroked="f"/>
         </w:pict>
       </w:r>
     </w:p>
@@ -1558,7 +1700,452 @@
           <w:sz w:val="32"/>
           <w:szCs w:val="32"/>
         </w:rPr>
-        <w:t>4. Benefits Over Traditional Fetching</w:t>
+        <w:t>4. Comparison: JWT vs Firebase Auth</w:t>
+      </w:r>
+    </w:p>
+    <w:tbl>
+      <w:tblPr>
+        <w:tblW w:w="0" w:type="auto"/>
+        <w:tblCellSpacing w:w="15" w:type="dxa"/>
+        <w:tblCellMar>
+          <w:top w:w="15" w:type="dxa"/>
+          <w:left w:w="15" w:type="dxa"/>
+          <w:bottom w:w="15" w:type="dxa"/>
+          <w:right w:w="15" w:type="dxa"/>
+        </w:tblCellMar>
+        <w:tblLook w:val="04A0" w:firstRow="1" w:lastRow="0" w:firstColumn="1" w:lastColumn="0" w:noHBand="0" w:noVBand="1"/>
+      </w:tblPr>
+      <w:tblGrid>
+        <w:gridCol w:w="1425"/>
+        <w:gridCol w:w="3173"/>
+        <w:gridCol w:w="4355"/>
+      </w:tblGrid>
+      <w:tr>
+        <w:trPr>
+          <w:tblHeader/>
+          <w:tblCellSpacing w:w="15" w:type="dxa"/>
+        </w:trPr>
+        <w:tc>
+          <w:tcPr>
+            <w:tcW w:w="0" w:type="auto"/>
+            <w:vAlign w:val="center"/>
+            <w:hideMark/>
+          </w:tcPr>
+          <w:p>
+            <w:pPr>
+              <w:jc w:val="center"/>
+              <w:rPr>
+                <w:b/>
+                <w:bCs/>
+                <w:sz w:val="32"/>
+                <w:szCs w:val="32"/>
+              </w:rPr>
+            </w:pPr>
+            <w:r>
+              <w:rPr>
+                <w:b/>
+                <w:bCs/>
+                <w:sz w:val="32"/>
+                <w:szCs w:val="32"/>
+              </w:rPr>
+              <w:t>Aspect</w:t>
+            </w:r>
+          </w:p>
+        </w:tc>
+        <w:tc>
+          <w:tcPr>
+            <w:tcW w:w="0" w:type="auto"/>
+            <w:vAlign w:val="center"/>
+            <w:hideMark/>
+          </w:tcPr>
+          <w:p>
+            <w:pPr>
+              <w:jc w:val="center"/>
+              <w:rPr>
+                <w:b/>
+                <w:bCs/>
+                <w:sz w:val="32"/>
+                <w:szCs w:val="32"/>
+              </w:rPr>
+            </w:pPr>
+            <w:r>
+              <w:rPr>
+                <w:b/>
+                <w:bCs/>
+                <w:sz w:val="32"/>
+                <w:szCs w:val="32"/>
+              </w:rPr>
+              <w:t>JWT</w:t>
+            </w:r>
+          </w:p>
+        </w:tc>
+        <w:tc>
+          <w:tcPr>
+            <w:tcW w:w="0" w:type="auto"/>
+            <w:vAlign w:val="center"/>
+            <w:hideMark/>
+          </w:tcPr>
+          <w:p>
+            <w:pPr>
+              <w:jc w:val="center"/>
+              <w:rPr>
+                <w:b/>
+                <w:bCs/>
+                <w:sz w:val="32"/>
+                <w:szCs w:val="32"/>
+              </w:rPr>
+            </w:pPr>
+            <w:r>
+              <w:rPr>
+                <w:b/>
+                <w:bCs/>
+                <w:sz w:val="32"/>
+                <w:szCs w:val="32"/>
+              </w:rPr>
+              <w:t>Firebase Auth</w:t>
+            </w:r>
+          </w:p>
+        </w:tc>
+      </w:tr>
+      <w:tr>
+        <w:trPr>
+          <w:tblCellSpacing w:w="15" w:type="dxa"/>
+        </w:trPr>
+        <w:tc>
+          <w:tcPr>
+            <w:tcW w:w="0" w:type="auto"/>
+            <w:vAlign w:val="center"/>
+            <w:hideMark/>
+          </w:tcPr>
+          <w:p>
+            <w:pPr>
+              <w:rPr>
+                <w:sz w:val="32"/>
+                <w:szCs w:val="32"/>
+              </w:rPr>
+            </w:pPr>
+            <w:r>
+              <w:rPr>
+                <w:rStyle w:val="Strong"/>
+                <w:sz w:val="32"/>
+                <w:szCs w:val="32"/>
+              </w:rPr>
+              <w:t>Setup</w:t>
+            </w:r>
+          </w:p>
+        </w:tc>
+        <w:tc>
+          <w:tcPr>
+            <w:tcW w:w="0" w:type="auto"/>
+            <w:vAlign w:val="center"/>
+            <w:hideMark/>
+          </w:tcPr>
+          <w:p>
+            <w:pPr>
+              <w:rPr>
+                <w:sz w:val="32"/>
+                <w:szCs w:val="32"/>
+              </w:rPr>
+            </w:pPr>
+            <w:r>
+              <w:rPr>
+                <w:sz w:val="32"/>
+                <w:szCs w:val="32"/>
+              </w:rPr>
+              <w:t>Requires backend setup</w:t>
+            </w:r>
+          </w:p>
+        </w:tc>
+        <w:tc>
+          <w:tcPr>
+            <w:tcW w:w="0" w:type="auto"/>
+            <w:vAlign w:val="center"/>
+            <w:hideMark/>
+          </w:tcPr>
+          <w:p>
+            <w:pPr>
+              <w:rPr>
+                <w:sz w:val="32"/>
+                <w:szCs w:val="32"/>
+              </w:rPr>
+            </w:pPr>
+            <w:r>
+              <w:rPr>
+                <w:sz w:val="32"/>
+                <w:szCs w:val="32"/>
+              </w:rPr>
+              <w:t>No backend needed</w:t>
+            </w:r>
+          </w:p>
+        </w:tc>
+      </w:tr>
+      <w:tr>
+        <w:trPr>
+          <w:tblCellSpacing w:w="15" w:type="dxa"/>
+        </w:trPr>
+        <w:tc>
+          <w:tcPr>
+            <w:tcW w:w="0" w:type="auto"/>
+            <w:vAlign w:val="center"/>
+            <w:hideMark/>
+          </w:tcPr>
+          <w:p>
+            <w:pPr>
+              <w:rPr>
+                <w:sz w:val="32"/>
+                <w:szCs w:val="32"/>
+              </w:rPr>
+            </w:pPr>
+            <w:r>
+              <w:rPr>
+                <w:rStyle w:val="Strong"/>
+                <w:sz w:val="32"/>
+                <w:szCs w:val="32"/>
+              </w:rPr>
+              <w:t>Scalability</w:t>
+            </w:r>
+          </w:p>
+        </w:tc>
+        <w:tc>
+          <w:tcPr>
+            <w:tcW w:w="0" w:type="auto"/>
+            <w:vAlign w:val="center"/>
+            <w:hideMark/>
+          </w:tcPr>
+          <w:p>
+            <w:pPr>
+              <w:rPr>
+                <w:sz w:val="32"/>
+                <w:szCs w:val="32"/>
+              </w:rPr>
+            </w:pPr>
+            <w:r>
+              <w:rPr>
+                <w:sz w:val="32"/>
+                <w:szCs w:val="32"/>
+              </w:rPr>
+              <w:t>Very scalable (stateless)</w:t>
+            </w:r>
+          </w:p>
+        </w:tc>
+        <w:tc>
+          <w:tcPr>
+            <w:tcW w:w="0" w:type="auto"/>
+            <w:vAlign w:val="center"/>
+            <w:hideMark/>
+          </w:tcPr>
+          <w:p>
+            <w:pPr>
+              <w:rPr>
+                <w:sz w:val="32"/>
+                <w:szCs w:val="32"/>
+              </w:rPr>
+            </w:pPr>
+            <w:r>
+              <w:rPr>
+                <w:sz w:val="32"/>
+                <w:szCs w:val="32"/>
+              </w:rPr>
+              <w:t>Scalable but tied to Firebase</w:t>
+            </w:r>
+          </w:p>
+        </w:tc>
+      </w:tr>
+      <w:tr>
+        <w:trPr>
+          <w:tblCellSpacing w:w="15" w:type="dxa"/>
+        </w:trPr>
+        <w:tc>
+          <w:tcPr>
+            <w:tcW w:w="0" w:type="auto"/>
+            <w:vAlign w:val="center"/>
+            <w:hideMark/>
+          </w:tcPr>
+          <w:p>
+            <w:pPr>
+              <w:rPr>
+                <w:sz w:val="32"/>
+                <w:szCs w:val="32"/>
+              </w:rPr>
+            </w:pPr>
+            <w:r>
+              <w:rPr>
+                <w:rStyle w:val="Strong"/>
+                <w:sz w:val="32"/>
+                <w:szCs w:val="32"/>
+              </w:rPr>
+              <w:t>Flexibility</w:t>
+            </w:r>
+          </w:p>
+        </w:tc>
+        <w:tc>
+          <w:tcPr>
+            <w:tcW w:w="0" w:type="auto"/>
+            <w:vAlign w:val="center"/>
+            <w:hideMark/>
+          </w:tcPr>
+          <w:p>
+            <w:pPr>
+              <w:rPr>
+                <w:sz w:val="32"/>
+                <w:szCs w:val="32"/>
+              </w:rPr>
+            </w:pPr>
+            <w:r>
+              <w:rPr>
+                <w:sz w:val="32"/>
+                <w:szCs w:val="32"/>
+              </w:rPr>
+              <w:t>Highly customizable</w:t>
+            </w:r>
+          </w:p>
+        </w:tc>
+        <w:tc>
+          <w:tcPr>
+            <w:tcW w:w="0" w:type="auto"/>
+            <w:vAlign w:val="center"/>
+            <w:hideMark/>
+          </w:tcPr>
+          <w:p>
+            <w:pPr>
+              <w:rPr>
+                <w:sz w:val="32"/>
+                <w:szCs w:val="32"/>
+              </w:rPr>
+            </w:pPr>
+            <w:r>
+              <w:rPr>
+                <w:sz w:val="32"/>
+                <w:szCs w:val="32"/>
+              </w:rPr>
+              <w:t>Easy but limited customization</w:t>
+            </w:r>
+          </w:p>
+        </w:tc>
+      </w:tr>
+      <w:tr>
+        <w:trPr>
+          <w:tblCellSpacing w:w="15" w:type="dxa"/>
+        </w:trPr>
+        <w:tc>
+          <w:tcPr>
+            <w:tcW w:w="0" w:type="auto"/>
+            <w:vAlign w:val="center"/>
+            <w:hideMark/>
+          </w:tcPr>
+          <w:p>
+            <w:pPr>
+              <w:rPr>
+                <w:sz w:val="32"/>
+                <w:szCs w:val="32"/>
+              </w:rPr>
+            </w:pPr>
+            <w:r>
+              <w:rPr>
+                <w:rStyle w:val="Strong"/>
+                <w:sz w:val="32"/>
+                <w:szCs w:val="32"/>
+              </w:rPr>
+              <w:t>Best For</w:t>
+            </w:r>
+          </w:p>
+        </w:tc>
+        <w:tc>
+          <w:tcPr>
+            <w:tcW w:w="0" w:type="auto"/>
+            <w:vAlign w:val="center"/>
+            <w:hideMark/>
+          </w:tcPr>
+          <w:p>
+            <w:pPr>
+              <w:rPr>
+                <w:sz w:val="32"/>
+                <w:szCs w:val="32"/>
+              </w:rPr>
+            </w:pPr>
+            <w:r>
+              <w:rPr>
+                <w:sz w:val="32"/>
+                <w:szCs w:val="32"/>
+              </w:rPr>
+              <w:t>APIs, microservices</w:t>
+            </w:r>
+          </w:p>
+        </w:tc>
+        <w:tc>
+          <w:tcPr>
+            <w:tcW w:w="0" w:type="auto"/>
+            <w:vAlign w:val="center"/>
+            <w:hideMark/>
+          </w:tcPr>
+          <w:p>
+            <w:pPr>
+              <w:rPr>
+                <w:sz w:val="32"/>
+                <w:szCs w:val="32"/>
+              </w:rPr>
+            </w:pPr>
+            <w:r>
+              <w:rPr>
+                <w:sz w:val="32"/>
+                <w:szCs w:val="32"/>
+              </w:rPr>
+              <w:t>Quick apps, mobile/web projects</w:t>
+            </w:r>
+          </w:p>
+        </w:tc>
+      </w:tr>
+    </w:tbl>
+    <w:p>
+      <w:pPr>
+        <w:rPr>
+          <w:sz w:val="32"/>
+          <w:szCs w:val="32"/>
+        </w:rPr>
+      </w:pPr>
+      <w:r>
+        <w:rPr>
+          <w:sz w:val="32"/>
+          <w:szCs w:val="32"/>
+        </w:rPr>
+        <w:pict w14:anchorId="3517451B">
+          <v:rect id="_x0000_i1037" style="width:0;height:1.5pt" o:hralign="center" o:hrstd="t" o:hr="t" fillcolor="#a0a0a0" stroked="f"/>
+        </w:pict>
+      </w:r>
+    </w:p>
+    <w:p>
+      <w:pPr>
+        <w:pStyle w:val="Heading3"/>
+        <w:rPr>
+          <w:sz w:val="32"/>
+          <w:szCs w:val="32"/>
+        </w:rPr>
+      </w:pPr>
+      <w:r>
+        <w:rPr>
+          <w:rStyle w:val="Strong"/>
+          <w:b/>
+          <w:bCs/>
+          <w:sz w:val="32"/>
+          <w:szCs w:val="32"/>
+        </w:rPr>
+        <w:t>5. My Learning Summary</w:t>
+      </w:r>
+    </w:p>
+    <w:p>
+      <w:pPr>
+        <w:pStyle w:val="NormalWeb"/>
+        <w:rPr>
+          <w:sz w:val="32"/>
+          <w:szCs w:val="32"/>
+        </w:rPr>
+      </w:pPr>
+      <w:r>
+        <w:rPr>
+          <w:sz w:val="32"/>
+          <w:szCs w:val="32"/>
+        </w:rPr>
+        <w:t>From this topic, I learned:</w:t>
       </w:r>
     </w:p>
     <w:p>
@@ -1566,7 +2153,7 @@
         <w:pStyle w:val="NormalWeb"/>
         <w:numPr>
           <w:ilvl w:val="0"/>
-          <w:numId w:val="29"/>
+          <w:numId w:val="36"/>
         </w:numPr>
         <w:rPr>
           <w:sz w:val="32"/>
@@ -1579,14 +2166,14 @@
           <w:sz w:val="32"/>
           <w:szCs w:val="32"/>
         </w:rPr>
-        <w:t>Less Boilerplate:</w:t>
-      </w:r>
-      <w:r>
-        <w:rPr>
-          <w:sz w:val="32"/>
-          <w:szCs w:val="32"/>
-        </w:rPr>
-        <w:t xml:space="preserve"> No need to manually manage multiple states.</w:t>
+        <w:t>JWT</w:t>
+      </w:r>
+      <w:r>
+        <w:rPr>
+          <w:sz w:val="32"/>
+          <w:szCs w:val="32"/>
+        </w:rPr>
+        <w:t xml:space="preserve"> is ideal for API authentication and distributed systems because it is lightweight and stateless.</w:t>
       </w:r>
     </w:p>
     <w:p>
@@ -1594,7 +2181,7 @@
         <w:pStyle w:val="NormalWeb"/>
         <w:numPr>
           <w:ilvl w:val="0"/>
-          <w:numId w:val="29"/>
+          <w:numId w:val="36"/>
         </w:numPr>
         <w:rPr>
           <w:sz w:val="32"/>
@@ -1607,14 +2194,14 @@
           <w:sz w:val="32"/>
           <w:szCs w:val="32"/>
         </w:rPr>
-        <w:t>Performance Optimized:</w:t>
-      </w:r>
-      <w:r>
-        <w:rPr>
-          <w:sz w:val="32"/>
-          <w:szCs w:val="32"/>
-        </w:rPr>
-        <w:t xml:space="preserve"> Uses caching and stale-while-revalidate strategy.</w:t>
+        <w:t>Firebase Authentication</w:t>
+      </w:r>
+      <w:r>
+        <w:rPr>
+          <w:sz w:val="32"/>
+          <w:szCs w:val="32"/>
+        </w:rPr>
+        <w:t xml:space="preserve"> is beginner-friendly and faster to implement, especially for projects that don’t require a custom backend.</w:t>
       </w:r>
     </w:p>
     <w:p>
@@ -1622,7 +2209,7 @@
         <w:pStyle w:val="NormalWeb"/>
         <w:numPr>
           <w:ilvl w:val="0"/>
-          <w:numId w:val="29"/>
+          <w:numId w:val="36"/>
         </w:numPr>
         <w:rPr>
           <w:sz w:val="32"/>
@@ -1631,130 +2218,41 @@
       </w:pPr>
       <w:r>
         <w:rPr>
+          <w:sz w:val="32"/>
+          <w:szCs w:val="32"/>
+        </w:rPr>
+        <w:t xml:space="preserve">Both methods improve </w:t>
+      </w:r>
+      <w:r>
+        <w:rPr>
           <w:rStyle w:val="Strong"/>
           <w:sz w:val="32"/>
           <w:szCs w:val="32"/>
         </w:rPr>
-        <w:lastRenderedPageBreak/>
-        <w:t>User Experience:</w:t>
-      </w:r>
-      <w:r>
-        <w:rPr>
-          <w:sz w:val="32"/>
-          <w:szCs w:val="32"/>
-        </w:rPr>
-        <w:t xml:space="preserve"> Old data remains visible while new data loads.</w:t>
+        <w:t>security and user experience</w:t>
+      </w:r>
+      <w:r>
+        <w:rPr>
+          <w:sz w:val="32"/>
+          <w:szCs w:val="32"/>
+        </w:rPr>
+        <w:t xml:space="preserve"> by protecting sensitive routes and data.</w:t>
       </w:r>
     </w:p>
     <w:p>
       <w:pPr>
         <w:pStyle w:val="NormalWeb"/>
-        <w:numPr>
-          <w:ilvl w:val="0"/>
-          <w:numId w:val="29"/>
-        </w:numPr>
-        <w:rPr>
-          <w:sz w:val="32"/>
-          <w:szCs w:val="32"/>
-        </w:rPr>
-      </w:pPr>
-      <w:r>
-        <w:rPr>
-          <w:rStyle w:val="Strong"/>
-          <w:sz w:val="32"/>
-          <w:szCs w:val="32"/>
-        </w:rPr>
-        <w:t xml:space="preserve">Auto </w:t>
-      </w:r>
-      <w:proofErr w:type="spellStart"/>
-      <w:r>
-        <w:rPr>
-          <w:rStyle w:val="Strong"/>
-          <w:sz w:val="32"/>
-          <w:szCs w:val="32"/>
-        </w:rPr>
-        <w:t>Refetching</w:t>
-      </w:r>
-      <w:proofErr w:type="spellEnd"/>
-      <w:r>
-        <w:rPr>
-          <w:rStyle w:val="Strong"/>
-          <w:sz w:val="32"/>
-          <w:szCs w:val="32"/>
-        </w:rPr>
-        <w:t>:</w:t>
-      </w:r>
-      <w:r>
-        <w:rPr>
-          <w:sz w:val="32"/>
-          <w:szCs w:val="32"/>
-        </w:rPr>
-        <w:t xml:space="preserve"> Keeps data fresh without extra code.</w:t>
-      </w:r>
-    </w:p>
-    <w:p>
-      <w:pPr>
-        <w:rPr>
-          <w:sz w:val="32"/>
-          <w:szCs w:val="32"/>
-        </w:rPr>
-      </w:pPr>
-      <w:r>
-        <w:rPr>
-          <w:sz w:val="32"/>
-          <w:szCs w:val="32"/>
-        </w:rPr>
-        <w:pict w14:anchorId="68269334">
-          <v:rect id="_x0000_i1035" style="width:0;height:1.5pt" o:hralign="center" o:hrstd="t" o:hr="t" fillcolor="#a0a0a0" stroked="f"/>
-        </w:pict>
-      </w:r>
-    </w:p>
-    <w:p>
-      <w:pPr>
-        <w:pStyle w:val="NormalWeb"/>
-        <w:rPr>
-          <w:sz w:val="32"/>
-          <w:szCs w:val="32"/>
-        </w:rPr>
-      </w:pPr>
-      <w:bookmarkStart w:id="0" w:name="_GoBack"/>
-      <w:bookmarkEnd w:id="0"/>
-      <w:r>
-        <w:rPr>
-          <w:sz w:val="32"/>
-          <w:szCs w:val="32"/>
-        </w:rPr>
-        <w:t xml:space="preserve">React Query allows developers to focus on </w:t>
-      </w:r>
-      <w:r>
-        <w:rPr>
-          <w:rStyle w:val="Strong"/>
-          <w:sz w:val="32"/>
-          <w:szCs w:val="32"/>
-        </w:rPr>
-        <w:t>application logic</w:t>
-      </w:r>
-      <w:r>
-        <w:rPr>
-          <w:sz w:val="32"/>
-          <w:szCs w:val="32"/>
-        </w:rPr>
-        <w:t xml:space="preserve"> instead of managing repetitive state transitions, making applications more </w:t>
-      </w:r>
-      <w:r>
-        <w:rPr>
-          <w:rStyle w:val="Strong"/>
-          <w:sz w:val="32"/>
-          <w:szCs w:val="32"/>
-        </w:rPr>
-        <w:t>scalable, performant, and user-friendly</w:t>
-      </w:r>
-      <w:r>
-        <w:rPr>
-          <w:sz w:val="32"/>
-          <w:szCs w:val="32"/>
-        </w:rPr>
-        <w:t>.</w:t>
+        <w:rPr>
+          <w:sz w:val="32"/>
+          <w:szCs w:val="32"/>
+        </w:rPr>
+      </w:pPr>
+      <w:r>
+        <w:rPr>
+          <w:sz w:val="32"/>
+          <w:szCs w:val="32"/>
+        </w:rPr>
+        <w:t>Overall, understanding these two methods gave me a clear view of how authentication works in real-world applications and how to choose the right approach depending on the project.</w:t>
       </w:r>
     </w:p>
     <w:p>
@@ -1831,6 +2329,155 @@
 <file path=word/numbering.xml><?xml version="1.0" encoding="utf-8"?>
 <w:numbering xmlns:wpc="http://schemas.microsoft.com/office/word/2010/wordprocessingCanvas" xmlns:cx="http://schemas.microsoft.com/office/drawing/2014/chartex" xmlns:cx1="http://schemas.microsoft.com/office/drawing/2015/9/8/chartex" xmlns:cx2="http://schemas.microsoft.com/office/drawing/2015/10/21/chartex" xmlns:cx3="http://schemas.microsoft.com/office/drawing/2016/5/9/chartex" xmlns:cx4="http://schemas.microsoft.com/office/drawing/2016/5/10/chartex" xmlns:cx5="http://schemas.microsoft.com/office/drawing/2016/5/11/chartex" xmlns:cx6="http://schemas.microsoft.com/office/drawing/2016/5/12/chartex" xmlns:cx7="http://schemas.microsoft.com/office/drawing/2016/5/13/chartex" xmlns:cx8="http://schemas.microsoft.com/office/drawing/2016/5/14/chartex" xmlns:mc="http://schemas.openxmlformats.org/markup-compatibility/2006" xmlns:aink="http://schemas.microsoft.com/office/drawing/2016/ink" xmlns:am3d="http://schemas.microsoft.com/office/drawing/2017/model3d" xmlns:o="urn:schemas-microsoft-com:office:office" xmlns:r="http://schemas.openxmlformats.org/officeDocument/2006/relationships" xmlns:m="http://schemas.openxmlformats.org/officeDocument/2006/math" xmlns:v="urn:schemas-microsoft-com:vml" xmlns:wp14="http://schemas.microsoft.com/office/word/2010/wordprocessingDrawing" xmlns:wp="http://schemas.openxmlformats.org/drawingml/2006/wordprocessingDrawing" xmlns:w10="urn:schemas-microsoft-com:office:word" xmlns:w="http://schemas.openxmlformats.org/wordprocessingml/2006/main" xmlns:w14="http://schemas.microsoft.com/office/word/2010/wordml" xmlns:w15="http://schemas.microsoft.com/office/word/2012/wordml" xmlns:w16cid="http://schemas.microsoft.com/office/word/2016/wordml/cid" xmlns:w16se="http://schemas.microsoft.com/office/word/2015/wordml/symex" xmlns:wpg="http://schemas.microsoft.com/office/word/2010/wordprocessingGroup" xmlns:wpi="http://schemas.microsoft.com/office/word/2010/wordprocessingInk" xmlns:wne="http://schemas.microsoft.com/office/word/2006/wordml" xmlns:wps="http://schemas.microsoft.com/office/word/2010/wordprocessingShape" mc:Ignorable="w14 w15 w16se w16cid wp14">
   <w:abstractNum w:abstractNumId="0" w15:restartNumberingAfterBreak="0">
+    <w:nsid w:val="036854E9"/>
+    <w:multiLevelType w:val="multilevel"/>
+    <w:tmpl w:val="7A58EB0C"/>
+    <w:lvl w:ilvl="0">
+      <w:start w:val="1"/>
+      <w:numFmt w:val="bullet"/>
+      <w:lvlText w:val=""/>
+      <w:lvlJc w:val="left"/>
+      <w:pPr>
+        <w:tabs>
+          <w:tab w:val="num" w:pos="720"/>
+        </w:tabs>
+        <w:ind w:left="720" w:hanging="360"/>
+      </w:pPr>
+      <w:rPr>
+        <w:rFonts w:ascii="Symbol" w:hAnsi="Symbol" w:hint="default"/>
+        <w:sz w:val="20"/>
+      </w:rPr>
+    </w:lvl>
+    <w:lvl w:ilvl="1" w:tentative="1">
+      <w:start w:val="1"/>
+      <w:numFmt w:val="bullet"/>
+      <w:lvlText w:val="o"/>
+      <w:lvlJc w:val="left"/>
+      <w:pPr>
+        <w:tabs>
+          <w:tab w:val="num" w:pos="1440"/>
+        </w:tabs>
+        <w:ind w:left="1440" w:hanging="360"/>
+      </w:pPr>
+      <w:rPr>
+        <w:rFonts w:ascii="Courier New" w:hAnsi="Courier New" w:hint="default"/>
+        <w:sz w:val="20"/>
+      </w:rPr>
+    </w:lvl>
+    <w:lvl w:ilvl="2" w:tentative="1">
+      <w:start w:val="1"/>
+      <w:numFmt w:val="bullet"/>
+      <w:lvlText w:val=""/>
+      <w:lvlJc w:val="left"/>
+      <w:pPr>
+        <w:tabs>
+          <w:tab w:val="num" w:pos="2160"/>
+        </w:tabs>
+        <w:ind w:left="2160" w:hanging="360"/>
+      </w:pPr>
+      <w:rPr>
+        <w:rFonts w:ascii="Wingdings" w:hAnsi="Wingdings" w:hint="default"/>
+        <w:sz w:val="20"/>
+      </w:rPr>
+    </w:lvl>
+    <w:lvl w:ilvl="3" w:tentative="1">
+      <w:start w:val="1"/>
+      <w:numFmt w:val="bullet"/>
+      <w:lvlText w:val=""/>
+      <w:lvlJc w:val="left"/>
+      <w:pPr>
+        <w:tabs>
+          <w:tab w:val="num" w:pos="2880"/>
+        </w:tabs>
+        <w:ind w:left="2880" w:hanging="360"/>
+      </w:pPr>
+      <w:rPr>
+        <w:rFonts w:ascii="Wingdings" w:hAnsi="Wingdings" w:hint="default"/>
+        <w:sz w:val="20"/>
+      </w:rPr>
+    </w:lvl>
+    <w:lvl w:ilvl="4" w:tentative="1">
+      <w:start w:val="1"/>
+      <w:numFmt w:val="bullet"/>
+      <w:lvlText w:val=""/>
+      <w:lvlJc w:val="left"/>
+      <w:pPr>
+        <w:tabs>
+          <w:tab w:val="num" w:pos="3600"/>
+        </w:tabs>
+        <w:ind w:left="3600" w:hanging="360"/>
+      </w:pPr>
+      <w:rPr>
+        <w:rFonts w:ascii="Wingdings" w:hAnsi="Wingdings" w:hint="default"/>
+        <w:sz w:val="20"/>
+      </w:rPr>
+    </w:lvl>
+    <w:lvl w:ilvl="5" w:tentative="1">
+      <w:start w:val="1"/>
+      <w:numFmt w:val="bullet"/>
+      <w:lvlText w:val=""/>
+      <w:lvlJc w:val="left"/>
+      <w:pPr>
+        <w:tabs>
+          <w:tab w:val="num" w:pos="4320"/>
+        </w:tabs>
+        <w:ind w:left="4320" w:hanging="360"/>
+      </w:pPr>
+      <w:rPr>
+        <w:rFonts w:ascii="Wingdings" w:hAnsi="Wingdings" w:hint="default"/>
+        <w:sz w:val="20"/>
+      </w:rPr>
+    </w:lvl>
+    <w:lvl w:ilvl="6" w:tentative="1">
+      <w:start w:val="1"/>
+      <w:numFmt w:val="bullet"/>
+      <w:lvlText w:val=""/>
+      <w:lvlJc w:val="left"/>
+      <w:pPr>
+        <w:tabs>
+          <w:tab w:val="num" w:pos="5040"/>
+        </w:tabs>
+        <w:ind w:left="5040" w:hanging="360"/>
+      </w:pPr>
+      <w:rPr>
+        <w:rFonts w:ascii="Wingdings" w:hAnsi="Wingdings" w:hint="default"/>
+        <w:sz w:val="20"/>
+      </w:rPr>
+    </w:lvl>
+    <w:lvl w:ilvl="7" w:tentative="1">
+      <w:start w:val="1"/>
+      <w:numFmt w:val="bullet"/>
+      <w:lvlText w:val=""/>
+      <w:lvlJc w:val="left"/>
+      <w:pPr>
+        <w:tabs>
+          <w:tab w:val="num" w:pos="5760"/>
+        </w:tabs>
+        <w:ind w:left="5760" w:hanging="360"/>
+      </w:pPr>
+      <w:rPr>
+        <w:rFonts w:ascii="Wingdings" w:hAnsi="Wingdings" w:hint="default"/>
+        <w:sz w:val="20"/>
+      </w:rPr>
+    </w:lvl>
+    <w:lvl w:ilvl="8" w:tentative="1">
+      <w:start w:val="1"/>
+      <w:numFmt w:val="bullet"/>
+      <w:lvlText w:val=""/>
+      <w:lvlJc w:val="left"/>
+      <w:pPr>
+        <w:tabs>
+          <w:tab w:val="num" w:pos="6480"/>
+        </w:tabs>
+        <w:ind w:left="6480" w:hanging="360"/>
+      </w:pPr>
+      <w:rPr>
+        <w:rFonts w:ascii="Wingdings" w:hAnsi="Wingdings" w:hint="default"/>
+        <w:sz w:val="20"/>
+      </w:rPr>
+    </w:lvl>
+  </w:abstractNum>
+  <w:abstractNum w:abstractNumId="1" w15:restartNumberingAfterBreak="0">
     <w:nsid w:val="06452DE1"/>
     <w:multiLevelType w:val="multilevel"/>
     <w:tmpl w:val="A2D680D8"/>
@@ -1979,7 +2626,156 @@
       </w:rPr>
     </w:lvl>
   </w:abstractNum>
-  <w:abstractNum w:abstractNumId="1" w15:restartNumberingAfterBreak="0">
+  <w:abstractNum w:abstractNumId="2" w15:restartNumberingAfterBreak="0">
+    <w:nsid w:val="09A07941"/>
+    <w:multiLevelType w:val="multilevel"/>
+    <w:tmpl w:val="0DAE3D84"/>
+    <w:lvl w:ilvl="0">
+      <w:start w:val="1"/>
+      <w:numFmt w:val="bullet"/>
+      <w:lvlText w:val=""/>
+      <w:lvlJc w:val="left"/>
+      <w:pPr>
+        <w:tabs>
+          <w:tab w:val="num" w:pos="720"/>
+        </w:tabs>
+        <w:ind w:left="720" w:hanging="360"/>
+      </w:pPr>
+      <w:rPr>
+        <w:rFonts w:ascii="Symbol" w:hAnsi="Symbol" w:hint="default"/>
+        <w:sz w:val="20"/>
+      </w:rPr>
+    </w:lvl>
+    <w:lvl w:ilvl="1" w:tentative="1">
+      <w:start w:val="1"/>
+      <w:numFmt w:val="bullet"/>
+      <w:lvlText w:val="o"/>
+      <w:lvlJc w:val="left"/>
+      <w:pPr>
+        <w:tabs>
+          <w:tab w:val="num" w:pos="1440"/>
+        </w:tabs>
+        <w:ind w:left="1440" w:hanging="360"/>
+      </w:pPr>
+      <w:rPr>
+        <w:rFonts w:ascii="Courier New" w:hAnsi="Courier New" w:hint="default"/>
+        <w:sz w:val="20"/>
+      </w:rPr>
+    </w:lvl>
+    <w:lvl w:ilvl="2" w:tentative="1">
+      <w:start w:val="1"/>
+      <w:numFmt w:val="bullet"/>
+      <w:lvlText w:val=""/>
+      <w:lvlJc w:val="left"/>
+      <w:pPr>
+        <w:tabs>
+          <w:tab w:val="num" w:pos="2160"/>
+        </w:tabs>
+        <w:ind w:left="2160" w:hanging="360"/>
+      </w:pPr>
+      <w:rPr>
+        <w:rFonts w:ascii="Wingdings" w:hAnsi="Wingdings" w:hint="default"/>
+        <w:sz w:val="20"/>
+      </w:rPr>
+    </w:lvl>
+    <w:lvl w:ilvl="3" w:tentative="1">
+      <w:start w:val="1"/>
+      <w:numFmt w:val="bullet"/>
+      <w:lvlText w:val=""/>
+      <w:lvlJc w:val="left"/>
+      <w:pPr>
+        <w:tabs>
+          <w:tab w:val="num" w:pos="2880"/>
+        </w:tabs>
+        <w:ind w:left="2880" w:hanging="360"/>
+      </w:pPr>
+      <w:rPr>
+        <w:rFonts w:ascii="Wingdings" w:hAnsi="Wingdings" w:hint="default"/>
+        <w:sz w:val="20"/>
+      </w:rPr>
+    </w:lvl>
+    <w:lvl w:ilvl="4" w:tentative="1">
+      <w:start w:val="1"/>
+      <w:numFmt w:val="bullet"/>
+      <w:lvlText w:val=""/>
+      <w:lvlJc w:val="left"/>
+      <w:pPr>
+        <w:tabs>
+          <w:tab w:val="num" w:pos="3600"/>
+        </w:tabs>
+        <w:ind w:left="3600" w:hanging="360"/>
+      </w:pPr>
+      <w:rPr>
+        <w:rFonts w:ascii="Wingdings" w:hAnsi="Wingdings" w:hint="default"/>
+        <w:sz w:val="20"/>
+      </w:rPr>
+    </w:lvl>
+    <w:lvl w:ilvl="5" w:tentative="1">
+      <w:start w:val="1"/>
+      <w:numFmt w:val="bullet"/>
+      <w:lvlText w:val=""/>
+      <w:lvlJc w:val="left"/>
+      <w:pPr>
+        <w:tabs>
+          <w:tab w:val="num" w:pos="4320"/>
+        </w:tabs>
+        <w:ind w:left="4320" w:hanging="360"/>
+      </w:pPr>
+      <w:rPr>
+        <w:rFonts w:ascii="Wingdings" w:hAnsi="Wingdings" w:hint="default"/>
+        <w:sz w:val="20"/>
+      </w:rPr>
+    </w:lvl>
+    <w:lvl w:ilvl="6" w:tentative="1">
+      <w:start w:val="1"/>
+      <w:numFmt w:val="bullet"/>
+      <w:lvlText w:val=""/>
+      <w:lvlJc w:val="left"/>
+      <w:pPr>
+        <w:tabs>
+          <w:tab w:val="num" w:pos="5040"/>
+        </w:tabs>
+        <w:ind w:left="5040" w:hanging="360"/>
+      </w:pPr>
+      <w:rPr>
+        <w:rFonts w:ascii="Wingdings" w:hAnsi="Wingdings" w:hint="default"/>
+        <w:sz w:val="20"/>
+      </w:rPr>
+    </w:lvl>
+    <w:lvl w:ilvl="7" w:tentative="1">
+      <w:start w:val="1"/>
+      <w:numFmt w:val="bullet"/>
+      <w:lvlText w:val=""/>
+      <w:lvlJc w:val="left"/>
+      <w:pPr>
+        <w:tabs>
+          <w:tab w:val="num" w:pos="5760"/>
+        </w:tabs>
+        <w:ind w:left="5760" w:hanging="360"/>
+      </w:pPr>
+      <w:rPr>
+        <w:rFonts w:ascii="Wingdings" w:hAnsi="Wingdings" w:hint="default"/>
+        <w:sz w:val="20"/>
+      </w:rPr>
+    </w:lvl>
+    <w:lvl w:ilvl="8" w:tentative="1">
+      <w:start w:val="1"/>
+      <w:numFmt w:val="bullet"/>
+      <w:lvlText w:val=""/>
+      <w:lvlJc w:val="left"/>
+      <w:pPr>
+        <w:tabs>
+          <w:tab w:val="num" w:pos="6480"/>
+        </w:tabs>
+        <w:ind w:left="6480" w:hanging="360"/>
+      </w:pPr>
+      <w:rPr>
+        <w:rFonts w:ascii="Wingdings" w:hAnsi="Wingdings" w:hint="default"/>
+        <w:sz w:val="20"/>
+      </w:rPr>
+    </w:lvl>
+  </w:abstractNum>
+  <w:abstractNum w:abstractNumId="3" w15:restartNumberingAfterBreak="0">
     <w:nsid w:val="0B1713FE"/>
     <w:multiLevelType w:val="multilevel"/>
     <w:tmpl w:val="35149B98"/>
@@ -2128,7 +2924,7 @@
       </w:rPr>
     </w:lvl>
   </w:abstractNum>
-  <w:abstractNum w:abstractNumId="2" w15:restartNumberingAfterBreak="0">
+  <w:abstractNum w:abstractNumId="4" w15:restartNumberingAfterBreak="0">
     <w:nsid w:val="0B3E6FE4"/>
     <w:multiLevelType w:val="multilevel"/>
     <w:tmpl w:val="9C749148"/>
@@ -2277,7 +3073,7 @@
       </w:rPr>
     </w:lvl>
   </w:abstractNum>
-  <w:abstractNum w:abstractNumId="3" w15:restartNumberingAfterBreak="0">
+  <w:abstractNum w:abstractNumId="5" w15:restartNumberingAfterBreak="0">
     <w:nsid w:val="0B4B707F"/>
     <w:multiLevelType w:val="multilevel"/>
     <w:tmpl w:val="EC728EF8"/>
@@ -2426,7 +3222,7 @@
       </w:rPr>
     </w:lvl>
   </w:abstractNum>
-  <w:abstractNum w:abstractNumId="4" w15:restartNumberingAfterBreak="0">
+  <w:abstractNum w:abstractNumId="6" w15:restartNumberingAfterBreak="0">
     <w:nsid w:val="1251635A"/>
     <w:multiLevelType w:val="multilevel"/>
     <w:tmpl w:val="62C0CC16"/>
@@ -2543,7 +3339,7 @@
       </w:pPr>
     </w:lvl>
   </w:abstractNum>
-  <w:abstractNum w:abstractNumId="5" w15:restartNumberingAfterBreak="0">
+  <w:abstractNum w:abstractNumId="7" w15:restartNumberingAfterBreak="0">
     <w:nsid w:val="13113163"/>
     <w:multiLevelType w:val="multilevel"/>
     <w:tmpl w:val="CB7E54CC"/>
@@ -2692,7 +3488,7 @@
       </w:rPr>
     </w:lvl>
   </w:abstractNum>
-  <w:abstractNum w:abstractNumId="6" w15:restartNumberingAfterBreak="0">
+  <w:abstractNum w:abstractNumId="8" w15:restartNumberingAfterBreak="0">
     <w:nsid w:val="16880581"/>
     <w:multiLevelType w:val="multilevel"/>
     <w:tmpl w:val="BA246EDE"/>
@@ -2841,7 +3637,156 @@
       </w:rPr>
     </w:lvl>
   </w:abstractNum>
-  <w:abstractNum w:abstractNumId="7" w15:restartNumberingAfterBreak="0">
+  <w:abstractNum w:abstractNumId="9" w15:restartNumberingAfterBreak="0">
+    <w:nsid w:val="18AA796A"/>
+    <w:multiLevelType w:val="multilevel"/>
+    <w:tmpl w:val="562433B0"/>
+    <w:lvl w:ilvl="0">
+      <w:start w:val="1"/>
+      <w:numFmt w:val="bullet"/>
+      <w:lvlText w:val=""/>
+      <w:lvlJc w:val="left"/>
+      <w:pPr>
+        <w:tabs>
+          <w:tab w:val="num" w:pos="720"/>
+        </w:tabs>
+        <w:ind w:left="720" w:hanging="360"/>
+      </w:pPr>
+      <w:rPr>
+        <w:rFonts w:ascii="Symbol" w:hAnsi="Symbol" w:hint="default"/>
+        <w:sz w:val="20"/>
+      </w:rPr>
+    </w:lvl>
+    <w:lvl w:ilvl="1" w:tentative="1">
+      <w:start w:val="1"/>
+      <w:numFmt w:val="bullet"/>
+      <w:lvlText w:val="o"/>
+      <w:lvlJc w:val="left"/>
+      <w:pPr>
+        <w:tabs>
+          <w:tab w:val="num" w:pos="1440"/>
+        </w:tabs>
+        <w:ind w:left="1440" w:hanging="360"/>
+      </w:pPr>
+      <w:rPr>
+        <w:rFonts w:ascii="Courier New" w:hAnsi="Courier New" w:hint="default"/>
+        <w:sz w:val="20"/>
+      </w:rPr>
+    </w:lvl>
+    <w:lvl w:ilvl="2" w:tentative="1">
+      <w:start w:val="1"/>
+      <w:numFmt w:val="bullet"/>
+      <w:lvlText w:val=""/>
+      <w:lvlJc w:val="left"/>
+      <w:pPr>
+        <w:tabs>
+          <w:tab w:val="num" w:pos="2160"/>
+        </w:tabs>
+        <w:ind w:left="2160" w:hanging="360"/>
+      </w:pPr>
+      <w:rPr>
+        <w:rFonts w:ascii="Wingdings" w:hAnsi="Wingdings" w:hint="default"/>
+        <w:sz w:val="20"/>
+      </w:rPr>
+    </w:lvl>
+    <w:lvl w:ilvl="3" w:tentative="1">
+      <w:start w:val="1"/>
+      <w:numFmt w:val="bullet"/>
+      <w:lvlText w:val=""/>
+      <w:lvlJc w:val="left"/>
+      <w:pPr>
+        <w:tabs>
+          <w:tab w:val="num" w:pos="2880"/>
+        </w:tabs>
+        <w:ind w:left="2880" w:hanging="360"/>
+      </w:pPr>
+      <w:rPr>
+        <w:rFonts w:ascii="Wingdings" w:hAnsi="Wingdings" w:hint="default"/>
+        <w:sz w:val="20"/>
+      </w:rPr>
+    </w:lvl>
+    <w:lvl w:ilvl="4" w:tentative="1">
+      <w:start w:val="1"/>
+      <w:numFmt w:val="bullet"/>
+      <w:lvlText w:val=""/>
+      <w:lvlJc w:val="left"/>
+      <w:pPr>
+        <w:tabs>
+          <w:tab w:val="num" w:pos="3600"/>
+        </w:tabs>
+        <w:ind w:left="3600" w:hanging="360"/>
+      </w:pPr>
+      <w:rPr>
+        <w:rFonts w:ascii="Wingdings" w:hAnsi="Wingdings" w:hint="default"/>
+        <w:sz w:val="20"/>
+      </w:rPr>
+    </w:lvl>
+    <w:lvl w:ilvl="5" w:tentative="1">
+      <w:start w:val="1"/>
+      <w:numFmt w:val="bullet"/>
+      <w:lvlText w:val=""/>
+      <w:lvlJc w:val="left"/>
+      <w:pPr>
+        <w:tabs>
+          <w:tab w:val="num" w:pos="4320"/>
+        </w:tabs>
+        <w:ind w:left="4320" w:hanging="360"/>
+      </w:pPr>
+      <w:rPr>
+        <w:rFonts w:ascii="Wingdings" w:hAnsi="Wingdings" w:hint="default"/>
+        <w:sz w:val="20"/>
+      </w:rPr>
+    </w:lvl>
+    <w:lvl w:ilvl="6" w:tentative="1">
+      <w:start w:val="1"/>
+      <w:numFmt w:val="bullet"/>
+      <w:lvlText w:val=""/>
+      <w:lvlJc w:val="left"/>
+      <w:pPr>
+        <w:tabs>
+          <w:tab w:val="num" w:pos="5040"/>
+        </w:tabs>
+        <w:ind w:left="5040" w:hanging="360"/>
+      </w:pPr>
+      <w:rPr>
+        <w:rFonts w:ascii="Wingdings" w:hAnsi="Wingdings" w:hint="default"/>
+        <w:sz w:val="20"/>
+      </w:rPr>
+    </w:lvl>
+    <w:lvl w:ilvl="7" w:tentative="1">
+      <w:start w:val="1"/>
+      <w:numFmt w:val="bullet"/>
+      <w:lvlText w:val=""/>
+      <w:lvlJc w:val="left"/>
+      <w:pPr>
+        <w:tabs>
+          <w:tab w:val="num" w:pos="5760"/>
+        </w:tabs>
+        <w:ind w:left="5760" w:hanging="360"/>
+      </w:pPr>
+      <w:rPr>
+        <w:rFonts w:ascii="Wingdings" w:hAnsi="Wingdings" w:hint="default"/>
+        <w:sz w:val="20"/>
+      </w:rPr>
+    </w:lvl>
+    <w:lvl w:ilvl="8" w:tentative="1">
+      <w:start w:val="1"/>
+      <w:numFmt w:val="bullet"/>
+      <w:lvlText w:val=""/>
+      <w:lvlJc w:val="left"/>
+      <w:pPr>
+        <w:tabs>
+          <w:tab w:val="num" w:pos="6480"/>
+        </w:tabs>
+        <w:ind w:left="6480" w:hanging="360"/>
+      </w:pPr>
+      <w:rPr>
+        <w:rFonts w:ascii="Wingdings" w:hAnsi="Wingdings" w:hint="default"/>
+        <w:sz w:val="20"/>
+      </w:rPr>
+    </w:lvl>
+  </w:abstractNum>
+  <w:abstractNum w:abstractNumId="10" w15:restartNumberingAfterBreak="0">
     <w:nsid w:val="1D754406"/>
     <w:multiLevelType w:val="multilevel"/>
     <w:tmpl w:val="9C0E4EFC"/>
@@ -2990,7 +3935,156 @@
       </w:rPr>
     </w:lvl>
   </w:abstractNum>
-  <w:abstractNum w:abstractNumId="8" w15:restartNumberingAfterBreak="0">
+  <w:abstractNum w:abstractNumId="11" w15:restartNumberingAfterBreak="0">
+    <w:nsid w:val="20213F65"/>
+    <w:multiLevelType w:val="multilevel"/>
+    <w:tmpl w:val="6CC41934"/>
+    <w:lvl w:ilvl="0">
+      <w:start w:val="1"/>
+      <w:numFmt w:val="bullet"/>
+      <w:lvlText w:val=""/>
+      <w:lvlJc w:val="left"/>
+      <w:pPr>
+        <w:tabs>
+          <w:tab w:val="num" w:pos="720"/>
+        </w:tabs>
+        <w:ind w:left="720" w:hanging="360"/>
+      </w:pPr>
+      <w:rPr>
+        <w:rFonts w:ascii="Symbol" w:hAnsi="Symbol" w:hint="default"/>
+        <w:sz w:val="20"/>
+      </w:rPr>
+    </w:lvl>
+    <w:lvl w:ilvl="1" w:tentative="1">
+      <w:start w:val="1"/>
+      <w:numFmt w:val="bullet"/>
+      <w:lvlText w:val="o"/>
+      <w:lvlJc w:val="left"/>
+      <w:pPr>
+        <w:tabs>
+          <w:tab w:val="num" w:pos="1440"/>
+        </w:tabs>
+        <w:ind w:left="1440" w:hanging="360"/>
+      </w:pPr>
+      <w:rPr>
+        <w:rFonts w:ascii="Courier New" w:hAnsi="Courier New" w:hint="default"/>
+        <w:sz w:val="20"/>
+      </w:rPr>
+    </w:lvl>
+    <w:lvl w:ilvl="2" w:tentative="1">
+      <w:start w:val="1"/>
+      <w:numFmt w:val="bullet"/>
+      <w:lvlText w:val=""/>
+      <w:lvlJc w:val="left"/>
+      <w:pPr>
+        <w:tabs>
+          <w:tab w:val="num" w:pos="2160"/>
+        </w:tabs>
+        <w:ind w:left="2160" w:hanging="360"/>
+      </w:pPr>
+      <w:rPr>
+        <w:rFonts w:ascii="Wingdings" w:hAnsi="Wingdings" w:hint="default"/>
+        <w:sz w:val="20"/>
+      </w:rPr>
+    </w:lvl>
+    <w:lvl w:ilvl="3" w:tentative="1">
+      <w:start w:val="1"/>
+      <w:numFmt w:val="bullet"/>
+      <w:lvlText w:val=""/>
+      <w:lvlJc w:val="left"/>
+      <w:pPr>
+        <w:tabs>
+          <w:tab w:val="num" w:pos="2880"/>
+        </w:tabs>
+        <w:ind w:left="2880" w:hanging="360"/>
+      </w:pPr>
+      <w:rPr>
+        <w:rFonts w:ascii="Wingdings" w:hAnsi="Wingdings" w:hint="default"/>
+        <w:sz w:val="20"/>
+      </w:rPr>
+    </w:lvl>
+    <w:lvl w:ilvl="4" w:tentative="1">
+      <w:start w:val="1"/>
+      <w:numFmt w:val="bullet"/>
+      <w:lvlText w:val=""/>
+      <w:lvlJc w:val="left"/>
+      <w:pPr>
+        <w:tabs>
+          <w:tab w:val="num" w:pos="3600"/>
+        </w:tabs>
+        <w:ind w:left="3600" w:hanging="360"/>
+      </w:pPr>
+      <w:rPr>
+        <w:rFonts w:ascii="Wingdings" w:hAnsi="Wingdings" w:hint="default"/>
+        <w:sz w:val="20"/>
+      </w:rPr>
+    </w:lvl>
+    <w:lvl w:ilvl="5" w:tentative="1">
+      <w:start w:val="1"/>
+      <w:numFmt w:val="bullet"/>
+      <w:lvlText w:val=""/>
+      <w:lvlJc w:val="left"/>
+      <w:pPr>
+        <w:tabs>
+          <w:tab w:val="num" w:pos="4320"/>
+        </w:tabs>
+        <w:ind w:left="4320" w:hanging="360"/>
+      </w:pPr>
+      <w:rPr>
+        <w:rFonts w:ascii="Wingdings" w:hAnsi="Wingdings" w:hint="default"/>
+        <w:sz w:val="20"/>
+      </w:rPr>
+    </w:lvl>
+    <w:lvl w:ilvl="6" w:tentative="1">
+      <w:start w:val="1"/>
+      <w:numFmt w:val="bullet"/>
+      <w:lvlText w:val=""/>
+      <w:lvlJc w:val="left"/>
+      <w:pPr>
+        <w:tabs>
+          <w:tab w:val="num" w:pos="5040"/>
+        </w:tabs>
+        <w:ind w:left="5040" w:hanging="360"/>
+      </w:pPr>
+      <w:rPr>
+        <w:rFonts w:ascii="Wingdings" w:hAnsi="Wingdings" w:hint="default"/>
+        <w:sz w:val="20"/>
+      </w:rPr>
+    </w:lvl>
+    <w:lvl w:ilvl="7" w:tentative="1">
+      <w:start w:val="1"/>
+      <w:numFmt w:val="bullet"/>
+      <w:lvlText w:val=""/>
+      <w:lvlJc w:val="left"/>
+      <w:pPr>
+        <w:tabs>
+          <w:tab w:val="num" w:pos="5760"/>
+        </w:tabs>
+        <w:ind w:left="5760" w:hanging="360"/>
+      </w:pPr>
+      <w:rPr>
+        <w:rFonts w:ascii="Wingdings" w:hAnsi="Wingdings" w:hint="default"/>
+        <w:sz w:val="20"/>
+      </w:rPr>
+    </w:lvl>
+    <w:lvl w:ilvl="8" w:tentative="1">
+      <w:start w:val="1"/>
+      <w:numFmt w:val="bullet"/>
+      <w:lvlText w:val=""/>
+      <w:lvlJc w:val="left"/>
+      <w:pPr>
+        <w:tabs>
+          <w:tab w:val="num" w:pos="6480"/>
+        </w:tabs>
+        <w:ind w:left="6480" w:hanging="360"/>
+      </w:pPr>
+      <w:rPr>
+        <w:rFonts w:ascii="Wingdings" w:hAnsi="Wingdings" w:hint="default"/>
+        <w:sz w:val="20"/>
+      </w:rPr>
+    </w:lvl>
+  </w:abstractNum>
+  <w:abstractNum w:abstractNumId="12" w15:restartNumberingAfterBreak="0">
     <w:nsid w:val="20D55632"/>
     <w:multiLevelType w:val="multilevel"/>
     <w:tmpl w:val="195C26AE"/>
@@ -3139,7 +4233,120 @@
       </w:rPr>
     </w:lvl>
   </w:abstractNum>
-  <w:abstractNum w:abstractNumId="9" w15:restartNumberingAfterBreak="0">
+  <w:abstractNum w:abstractNumId="13" w15:restartNumberingAfterBreak="0">
+    <w:nsid w:val="20D67840"/>
+    <w:multiLevelType w:val="multilevel"/>
+    <w:tmpl w:val="E842EADC"/>
+    <w:lvl w:ilvl="0">
+      <w:start w:val="1"/>
+      <w:numFmt w:val="decimal"/>
+      <w:lvlText w:val="%1."/>
+      <w:lvlJc w:val="left"/>
+      <w:pPr>
+        <w:tabs>
+          <w:tab w:val="num" w:pos="720"/>
+        </w:tabs>
+        <w:ind w:left="720" w:hanging="360"/>
+      </w:pPr>
+    </w:lvl>
+    <w:lvl w:ilvl="1" w:tentative="1">
+      <w:start w:val="1"/>
+      <w:numFmt w:val="decimal"/>
+      <w:lvlText w:val="%2."/>
+      <w:lvlJc w:val="left"/>
+      <w:pPr>
+        <w:tabs>
+          <w:tab w:val="num" w:pos="1440"/>
+        </w:tabs>
+        <w:ind w:left="1440" w:hanging="360"/>
+      </w:pPr>
+    </w:lvl>
+    <w:lvl w:ilvl="2" w:tentative="1">
+      <w:start w:val="1"/>
+      <w:numFmt w:val="decimal"/>
+      <w:lvlText w:val="%3."/>
+      <w:lvlJc w:val="left"/>
+      <w:pPr>
+        <w:tabs>
+          <w:tab w:val="num" w:pos="2160"/>
+        </w:tabs>
+        <w:ind w:left="2160" w:hanging="360"/>
+      </w:pPr>
+    </w:lvl>
+    <w:lvl w:ilvl="3" w:tentative="1">
+      <w:start w:val="1"/>
+      <w:numFmt w:val="decimal"/>
+      <w:lvlText w:val="%4."/>
+      <w:lvlJc w:val="left"/>
+      <w:pPr>
+        <w:tabs>
+          <w:tab w:val="num" w:pos="2880"/>
+        </w:tabs>
+        <w:ind w:left="2880" w:hanging="360"/>
+      </w:pPr>
+    </w:lvl>
+    <w:lvl w:ilvl="4" w:tentative="1">
+      <w:start w:val="1"/>
+      <w:numFmt w:val="decimal"/>
+      <w:lvlText w:val="%5."/>
+      <w:lvlJc w:val="left"/>
+      <w:pPr>
+        <w:tabs>
+          <w:tab w:val="num" w:pos="3600"/>
+        </w:tabs>
+        <w:ind w:left="3600" w:hanging="360"/>
+      </w:pPr>
+    </w:lvl>
+    <w:lvl w:ilvl="5" w:tentative="1">
+      <w:start w:val="1"/>
+      <w:numFmt w:val="decimal"/>
+      <w:lvlText w:val="%6."/>
+      <w:lvlJc w:val="left"/>
+      <w:pPr>
+        <w:tabs>
+          <w:tab w:val="num" w:pos="4320"/>
+        </w:tabs>
+        <w:ind w:left="4320" w:hanging="360"/>
+      </w:pPr>
+    </w:lvl>
+    <w:lvl w:ilvl="6" w:tentative="1">
+      <w:start w:val="1"/>
+      <w:numFmt w:val="decimal"/>
+      <w:lvlText w:val="%7."/>
+      <w:lvlJc w:val="left"/>
+      <w:pPr>
+        <w:tabs>
+          <w:tab w:val="num" w:pos="5040"/>
+        </w:tabs>
+        <w:ind w:left="5040" w:hanging="360"/>
+      </w:pPr>
+    </w:lvl>
+    <w:lvl w:ilvl="7" w:tentative="1">
+      <w:start w:val="1"/>
+      <w:numFmt w:val="decimal"/>
+      <w:lvlText w:val="%8."/>
+      <w:lvlJc w:val="left"/>
+      <w:pPr>
+        <w:tabs>
+          <w:tab w:val="num" w:pos="5760"/>
+        </w:tabs>
+        <w:ind w:left="5760" w:hanging="360"/>
+      </w:pPr>
+    </w:lvl>
+    <w:lvl w:ilvl="8" w:tentative="1">
+      <w:start w:val="1"/>
+      <w:numFmt w:val="decimal"/>
+      <w:lvlText w:val="%9."/>
+      <w:lvlJc w:val="left"/>
+      <w:pPr>
+        <w:tabs>
+          <w:tab w:val="num" w:pos="6480"/>
+        </w:tabs>
+        <w:ind w:left="6480" w:hanging="360"/>
+      </w:pPr>
+    </w:lvl>
+  </w:abstractNum>
+  <w:abstractNum w:abstractNumId="14" w15:restartNumberingAfterBreak="0">
     <w:nsid w:val="23E11F44"/>
     <w:multiLevelType w:val="multilevel"/>
     <w:tmpl w:val="4D6CAC06"/>
@@ -3288,7 +4495,7 @@
       </w:rPr>
     </w:lvl>
   </w:abstractNum>
-  <w:abstractNum w:abstractNumId="10" w15:restartNumberingAfterBreak="0">
+  <w:abstractNum w:abstractNumId="15" w15:restartNumberingAfterBreak="0">
     <w:nsid w:val="25927A4A"/>
     <w:multiLevelType w:val="multilevel"/>
     <w:tmpl w:val="7562BDDA"/>
@@ -3437,7 +4644,7 @@
       </w:rPr>
     </w:lvl>
   </w:abstractNum>
-  <w:abstractNum w:abstractNumId="11" w15:restartNumberingAfterBreak="0">
+  <w:abstractNum w:abstractNumId="16" w15:restartNumberingAfterBreak="0">
     <w:nsid w:val="2F6B51DD"/>
     <w:multiLevelType w:val="multilevel"/>
     <w:tmpl w:val="8006F3F4"/>
@@ -3586,7 +4793,156 @@
       </w:rPr>
     </w:lvl>
   </w:abstractNum>
-  <w:abstractNum w:abstractNumId="12" w15:restartNumberingAfterBreak="0">
+  <w:abstractNum w:abstractNumId="17" w15:restartNumberingAfterBreak="0">
+    <w:nsid w:val="3C913E34"/>
+    <w:multiLevelType w:val="multilevel"/>
+    <w:tmpl w:val="487AF8D0"/>
+    <w:lvl w:ilvl="0">
+      <w:start w:val="1"/>
+      <w:numFmt w:val="bullet"/>
+      <w:lvlText w:val=""/>
+      <w:lvlJc w:val="left"/>
+      <w:pPr>
+        <w:tabs>
+          <w:tab w:val="num" w:pos="720"/>
+        </w:tabs>
+        <w:ind w:left="720" w:hanging="360"/>
+      </w:pPr>
+      <w:rPr>
+        <w:rFonts w:ascii="Symbol" w:hAnsi="Symbol" w:hint="default"/>
+        <w:sz w:val="20"/>
+      </w:rPr>
+    </w:lvl>
+    <w:lvl w:ilvl="1" w:tentative="1">
+      <w:start w:val="1"/>
+      <w:numFmt w:val="bullet"/>
+      <w:lvlText w:val="o"/>
+      <w:lvlJc w:val="left"/>
+      <w:pPr>
+        <w:tabs>
+          <w:tab w:val="num" w:pos="1440"/>
+        </w:tabs>
+        <w:ind w:left="1440" w:hanging="360"/>
+      </w:pPr>
+      <w:rPr>
+        <w:rFonts w:ascii="Courier New" w:hAnsi="Courier New" w:hint="default"/>
+        <w:sz w:val="20"/>
+      </w:rPr>
+    </w:lvl>
+    <w:lvl w:ilvl="2" w:tentative="1">
+      <w:start w:val="1"/>
+      <w:numFmt w:val="bullet"/>
+      <w:lvlText w:val=""/>
+      <w:lvlJc w:val="left"/>
+      <w:pPr>
+        <w:tabs>
+          <w:tab w:val="num" w:pos="2160"/>
+        </w:tabs>
+        <w:ind w:left="2160" w:hanging="360"/>
+      </w:pPr>
+      <w:rPr>
+        <w:rFonts w:ascii="Wingdings" w:hAnsi="Wingdings" w:hint="default"/>
+        <w:sz w:val="20"/>
+      </w:rPr>
+    </w:lvl>
+    <w:lvl w:ilvl="3" w:tentative="1">
+      <w:start w:val="1"/>
+      <w:numFmt w:val="bullet"/>
+      <w:lvlText w:val=""/>
+      <w:lvlJc w:val="left"/>
+      <w:pPr>
+        <w:tabs>
+          <w:tab w:val="num" w:pos="2880"/>
+        </w:tabs>
+        <w:ind w:left="2880" w:hanging="360"/>
+      </w:pPr>
+      <w:rPr>
+        <w:rFonts w:ascii="Wingdings" w:hAnsi="Wingdings" w:hint="default"/>
+        <w:sz w:val="20"/>
+      </w:rPr>
+    </w:lvl>
+    <w:lvl w:ilvl="4" w:tentative="1">
+      <w:start w:val="1"/>
+      <w:numFmt w:val="bullet"/>
+      <w:lvlText w:val=""/>
+      <w:lvlJc w:val="left"/>
+      <w:pPr>
+        <w:tabs>
+          <w:tab w:val="num" w:pos="3600"/>
+        </w:tabs>
+        <w:ind w:left="3600" w:hanging="360"/>
+      </w:pPr>
+      <w:rPr>
+        <w:rFonts w:ascii="Wingdings" w:hAnsi="Wingdings" w:hint="default"/>
+        <w:sz w:val="20"/>
+      </w:rPr>
+    </w:lvl>
+    <w:lvl w:ilvl="5" w:tentative="1">
+      <w:start w:val="1"/>
+      <w:numFmt w:val="bullet"/>
+      <w:lvlText w:val=""/>
+      <w:lvlJc w:val="left"/>
+      <w:pPr>
+        <w:tabs>
+          <w:tab w:val="num" w:pos="4320"/>
+        </w:tabs>
+        <w:ind w:left="4320" w:hanging="360"/>
+      </w:pPr>
+      <w:rPr>
+        <w:rFonts w:ascii="Wingdings" w:hAnsi="Wingdings" w:hint="default"/>
+        <w:sz w:val="20"/>
+      </w:rPr>
+    </w:lvl>
+    <w:lvl w:ilvl="6" w:tentative="1">
+      <w:start w:val="1"/>
+      <w:numFmt w:val="bullet"/>
+      <w:lvlText w:val=""/>
+      <w:lvlJc w:val="left"/>
+      <w:pPr>
+        <w:tabs>
+          <w:tab w:val="num" w:pos="5040"/>
+        </w:tabs>
+        <w:ind w:left="5040" w:hanging="360"/>
+      </w:pPr>
+      <w:rPr>
+        <w:rFonts w:ascii="Wingdings" w:hAnsi="Wingdings" w:hint="default"/>
+        <w:sz w:val="20"/>
+      </w:rPr>
+    </w:lvl>
+    <w:lvl w:ilvl="7" w:tentative="1">
+      <w:start w:val="1"/>
+      <w:numFmt w:val="bullet"/>
+      <w:lvlText w:val=""/>
+      <w:lvlJc w:val="left"/>
+      <w:pPr>
+        <w:tabs>
+          <w:tab w:val="num" w:pos="5760"/>
+        </w:tabs>
+        <w:ind w:left="5760" w:hanging="360"/>
+      </w:pPr>
+      <w:rPr>
+        <w:rFonts w:ascii="Wingdings" w:hAnsi="Wingdings" w:hint="default"/>
+        <w:sz w:val="20"/>
+      </w:rPr>
+    </w:lvl>
+    <w:lvl w:ilvl="8" w:tentative="1">
+      <w:start w:val="1"/>
+      <w:numFmt w:val="bullet"/>
+      <w:lvlText w:val=""/>
+      <w:lvlJc w:val="left"/>
+      <w:pPr>
+        <w:tabs>
+          <w:tab w:val="num" w:pos="6480"/>
+        </w:tabs>
+        <w:ind w:left="6480" w:hanging="360"/>
+      </w:pPr>
+      <w:rPr>
+        <w:rFonts w:ascii="Wingdings" w:hAnsi="Wingdings" w:hint="default"/>
+        <w:sz w:val="20"/>
+      </w:rPr>
+    </w:lvl>
+  </w:abstractNum>
+  <w:abstractNum w:abstractNumId="18" w15:restartNumberingAfterBreak="0">
     <w:nsid w:val="3DE40335"/>
     <w:multiLevelType w:val="multilevel"/>
     <w:tmpl w:val="71426FDC"/>
@@ -3735,7 +5091,7 @@
       </w:rPr>
     </w:lvl>
   </w:abstractNum>
-  <w:abstractNum w:abstractNumId="13" w15:restartNumberingAfterBreak="0">
+  <w:abstractNum w:abstractNumId="19" w15:restartNumberingAfterBreak="0">
     <w:nsid w:val="3F346243"/>
     <w:multiLevelType w:val="multilevel"/>
     <w:tmpl w:val="FCB68EB8"/>
@@ -3884,7 +5240,7 @@
       </w:rPr>
     </w:lvl>
   </w:abstractNum>
-  <w:abstractNum w:abstractNumId="14" w15:restartNumberingAfterBreak="0">
+  <w:abstractNum w:abstractNumId="20" w15:restartNumberingAfterBreak="0">
     <w:nsid w:val="4C1038E4"/>
     <w:multiLevelType w:val="multilevel"/>
     <w:tmpl w:val="8C762CD4"/>
@@ -4033,7 +5389,7 @@
       </w:rPr>
     </w:lvl>
   </w:abstractNum>
-  <w:abstractNum w:abstractNumId="15" w15:restartNumberingAfterBreak="0">
+  <w:abstractNum w:abstractNumId="21" w15:restartNumberingAfterBreak="0">
     <w:nsid w:val="4D697C2B"/>
     <w:multiLevelType w:val="multilevel"/>
     <w:tmpl w:val="C688C6E8"/>
@@ -4150,7 +5506,7 @@
       </w:pPr>
     </w:lvl>
   </w:abstractNum>
-  <w:abstractNum w:abstractNumId="16" w15:restartNumberingAfterBreak="0">
+  <w:abstractNum w:abstractNumId="22" w15:restartNumberingAfterBreak="0">
     <w:nsid w:val="4F7629AD"/>
     <w:multiLevelType w:val="multilevel"/>
     <w:tmpl w:val="F550BD70"/>
@@ -4299,7 +5655,7 @@
       </w:rPr>
     </w:lvl>
   </w:abstractNum>
-  <w:abstractNum w:abstractNumId="17" w15:restartNumberingAfterBreak="0">
+  <w:abstractNum w:abstractNumId="23" w15:restartNumberingAfterBreak="0">
     <w:nsid w:val="5125487B"/>
     <w:multiLevelType w:val="multilevel"/>
     <w:tmpl w:val="BA806246"/>
@@ -4448,7 +5804,7 @@
       </w:rPr>
     </w:lvl>
   </w:abstractNum>
-  <w:abstractNum w:abstractNumId="18" w15:restartNumberingAfterBreak="0">
+  <w:abstractNum w:abstractNumId="24" w15:restartNumberingAfterBreak="0">
     <w:nsid w:val="54DC424F"/>
     <w:multiLevelType w:val="multilevel"/>
     <w:tmpl w:val="315ACE64"/>
@@ -4597,7 +5953,7 @@
       </w:rPr>
     </w:lvl>
   </w:abstractNum>
-  <w:abstractNum w:abstractNumId="19" w15:restartNumberingAfterBreak="0">
+  <w:abstractNum w:abstractNumId="25" w15:restartNumberingAfterBreak="0">
     <w:nsid w:val="56622D1D"/>
     <w:multiLevelType w:val="multilevel"/>
     <w:tmpl w:val="C4265BA2"/>
@@ -4746,7 +6102,7 @@
       </w:rPr>
     </w:lvl>
   </w:abstractNum>
-  <w:abstractNum w:abstractNumId="20" w15:restartNumberingAfterBreak="0">
+  <w:abstractNum w:abstractNumId="26" w15:restartNumberingAfterBreak="0">
     <w:nsid w:val="5861464D"/>
     <w:multiLevelType w:val="multilevel"/>
     <w:tmpl w:val="51349922"/>
@@ -4895,7 +6251,7 @@
       </w:rPr>
     </w:lvl>
   </w:abstractNum>
-  <w:abstractNum w:abstractNumId="21" w15:restartNumberingAfterBreak="0">
+  <w:abstractNum w:abstractNumId="27" w15:restartNumberingAfterBreak="0">
     <w:nsid w:val="5B5056F4"/>
     <w:multiLevelType w:val="multilevel"/>
     <w:tmpl w:val="529A42F2"/>
@@ -5044,7 +6400,7 @@
       </w:rPr>
     </w:lvl>
   </w:abstractNum>
-  <w:abstractNum w:abstractNumId="22" w15:restartNumberingAfterBreak="0">
+  <w:abstractNum w:abstractNumId="28" w15:restartNumberingAfterBreak="0">
     <w:nsid w:val="602245CB"/>
     <w:multiLevelType w:val="multilevel"/>
     <w:tmpl w:val="85AA7104"/>
@@ -5193,7 +6549,7 @@
       </w:rPr>
     </w:lvl>
   </w:abstractNum>
-  <w:abstractNum w:abstractNumId="23" w15:restartNumberingAfterBreak="0">
+  <w:abstractNum w:abstractNumId="29" w15:restartNumberingAfterBreak="0">
     <w:nsid w:val="60BD05FF"/>
     <w:multiLevelType w:val="multilevel"/>
     <w:tmpl w:val="90606096"/>
@@ -5342,7 +6698,7 @@
       </w:rPr>
     </w:lvl>
   </w:abstractNum>
-  <w:abstractNum w:abstractNumId="24" w15:restartNumberingAfterBreak="0">
+  <w:abstractNum w:abstractNumId="30" w15:restartNumberingAfterBreak="0">
     <w:nsid w:val="67AE4C55"/>
     <w:multiLevelType w:val="multilevel"/>
     <w:tmpl w:val="2C400F48"/>
@@ -5491,7 +6847,7 @@
       </w:rPr>
     </w:lvl>
   </w:abstractNum>
-  <w:abstractNum w:abstractNumId="25" w15:restartNumberingAfterBreak="0">
+  <w:abstractNum w:abstractNumId="31" w15:restartNumberingAfterBreak="0">
     <w:nsid w:val="70FF37AA"/>
     <w:multiLevelType w:val="multilevel"/>
     <w:tmpl w:val="5C7ECC04"/>
@@ -5640,7 +6996,7 @@
       </w:rPr>
     </w:lvl>
   </w:abstractNum>
-  <w:abstractNum w:abstractNumId="26" w15:restartNumberingAfterBreak="0">
+  <w:abstractNum w:abstractNumId="32" w15:restartNumberingAfterBreak="0">
     <w:nsid w:val="711D3140"/>
     <w:multiLevelType w:val="multilevel"/>
     <w:tmpl w:val="22404316"/>
@@ -5789,7 +7145,7 @@
       </w:rPr>
     </w:lvl>
   </w:abstractNum>
-  <w:abstractNum w:abstractNumId="27" w15:restartNumberingAfterBreak="0">
+  <w:abstractNum w:abstractNumId="33" w15:restartNumberingAfterBreak="0">
     <w:nsid w:val="73A6750B"/>
     <w:multiLevelType w:val="multilevel"/>
     <w:tmpl w:val="F0E0761E"/>
@@ -5938,7 +7294,7 @@
       </w:rPr>
     </w:lvl>
   </w:abstractNum>
-  <w:abstractNum w:abstractNumId="28" w15:restartNumberingAfterBreak="0">
+  <w:abstractNum w:abstractNumId="34" w15:restartNumberingAfterBreak="0">
     <w:nsid w:val="751E3E5B"/>
     <w:multiLevelType w:val="multilevel"/>
     <w:tmpl w:val="E4EA7998"/>
@@ -6087,7 +7443,7 @@
       </w:rPr>
     </w:lvl>
   </w:abstractNum>
-  <w:abstractNum w:abstractNumId="29" w15:restartNumberingAfterBreak="0">
+  <w:abstractNum w:abstractNumId="35" w15:restartNumberingAfterBreak="0">
     <w:nsid w:val="777A6656"/>
     <w:multiLevelType w:val="multilevel"/>
     <w:tmpl w:val="804C54A8"/>
@@ -6237,94 +7593,112 @@
     </w:lvl>
   </w:abstractNum>
   <w:num w:numId="1">
+    <w:abstractNumId w:val="1"/>
+  </w:num>
+  <w:num w:numId="2">
+    <w:abstractNumId w:val="12"/>
+  </w:num>
+  <w:num w:numId="3">
+    <w:abstractNumId w:val="14"/>
+  </w:num>
+  <w:num w:numId="4">
+    <w:abstractNumId w:val="31"/>
+  </w:num>
+  <w:num w:numId="5">
+    <w:abstractNumId w:val="10"/>
+  </w:num>
+  <w:num w:numId="6">
+    <w:abstractNumId w:val="19"/>
+  </w:num>
+  <w:num w:numId="7">
+    <w:abstractNumId w:val="28"/>
+  </w:num>
+  <w:num w:numId="8">
+    <w:abstractNumId w:val="8"/>
+  </w:num>
+  <w:num w:numId="9">
+    <w:abstractNumId w:val="27"/>
+  </w:num>
+  <w:num w:numId="10">
+    <w:abstractNumId w:val="24"/>
+  </w:num>
+  <w:num w:numId="11">
+    <w:abstractNumId w:val="15"/>
+  </w:num>
+  <w:num w:numId="12">
+    <w:abstractNumId w:val="30"/>
+  </w:num>
+  <w:num w:numId="13">
+    <w:abstractNumId w:val="26"/>
+  </w:num>
+  <w:num w:numId="14">
+    <w:abstractNumId w:val="7"/>
+  </w:num>
+  <w:num w:numId="15">
+    <w:abstractNumId w:val="29"/>
+  </w:num>
+  <w:num w:numId="16">
+    <w:abstractNumId w:val="33"/>
+  </w:num>
+  <w:num w:numId="17">
+    <w:abstractNumId w:val="35"/>
+  </w:num>
+  <w:num w:numId="18">
+    <w:abstractNumId w:val="23"/>
+  </w:num>
+  <w:num w:numId="19">
+    <w:abstractNumId w:val="18"/>
+  </w:num>
+  <w:num w:numId="20">
+    <w:abstractNumId w:val="32"/>
+  </w:num>
+  <w:num w:numId="21">
+    <w:abstractNumId w:val="22"/>
+  </w:num>
+  <w:num w:numId="22">
+    <w:abstractNumId w:val="5"/>
+  </w:num>
+  <w:num w:numId="23">
+    <w:abstractNumId w:val="16"/>
+  </w:num>
+  <w:num w:numId="24">
+    <w:abstractNumId w:val="21"/>
+  </w:num>
+  <w:num w:numId="25">
+    <w:abstractNumId w:val="6"/>
+  </w:num>
+  <w:num w:numId="26">
+    <w:abstractNumId w:val="4"/>
+  </w:num>
+  <w:num w:numId="27">
+    <w:abstractNumId w:val="20"/>
+  </w:num>
+  <w:num w:numId="28">
+    <w:abstractNumId w:val="3"/>
+  </w:num>
+  <w:num w:numId="29">
+    <w:abstractNumId w:val="25"/>
+  </w:num>
+  <w:num w:numId="30">
+    <w:abstractNumId w:val="34"/>
+  </w:num>
+  <w:num w:numId="31">
+    <w:abstractNumId w:val="11"/>
+  </w:num>
+  <w:num w:numId="32">
+    <w:abstractNumId w:val="9"/>
+  </w:num>
+  <w:num w:numId="33">
+    <w:abstractNumId w:val="13"/>
+  </w:num>
+  <w:num w:numId="34">
+    <w:abstractNumId w:val="17"/>
+  </w:num>
+  <w:num w:numId="35">
     <w:abstractNumId w:val="0"/>
   </w:num>
-  <w:num w:numId="2">
-    <w:abstractNumId w:val="8"/>
-  </w:num>
-  <w:num w:numId="3">
-    <w:abstractNumId w:val="9"/>
-  </w:num>
-  <w:num w:numId="4">
-    <w:abstractNumId w:val="25"/>
-  </w:num>
-  <w:num w:numId="5">
-    <w:abstractNumId w:val="7"/>
-  </w:num>
-  <w:num w:numId="6">
-    <w:abstractNumId w:val="13"/>
-  </w:num>
-  <w:num w:numId="7">
-    <w:abstractNumId w:val="22"/>
-  </w:num>
-  <w:num w:numId="8">
-    <w:abstractNumId w:val="6"/>
-  </w:num>
-  <w:num w:numId="9">
-    <w:abstractNumId w:val="21"/>
-  </w:num>
-  <w:num w:numId="10">
-    <w:abstractNumId w:val="18"/>
-  </w:num>
-  <w:num w:numId="11">
-    <w:abstractNumId w:val="10"/>
-  </w:num>
-  <w:num w:numId="12">
-    <w:abstractNumId w:val="24"/>
-  </w:num>
-  <w:num w:numId="13">
-    <w:abstractNumId w:val="20"/>
-  </w:num>
-  <w:num w:numId="14">
-    <w:abstractNumId w:val="5"/>
-  </w:num>
-  <w:num w:numId="15">
-    <w:abstractNumId w:val="23"/>
-  </w:num>
-  <w:num w:numId="16">
-    <w:abstractNumId w:val="27"/>
-  </w:num>
-  <w:num w:numId="17">
-    <w:abstractNumId w:val="29"/>
-  </w:num>
-  <w:num w:numId="18">
-    <w:abstractNumId w:val="17"/>
-  </w:num>
-  <w:num w:numId="19">
-    <w:abstractNumId w:val="12"/>
-  </w:num>
-  <w:num w:numId="20">
-    <w:abstractNumId w:val="26"/>
-  </w:num>
-  <w:num w:numId="21">
-    <w:abstractNumId w:val="16"/>
-  </w:num>
-  <w:num w:numId="22">
-    <w:abstractNumId w:val="3"/>
-  </w:num>
-  <w:num w:numId="23">
-    <w:abstractNumId w:val="11"/>
-  </w:num>
-  <w:num w:numId="24">
-    <w:abstractNumId w:val="15"/>
-  </w:num>
-  <w:num w:numId="25">
-    <w:abstractNumId w:val="4"/>
-  </w:num>
-  <w:num w:numId="26">
+  <w:num w:numId="36">
     <w:abstractNumId w:val="2"/>
-  </w:num>
-  <w:num w:numId="27">
-    <w:abstractNumId w:val="14"/>
-  </w:num>
-  <w:num w:numId="28">
-    <w:abstractNumId w:val="1"/>
-  </w:num>
-  <w:num w:numId="29">
-    <w:abstractNumId w:val="19"/>
-  </w:num>
-  <w:num w:numId="30">
-    <w:abstractNumId w:val="28"/>
   </w:num>
   <w:numIdMacAtCleanup w:val="10"/>
 </w:numbering>
